--- a/8.资源管理/1.流程制度规范类文件/TXHS-08-05-最终软件库管理制度.docx
+++ b/8.资源管理/1.流程制度规范类文件/TXHS-08-05-最终软件库管理制度.docx
@@ -1,10 +1,11 @@
 
 <file path=word/document.xml><?xml version="1.0" encoding="utf-8"?>
-<w:document xmlns:wpc="http://schemas.microsoft.com/office/word/2010/wordprocessingCanvas" xmlns:mc="http://schemas.openxmlformats.org/markup-compatibility/2006" xmlns:o="urn:schemas-microsoft-com:office:office" xmlns:r="http://schemas.openxmlformats.org/officeDocument/2006/relationships" xmlns:m="http://schemas.openxmlformats.org/officeDocument/2006/math" xmlns:v="urn:schemas-microsoft-com:vml" xmlns:wp14="http://schemas.microsoft.com/office/word/2010/wordprocessingDrawing" xmlns:wp="http://schemas.openxmlformats.org/drawingml/2006/wordprocessingDrawing" xmlns:w="http://schemas.openxmlformats.org/wordprocessingml/2006/main" xmlns:w14="http://schemas.microsoft.com/office/word/2010/wordml" xmlns:w10="urn:schemas-microsoft-com:office:word" xmlns:w15="http://schemas.microsoft.com/office/word/2012/wordml" xmlns:wpg="http://schemas.microsoft.com/office/word/2010/wordprocessingGroup" xmlns:wpi="http://schemas.microsoft.com/office/word/2010/wordprocessingInk" xmlns:wne="http://schemas.microsoft.com/office/word/2006/wordml" xmlns:wps="http://schemas.microsoft.com/office/word/2010/wordprocessingShape" xmlns:wpsCustomData="http://www.wps.cn/officeDocument/2013/wpsCustomData" mc:Ignorable="w14 w15 wp14">
+<w:document xmlns:wpc="http://schemas.microsoft.com/office/word/2010/wordprocessingCanvas" xmlns:mc="http://schemas.openxmlformats.org/markup-compatibility/2006" xmlns:o="urn:schemas-microsoft-com:office:office" xmlns:r="http://schemas.openxmlformats.org/officeDocument/2006/relationships" xmlns:m="http://schemas.openxmlformats.org/officeDocument/2006/math" xmlns:v="urn:schemas-microsoft-com:vml" xmlns:wp14="http://schemas.microsoft.com/office/word/2010/wordprocessingDrawing" xmlns:wp="http://schemas.openxmlformats.org/drawingml/2006/wordprocessingDrawing" xmlns:w10="urn:schemas-microsoft-com:office:word" xmlns:w="http://schemas.openxmlformats.org/wordprocessingml/2006/main" xmlns:w14="http://schemas.microsoft.com/office/word/2010/wordml" xmlns:w15="http://schemas.microsoft.com/office/word/2012/wordml" xmlns:wne="http://schemas.microsoft.com/office/word/2006/wordml" xmlns:wpg="http://schemas.microsoft.com/office/word/2010/wordprocessingGroup" xmlns:wpi="http://schemas.microsoft.com/office/word/2010/wordprocessingInk" xmlns:wps="http://schemas.microsoft.com/office/word/2010/wordprocessingShape" mc:Ignorable="w14 w15 wp14">
+  <!-- Generated by Aspose.Words for .NET 13.3.0.1 -->
   <w:body>
     <w:p>
       <w:pPr>
-        <w:pStyle w:val="24"/>
+        <w:pStyle w:val="a"/>
         <w:keepNext w:val="0"/>
         <w:keepLines w:val="0"/>
         <w:pageBreakBefore w:val="0"/>
@@ -24,7 +25,7 @@
       <w:bookmarkStart w:id="0" w:name="_Toc30807"/>
       <w:r>
         <w:drawing>
-          <wp:anchor distT="0" distB="0" distL="114300" distR="114300" simplePos="0" relativeHeight="251661312" behindDoc="1" locked="0" layoutInCell="1" allowOverlap="1">
+          <wp:anchor distT="0" distB="0" distL="114300" distR="114300" simplePos="0" relativeHeight="251660288" behindDoc="1" locked="0" layoutInCell="1" allowOverlap="1">
             <wp:simplePos x="0" y="0"/>
             <wp:positionH relativeFrom="column">
               <wp:posOffset>-19050</wp:posOffset>
@@ -49,7 +50,7 @@
                     </pic:cNvPicPr>
                   </pic:nvPicPr>
                   <pic:blipFill>
-                    <a:blip r:embed="rId8"/>
+                    <a:blip xmlns:r="http://schemas.openxmlformats.org/officeDocument/2006/relationships" r:embed="rId4"/>
                     <a:stretch>
                       <a:fillRect/>
                     </a:stretch>
@@ -75,7 +76,7 @@
       </w:r>
       <w:r>
         <w:drawing>
-          <wp:anchor distT="0" distB="0" distL="114300" distR="114300" simplePos="0" relativeHeight="251660288" behindDoc="1" locked="0" layoutInCell="1" allowOverlap="1">
+          <wp:anchor distT="0" distB="0" distL="114300" distR="114300" simplePos="0" relativeHeight="251659264" behindDoc="1" locked="0" layoutInCell="1" allowOverlap="1">
             <wp:simplePos x="0" y="0"/>
             <wp:positionH relativeFrom="column">
               <wp:posOffset>0</wp:posOffset>
@@ -100,7 +101,7 @@
                     </pic:cNvPicPr>
                   </pic:nvPicPr>
                   <pic:blipFill>
-                    <a:blip r:embed="rId9"/>
+                    <a:blip xmlns:r="http://schemas.openxmlformats.org/officeDocument/2006/relationships" r:embed="rId5"/>
                     <a:stretch>
                       <a:fillRect/>
                     </a:stretch>
@@ -130,7 +131,7 @@
           <w:lang w:val="en-US" w:eastAsia="zh-CN"/>
         </w:rPr>
         <w:drawing>
-          <wp:anchor distT="0" distB="0" distL="114300" distR="114300" simplePos="0" relativeHeight="251659264" behindDoc="1" locked="0" layoutInCell="1" allowOverlap="1">
+          <wp:anchor distT="0" distB="0" distL="114300" distR="114300" simplePos="0" relativeHeight="251658240" behindDoc="1" locked="0" layoutInCell="1" allowOverlap="1">
             <wp:simplePos x="0" y="0"/>
             <wp:positionH relativeFrom="column">
               <wp:posOffset>635</wp:posOffset>
@@ -155,7 +156,7 @@
                     </pic:cNvPicPr>
                   </pic:nvPicPr>
                   <pic:blipFill>
-                    <a:blip r:embed="rId10">
+                    <a:blip xmlns:r="http://schemas.openxmlformats.org/officeDocument/2006/relationships" r:embed="rId6">
                       <a:alphaModFix amt="58000"/>
                       <a:lum contrast="-52000"/>
                     </a:blip>
@@ -189,7 +190,7 @@
     </w:p>
     <w:p>
       <w:pPr>
-        <w:pStyle w:val="25"/>
+        <w:pStyle w:val="a0"/>
         <w:keepNext w:val="0"/>
         <w:keepLines w:val="0"/>
         <w:pageBreakBefore w:val="0"/>
@@ -236,11 +237,11 @@
         <w:adjustRightInd w:val="0"/>
         <w:snapToGrid w:val="0"/>
         <w:spacing w:after="624" w:afterLines="200" w:line="219" w:lineRule="auto"/>
-        <w:ind w:left="0" w:leftChars="0" w:right="0" w:rightChars="0" w:firstLine="0" w:firstLineChars="0"/>
+        <w:ind w:left="0" w:right="0" w:firstLine="0" w:leftChars="0" w:rightChars="0" w:firstLineChars="0"/>
         <w:jc w:val="center"/>
         <w:textAlignment w:val="baseline"/>
         <w:rPr>
-          <w:rFonts w:hint="eastAsia" w:ascii="宋体" w:hAnsi="宋体" w:eastAsia="宋体" w:cs="宋体"/>
+          <w:rFonts w:ascii="宋体" w:eastAsia="宋体" w:hAnsi="宋体" w:cs="宋体" w:hint="eastAsia"/>
           <w:sz w:val="24"/>
           <w:szCs w:val="24"/>
           <w:lang w:val="en-US" w:eastAsia="zh-CN"/>
@@ -248,7 +249,7 @@
       </w:pPr>
       <w:r>
         <w:rPr>
-          <w:rFonts w:ascii="宋体" w:hAnsi="宋体" w:eastAsia="宋体" w:cs="宋体"/>
+          <w:rFonts w:ascii="宋体" w:eastAsia="宋体" w:hAnsi="宋体" w:cs="宋体"/>
           <w:b/>
           <w:bCs/>
           <w:spacing w:val="-3"/>
@@ -259,7 +260,7 @@
       </w:r>
       <w:r>
         <w:rPr>
-          <w:rFonts w:hint="eastAsia" w:ascii="宋体" w:hAnsi="宋体" w:eastAsia="宋体" w:cs="宋体"/>
+          <w:rFonts w:ascii="宋体" w:eastAsia="宋体" w:hAnsi="宋体" w:cs="宋体" w:hint="eastAsia"/>
           <w:b/>
           <w:bCs/>
           <w:spacing w:val="-3"/>
@@ -271,7 +272,7 @@
       </w:r>
       <w:r>
         <w:rPr>
-          <w:rFonts w:ascii="宋体" w:hAnsi="宋体" w:eastAsia="宋体" w:cs="宋体"/>
+          <w:rFonts w:ascii="宋体" w:eastAsia="宋体" w:hAnsi="宋体" w:cs="宋体"/>
           <w:b/>
           <w:bCs/>
           <w:spacing w:val="-3"/>
@@ -282,7 +283,7 @@
       </w:r>
       <w:r>
         <w:rPr>
-          <w:rFonts w:hint="eastAsia" w:ascii="宋体" w:hAnsi="宋体" w:cs="宋体"/>
+          <w:rFonts w:ascii="宋体" w:hAnsi="宋体" w:cs="宋体" w:hint="eastAsia"/>
           <w:b/>
           <w:bCs/>
           <w:spacing w:val="-3"/>
@@ -294,7 +295,7 @@
       </w:r>
       <w:r>
         <w:rPr>
-          <w:rFonts w:ascii="宋体" w:hAnsi="宋体" w:eastAsia="宋体" w:cs="宋体"/>
+          <w:rFonts w:ascii="宋体" w:eastAsia="宋体" w:hAnsi="宋体" w:cs="宋体"/>
           <w:b/>
           <w:bCs/>
           <w:spacing w:val="-3"/>
@@ -305,7 +306,7 @@
       </w:r>
       <w:r>
         <w:rPr>
-          <w:rFonts w:hint="eastAsia" w:ascii="宋体" w:hAnsi="宋体" w:cs="宋体"/>
+          <w:rFonts w:ascii="宋体" w:hAnsi="宋体" w:cs="宋体" w:hint="eastAsia"/>
           <w:b/>
           <w:bCs/>
           <w:spacing w:val="-3"/>
@@ -318,18 +319,17 @@
     </w:p>
     <w:tbl>
       <w:tblPr>
-        <w:tblStyle w:val="21"/>
+        <w:tblStyle w:val="TableGrid"/>
         <w:tblW w:w="0" w:type="auto"/>
         <w:jc w:val="center"/>
         <w:tblBorders>
-          <w:top w:val="none" w:color="auto" w:sz="0" w:space="0"/>
-          <w:left w:val="none" w:color="auto" w:sz="0" w:space="0"/>
-          <w:bottom w:val="none" w:color="auto" w:sz="0" w:space="0"/>
-          <w:right w:val="none" w:color="auto" w:sz="0" w:space="0"/>
-          <w:insideH w:val="none" w:color="auto" w:sz="0" w:space="0"/>
-          <w:insideV w:val="none" w:color="auto" w:sz="0" w:space="0"/>
+          <w:top w:val="nil"/>
+          <w:left w:val="nil"/>
+          <w:bottom w:val="nil"/>
+          <w:right w:val="nil"/>
+          <w:insideH w:val="nil"/>
+          <w:insideV w:val="nil"/>
         </w:tblBorders>
-        <w:tblLayout w:type="autofit"/>
         <w:tblCellMar>
           <w:top w:w="0" w:type="dxa"/>
           <w:left w:w="108" w:type="dxa"/>
@@ -343,13 +343,15 @@
       </w:tblGrid>
       <w:tr>
         <w:tblPrEx>
+          <w:tblW w:w="0" w:type="auto"/>
+          <w:jc w:val="center"/>
           <w:tblBorders>
-            <w:top w:val="none" w:color="auto" w:sz="0" w:space="0"/>
-            <w:left w:val="none" w:color="auto" w:sz="0" w:space="0"/>
-            <w:bottom w:val="none" w:color="auto" w:sz="0" w:space="0"/>
-            <w:right w:val="none" w:color="auto" w:sz="0" w:space="0"/>
-            <w:insideH w:val="none" w:color="auto" w:sz="0" w:space="0"/>
-            <w:insideV w:val="none" w:color="auto" w:sz="0" w:space="0"/>
+            <w:top w:val="nil"/>
+            <w:left w:val="nil"/>
+            <w:bottom w:val="nil"/>
+            <w:right w:val="nil"/>
+            <w:insideH w:val="nil"/>
+            <w:insideV w:val="nil"/>
           </w:tblBorders>
           <w:tblCellMar>
             <w:top w:w="0" w:type="dxa"/>
@@ -359,7 +361,7 @@
           </w:tblCellMar>
         </w:tblPrEx>
         <w:trPr>
-          <w:trHeight w:val="810" w:hRule="atLeast"/>
+          <w:trHeight w:val="810"/>
           <w:jc w:val="center"/>
         </w:trPr>
         <w:tc>
@@ -397,7 +399,7 @@
             </w:r>
             <w:r>
               <w:rPr>
-                <w:rFonts w:hint="default" w:asciiTheme="minorAscii" w:hAnsiTheme="minorAscii" w:eastAsiaTheme="minorEastAsia"/>
+                <w:rFonts w:asciiTheme="minorAscii" w:eastAsiaTheme="minorEastAsia" w:hAnsiTheme="minorAscii" w:hint="default"/>
                 <w:spacing w:val="227"/>
                 <w:sz w:val="21"/>
                 <w:vertAlign w:val="baseline"/>
@@ -451,7 +453,7 @@
             </w:r>
             <w:r>
               <w:rPr>
-                <w:rFonts w:hint="eastAsia" w:asciiTheme="minorAscii" w:hAnsiTheme="minorAscii" w:eastAsiaTheme="minorEastAsia"/>
+                <w:rFonts w:asciiTheme="minorAscii" w:eastAsiaTheme="minorEastAsia" w:hAnsiTheme="minorAscii" w:hint="eastAsia"/>
                 <w:spacing w:val="227"/>
                 <w:sz w:val="21"/>
                 <w:vertAlign w:val="baseline"/>
@@ -473,14 +475,8 @@
       </w:tr>
       <w:tr>
         <w:tblPrEx>
-          <w:tblBorders>
-            <w:top w:val="none" w:color="auto" w:sz="0" w:space="0"/>
-            <w:left w:val="none" w:color="auto" w:sz="0" w:space="0"/>
-            <w:bottom w:val="none" w:color="auto" w:sz="0" w:space="0"/>
-            <w:right w:val="none" w:color="auto" w:sz="0" w:space="0"/>
-            <w:insideH w:val="none" w:color="auto" w:sz="0" w:space="0"/>
-            <w:insideV w:val="none" w:color="auto" w:sz="0" w:space="0"/>
-          </w:tblBorders>
+          <w:tblW w:w="0" w:type="auto"/>
+          <w:jc w:val="center"/>
           <w:tblCellMar>
             <w:top w:w="0" w:type="dxa"/>
             <w:left w:w="108" w:type="dxa"/>
@@ -489,7 +485,7 @@
           </w:tblCellMar>
         </w:tblPrEx>
         <w:trPr>
-          <w:trHeight w:val="810" w:hRule="atLeast"/>
+          <w:trHeight w:val="810"/>
           <w:jc w:val="center"/>
         </w:trPr>
         <w:tc>
@@ -513,7 +509,7 @@
               <w:snapToGrid w:val="0"/>
               <w:textAlignment w:val="baseline"/>
               <w:rPr>
-                <w:rFonts w:hint="default" w:ascii="Arial" w:hAnsi="Arial" w:eastAsia="Arial" w:cs="Arial"/>
+                <w:rFonts w:ascii="Arial" w:eastAsia="Arial" w:hAnsi="Arial" w:cs="Arial" w:hint="default"/>
                 <w:snapToGrid w:val="0"/>
                 <w:color w:val="000000"/>
                 <w:kern w:val="0"/>
@@ -545,7 +541,7 @@
             </w:r>
             <w:r>
               <w:rPr>
-                <w:rFonts w:hint="default" w:asciiTheme="minorAscii" w:hAnsiTheme="minorAscii" w:eastAsiaTheme="minorEastAsia"/>
+                <w:rFonts w:asciiTheme="minorAscii" w:eastAsiaTheme="minorEastAsia" w:hAnsiTheme="minorAscii" w:hint="default"/>
                 <w:spacing w:val="227"/>
                 <w:sz w:val="21"/>
                 <w:vertAlign w:val="baseline"/>
@@ -562,18 +558,7 @@
                 <w:vertAlign w:val="baseline"/>
                 <w:lang w:val="en-US" w:eastAsia="zh-CN"/>
               </w:rPr>
-              <w:t>V2.</w:t>
-            </w:r>
-            <w:r>
-              <w:rPr>
-                <w:rFonts w:hint="eastAsia"/>
-                <w:spacing w:val="0"/>
-                <w:kern w:val="0"/>
-                <w:u w:val="single"/>
-                <w:vertAlign w:val="baseline"/>
-                <w:lang w:val="en-US" w:eastAsia="zh-CN"/>
-              </w:rPr>
-              <w:t>0</w:t>
+              <w:t>V1.0</w:t>
             </w:r>
           </w:p>
         </w:tc>
@@ -598,7 +583,7 @@
               <w:snapToGrid w:val="0"/>
               <w:textAlignment w:val="baseline"/>
               <w:rPr>
-                <w:rFonts w:hint="default" w:ascii="Arial" w:hAnsi="Arial" w:eastAsia="Arial" w:cs="Arial"/>
+                <w:rFonts w:ascii="Arial" w:eastAsia="Arial" w:hAnsi="Arial" w:cs="Arial" w:hint="default"/>
                 <w:snapToGrid w:val="0"/>
                 <w:color w:val="000000"/>
                 <w:kern w:val="0"/>
@@ -618,7 +603,7 @@
             </w:r>
             <w:r>
               <w:rPr>
-                <w:rFonts w:hint="eastAsia" w:asciiTheme="minorAscii" w:hAnsiTheme="minorAscii" w:eastAsiaTheme="minorEastAsia"/>
+                <w:rFonts w:asciiTheme="minorAscii" w:eastAsiaTheme="minorEastAsia" w:hAnsiTheme="minorAscii" w:hint="eastAsia"/>
                 <w:spacing w:val="227"/>
                 <w:sz w:val="21"/>
                 <w:vertAlign w:val="baseline"/>
@@ -640,14 +625,8 @@
       </w:tr>
       <w:tr>
         <w:tblPrEx>
-          <w:tblBorders>
-            <w:top w:val="none" w:color="auto" w:sz="0" w:space="0"/>
-            <w:left w:val="none" w:color="auto" w:sz="0" w:space="0"/>
-            <w:bottom w:val="none" w:color="auto" w:sz="0" w:space="0"/>
-            <w:right w:val="none" w:color="auto" w:sz="0" w:space="0"/>
-            <w:insideH w:val="none" w:color="auto" w:sz="0" w:space="0"/>
-            <w:insideV w:val="none" w:color="auto" w:sz="0" w:space="0"/>
-          </w:tblBorders>
+          <w:tblW w:w="0" w:type="auto"/>
+          <w:jc w:val="center"/>
           <w:tblCellMar>
             <w:top w:w="0" w:type="dxa"/>
             <w:left w:w="108" w:type="dxa"/>
@@ -656,7 +635,7 @@
           </w:tblCellMar>
         </w:tblPrEx>
         <w:trPr>
-          <w:trHeight w:val="635" w:hRule="atLeast"/>
+          <w:trHeight w:val="635"/>
           <w:jc w:val="center"/>
         </w:trPr>
         <w:tc>
@@ -706,7 +685,7 @@
             </w:r>
             <w:r>
               <w:rPr>
-                <w:rFonts w:hint="eastAsia" w:asciiTheme="minorAscii" w:hAnsiTheme="minorAscii" w:eastAsiaTheme="minorEastAsia"/>
+                <w:rFonts w:asciiTheme="minorAscii" w:eastAsiaTheme="minorEastAsia" w:hAnsiTheme="minorAscii" w:hint="eastAsia"/>
                 <w:spacing w:val="227"/>
                 <w:sz w:val="21"/>
                 <w:vertAlign w:val="baseline"/>
@@ -759,7 +738,7 @@
             </w:r>
             <w:r>
               <w:rPr>
-                <w:rFonts w:hint="eastAsia" w:asciiTheme="minorAscii" w:hAnsiTheme="minorAscii" w:eastAsiaTheme="minorEastAsia"/>
+                <w:rFonts w:asciiTheme="minorAscii" w:eastAsiaTheme="minorEastAsia" w:hAnsiTheme="minorAscii" w:hint="eastAsia"/>
                 <w:spacing w:val="227"/>
                 <w:sz w:val="21"/>
                 <w:vertAlign w:val="baseline"/>
@@ -818,14 +797,14 @@
         <w:ind w:left="3634"/>
         <w:textAlignment w:val="baseline"/>
         <w:rPr>
-          <w:rFonts w:ascii="宋体" w:hAnsi="宋体" w:eastAsia="宋体" w:cs="宋体"/>
+          <w:rFonts w:ascii="宋体" w:eastAsia="宋体" w:hAnsi="宋体" w:cs="宋体"/>
           <w:sz w:val="31"/>
           <w:szCs w:val="31"/>
         </w:rPr>
       </w:pPr>
       <w:r>
         <w:rPr>
-          <w:rFonts w:ascii="宋体" w:hAnsi="宋体" w:eastAsia="宋体" w:cs="宋体"/>
+          <w:rFonts w:ascii="宋体" w:eastAsia="宋体" w:hAnsi="宋体" w:cs="宋体"/>
           <w:b/>
           <w:bCs/>
           <w:spacing w:val="4"/>
@@ -837,16 +816,16 @@
     </w:p>
     <w:tbl>
       <w:tblPr>
-        <w:tblStyle w:val="26"/>
+        <w:tblStyle w:val="TableNormal0"/>
         <w:tblW w:w="8214" w:type="dxa"/>
         <w:jc w:val="center"/>
         <w:tblBorders>
-          <w:top w:val="single" w:color="000000" w:sz="2" w:space="0"/>
-          <w:left w:val="single" w:color="000000" w:sz="2" w:space="0"/>
-          <w:bottom w:val="single" w:color="000000" w:sz="2" w:space="0"/>
-          <w:right w:val="single" w:color="000000" w:sz="2" w:space="0"/>
-          <w:insideH w:val="single" w:color="000000" w:sz="2" w:space="0"/>
-          <w:insideV w:val="single" w:color="000000" w:sz="2" w:space="0"/>
+          <w:top w:val="single" w:sz="2" w:space="0" w:color="000000"/>
+          <w:left w:val="single" w:sz="2" w:space="0" w:color="000000"/>
+          <w:bottom w:val="single" w:sz="2" w:space="0" w:color="000000"/>
+          <w:right w:val="single" w:sz="2" w:space="0" w:color="000000"/>
+          <w:insideH w:val="single" w:sz="2" w:space="0" w:color="000000"/>
+          <w:insideV w:val="single" w:sz="2" w:space="0" w:color="000000"/>
         </w:tblBorders>
         <w:tblLayout w:type="fixed"/>
         <w:tblCellMar>
@@ -866,14 +845,17 @@
       </w:tblGrid>
       <w:tr>
         <w:tblPrEx>
+          <w:tblW w:w="8214" w:type="dxa"/>
+          <w:jc w:val="center"/>
           <w:tblBorders>
-            <w:top w:val="single" w:color="000000" w:sz="2" w:space="0"/>
-            <w:left w:val="single" w:color="000000" w:sz="2" w:space="0"/>
-            <w:bottom w:val="single" w:color="000000" w:sz="2" w:space="0"/>
-            <w:right w:val="single" w:color="000000" w:sz="2" w:space="0"/>
-            <w:insideH w:val="single" w:color="000000" w:sz="2" w:space="0"/>
-            <w:insideV w:val="single" w:color="000000" w:sz="2" w:space="0"/>
+            <w:top w:val="single" w:sz="2" w:space="0" w:color="000000"/>
+            <w:left w:val="single" w:sz="2" w:space="0" w:color="000000"/>
+            <w:bottom w:val="single" w:sz="2" w:space="0" w:color="000000"/>
+            <w:right w:val="single" w:sz="2" w:space="0" w:color="000000"/>
+            <w:insideH w:val="single" w:sz="2" w:space="0" w:color="000000"/>
+            <w:insideV w:val="single" w:sz="2" w:space="0" w:color="000000"/>
           </w:tblBorders>
+          <w:tblLayout w:type="fixed"/>
           <w:tblCellMar>
             <w:top w:w="0" w:type="dxa"/>
             <w:left w:w="0" w:type="dxa"/>
@@ -882,7 +864,7 @@
           </w:tblCellMar>
         </w:tblPrEx>
         <w:trPr>
-          <w:trHeight w:val="593" w:hRule="atLeast"/>
+          <w:trHeight w:val="593"/>
           <w:jc w:val="center"/>
         </w:trPr>
         <w:tc>
@@ -904,18 +886,18 @@
               <w:adjustRightInd w:val="0"/>
               <w:snapToGrid w:val="0"/>
               <w:spacing w:before="176" w:line="228" w:lineRule="auto"/>
-              <w:ind w:left="0" w:leftChars="0" w:right="0" w:rightChars="0" w:firstLine="0" w:firstLineChars="0"/>
+              <w:ind w:left="0" w:right="0" w:firstLine="0" w:leftChars="0" w:rightChars="0" w:firstLineChars="0"/>
               <w:jc w:val="center"/>
               <w:textAlignment w:val="baseline"/>
               <w:rPr>
-                <w:rFonts w:ascii="宋体" w:hAnsi="宋体" w:eastAsia="宋体" w:cs="宋体"/>
+                <w:rFonts w:ascii="宋体" w:eastAsia="宋体" w:hAnsi="宋体" w:cs="宋体"/>
                 <w:sz w:val="20"/>
                 <w:szCs w:val="20"/>
               </w:rPr>
             </w:pPr>
             <w:r>
               <w:rPr>
-                <w:rFonts w:hint="eastAsia" w:ascii="宋体" w:hAnsi="宋体" w:cs="宋体"/>
+                <w:rFonts w:ascii="宋体" w:hAnsi="宋体" w:cs="宋体" w:hint="eastAsia"/>
                 <w:spacing w:val="-14"/>
                 <w:sz w:val="20"/>
                 <w:szCs w:val="20"/>
@@ -925,7 +907,7 @@
             </w:r>
             <w:r>
               <w:rPr>
-                <w:rFonts w:ascii="宋体" w:hAnsi="宋体" w:eastAsia="宋体" w:cs="宋体"/>
+                <w:rFonts w:ascii="宋体" w:eastAsia="宋体" w:hAnsi="宋体" w:cs="宋体"/>
                 <w:spacing w:val="-14"/>
                 <w:sz w:val="20"/>
                 <w:szCs w:val="20"/>
@@ -953,18 +935,18 @@
               <w:adjustRightInd w:val="0"/>
               <w:snapToGrid w:val="0"/>
               <w:spacing w:before="175" w:line="227" w:lineRule="auto"/>
-              <w:ind w:left="0" w:leftChars="0" w:right="0" w:rightChars="0" w:firstLine="0" w:firstLineChars="0"/>
+              <w:ind w:left="0" w:right="0" w:firstLine="0" w:leftChars="0" w:rightChars="0" w:firstLineChars="0"/>
               <w:jc w:val="center"/>
               <w:textAlignment w:val="baseline"/>
               <w:rPr>
-                <w:rFonts w:ascii="宋体" w:hAnsi="宋体" w:eastAsia="宋体" w:cs="宋体"/>
+                <w:rFonts w:ascii="宋体" w:eastAsia="宋体" w:hAnsi="宋体" w:cs="宋体"/>
                 <w:sz w:val="20"/>
                 <w:szCs w:val="20"/>
               </w:rPr>
             </w:pPr>
             <w:r>
               <w:rPr>
-                <w:rFonts w:ascii="宋体" w:hAnsi="宋体" w:eastAsia="宋体" w:cs="宋体"/>
+                <w:rFonts w:ascii="宋体" w:eastAsia="宋体" w:hAnsi="宋体" w:cs="宋体"/>
                 <w:spacing w:val="4"/>
                 <w:sz w:val="20"/>
                 <w:szCs w:val="20"/>
@@ -992,18 +974,18 @@
               <w:adjustRightInd w:val="0"/>
               <w:snapToGrid w:val="0"/>
               <w:spacing w:before="175" w:line="228" w:lineRule="auto"/>
-              <w:ind w:left="0" w:leftChars="0" w:right="0" w:rightChars="0" w:firstLine="0" w:firstLineChars="0"/>
+              <w:ind w:left="0" w:right="0" w:firstLine="0" w:leftChars="0" w:rightChars="0" w:firstLineChars="0"/>
               <w:jc w:val="center"/>
               <w:textAlignment w:val="baseline"/>
               <w:rPr>
-                <w:rFonts w:ascii="宋体" w:hAnsi="宋体" w:eastAsia="宋体" w:cs="宋体"/>
+                <w:rFonts w:ascii="宋体" w:eastAsia="宋体" w:hAnsi="宋体" w:cs="宋体"/>
                 <w:sz w:val="20"/>
                 <w:szCs w:val="20"/>
               </w:rPr>
             </w:pPr>
             <w:r>
               <w:rPr>
-                <w:rFonts w:ascii="宋体" w:hAnsi="宋体" w:eastAsia="宋体" w:cs="宋体"/>
+                <w:rFonts w:ascii="宋体" w:eastAsia="宋体" w:hAnsi="宋体" w:cs="宋体"/>
                 <w:spacing w:val="7"/>
                 <w:sz w:val="20"/>
                 <w:szCs w:val="20"/>
@@ -1031,11 +1013,11 @@
               <w:adjustRightInd w:val="0"/>
               <w:snapToGrid w:val="0"/>
               <w:spacing w:before="175" w:line="228" w:lineRule="auto"/>
-              <w:ind w:left="0" w:leftChars="0" w:right="0" w:rightChars="0" w:firstLine="0" w:firstLineChars="0"/>
+              <w:ind w:left="0" w:right="0" w:firstLine="0" w:leftChars="0" w:rightChars="0" w:firstLineChars="0"/>
               <w:jc w:val="center"/>
               <w:textAlignment w:val="baseline"/>
               <w:rPr>
-                <w:rFonts w:hint="eastAsia" w:ascii="宋体" w:hAnsi="宋体" w:eastAsia="宋体" w:cs="宋体"/>
+                <w:rFonts w:ascii="宋体" w:eastAsia="宋体" w:hAnsi="宋体" w:cs="宋体" w:hint="eastAsia"/>
                 <w:spacing w:val="7"/>
                 <w:sz w:val="20"/>
                 <w:szCs w:val="20"/>
@@ -1044,7 +1026,7 @@
             </w:pPr>
             <w:r>
               <w:rPr>
-                <w:rFonts w:hint="eastAsia" w:ascii="宋体" w:hAnsi="宋体" w:cs="宋体"/>
+                <w:rFonts w:ascii="宋体" w:hAnsi="宋体" w:cs="宋体" w:hint="eastAsia"/>
                 <w:spacing w:val="7"/>
                 <w:sz w:val="20"/>
                 <w:szCs w:val="20"/>
@@ -1073,11 +1055,11 @@
               <w:adjustRightInd w:val="0"/>
               <w:snapToGrid w:val="0"/>
               <w:spacing w:before="175" w:line="228" w:lineRule="auto"/>
-              <w:ind w:left="0" w:leftChars="0" w:right="0" w:rightChars="0" w:firstLine="0" w:firstLineChars="0"/>
+              <w:ind w:left="0" w:right="0" w:firstLine="0" w:leftChars="0" w:rightChars="0" w:firstLineChars="0"/>
               <w:jc w:val="center"/>
               <w:textAlignment w:val="baseline"/>
               <w:rPr>
-                <w:rFonts w:hint="default" w:ascii="宋体" w:hAnsi="宋体" w:cs="宋体"/>
+                <w:rFonts w:ascii="宋体" w:hAnsi="宋体" w:cs="宋体" w:hint="default"/>
                 <w:spacing w:val="7"/>
                 <w:sz w:val="20"/>
                 <w:szCs w:val="20"/>
@@ -1086,7 +1068,7 @@
             </w:pPr>
             <w:r>
               <w:rPr>
-                <w:rFonts w:hint="eastAsia" w:ascii="宋体" w:hAnsi="宋体" w:cs="宋体"/>
+                <w:rFonts w:ascii="宋体" w:hAnsi="宋体" w:cs="宋体" w:hint="eastAsia"/>
                 <w:spacing w:val="7"/>
                 <w:sz w:val="20"/>
                 <w:szCs w:val="20"/>
@@ -1115,18 +1097,18 @@
               <w:adjustRightInd w:val="0"/>
               <w:snapToGrid w:val="0"/>
               <w:spacing w:before="176" w:line="229" w:lineRule="auto"/>
-              <w:ind w:left="0" w:leftChars="0" w:right="0" w:rightChars="0" w:firstLine="0" w:firstLineChars="0"/>
+              <w:ind w:left="0" w:right="0" w:firstLine="0" w:leftChars="0" w:rightChars="0" w:firstLineChars="0"/>
               <w:jc w:val="center"/>
               <w:textAlignment w:val="baseline"/>
               <w:rPr>
-                <w:rFonts w:ascii="宋体" w:hAnsi="宋体" w:eastAsia="宋体" w:cs="宋体"/>
+                <w:rFonts w:ascii="宋体" w:eastAsia="宋体" w:hAnsi="宋体" w:cs="宋体"/>
                 <w:sz w:val="20"/>
                 <w:szCs w:val="20"/>
               </w:rPr>
             </w:pPr>
             <w:r>
               <w:rPr>
-                <w:rFonts w:ascii="宋体" w:hAnsi="宋体" w:eastAsia="宋体" w:cs="宋体"/>
+                <w:rFonts w:ascii="宋体" w:eastAsia="宋体" w:hAnsi="宋体" w:cs="宋体"/>
                 <w:spacing w:val="7"/>
                 <w:sz w:val="20"/>
                 <w:szCs w:val="20"/>
@@ -1138,14 +1120,9 @@
       </w:tr>
       <w:tr>
         <w:tblPrEx>
-          <w:tblBorders>
-            <w:top w:val="single" w:color="000000" w:sz="2" w:space="0"/>
-            <w:left w:val="single" w:color="000000" w:sz="2" w:space="0"/>
-            <w:bottom w:val="single" w:color="000000" w:sz="2" w:space="0"/>
-            <w:right w:val="single" w:color="000000" w:sz="2" w:space="0"/>
-            <w:insideH w:val="single" w:color="000000" w:sz="2" w:space="0"/>
-            <w:insideV w:val="single" w:color="000000" w:sz="2" w:space="0"/>
-          </w:tblBorders>
+          <w:tblW w:w="8214" w:type="dxa"/>
+          <w:jc w:val="center"/>
+          <w:tblLayout w:type="fixed"/>
           <w:tblCellMar>
             <w:top w:w="0" w:type="dxa"/>
             <w:left w:w="0" w:type="dxa"/>
@@ -1154,375 +1131,7 @@
           </w:tblCellMar>
         </w:tblPrEx>
         <w:trPr>
-          <w:trHeight w:val="516" w:hRule="atLeast"/>
-          <w:jc w:val="center"/>
-        </w:trPr>
-        <w:tc>
-          <w:tcPr>
-            <w:tcW w:w="1317" w:type="dxa"/>
-            <w:shd w:val="clear" w:color="auto" w:fill="auto"/>
-            <w:vAlign w:val="top"/>
-          </w:tcPr>
-          <w:p>
-            <w:pPr>
-              <w:keepNext w:val="0"/>
-              <w:keepLines w:val="0"/>
-              <w:pageBreakBefore w:val="0"/>
-              <w:widowControl w:val="0"/>
-              <w:kinsoku w:val="0"/>
-              <w:wordWrap/>
-              <w:overflowPunct/>
-              <w:autoSpaceDE w:val="0"/>
-              <w:autoSpaceDN w:val="0"/>
-              <w:bidi w:val="0"/>
-              <w:adjustRightInd w:val="0"/>
-              <w:snapToGrid w:val="0"/>
-              <w:spacing w:before="173" w:line="267" w:lineRule="exact"/>
-              <w:ind w:left="0" w:leftChars="0" w:right="0" w:rightChars="0" w:firstLine="0" w:firstLineChars="0"/>
-              <w:jc w:val="center"/>
-              <w:textAlignment w:val="baseline"/>
-              <w:rPr>
-                <w:rFonts w:hint="default" w:ascii="宋体" w:hAnsi="宋体" w:eastAsia="宋体" w:cs="宋体"/>
-                <w:snapToGrid w:val="0"/>
-                <w:color w:val="000000"/>
-                <w:kern w:val="0"/>
-                <w:sz w:val="20"/>
-                <w:szCs w:val="20"/>
-                <w:lang w:val="en-US" w:eastAsia="en-US" w:bidi="ar-SA"/>
-              </w:rPr>
-            </w:pPr>
-            <w:bookmarkStart w:id="22" w:name="_GoBack" w:colFirst="0" w:colLast="5"/>
-            <w:r>
-              <w:rPr>
-                <w:rFonts w:ascii="宋体" w:hAnsi="宋体" w:eastAsia="宋体" w:cs="宋体"/>
-                <w:spacing w:val="3"/>
-                <w:position w:val="1"/>
-                <w:sz w:val="20"/>
-                <w:szCs w:val="20"/>
-              </w:rPr>
-              <w:t>202</w:t>
-            </w:r>
-            <w:r>
-              <w:rPr>
-                <w:rFonts w:hint="eastAsia" w:ascii="宋体" w:hAnsi="宋体" w:cs="宋体"/>
-                <w:spacing w:val="3"/>
-                <w:position w:val="1"/>
-                <w:sz w:val="20"/>
-                <w:szCs w:val="20"/>
-                <w:lang w:val="en-US" w:eastAsia="zh-CN"/>
-              </w:rPr>
-              <w:t>5</w:t>
-            </w:r>
-            <w:r>
-              <w:rPr>
-                <w:rFonts w:ascii="宋体" w:hAnsi="宋体" w:eastAsia="宋体" w:cs="宋体"/>
-                <w:spacing w:val="3"/>
-                <w:position w:val="1"/>
-                <w:sz w:val="20"/>
-                <w:szCs w:val="20"/>
-              </w:rPr>
-              <w:t>.1.</w:t>
-            </w:r>
-            <w:r>
-              <w:rPr>
-                <w:rFonts w:hint="eastAsia" w:ascii="宋体" w:hAnsi="宋体" w:cs="宋体"/>
-                <w:spacing w:val="3"/>
-                <w:position w:val="1"/>
-                <w:sz w:val="20"/>
-                <w:szCs w:val="20"/>
-                <w:lang w:val="en-US" w:eastAsia="zh-CN"/>
-              </w:rPr>
-              <w:t>10</w:t>
-            </w:r>
-          </w:p>
-        </w:tc>
-        <w:tc>
-          <w:tcPr>
-            <w:tcW w:w="972" w:type="dxa"/>
-            <w:shd w:val="clear" w:color="auto" w:fill="auto"/>
-            <w:vAlign w:val="top"/>
-          </w:tcPr>
-          <w:p>
-            <w:pPr>
-              <w:keepNext w:val="0"/>
-              <w:keepLines w:val="0"/>
-              <w:pageBreakBefore w:val="0"/>
-              <w:widowControl w:val="0"/>
-              <w:kinsoku w:val="0"/>
-              <w:wordWrap/>
-              <w:overflowPunct/>
-              <w:autoSpaceDE w:val="0"/>
-              <w:autoSpaceDN w:val="0"/>
-              <w:bidi w:val="0"/>
-              <w:adjustRightInd w:val="0"/>
-              <w:snapToGrid w:val="0"/>
-              <w:spacing w:before="173" w:line="267" w:lineRule="exact"/>
-              <w:ind w:left="0" w:leftChars="0" w:right="0" w:rightChars="0" w:firstLine="0" w:firstLineChars="0"/>
-              <w:jc w:val="center"/>
-              <w:textAlignment w:val="baseline"/>
-              <w:rPr>
-                <w:rFonts w:ascii="宋体" w:hAnsi="宋体" w:eastAsia="宋体" w:cs="宋体"/>
-                <w:snapToGrid w:val="0"/>
-                <w:color w:val="000000"/>
-                <w:kern w:val="0"/>
-                <w:sz w:val="20"/>
-                <w:szCs w:val="20"/>
-                <w:lang w:val="en-US" w:eastAsia="en-US" w:bidi="ar-SA"/>
-              </w:rPr>
-            </w:pPr>
-            <w:r>
-              <w:rPr>
-                <w:rFonts w:ascii="宋体" w:hAnsi="宋体" w:eastAsia="宋体" w:cs="宋体"/>
-                <w:spacing w:val="4"/>
-                <w:position w:val="1"/>
-                <w:sz w:val="20"/>
-                <w:szCs w:val="20"/>
-              </w:rPr>
-              <w:t>V</w:t>
-            </w:r>
-            <w:r>
-              <w:rPr>
-                <w:rFonts w:hint="eastAsia" w:ascii="宋体" w:hAnsi="宋体" w:cs="宋体"/>
-                <w:spacing w:val="4"/>
-                <w:position w:val="1"/>
-                <w:sz w:val="20"/>
-                <w:szCs w:val="20"/>
-                <w:lang w:val="en-US" w:eastAsia="zh-CN"/>
-              </w:rPr>
-              <w:t>2</w:t>
-            </w:r>
-            <w:r>
-              <w:rPr>
-                <w:rFonts w:ascii="宋体" w:hAnsi="宋体" w:eastAsia="宋体" w:cs="宋体"/>
-                <w:spacing w:val="4"/>
-                <w:position w:val="1"/>
-                <w:sz w:val="20"/>
-                <w:szCs w:val="20"/>
-              </w:rPr>
-              <w:t>.0</w:t>
-            </w:r>
-          </w:p>
-        </w:tc>
-        <w:tc>
-          <w:tcPr>
-            <w:tcW w:w="1575" w:type="dxa"/>
-            <w:shd w:val="clear" w:color="auto" w:fill="auto"/>
-            <w:vAlign w:val="top"/>
-          </w:tcPr>
-          <w:p>
-            <w:pPr>
-              <w:keepNext w:val="0"/>
-              <w:keepLines w:val="0"/>
-              <w:pageBreakBefore w:val="0"/>
-              <w:widowControl w:val="0"/>
-              <w:kinsoku w:val="0"/>
-              <w:wordWrap/>
-              <w:overflowPunct/>
-              <w:autoSpaceDE w:val="0"/>
-              <w:autoSpaceDN w:val="0"/>
-              <w:bidi w:val="0"/>
-              <w:adjustRightInd w:val="0"/>
-              <w:snapToGrid w:val="0"/>
-              <w:spacing w:before="173" w:line="229" w:lineRule="auto"/>
-              <w:ind w:left="0" w:leftChars="0" w:right="0" w:rightChars="0" w:firstLine="0" w:firstLineChars="0"/>
-              <w:jc w:val="center"/>
-              <w:textAlignment w:val="baseline"/>
-              <w:rPr>
-                <w:rFonts w:ascii="宋体" w:hAnsi="宋体" w:eastAsia="宋体" w:cs="宋体"/>
-                <w:snapToGrid w:val="0"/>
-                <w:color w:val="000000"/>
-                <w:kern w:val="0"/>
-                <w:sz w:val="20"/>
-                <w:szCs w:val="20"/>
-                <w:lang w:val="en-US" w:eastAsia="en-US" w:bidi="ar-SA"/>
-              </w:rPr>
-            </w:pPr>
-            <w:r>
-              <w:rPr>
-                <w:rFonts w:ascii="宋体" w:hAnsi="宋体" w:eastAsia="宋体" w:cs="宋体"/>
-                <w:spacing w:val="200"/>
-                <w:kern w:val="0"/>
-                <w:sz w:val="20"/>
-                <w:szCs w:val="20"/>
-              </w:rPr>
-              <w:t>新</w:t>
-            </w:r>
-            <w:r>
-              <w:rPr>
-                <w:rFonts w:ascii="宋体" w:hAnsi="宋体" w:eastAsia="宋体" w:cs="宋体"/>
-                <w:spacing w:val="0"/>
-                <w:kern w:val="0"/>
-                <w:sz w:val="20"/>
-                <w:szCs w:val="20"/>
-              </w:rPr>
-              <w:t>建</w:t>
-            </w:r>
-          </w:p>
-        </w:tc>
-        <w:tc>
-          <w:tcPr>
-            <w:tcW w:w="1829" w:type="dxa"/>
-            <w:shd w:val="clear" w:color="auto" w:fill="auto"/>
-            <w:vAlign w:val="top"/>
-          </w:tcPr>
-          <w:p>
-            <w:pPr>
-              <w:keepNext w:val="0"/>
-              <w:keepLines w:val="0"/>
-              <w:pageBreakBefore w:val="0"/>
-              <w:widowControl w:val="0"/>
-              <w:kinsoku w:val="0"/>
-              <w:wordWrap/>
-              <w:overflowPunct/>
-              <w:autoSpaceDE w:val="0"/>
-              <w:autoSpaceDN w:val="0"/>
-              <w:bidi w:val="0"/>
-              <w:adjustRightInd w:val="0"/>
-              <w:snapToGrid w:val="0"/>
-              <w:spacing w:before="173" w:line="229" w:lineRule="auto"/>
-              <w:ind w:left="0" w:leftChars="0" w:right="0" w:rightChars="0" w:firstLine="0" w:firstLineChars="0"/>
-              <w:jc w:val="center"/>
-              <w:textAlignment w:val="baseline"/>
-              <w:rPr>
-                <w:rFonts w:ascii="宋体" w:hAnsi="宋体" w:eastAsia="宋体" w:cs="宋体"/>
-                <w:snapToGrid w:val="0"/>
-                <w:color w:val="000000"/>
-                <w:spacing w:val="200"/>
-                <w:kern w:val="0"/>
-                <w:sz w:val="20"/>
-                <w:szCs w:val="20"/>
-                <w:lang w:val="en-US" w:eastAsia="en-US" w:bidi="ar-SA"/>
-              </w:rPr>
-            </w:pPr>
-            <w:r>
-              <w:rPr>
-                <w:rFonts w:hint="eastAsia" w:asciiTheme="minorAscii" w:hAnsiTheme="minorAscii" w:eastAsiaTheme="minorEastAsia"/>
-                <w:spacing w:val="0"/>
-                <w:kern w:val="0"/>
-                <w:sz w:val="21"/>
-                <w:vertAlign w:val="baseline"/>
-                <w:lang w:val="en-US" w:eastAsia="zh-CN"/>
-              </w:rPr>
-              <w:t>程方</w:t>
-            </w:r>
-          </w:p>
-        </w:tc>
-        <w:tc>
-          <w:tcPr>
-            <w:tcW w:w="1606" w:type="dxa"/>
-            <w:shd w:val="clear" w:color="auto" w:fill="auto"/>
-            <w:vAlign w:val="top"/>
-          </w:tcPr>
-          <w:p>
-            <w:pPr>
-              <w:keepNext w:val="0"/>
-              <w:keepLines w:val="0"/>
-              <w:pageBreakBefore w:val="0"/>
-              <w:widowControl w:val="0"/>
-              <w:kinsoku w:val="0"/>
-              <w:wordWrap/>
-              <w:overflowPunct/>
-              <w:autoSpaceDE w:val="0"/>
-              <w:autoSpaceDN w:val="0"/>
-              <w:bidi w:val="0"/>
-              <w:adjustRightInd w:val="0"/>
-              <w:snapToGrid w:val="0"/>
-              <w:spacing w:before="173" w:line="229" w:lineRule="auto"/>
-              <w:ind w:left="0" w:leftChars="0" w:right="0" w:rightChars="0" w:firstLine="0" w:firstLineChars="0"/>
-              <w:jc w:val="center"/>
-              <w:textAlignment w:val="baseline"/>
-              <w:rPr>
-                <w:rFonts w:ascii="宋体" w:hAnsi="宋体" w:eastAsia="宋体" w:cs="宋体"/>
-                <w:snapToGrid w:val="0"/>
-                <w:color w:val="000000"/>
-                <w:spacing w:val="200"/>
-                <w:kern w:val="0"/>
-                <w:sz w:val="20"/>
-                <w:szCs w:val="20"/>
-                <w:lang w:val="en-US" w:eastAsia="en-US" w:bidi="ar-SA"/>
-              </w:rPr>
-            </w:pPr>
-            <w:r>
-              <w:rPr>
-                <w:rFonts w:hint="eastAsia" w:asciiTheme="minorAscii" w:hAnsiTheme="minorAscii" w:eastAsiaTheme="minorEastAsia"/>
-                <w:spacing w:val="0"/>
-                <w:kern w:val="0"/>
-                <w:sz w:val="21"/>
-                <w:vertAlign w:val="baseline"/>
-                <w:lang w:val="en-US" w:eastAsia="zh-CN"/>
-              </w:rPr>
-              <w:t>茅建根</w:t>
-            </w:r>
-          </w:p>
-        </w:tc>
-        <w:tc>
-          <w:tcPr>
-            <w:tcW w:w="915" w:type="dxa"/>
-            <w:shd w:val="clear" w:color="auto" w:fill="auto"/>
-            <w:vAlign w:val="top"/>
-          </w:tcPr>
-          <w:p>
-            <w:pPr>
-              <w:keepNext w:val="0"/>
-              <w:keepLines w:val="0"/>
-              <w:pageBreakBefore w:val="0"/>
-              <w:widowControl w:val="0"/>
-              <w:kinsoku w:val="0"/>
-              <w:wordWrap/>
-              <w:overflowPunct/>
-              <w:autoSpaceDE w:val="0"/>
-              <w:autoSpaceDN w:val="0"/>
-              <w:bidi w:val="0"/>
-              <w:adjustRightInd w:val="0"/>
-              <w:snapToGrid w:val="0"/>
-              <w:spacing w:before="173" w:line="229" w:lineRule="auto"/>
-              <w:ind w:left="0" w:leftChars="0" w:right="0" w:rightChars="0" w:firstLine="0" w:firstLineChars="0"/>
-              <w:jc w:val="center"/>
-              <w:textAlignment w:val="baseline"/>
-              <w:rPr>
-                <w:rFonts w:ascii="宋体" w:hAnsi="宋体" w:eastAsia="宋体" w:cs="宋体"/>
-                <w:snapToGrid w:val="0"/>
-                <w:color w:val="000000"/>
-                <w:kern w:val="0"/>
-                <w:sz w:val="20"/>
-                <w:szCs w:val="20"/>
-                <w:lang w:val="en-US" w:eastAsia="en-US" w:bidi="ar-SA"/>
-              </w:rPr>
-            </w:pPr>
-            <w:r>
-              <w:rPr>
-                <w:rFonts w:hint="eastAsia" w:asciiTheme="minorAscii" w:hAnsiTheme="minorAscii" w:eastAsiaTheme="minorEastAsia"/>
-                <w:spacing w:val="0"/>
-                <w:kern w:val="0"/>
-                <w:sz w:val="21"/>
-                <w:vertAlign w:val="baseline"/>
-                <w:lang w:val="en-US" w:eastAsia="zh-CN"/>
-              </w:rPr>
-              <w:t>吴亚红</w:t>
-            </w:r>
-          </w:p>
-        </w:tc>
-      </w:tr>
-      <w:bookmarkEnd w:id="22"/>
-      <w:tr>
-        <w:tblPrEx>
-          <w:tblBorders>
-            <w:top w:val="single" w:color="000000" w:sz="2" w:space="0"/>
-            <w:left w:val="single" w:color="000000" w:sz="2" w:space="0"/>
-            <w:bottom w:val="single" w:color="000000" w:sz="2" w:space="0"/>
-            <w:right w:val="single" w:color="000000" w:sz="2" w:space="0"/>
-            <w:insideH w:val="single" w:color="000000" w:sz="2" w:space="0"/>
-            <w:insideV w:val="single" w:color="000000" w:sz="2" w:space="0"/>
-          </w:tblBorders>
-          <w:tblCellMar>
-            <w:top w:w="0" w:type="dxa"/>
-            <w:left w:w="0" w:type="dxa"/>
-            <w:bottom w:w="0" w:type="dxa"/>
-            <w:right w:w="0" w:type="dxa"/>
-          </w:tblCellMar>
-        </w:tblPrEx>
-        <w:trPr>
-          <w:trHeight w:val="556" w:hRule="atLeast"/>
+          <w:trHeight w:val="516"/>
           <w:jc w:val="center"/>
         </w:trPr>
         <w:tc>
@@ -1545,11 +1154,11 @@
               <w:adjustRightInd w:val="0"/>
               <w:snapToGrid w:val="0"/>
               <w:spacing w:before="173" w:line="267" w:lineRule="exact"/>
-              <w:ind w:left="0" w:leftChars="0" w:right="0" w:rightChars="0" w:firstLine="0" w:firstLineChars="0"/>
+              <w:ind w:left="0" w:right="0" w:firstLine="0" w:leftChars="0" w:rightChars="0" w:firstLineChars="0"/>
               <w:jc w:val="center"/>
               <w:textAlignment w:val="baseline"/>
               <w:rPr>
-                <w:rFonts w:hint="default" w:ascii="宋体" w:hAnsi="宋体" w:eastAsia="宋体" w:cs="宋体"/>
+                <w:rFonts w:ascii="宋体" w:eastAsia="宋体" w:hAnsi="宋体" w:cs="宋体" w:hint="default"/>
                 <w:snapToGrid w:val="0"/>
                 <w:color w:val="000000"/>
                 <w:kern w:val="0"/>
@@ -1558,6 +1167,49 @@
                 <w:lang w:val="en-US" w:eastAsia="en-US" w:bidi="ar-SA"/>
               </w:rPr>
             </w:pPr>
+            <w:bookmarkStart w:id="2" w:name="_GoBack" w:colFirst="0" w:colLast="5"/>
+            <w:r>
+              <w:rPr>
+                <w:rFonts w:ascii="宋体" w:eastAsia="宋体" w:hAnsi="宋体" w:cs="宋体"/>
+                <w:spacing w:val="3"/>
+                <w:position w:val="1"/>
+                <w:sz w:val="20"/>
+                <w:szCs w:val="20"/>
+              </w:rPr>
+              <w:t>202</w:t>
+            </w:r>
+            <w:r>
+              <w:rPr>
+                <w:rFonts w:ascii="宋体" w:hAnsi="宋体" w:cs="宋体" w:hint="eastAsia"/>
+                <w:spacing w:val="3"/>
+                <w:position w:val="1"/>
+                <w:sz w:val="20"/>
+                <w:szCs w:val="20"/>
+                <w:lang w:val="en-US" w:eastAsia="zh-CN"/>
+              </w:rPr>
+              <w:t>5</w:t>
+            </w:r>
+            <w:r>
+              <w:rPr>
+                <w:rFonts w:ascii="宋体" w:eastAsia="宋体" w:hAnsi="宋体" w:cs="宋体"/>
+                <w:spacing w:val="3"/>
+                <w:position w:val="1"/>
+                <w:sz w:val="20"/>
+                <w:szCs w:val="20"/>
+              </w:rPr>
+              <w:t>.1.</w:t>
+            </w:r>
+            <w:r>
+              <w:rPr>
+                <w:rFonts w:ascii="宋体" w:hAnsi="宋体" w:cs="宋体" w:hint="eastAsia"/>
+                <w:spacing w:val="3"/>
+                <w:position w:val="1"/>
+                <w:sz w:val="20"/>
+                <w:szCs w:val="20"/>
+                <w:lang w:val="en-US" w:eastAsia="zh-CN"/>
+              </w:rPr>
+              <w:t>10</w:t>
+            </w:r>
           </w:p>
         </w:tc>
         <w:tc>
@@ -1580,11 +1232,304 @@
               <w:adjustRightInd w:val="0"/>
               <w:snapToGrid w:val="0"/>
               <w:spacing w:before="173" w:line="267" w:lineRule="exact"/>
-              <w:ind w:left="0" w:leftChars="0" w:right="0" w:rightChars="0" w:firstLine="0" w:firstLineChars="0"/>
+              <w:ind w:left="0" w:right="0" w:firstLine="0" w:leftChars="0" w:rightChars="0" w:firstLineChars="0"/>
               <w:jc w:val="center"/>
               <w:textAlignment w:val="baseline"/>
               <w:rPr>
-                <w:rFonts w:ascii="宋体" w:hAnsi="宋体" w:eastAsia="宋体" w:cs="宋体"/>
+                <w:rFonts w:ascii="宋体" w:eastAsia="宋体" w:hAnsi="宋体" w:cs="宋体"/>
+                <w:snapToGrid w:val="0"/>
+                <w:color w:val="000000"/>
+                <w:kern w:val="0"/>
+                <w:sz w:val="20"/>
+                <w:szCs w:val="20"/>
+                <w:lang w:val="en-US" w:eastAsia="en-US" w:bidi="ar-SA"/>
+              </w:rPr>
+            </w:pPr>
+            <w:r>
+              <w:rPr>
+                <w:rFonts w:ascii="宋体" w:eastAsia="宋体" w:hAnsi="宋体" w:cs="宋体"/>
+                <w:spacing w:val="4"/>
+                <w:position w:val="1"/>
+                <w:sz w:val="20"/>
+                <w:szCs w:val="20"/>
+              </w:rPr>
+              <w:t>V1.0</w:t>
+            </w:r>
+          </w:p>
+        </w:tc>
+        <w:tc>
+          <w:tcPr>
+            <w:tcW w:w="1575" w:type="dxa"/>
+            <w:shd w:val="clear" w:color="auto" w:fill="auto"/>
+          </w:tcPr>
+          <w:p>
+            <w:pPr>
+              <w:keepNext w:val="0"/>
+              <w:keepLines w:val="0"/>
+              <w:pageBreakBefore w:val="0"/>
+              <w:widowControl w:val="0"/>
+              <w:kinsoku w:val="0"/>
+              <w:wordWrap/>
+              <w:overflowPunct/>
+              <w:autoSpaceDE w:val="0"/>
+              <w:autoSpaceDN w:val="0"/>
+              <w:bidi w:val="0"/>
+              <w:adjustRightInd w:val="0"/>
+              <w:snapToGrid w:val="0"/>
+              <w:spacing w:before="173" w:line="229" w:lineRule="auto"/>
+              <w:ind w:left="0" w:right="0" w:firstLine="0" w:leftChars="0" w:rightChars="0" w:firstLineChars="0"/>
+              <w:jc w:val="center"/>
+              <w:textAlignment w:val="baseline"/>
+              <w:rPr>
+                <w:rFonts w:ascii="宋体" w:eastAsia="宋体" w:hAnsi="宋体" w:cs="宋体"/>
+                <w:snapToGrid w:val="0"/>
+                <w:color w:val="000000"/>
+                <w:kern w:val="0"/>
+                <w:sz w:val="20"/>
+                <w:szCs w:val="20"/>
+                <w:lang w:val="en-US" w:eastAsia="en-US" w:bidi="ar-SA"/>
+              </w:rPr>
+            </w:pPr>
+            <w:r>
+              <w:rPr>
+                <w:rFonts w:ascii="宋体" w:eastAsia="宋体" w:hAnsi="宋体" w:cs="宋体"/>
+                <w:spacing w:val="200"/>
+                <w:kern w:val="0"/>
+                <w:sz w:val="20"/>
+                <w:szCs w:val="20"/>
+              </w:rPr>
+              <w:t>新</w:t>
+            </w:r>
+            <w:r>
+              <w:rPr>
+                <w:rFonts w:ascii="宋体" w:eastAsia="宋体" w:hAnsi="宋体" w:cs="宋体"/>
+                <w:spacing w:val="0"/>
+                <w:kern w:val="0"/>
+                <w:sz w:val="20"/>
+                <w:szCs w:val="20"/>
+              </w:rPr>
+              <w:t>建</w:t>
+            </w:r>
+          </w:p>
+        </w:tc>
+        <w:tc>
+          <w:tcPr>
+            <w:tcW w:w="1829" w:type="dxa"/>
+            <w:shd w:val="clear" w:color="auto" w:fill="auto"/>
+          </w:tcPr>
+          <w:p>
+            <w:pPr>
+              <w:keepNext w:val="0"/>
+              <w:keepLines w:val="0"/>
+              <w:pageBreakBefore w:val="0"/>
+              <w:widowControl w:val="0"/>
+              <w:kinsoku w:val="0"/>
+              <w:wordWrap/>
+              <w:overflowPunct/>
+              <w:autoSpaceDE w:val="0"/>
+              <w:autoSpaceDN w:val="0"/>
+              <w:bidi w:val="0"/>
+              <w:adjustRightInd w:val="0"/>
+              <w:snapToGrid w:val="0"/>
+              <w:spacing w:before="173" w:line="229" w:lineRule="auto"/>
+              <w:ind w:left="0" w:right="0" w:firstLine="0" w:leftChars="0" w:rightChars="0" w:firstLineChars="0"/>
+              <w:jc w:val="center"/>
+              <w:textAlignment w:val="baseline"/>
+              <w:rPr>
+                <w:rFonts w:ascii="宋体" w:eastAsia="宋体" w:hAnsi="宋体" w:cs="宋体"/>
+                <w:snapToGrid w:val="0"/>
+                <w:color w:val="000000"/>
+                <w:spacing w:val="200"/>
+                <w:kern w:val="0"/>
+                <w:sz w:val="20"/>
+                <w:szCs w:val="20"/>
+                <w:lang w:val="en-US" w:eastAsia="en-US" w:bidi="ar-SA"/>
+              </w:rPr>
+            </w:pPr>
+            <w:r>
+              <w:rPr>
+                <w:rFonts w:asciiTheme="minorAscii" w:eastAsiaTheme="minorEastAsia" w:hAnsiTheme="minorAscii" w:hint="eastAsia"/>
+                <w:spacing w:val="0"/>
+                <w:kern w:val="0"/>
+                <w:sz w:val="21"/>
+                <w:vertAlign w:val="baseline"/>
+                <w:lang w:val="en-US" w:eastAsia="zh-CN"/>
+              </w:rPr>
+              <w:t>强宇涛</w:t>
+            </w:r>
+          </w:p>
+        </w:tc>
+        <w:tc>
+          <w:tcPr>
+            <w:tcW w:w="1606" w:type="dxa"/>
+            <w:shd w:val="clear" w:color="auto" w:fill="auto"/>
+          </w:tcPr>
+          <w:p>
+            <w:pPr>
+              <w:keepNext w:val="0"/>
+              <w:keepLines w:val="0"/>
+              <w:pageBreakBefore w:val="0"/>
+              <w:widowControl w:val="0"/>
+              <w:kinsoku w:val="0"/>
+              <w:wordWrap/>
+              <w:overflowPunct/>
+              <w:autoSpaceDE w:val="0"/>
+              <w:autoSpaceDN w:val="0"/>
+              <w:bidi w:val="0"/>
+              <w:adjustRightInd w:val="0"/>
+              <w:snapToGrid w:val="0"/>
+              <w:spacing w:before="173" w:line="229" w:lineRule="auto"/>
+              <w:ind w:left="0" w:right="0" w:firstLine="0" w:leftChars="0" w:rightChars="0" w:firstLineChars="0"/>
+              <w:jc w:val="center"/>
+              <w:textAlignment w:val="baseline"/>
+              <w:rPr>
+                <w:rFonts w:ascii="宋体" w:eastAsia="宋体" w:hAnsi="宋体" w:cs="宋体"/>
+                <w:snapToGrid w:val="0"/>
+                <w:color w:val="000000"/>
+                <w:spacing w:val="200"/>
+                <w:kern w:val="0"/>
+                <w:sz w:val="20"/>
+                <w:szCs w:val="20"/>
+                <w:lang w:val="en-US" w:eastAsia="en-US" w:bidi="ar-SA"/>
+              </w:rPr>
+            </w:pPr>
+            <w:r>
+              <w:rPr>
+                <w:rFonts w:asciiTheme="minorAscii" w:eastAsiaTheme="minorEastAsia" w:hAnsiTheme="minorAscii" w:hint="eastAsia"/>
+                <w:spacing w:val="0"/>
+                <w:kern w:val="0"/>
+                <w:sz w:val="21"/>
+                <w:vertAlign w:val="baseline"/>
+                <w:lang w:val="en-US" w:eastAsia="zh-CN"/>
+              </w:rPr>
+              <w:t>陈凯</w:t>
+            </w:r>
+          </w:p>
+        </w:tc>
+        <w:tc>
+          <w:tcPr>
+            <w:tcW w:w="915" w:type="dxa"/>
+            <w:shd w:val="clear" w:color="auto" w:fill="auto"/>
+          </w:tcPr>
+          <w:p>
+            <w:pPr>
+              <w:keepNext w:val="0"/>
+              <w:keepLines w:val="0"/>
+              <w:pageBreakBefore w:val="0"/>
+              <w:widowControl w:val="0"/>
+              <w:kinsoku w:val="0"/>
+              <w:wordWrap/>
+              <w:overflowPunct/>
+              <w:autoSpaceDE w:val="0"/>
+              <w:autoSpaceDN w:val="0"/>
+              <w:bidi w:val="0"/>
+              <w:adjustRightInd w:val="0"/>
+              <w:snapToGrid w:val="0"/>
+              <w:spacing w:before="173" w:line="229" w:lineRule="auto"/>
+              <w:ind w:left="0" w:right="0" w:firstLine="0" w:leftChars="0" w:rightChars="0" w:firstLineChars="0"/>
+              <w:jc w:val="center"/>
+              <w:textAlignment w:val="baseline"/>
+              <w:rPr>
+                <w:rFonts w:ascii="宋体" w:eastAsia="宋体" w:hAnsi="宋体" w:cs="宋体"/>
+                <w:snapToGrid w:val="0"/>
+                <w:color w:val="000000"/>
+                <w:kern w:val="0"/>
+                <w:sz w:val="20"/>
+                <w:szCs w:val="20"/>
+                <w:lang w:val="en-US" w:eastAsia="en-US" w:bidi="ar-SA"/>
+              </w:rPr>
+            </w:pPr>
+            <w:r>
+              <w:rPr>
+                <w:rFonts w:asciiTheme="minorAscii" w:eastAsiaTheme="minorEastAsia" w:hAnsiTheme="minorAscii" w:hint="eastAsia"/>
+                <w:spacing w:val="0"/>
+                <w:kern w:val="0"/>
+                <w:sz w:val="21"/>
+                <w:vertAlign w:val="baseline"/>
+                <w:lang w:val="en-US" w:eastAsia="zh-CN"/>
+              </w:rPr>
+              <w:t>吴亚红</w:t>
+            </w:r>
+          </w:p>
+        </w:tc>
+      </w:tr>
+      <w:tr>
+        <w:tblPrEx>
+          <w:tblW w:w="8214" w:type="dxa"/>
+          <w:jc w:val="center"/>
+          <w:tblLayout w:type="fixed"/>
+          <w:tblCellMar>
+            <w:top w:w="0" w:type="dxa"/>
+            <w:left w:w="0" w:type="dxa"/>
+            <w:bottom w:w="0" w:type="dxa"/>
+            <w:right w:w="0" w:type="dxa"/>
+          </w:tblCellMar>
+        </w:tblPrEx>
+        <w:trPr>
+          <w:trHeight w:val="556"/>
+          <w:jc w:val="center"/>
+        </w:trPr>
+        <w:tc>
+          <w:tcPr>
+            <w:tcW w:w="1317" w:type="dxa"/>
+            <w:shd w:val="clear" w:color="auto" w:fill="auto"/>
+          </w:tcPr>
+          <w:p>
+            <w:pPr>
+              <w:keepNext w:val="0"/>
+              <w:keepLines w:val="0"/>
+              <w:pageBreakBefore w:val="0"/>
+              <w:widowControl w:val="0"/>
+              <w:kinsoku w:val="0"/>
+              <w:wordWrap/>
+              <w:overflowPunct/>
+              <w:autoSpaceDE w:val="0"/>
+              <w:autoSpaceDN w:val="0"/>
+              <w:bidi w:val="0"/>
+              <w:adjustRightInd w:val="0"/>
+              <w:snapToGrid w:val="0"/>
+              <w:spacing w:before="173" w:line="267" w:lineRule="exact"/>
+              <w:ind w:left="0" w:right="0" w:firstLine="0" w:leftChars="0" w:rightChars="0" w:firstLineChars="0"/>
+              <w:jc w:val="center"/>
+              <w:textAlignment w:val="baseline"/>
+              <w:rPr>
+                <w:rFonts w:ascii="宋体" w:eastAsia="宋体" w:hAnsi="宋体" w:cs="宋体" w:hint="default"/>
+                <w:snapToGrid w:val="0"/>
+                <w:color w:val="000000"/>
+                <w:kern w:val="0"/>
+                <w:sz w:val="20"/>
+                <w:szCs w:val="20"/>
+                <w:lang w:val="en-US" w:eastAsia="en-US" w:bidi="ar-SA"/>
+              </w:rPr>
+            </w:pPr>
+            <w:bookmarkEnd w:id="2"/>
+          </w:p>
+        </w:tc>
+        <w:tc>
+          <w:tcPr>
+            <w:tcW w:w="972" w:type="dxa"/>
+            <w:shd w:val="clear" w:color="auto" w:fill="auto"/>
+          </w:tcPr>
+          <w:p>
+            <w:pPr>
+              <w:keepNext w:val="0"/>
+              <w:keepLines w:val="0"/>
+              <w:pageBreakBefore w:val="0"/>
+              <w:widowControl w:val="0"/>
+              <w:kinsoku w:val="0"/>
+              <w:wordWrap/>
+              <w:overflowPunct/>
+              <w:autoSpaceDE w:val="0"/>
+              <w:autoSpaceDN w:val="0"/>
+              <w:bidi w:val="0"/>
+              <w:adjustRightInd w:val="0"/>
+              <w:snapToGrid w:val="0"/>
+              <w:spacing w:before="173" w:line="267" w:lineRule="exact"/>
+              <w:ind w:left="0" w:right="0" w:firstLine="0" w:leftChars="0" w:rightChars="0" w:firstLineChars="0"/>
+              <w:jc w:val="center"/>
+              <w:textAlignment w:val="baseline"/>
+              <w:rPr>
+                <w:rFonts w:ascii="宋体" w:eastAsia="宋体" w:hAnsi="宋体" w:cs="宋体"/>
                 <w:snapToGrid w:val="0"/>
                 <w:color w:val="000000"/>
                 <w:kern w:val="0"/>
@@ -1615,11 +1560,11 @@
               <w:adjustRightInd w:val="0"/>
               <w:snapToGrid w:val="0"/>
               <w:spacing w:before="173" w:line="229" w:lineRule="auto"/>
-              <w:ind w:left="0" w:leftChars="0" w:right="0" w:rightChars="0" w:firstLine="0" w:firstLineChars="0"/>
+              <w:ind w:left="0" w:right="0" w:firstLine="0" w:leftChars="0" w:rightChars="0" w:firstLineChars="0"/>
               <w:jc w:val="center"/>
               <w:textAlignment w:val="baseline"/>
               <w:rPr>
-                <w:rFonts w:hint="default" w:ascii="宋体" w:hAnsi="宋体" w:eastAsia="宋体" w:cs="宋体"/>
+                <w:rFonts w:ascii="宋体" w:eastAsia="宋体" w:hAnsi="宋体" w:cs="宋体" w:hint="default"/>
                 <w:snapToGrid w:val="0"/>
                 <w:color w:val="000000"/>
                 <w:kern w:val="0"/>
@@ -1650,11 +1595,11 @@
               <w:adjustRightInd w:val="0"/>
               <w:snapToGrid w:val="0"/>
               <w:spacing w:before="173" w:line="229" w:lineRule="auto"/>
-              <w:ind w:left="0" w:leftChars="0" w:right="0" w:rightChars="0" w:firstLine="0" w:firstLineChars="0"/>
+              <w:ind w:left="0" w:right="0" w:firstLine="0" w:leftChars="0" w:rightChars="0" w:firstLineChars="0"/>
               <w:jc w:val="center"/>
               <w:textAlignment w:val="baseline"/>
               <w:rPr>
-                <w:rFonts w:ascii="宋体" w:hAnsi="宋体" w:eastAsia="宋体" w:cs="宋体"/>
+                <w:rFonts w:ascii="宋体" w:eastAsia="宋体" w:hAnsi="宋体" w:cs="宋体"/>
                 <w:snapToGrid w:val="0"/>
                 <w:color w:val="000000"/>
                 <w:spacing w:val="200"/>
@@ -1686,11 +1631,11 @@
               <w:adjustRightInd w:val="0"/>
               <w:snapToGrid w:val="0"/>
               <w:spacing w:before="173" w:line="229" w:lineRule="auto"/>
-              <w:ind w:left="0" w:leftChars="0" w:right="0" w:rightChars="0" w:firstLine="0" w:firstLineChars="0"/>
+              <w:ind w:left="0" w:right="0" w:firstLine="0" w:leftChars="0" w:rightChars="0" w:firstLineChars="0"/>
               <w:jc w:val="center"/>
               <w:textAlignment w:val="baseline"/>
               <w:rPr>
-                <w:rFonts w:ascii="宋体" w:hAnsi="宋体" w:eastAsia="宋体" w:cs="宋体"/>
+                <w:rFonts w:ascii="宋体" w:eastAsia="宋体" w:hAnsi="宋体" w:cs="宋体"/>
                 <w:snapToGrid w:val="0"/>
                 <w:color w:val="000000"/>
                 <w:spacing w:val="200"/>
@@ -1722,11 +1667,11 @@
               <w:adjustRightInd w:val="0"/>
               <w:snapToGrid w:val="0"/>
               <w:spacing w:before="173" w:line="229" w:lineRule="auto"/>
-              <w:ind w:left="0" w:leftChars="0" w:right="0" w:rightChars="0" w:firstLine="0" w:firstLineChars="0"/>
+              <w:ind w:left="0" w:right="0" w:firstLine="0" w:leftChars="0" w:rightChars="0" w:firstLineChars="0"/>
               <w:jc w:val="center"/>
               <w:textAlignment w:val="baseline"/>
               <w:rPr>
-                <w:rFonts w:ascii="宋体" w:hAnsi="宋体" w:eastAsia="宋体" w:cs="宋体"/>
+                <w:rFonts w:ascii="宋体" w:eastAsia="宋体" w:hAnsi="宋体" w:cs="宋体"/>
                 <w:snapToGrid w:val="0"/>
                 <w:color w:val="000000"/>
                 <w:kern w:val="0"/>
@@ -1740,14 +1685,9 @@
       </w:tr>
       <w:tr>
         <w:tblPrEx>
-          <w:tblBorders>
-            <w:top w:val="single" w:color="000000" w:sz="2" w:space="0"/>
-            <w:left w:val="single" w:color="000000" w:sz="2" w:space="0"/>
-            <w:bottom w:val="single" w:color="000000" w:sz="2" w:space="0"/>
-            <w:right w:val="single" w:color="000000" w:sz="2" w:space="0"/>
-            <w:insideH w:val="single" w:color="000000" w:sz="2" w:space="0"/>
-            <w:insideV w:val="single" w:color="000000" w:sz="2" w:space="0"/>
-          </w:tblBorders>
+          <w:tblW w:w="8214" w:type="dxa"/>
+          <w:jc w:val="center"/>
+          <w:tblLayout w:type="fixed"/>
           <w:tblCellMar>
             <w:top w:w="0" w:type="dxa"/>
             <w:left w:w="0" w:type="dxa"/>
@@ -1756,7 +1696,7 @@
           </w:tblCellMar>
         </w:tblPrEx>
         <w:trPr>
-          <w:trHeight w:val="556" w:hRule="atLeast"/>
+          <w:trHeight w:val="556"/>
           <w:jc w:val="center"/>
         </w:trPr>
         <w:tc>
@@ -1765,7 +1705,7 @@
           </w:tcPr>
           <w:p>
             <w:pPr>
-              <w:pStyle w:val="27"/>
+              <w:pStyle w:val="TableText"/>
               <w:keepNext w:val="0"/>
               <w:keepLines w:val="0"/>
               <w:pageBreakBefore w:val="0"/>
@@ -1778,7 +1718,7 @@
               <w:bidi w:val="0"/>
               <w:adjustRightInd w:val="0"/>
               <w:snapToGrid w:val="0"/>
-              <w:ind w:left="0" w:leftChars="0" w:right="0" w:rightChars="0" w:firstLine="0" w:firstLineChars="0"/>
+              <w:ind w:left="0" w:right="0" w:firstLine="0" w:leftChars="0" w:rightChars="0" w:firstLineChars="0"/>
               <w:jc w:val="center"/>
               <w:textAlignment w:val="baseline"/>
             </w:pPr>
@@ -1790,7 +1730,7 @@
           </w:tcPr>
           <w:p>
             <w:pPr>
-              <w:pStyle w:val="27"/>
+              <w:pStyle w:val="TableText"/>
               <w:keepNext w:val="0"/>
               <w:keepLines w:val="0"/>
               <w:pageBreakBefore w:val="0"/>
@@ -1803,7 +1743,7 @@
               <w:bidi w:val="0"/>
               <w:adjustRightInd w:val="0"/>
               <w:snapToGrid w:val="0"/>
-              <w:ind w:left="0" w:leftChars="0" w:right="0" w:rightChars="0" w:firstLine="0" w:firstLineChars="0"/>
+              <w:ind w:left="0" w:right="0" w:firstLine="0" w:leftChars="0" w:rightChars="0" w:firstLineChars="0"/>
               <w:jc w:val="center"/>
               <w:textAlignment w:val="baseline"/>
             </w:pPr>
@@ -1815,7 +1755,7 @@
           </w:tcPr>
           <w:p>
             <w:pPr>
-              <w:pStyle w:val="27"/>
+              <w:pStyle w:val="TableText"/>
               <w:keepNext w:val="0"/>
               <w:keepLines w:val="0"/>
               <w:pageBreakBefore w:val="0"/>
@@ -1828,7 +1768,7 @@
               <w:bidi w:val="0"/>
               <w:adjustRightInd w:val="0"/>
               <w:snapToGrid w:val="0"/>
-              <w:ind w:left="0" w:leftChars="0" w:right="0" w:rightChars="0" w:firstLine="0" w:firstLineChars="0"/>
+              <w:ind w:left="0" w:right="0" w:firstLine="0" w:leftChars="0" w:rightChars="0" w:firstLineChars="0"/>
               <w:jc w:val="center"/>
               <w:textAlignment w:val="baseline"/>
             </w:pPr>
@@ -1840,7 +1780,7 @@
           </w:tcPr>
           <w:p>
             <w:pPr>
-              <w:pStyle w:val="27"/>
+              <w:pStyle w:val="TableText"/>
               <w:keepNext w:val="0"/>
               <w:keepLines w:val="0"/>
               <w:pageBreakBefore w:val="0"/>
@@ -1853,7 +1793,7 @@
               <w:bidi w:val="0"/>
               <w:adjustRightInd w:val="0"/>
               <w:snapToGrid w:val="0"/>
-              <w:ind w:left="0" w:leftChars="0" w:right="0" w:rightChars="0" w:firstLine="0" w:firstLineChars="0"/>
+              <w:ind w:left="0" w:right="0" w:firstLine="0" w:leftChars="0" w:rightChars="0" w:firstLineChars="0"/>
               <w:jc w:val="center"/>
               <w:textAlignment w:val="baseline"/>
             </w:pPr>
@@ -1865,7 +1805,7 @@
           </w:tcPr>
           <w:p>
             <w:pPr>
-              <w:pStyle w:val="27"/>
+              <w:pStyle w:val="TableText"/>
               <w:keepNext w:val="0"/>
               <w:keepLines w:val="0"/>
               <w:pageBreakBefore w:val="0"/>
@@ -1878,7 +1818,7 @@
               <w:bidi w:val="0"/>
               <w:adjustRightInd w:val="0"/>
               <w:snapToGrid w:val="0"/>
-              <w:ind w:left="0" w:leftChars="0" w:right="0" w:rightChars="0" w:firstLine="0" w:firstLineChars="0"/>
+              <w:ind w:left="0" w:right="0" w:firstLine="0" w:leftChars="0" w:rightChars="0" w:firstLineChars="0"/>
               <w:jc w:val="center"/>
               <w:textAlignment w:val="baseline"/>
             </w:pPr>
@@ -1890,7 +1830,7 @@
           </w:tcPr>
           <w:p>
             <w:pPr>
-              <w:pStyle w:val="27"/>
+              <w:pStyle w:val="TableText"/>
               <w:keepNext w:val="0"/>
               <w:keepLines w:val="0"/>
               <w:pageBreakBefore w:val="0"/>
@@ -1903,7 +1843,7 @@
               <w:bidi w:val="0"/>
               <w:adjustRightInd w:val="0"/>
               <w:snapToGrid w:val="0"/>
-              <w:ind w:left="0" w:leftChars="0" w:right="0" w:rightChars="0" w:firstLine="0" w:firstLineChars="0"/>
+              <w:ind w:left="0" w:right="0" w:firstLine="0" w:leftChars="0" w:rightChars="0" w:firstLineChars="0"/>
               <w:jc w:val="center"/>
               <w:textAlignment w:val="baseline"/>
             </w:pPr>
@@ -1912,14 +1852,9 @@
       </w:tr>
       <w:tr>
         <w:tblPrEx>
-          <w:tblBorders>
-            <w:top w:val="single" w:color="000000" w:sz="2" w:space="0"/>
-            <w:left w:val="single" w:color="000000" w:sz="2" w:space="0"/>
-            <w:bottom w:val="single" w:color="000000" w:sz="2" w:space="0"/>
-            <w:right w:val="single" w:color="000000" w:sz="2" w:space="0"/>
-            <w:insideH w:val="single" w:color="000000" w:sz="2" w:space="0"/>
-            <w:insideV w:val="single" w:color="000000" w:sz="2" w:space="0"/>
-          </w:tblBorders>
+          <w:tblW w:w="8214" w:type="dxa"/>
+          <w:jc w:val="center"/>
+          <w:tblLayout w:type="fixed"/>
           <w:tblCellMar>
             <w:top w:w="0" w:type="dxa"/>
             <w:left w:w="0" w:type="dxa"/>
@@ -1928,7 +1863,7 @@
           </w:tblCellMar>
         </w:tblPrEx>
         <w:trPr>
-          <w:trHeight w:val="557" w:hRule="atLeast"/>
+          <w:trHeight w:val="557"/>
           <w:jc w:val="center"/>
         </w:trPr>
         <w:tc>
@@ -1937,7 +1872,7 @@
           </w:tcPr>
           <w:p>
             <w:pPr>
-              <w:pStyle w:val="27"/>
+              <w:pStyle w:val="TableText"/>
               <w:keepNext w:val="0"/>
               <w:keepLines w:val="0"/>
               <w:pageBreakBefore w:val="0"/>
@@ -1950,7 +1885,7 @@
               <w:bidi w:val="0"/>
               <w:adjustRightInd w:val="0"/>
               <w:snapToGrid w:val="0"/>
-              <w:ind w:left="0" w:leftChars="0" w:right="0" w:rightChars="0" w:firstLine="0" w:firstLineChars="0"/>
+              <w:ind w:left="0" w:right="0" w:firstLine="0" w:leftChars="0" w:rightChars="0" w:firstLineChars="0"/>
               <w:jc w:val="center"/>
               <w:textAlignment w:val="baseline"/>
             </w:pPr>
@@ -1962,7 +1897,7 @@
           </w:tcPr>
           <w:p>
             <w:pPr>
-              <w:pStyle w:val="27"/>
+              <w:pStyle w:val="TableText"/>
               <w:keepNext w:val="0"/>
               <w:keepLines w:val="0"/>
               <w:pageBreakBefore w:val="0"/>
@@ -1975,7 +1910,7 @@
               <w:bidi w:val="0"/>
               <w:adjustRightInd w:val="0"/>
               <w:snapToGrid w:val="0"/>
-              <w:ind w:left="0" w:leftChars="0" w:right="0" w:rightChars="0" w:firstLine="0" w:firstLineChars="0"/>
+              <w:ind w:left="0" w:right="0" w:firstLine="0" w:leftChars="0" w:rightChars="0" w:firstLineChars="0"/>
               <w:jc w:val="center"/>
               <w:textAlignment w:val="baseline"/>
             </w:pPr>
@@ -1987,7 +1922,7 @@
           </w:tcPr>
           <w:p>
             <w:pPr>
-              <w:pStyle w:val="27"/>
+              <w:pStyle w:val="TableText"/>
               <w:keepNext w:val="0"/>
               <w:keepLines w:val="0"/>
               <w:pageBreakBefore w:val="0"/>
@@ -2000,7 +1935,7 @@
               <w:bidi w:val="0"/>
               <w:adjustRightInd w:val="0"/>
               <w:snapToGrid w:val="0"/>
-              <w:ind w:left="0" w:leftChars="0" w:right="0" w:rightChars="0" w:firstLine="0" w:firstLineChars="0"/>
+              <w:ind w:left="0" w:right="0" w:firstLine="0" w:leftChars="0" w:rightChars="0" w:firstLineChars="0"/>
               <w:jc w:val="center"/>
               <w:textAlignment w:val="baseline"/>
             </w:pPr>
@@ -2012,7 +1947,7 @@
           </w:tcPr>
           <w:p>
             <w:pPr>
-              <w:pStyle w:val="27"/>
+              <w:pStyle w:val="TableText"/>
               <w:keepNext w:val="0"/>
               <w:keepLines w:val="0"/>
               <w:pageBreakBefore w:val="0"/>
@@ -2025,7 +1960,7 @@
               <w:bidi w:val="0"/>
               <w:adjustRightInd w:val="0"/>
               <w:snapToGrid w:val="0"/>
-              <w:ind w:left="0" w:leftChars="0" w:right="0" w:rightChars="0" w:firstLine="0" w:firstLineChars="0"/>
+              <w:ind w:left="0" w:right="0" w:firstLine="0" w:leftChars="0" w:rightChars="0" w:firstLineChars="0"/>
               <w:jc w:val="center"/>
               <w:textAlignment w:val="baseline"/>
             </w:pPr>
@@ -2037,7 +1972,7 @@
           </w:tcPr>
           <w:p>
             <w:pPr>
-              <w:pStyle w:val="27"/>
+              <w:pStyle w:val="TableText"/>
               <w:keepNext w:val="0"/>
               <w:keepLines w:val="0"/>
               <w:pageBreakBefore w:val="0"/>
@@ -2050,7 +1985,7 @@
               <w:bidi w:val="0"/>
               <w:adjustRightInd w:val="0"/>
               <w:snapToGrid w:val="0"/>
-              <w:ind w:left="0" w:leftChars="0" w:right="0" w:rightChars="0" w:firstLine="0" w:firstLineChars="0"/>
+              <w:ind w:left="0" w:right="0" w:firstLine="0" w:leftChars="0" w:rightChars="0" w:firstLineChars="0"/>
               <w:jc w:val="center"/>
               <w:textAlignment w:val="baseline"/>
             </w:pPr>
@@ -2062,7 +1997,7 @@
           </w:tcPr>
           <w:p>
             <w:pPr>
-              <w:pStyle w:val="27"/>
+              <w:pStyle w:val="TableText"/>
               <w:keepNext w:val="0"/>
               <w:keepLines w:val="0"/>
               <w:pageBreakBefore w:val="0"/>
@@ -2075,7 +2010,7 @@
               <w:bidi w:val="0"/>
               <w:adjustRightInd w:val="0"/>
               <w:snapToGrid w:val="0"/>
-              <w:ind w:left="0" w:leftChars="0" w:right="0" w:rightChars="0" w:firstLine="0" w:firstLineChars="0"/>
+              <w:ind w:left="0" w:right="0" w:firstLine="0" w:leftChars="0" w:rightChars="0" w:firstLineChars="0"/>
               <w:jc w:val="center"/>
               <w:textAlignment w:val="baseline"/>
             </w:pPr>
@@ -2106,7 +2041,7 @@
     <w:sdt>
       <w:sdtPr>
         <w:rPr>
-          <w:rFonts w:ascii="宋体" w:hAnsi="宋体" w:eastAsia="宋体" w:cs="Arial"/>
+          <w:rFonts w:ascii="宋体" w:eastAsia="宋体" w:hAnsi="宋体" w:cs="Arial"/>
           <w:snapToGrid w:val="0"/>
           <w:color w:val="000000"/>
           <w:kern w:val="0"/>
@@ -2122,7 +2057,7 @@
       </w:sdtPr>
       <w:sdtEndPr>
         <w:rPr>
-          <w:rFonts w:hint="eastAsia" w:ascii="宋体" w:hAnsi="宋体" w:eastAsia="宋体" w:cs="宋体"/>
+          <w:rFonts w:ascii="宋体" w:eastAsia="宋体" w:hAnsi="宋体" w:cs="宋体" w:hint="eastAsia"/>
           <w:snapToGrid w:val="0"/>
           <w:color w:val="000000"/>
           <w:kern w:val="0"/>
@@ -2147,18 +2082,18 @@
             <w:adjustRightInd w:val="0"/>
             <w:snapToGrid w:val="0"/>
             <w:spacing w:before="0" w:beforeLines="0" w:after="0" w:afterLines="0" w:line="240" w:lineRule="auto"/>
-            <w:ind w:left="0" w:leftChars="0" w:right="0" w:rightChars="0" w:firstLine="0" w:firstLineChars="0"/>
+            <w:ind w:left="0" w:right="0" w:firstLine="0" w:leftChars="0" w:rightChars="0" w:firstLineChars="0"/>
             <w:jc w:val="center"/>
             <w:textAlignment w:val="baseline"/>
             <w:rPr>
-              <w:rFonts w:hint="eastAsia" w:ascii="宋体" w:hAnsi="宋体" w:eastAsia="宋体" w:cs="宋体"/>
+              <w:rFonts w:ascii="宋体" w:eastAsia="宋体" w:hAnsi="宋体" w:cs="宋体" w:hint="eastAsia"/>
               <w:sz w:val="24"/>
               <w:szCs w:val="24"/>
             </w:rPr>
           </w:pPr>
           <w:r>
             <w:rPr>
-              <w:rFonts w:hint="eastAsia" w:ascii="宋体" w:hAnsi="宋体" w:eastAsia="宋体" w:cs="宋体"/>
+              <w:rFonts w:ascii="宋体" w:eastAsia="宋体" w:hAnsi="宋体" w:cs="宋体" w:hint="eastAsia"/>
               <w:sz w:val="24"/>
               <w:szCs w:val="24"/>
             </w:rPr>
@@ -2167,14 +2102,14 @@
         </w:p>
         <w:p>
           <w:pPr>
-            <w:pStyle w:val="16"/>
+            <w:pStyle w:val="TOC1"/>
             <w:tabs>
               <w:tab w:val="right" w:leader="dot" w:pos="8306"/>
             </w:tabs>
           </w:pPr>
           <w:r>
             <w:rPr>
-              <w:rFonts w:hint="eastAsia" w:ascii="宋体" w:hAnsi="宋体" w:eastAsia="宋体" w:cs="宋体"/>
+              <w:rFonts w:ascii="宋体" w:eastAsia="宋体" w:hAnsi="宋体" w:cs="宋体" w:hint="eastAsia"/>
               <w:sz w:val="24"/>
               <w:szCs w:val="24"/>
             </w:rPr>
@@ -2182,7 +2117,7 @@
           </w:r>
           <w:r>
             <w:rPr>
-              <w:rFonts w:hint="eastAsia" w:ascii="宋体" w:hAnsi="宋体" w:eastAsia="宋体" w:cs="宋体"/>
+              <w:rFonts w:ascii="宋体" w:eastAsia="宋体" w:hAnsi="宋体" w:cs="宋体" w:hint="eastAsia"/>
               <w:sz w:val="24"/>
               <w:szCs w:val="24"/>
             </w:rPr>
@@ -2190,7 +2125,7 @@
           </w:r>
           <w:r>
             <w:rPr>
-              <w:rFonts w:hint="eastAsia" w:ascii="宋体" w:hAnsi="宋体" w:eastAsia="宋体" w:cs="宋体"/>
+              <w:rFonts w:ascii="宋体" w:eastAsia="宋体" w:hAnsi="宋体" w:cs="宋体" w:hint="eastAsia"/>
               <w:sz w:val="24"/>
               <w:szCs w:val="24"/>
             </w:rPr>
@@ -2198,21 +2133,21 @@
           </w:r>
           <w:r>
             <w:rPr>
-              <w:rFonts w:hint="eastAsia" w:ascii="宋体" w:hAnsi="宋体" w:eastAsia="宋体" w:cs="宋体"/>
+              <w:rFonts w:ascii="宋体" w:eastAsia="宋体" w:hAnsi="宋体" w:cs="宋体" w:hint="eastAsia"/>
               <w:szCs w:val="24"/>
             </w:rPr>
             <w:fldChar w:fldCharType="begin"/>
           </w:r>
           <w:r>
             <w:rPr>
-              <w:rFonts w:hint="eastAsia" w:ascii="宋体" w:hAnsi="宋体" w:eastAsia="宋体" w:cs="宋体"/>
+              <w:rFonts w:ascii="宋体" w:eastAsia="宋体" w:hAnsi="宋体" w:cs="宋体" w:hint="eastAsia"/>
               <w:szCs w:val="24"/>
             </w:rPr>
             <w:instrText xml:space="preserve"> HYPERLINK \l _Toc30807 </w:instrText>
           </w:r>
           <w:r>
             <w:rPr>
-              <w:rFonts w:hint="eastAsia" w:ascii="宋体" w:hAnsi="宋体" w:eastAsia="宋体" w:cs="宋体"/>
+              <w:rFonts w:ascii="宋体" w:eastAsia="宋体" w:hAnsi="宋体" w:cs="宋体" w:hint="eastAsia"/>
               <w:szCs w:val="24"/>
             </w:rPr>
             <w:fldChar w:fldCharType="separate"/>
@@ -2244,7 +2179,7 @@
           </w:r>
           <w:r>
             <w:rPr>
-              <w:rFonts w:hint="eastAsia" w:ascii="宋体" w:hAnsi="宋体" w:eastAsia="宋体" w:cs="宋体"/>
+              <w:rFonts w:ascii="宋体" w:eastAsia="宋体" w:hAnsi="宋体" w:cs="宋体" w:hint="eastAsia"/>
               <w:szCs w:val="24"/>
             </w:rPr>
             <w:fldChar w:fldCharType="end"/>
@@ -2252,28 +2187,28 @@
         </w:p>
         <w:p>
           <w:pPr>
-            <w:pStyle w:val="16"/>
+            <w:pStyle w:val="TOC1"/>
             <w:tabs>
               <w:tab w:val="right" w:leader="dot" w:pos="8306"/>
             </w:tabs>
           </w:pPr>
           <w:r>
             <w:rPr>
-              <w:rFonts w:hint="eastAsia" w:ascii="宋体" w:hAnsi="宋体" w:eastAsia="宋体" w:cs="宋体"/>
+              <w:rFonts w:ascii="宋体" w:eastAsia="宋体" w:hAnsi="宋体" w:cs="宋体" w:hint="eastAsia"/>
               <w:szCs w:val="24"/>
             </w:rPr>
             <w:fldChar w:fldCharType="begin"/>
           </w:r>
           <w:r>
             <w:rPr>
-              <w:rFonts w:hint="eastAsia" w:ascii="宋体" w:hAnsi="宋体" w:eastAsia="宋体" w:cs="宋体"/>
+              <w:rFonts w:ascii="宋体" w:eastAsia="宋体" w:hAnsi="宋体" w:cs="宋体" w:hint="eastAsia"/>
               <w:szCs w:val="24"/>
             </w:rPr>
             <w:instrText xml:space="preserve"> HYPERLINK \l _Toc11886 </w:instrText>
           </w:r>
           <w:r>
             <w:rPr>
-              <w:rFonts w:hint="eastAsia" w:ascii="宋体" w:hAnsi="宋体" w:eastAsia="宋体" w:cs="宋体"/>
+              <w:rFonts w:ascii="宋体" w:eastAsia="宋体" w:hAnsi="宋体" w:cs="宋体" w:hint="eastAsia"/>
               <w:szCs w:val="24"/>
             </w:rPr>
             <w:fldChar w:fldCharType="separate"/>
@@ -2305,7 +2240,7 @@
           </w:r>
           <w:r>
             <w:rPr>
-              <w:rFonts w:hint="eastAsia" w:ascii="宋体" w:hAnsi="宋体" w:eastAsia="宋体" w:cs="宋体"/>
+              <w:rFonts w:ascii="宋体" w:eastAsia="宋体" w:hAnsi="宋体" w:cs="宋体" w:hint="eastAsia"/>
               <w:szCs w:val="24"/>
             </w:rPr>
             <w:fldChar w:fldCharType="end"/>
@@ -2313,28 +2248,28 @@
         </w:p>
         <w:p>
           <w:pPr>
-            <w:pStyle w:val="16"/>
+            <w:pStyle w:val="TOC1"/>
             <w:tabs>
               <w:tab w:val="right" w:leader="dot" w:pos="8306"/>
             </w:tabs>
           </w:pPr>
           <w:r>
             <w:rPr>
-              <w:rFonts w:hint="eastAsia" w:ascii="宋体" w:hAnsi="宋体" w:eastAsia="宋体" w:cs="宋体"/>
+              <w:rFonts w:ascii="宋体" w:eastAsia="宋体" w:hAnsi="宋体" w:cs="宋体" w:hint="eastAsia"/>
               <w:szCs w:val="24"/>
             </w:rPr>
             <w:fldChar w:fldCharType="begin"/>
           </w:r>
           <w:r>
             <w:rPr>
-              <w:rFonts w:hint="eastAsia" w:ascii="宋体" w:hAnsi="宋体" w:eastAsia="宋体" w:cs="宋体"/>
+              <w:rFonts w:ascii="宋体" w:eastAsia="宋体" w:hAnsi="宋体" w:cs="宋体" w:hint="eastAsia"/>
               <w:szCs w:val="24"/>
             </w:rPr>
             <w:instrText xml:space="preserve"> HYPERLINK \l _Toc7412 </w:instrText>
           </w:r>
           <w:r>
             <w:rPr>
-              <w:rFonts w:hint="eastAsia" w:ascii="宋体" w:hAnsi="宋体" w:eastAsia="宋体" w:cs="宋体"/>
+              <w:rFonts w:ascii="宋体" w:eastAsia="宋体" w:hAnsi="宋体" w:cs="宋体" w:hint="eastAsia"/>
               <w:szCs w:val="24"/>
             </w:rPr>
             <w:fldChar w:fldCharType="separate"/>
@@ -2366,7 +2301,7 @@
           </w:r>
           <w:r>
             <w:rPr>
-              <w:rFonts w:hint="eastAsia" w:ascii="宋体" w:hAnsi="宋体" w:eastAsia="宋体" w:cs="宋体"/>
+              <w:rFonts w:ascii="宋体" w:eastAsia="宋体" w:hAnsi="宋体" w:cs="宋体" w:hint="eastAsia"/>
               <w:szCs w:val="24"/>
             </w:rPr>
             <w:fldChar w:fldCharType="end"/>
@@ -2374,28 +2309,28 @@
         </w:p>
         <w:p>
           <w:pPr>
-            <w:pStyle w:val="16"/>
+            <w:pStyle w:val="TOC1"/>
             <w:tabs>
               <w:tab w:val="right" w:leader="dot" w:pos="8306"/>
             </w:tabs>
           </w:pPr>
           <w:r>
             <w:rPr>
-              <w:rFonts w:hint="eastAsia" w:ascii="宋体" w:hAnsi="宋体" w:eastAsia="宋体" w:cs="宋体"/>
+              <w:rFonts w:ascii="宋体" w:eastAsia="宋体" w:hAnsi="宋体" w:cs="宋体" w:hint="eastAsia"/>
               <w:szCs w:val="24"/>
             </w:rPr>
             <w:fldChar w:fldCharType="begin"/>
           </w:r>
           <w:r>
             <w:rPr>
-              <w:rFonts w:hint="eastAsia" w:ascii="宋体" w:hAnsi="宋体" w:eastAsia="宋体" w:cs="宋体"/>
+              <w:rFonts w:ascii="宋体" w:eastAsia="宋体" w:hAnsi="宋体" w:cs="宋体" w:hint="eastAsia"/>
               <w:szCs w:val="24"/>
             </w:rPr>
             <w:instrText xml:space="preserve"> HYPERLINK \l _Toc2804 </w:instrText>
           </w:r>
           <w:r>
             <w:rPr>
-              <w:rFonts w:hint="eastAsia" w:ascii="宋体" w:hAnsi="宋体" w:eastAsia="宋体" w:cs="宋体"/>
+              <w:rFonts w:ascii="宋体" w:eastAsia="宋体" w:hAnsi="宋体" w:cs="宋体" w:hint="eastAsia"/>
               <w:szCs w:val="24"/>
             </w:rPr>
             <w:fldChar w:fldCharType="separate"/>
@@ -2427,7 +2362,7 @@
           </w:r>
           <w:r>
             <w:rPr>
-              <w:rFonts w:hint="eastAsia" w:ascii="宋体" w:hAnsi="宋体" w:eastAsia="宋体" w:cs="宋体"/>
+              <w:rFonts w:ascii="宋体" w:eastAsia="宋体" w:hAnsi="宋体" w:cs="宋体" w:hint="eastAsia"/>
               <w:szCs w:val="24"/>
             </w:rPr>
             <w:fldChar w:fldCharType="end"/>
@@ -2435,28 +2370,28 @@
         </w:p>
         <w:p>
           <w:pPr>
-            <w:pStyle w:val="16"/>
+            <w:pStyle w:val="TOC1"/>
             <w:tabs>
               <w:tab w:val="right" w:leader="dot" w:pos="8306"/>
             </w:tabs>
           </w:pPr>
           <w:r>
             <w:rPr>
-              <w:rFonts w:hint="eastAsia" w:ascii="宋体" w:hAnsi="宋体" w:eastAsia="宋体" w:cs="宋体"/>
+              <w:rFonts w:ascii="宋体" w:eastAsia="宋体" w:hAnsi="宋体" w:cs="宋体" w:hint="eastAsia"/>
               <w:szCs w:val="24"/>
             </w:rPr>
             <w:fldChar w:fldCharType="begin"/>
           </w:r>
           <w:r>
             <w:rPr>
-              <w:rFonts w:hint="eastAsia" w:ascii="宋体" w:hAnsi="宋体" w:eastAsia="宋体" w:cs="宋体"/>
+              <w:rFonts w:ascii="宋体" w:eastAsia="宋体" w:hAnsi="宋体" w:cs="宋体" w:hint="eastAsia"/>
               <w:szCs w:val="24"/>
             </w:rPr>
             <w:instrText xml:space="preserve"> HYPERLINK \l _Toc4208 </w:instrText>
           </w:r>
           <w:r>
             <w:rPr>
-              <w:rFonts w:hint="eastAsia" w:ascii="宋体" w:hAnsi="宋体" w:eastAsia="宋体" w:cs="宋体"/>
+              <w:rFonts w:ascii="宋体" w:eastAsia="宋体" w:hAnsi="宋体" w:cs="宋体" w:hint="eastAsia"/>
               <w:szCs w:val="24"/>
             </w:rPr>
             <w:fldChar w:fldCharType="separate"/>
@@ -2488,7 +2423,7 @@
           </w:r>
           <w:r>
             <w:rPr>
-              <w:rFonts w:hint="eastAsia" w:ascii="宋体" w:hAnsi="宋体" w:eastAsia="宋体" w:cs="宋体"/>
+              <w:rFonts w:ascii="宋体" w:eastAsia="宋体" w:hAnsi="宋体" w:cs="宋体" w:hint="eastAsia"/>
               <w:szCs w:val="24"/>
             </w:rPr>
             <w:fldChar w:fldCharType="end"/>
@@ -2496,28 +2431,28 @@
         </w:p>
         <w:p>
           <w:pPr>
-            <w:pStyle w:val="16"/>
+            <w:pStyle w:val="TOC1"/>
             <w:tabs>
               <w:tab w:val="right" w:leader="dot" w:pos="8306"/>
             </w:tabs>
           </w:pPr>
           <w:r>
             <w:rPr>
-              <w:rFonts w:hint="eastAsia" w:ascii="宋体" w:hAnsi="宋体" w:eastAsia="宋体" w:cs="宋体"/>
+              <w:rFonts w:ascii="宋体" w:eastAsia="宋体" w:hAnsi="宋体" w:cs="宋体" w:hint="eastAsia"/>
               <w:szCs w:val="24"/>
             </w:rPr>
             <w:fldChar w:fldCharType="begin"/>
           </w:r>
           <w:r>
             <w:rPr>
-              <w:rFonts w:hint="eastAsia" w:ascii="宋体" w:hAnsi="宋体" w:eastAsia="宋体" w:cs="宋体"/>
+              <w:rFonts w:ascii="宋体" w:eastAsia="宋体" w:hAnsi="宋体" w:cs="宋体" w:hint="eastAsia"/>
               <w:szCs w:val="24"/>
             </w:rPr>
             <w:instrText xml:space="preserve"> HYPERLINK \l _Toc23800 </w:instrText>
           </w:r>
           <w:r>
             <w:rPr>
-              <w:rFonts w:hint="eastAsia" w:ascii="宋体" w:hAnsi="宋体" w:eastAsia="宋体" w:cs="宋体"/>
+              <w:rFonts w:ascii="宋体" w:eastAsia="宋体" w:hAnsi="宋体" w:cs="宋体" w:hint="eastAsia"/>
               <w:szCs w:val="24"/>
             </w:rPr>
             <w:fldChar w:fldCharType="separate"/>
@@ -2549,7 +2484,7 @@
           </w:r>
           <w:r>
             <w:rPr>
-              <w:rFonts w:hint="eastAsia" w:ascii="宋体" w:hAnsi="宋体" w:eastAsia="宋体" w:cs="宋体"/>
+              <w:rFonts w:ascii="宋体" w:eastAsia="宋体" w:hAnsi="宋体" w:cs="宋体" w:hint="eastAsia"/>
               <w:szCs w:val="24"/>
             </w:rPr>
             <w:fldChar w:fldCharType="end"/>
@@ -2557,28 +2492,28 @@
         </w:p>
         <w:p>
           <w:pPr>
-            <w:pStyle w:val="17"/>
+            <w:pStyle w:val="TOC2"/>
             <w:tabs>
               <w:tab w:val="right" w:leader="dot" w:pos="8306"/>
             </w:tabs>
           </w:pPr>
           <w:r>
             <w:rPr>
-              <w:rFonts w:hint="eastAsia" w:ascii="宋体" w:hAnsi="宋体" w:eastAsia="宋体" w:cs="宋体"/>
+              <w:rFonts w:ascii="宋体" w:eastAsia="宋体" w:hAnsi="宋体" w:cs="宋体" w:hint="eastAsia"/>
               <w:szCs w:val="24"/>
             </w:rPr>
             <w:fldChar w:fldCharType="begin"/>
           </w:r>
           <w:r>
             <w:rPr>
-              <w:rFonts w:hint="eastAsia" w:ascii="宋体" w:hAnsi="宋体" w:eastAsia="宋体" w:cs="宋体"/>
+              <w:rFonts w:ascii="宋体" w:eastAsia="宋体" w:hAnsi="宋体" w:cs="宋体" w:hint="eastAsia"/>
               <w:szCs w:val="24"/>
             </w:rPr>
             <w:instrText xml:space="preserve"> HYPERLINK \l _Toc15900 </w:instrText>
           </w:r>
           <w:r>
             <w:rPr>
-              <w:rFonts w:hint="eastAsia" w:ascii="宋体" w:hAnsi="宋体" w:eastAsia="宋体" w:cs="宋体"/>
+              <w:rFonts w:ascii="宋体" w:eastAsia="宋体" w:hAnsi="宋体" w:cs="宋体" w:hint="eastAsia"/>
               <w:szCs w:val="24"/>
             </w:rPr>
             <w:fldChar w:fldCharType="separate"/>
@@ -2610,7 +2545,7 @@
           </w:r>
           <w:r>
             <w:rPr>
-              <w:rFonts w:hint="eastAsia" w:ascii="宋体" w:hAnsi="宋体" w:eastAsia="宋体" w:cs="宋体"/>
+              <w:rFonts w:ascii="宋体" w:eastAsia="宋体" w:hAnsi="宋体" w:cs="宋体" w:hint="eastAsia"/>
               <w:szCs w:val="24"/>
             </w:rPr>
             <w:fldChar w:fldCharType="end"/>
@@ -2618,28 +2553,28 @@
         </w:p>
         <w:p>
           <w:pPr>
-            <w:pStyle w:val="17"/>
+            <w:pStyle w:val="TOC2"/>
             <w:tabs>
               <w:tab w:val="right" w:leader="dot" w:pos="8306"/>
             </w:tabs>
           </w:pPr>
           <w:r>
             <w:rPr>
-              <w:rFonts w:hint="eastAsia" w:ascii="宋体" w:hAnsi="宋体" w:eastAsia="宋体" w:cs="宋体"/>
+              <w:rFonts w:ascii="宋体" w:eastAsia="宋体" w:hAnsi="宋体" w:cs="宋体" w:hint="eastAsia"/>
               <w:szCs w:val="24"/>
             </w:rPr>
             <w:fldChar w:fldCharType="begin"/>
           </w:r>
           <w:r>
             <w:rPr>
-              <w:rFonts w:hint="eastAsia" w:ascii="宋体" w:hAnsi="宋体" w:eastAsia="宋体" w:cs="宋体"/>
+              <w:rFonts w:ascii="宋体" w:eastAsia="宋体" w:hAnsi="宋体" w:cs="宋体" w:hint="eastAsia"/>
               <w:szCs w:val="24"/>
             </w:rPr>
             <w:instrText xml:space="preserve"> HYPERLINK \l _Toc28008 </w:instrText>
           </w:r>
           <w:r>
             <w:rPr>
-              <w:rFonts w:hint="eastAsia" w:ascii="宋体" w:hAnsi="宋体" w:eastAsia="宋体" w:cs="宋体"/>
+              <w:rFonts w:ascii="宋体" w:eastAsia="宋体" w:hAnsi="宋体" w:cs="宋体" w:hint="eastAsia"/>
               <w:szCs w:val="24"/>
             </w:rPr>
             <w:fldChar w:fldCharType="separate"/>
@@ -2671,7 +2606,7 @@
           </w:r>
           <w:r>
             <w:rPr>
-              <w:rFonts w:hint="eastAsia" w:ascii="宋体" w:hAnsi="宋体" w:eastAsia="宋体" w:cs="宋体"/>
+              <w:rFonts w:ascii="宋体" w:eastAsia="宋体" w:hAnsi="宋体" w:cs="宋体" w:hint="eastAsia"/>
               <w:szCs w:val="24"/>
             </w:rPr>
             <w:fldChar w:fldCharType="end"/>
@@ -2679,28 +2614,28 @@
         </w:p>
         <w:p>
           <w:pPr>
-            <w:pStyle w:val="17"/>
+            <w:pStyle w:val="TOC2"/>
             <w:tabs>
               <w:tab w:val="right" w:leader="dot" w:pos="8306"/>
             </w:tabs>
           </w:pPr>
           <w:r>
             <w:rPr>
-              <w:rFonts w:hint="eastAsia" w:ascii="宋体" w:hAnsi="宋体" w:eastAsia="宋体" w:cs="宋体"/>
+              <w:rFonts w:ascii="宋体" w:eastAsia="宋体" w:hAnsi="宋体" w:cs="宋体" w:hint="eastAsia"/>
               <w:szCs w:val="24"/>
             </w:rPr>
             <w:fldChar w:fldCharType="begin"/>
           </w:r>
           <w:r>
             <w:rPr>
-              <w:rFonts w:hint="eastAsia" w:ascii="宋体" w:hAnsi="宋体" w:eastAsia="宋体" w:cs="宋体"/>
+              <w:rFonts w:ascii="宋体" w:eastAsia="宋体" w:hAnsi="宋体" w:cs="宋体" w:hint="eastAsia"/>
               <w:szCs w:val="24"/>
             </w:rPr>
             <w:instrText xml:space="preserve"> HYPERLINK \l _Toc12937 </w:instrText>
           </w:r>
           <w:r>
             <w:rPr>
-              <w:rFonts w:hint="eastAsia" w:ascii="宋体" w:hAnsi="宋体" w:eastAsia="宋体" w:cs="宋体"/>
+              <w:rFonts w:ascii="宋体" w:eastAsia="宋体" w:hAnsi="宋体" w:cs="宋体" w:hint="eastAsia"/>
               <w:szCs w:val="24"/>
             </w:rPr>
             <w:fldChar w:fldCharType="separate"/>
@@ -2739,7 +2674,7 @@
           </w:r>
           <w:r>
             <w:rPr>
-              <w:rFonts w:hint="eastAsia" w:ascii="宋体" w:hAnsi="宋体" w:eastAsia="宋体" w:cs="宋体"/>
+              <w:rFonts w:ascii="宋体" w:eastAsia="宋体" w:hAnsi="宋体" w:cs="宋体" w:hint="eastAsia"/>
               <w:szCs w:val="24"/>
             </w:rPr>
             <w:fldChar w:fldCharType="end"/>
@@ -2747,28 +2682,28 @@
         </w:p>
         <w:p>
           <w:pPr>
-            <w:pStyle w:val="17"/>
+            <w:pStyle w:val="TOC2"/>
             <w:tabs>
               <w:tab w:val="right" w:leader="dot" w:pos="8306"/>
             </w:tabs>
           </w:pPr>
           <w:r>
             <w:rPr>
-              <w:rFonts w:hint="eastAsia" w:ascii="宋体" w:hAnsi="宋体" w:eastAsia="宋体" w:cs="宋体"/>
+              <w:rFonts w:ascii="宋体" w:eastAsia="宋体" w:hAnsi="宋体" w:cs="宋体" w:hint="eastAsia"/>
               <w:szCs w:val="24"/>
             </w:rPr>
             <w:fldChar w:fldCharType="begin"/>
           </w:r>
           <w:r>
             <w:rPr>
-              <w:rFonts w:hint="eastAsia" w:ascii="宋体" w:hAnsi="宋体" w:eastAsia="宋体" w:cs="宋体"/>
+              <w:rFonts w:ascii="宋体" w:eastAsia="宋体" w:hAnsi="宋体" w:cs="宋体" w:hint="eastAsia"/>
               <w:szCs w:val="24"/>
             </w:rPr>
             <w:instrText xml:space="preserve"> HYPERLINK \l _Toc18567 </w:instrText>
           </w:r>
           <w:r>
             <w:rPr>
-              <w:rFonts w:hint="eastAsia" w:ascii="宋体" w:hAnsi="宋体" w:eastAsia="宋体" w:cs="宋体"/>
+              <w:rFonts w:ascii="宋体" w:eastAsia="宋体" w:hAnsi="宋体" w:cs="宋体" w:hint="eastAsia"/>
               <w:szCs w:val="24"/>
             </w:rPr>
             <w:fldChar w:fldCharType="separate"/>
@@ -2807,7 +2742,7 @@
           </w:r>
           <w:r>
             <w:rPr>
-              <w:rFonts w:hint="eastAsia" w:ascii="宋体" w:hAnsi="宋体" w:eastAsia="宋体" w:cs="宋体"/>
+              <w:rFonts w:ascii="宋体" w:eastAsia="宋体" w:hAnsi="宋体" w:cs="宋体" w:hint="eastAsia"/>
               <w:szCs w:val="24"/>
             </w:rPr>
             <w:fldChar w:fldCharType="end"/>
@@ -2815,28 +2750,28 @@
         </w:p>
         <w:p>
           <w:pPr>
-            <w:pStyle w:val="16"/>
+            <w:pStyle w:val="TOC1"/>
             <w:tabs>
               <w:tab w:val="right" w:leader="dot" w:pos="8306"/>
             </w:tabs>
           </w:pPr>
           <w:r>
             <w:rPr>
-              <w:rFonts w:hint="eastAsia" w:ascii="宋体" w:hAnsi="宋体" w:eastAsia="宋体" w:cs="宋体"/>
+              <w:rFonts w:ascii="宋体" w:eastAsia="宋体" w:hAnsi="宋体" w:cs="宋体" w:hint="eastAsia"/>
               <w:szCs w:val="24"/>
             </w:rPr>
             <w:fldChar w:fldCharType="begin"/>
           </w:r>
           <w:r>
             <w:rPr>
-              <w:rFonts w:hint="eastAsia" w:ascii="宋体" w:hAnsi="宋体" w:eastAsia="宋体" w:cs="宋体"/>
+              <w:rFonts w:ascii="宋体" w:eastAsia="宋体" w:hAnsi="宋体" w:cs="宋体" w:hint="eastAsia"/>
               <w:szCs w:val="24"/>
             </w:rPr>
             <w:instrText xml:space="preserve"> HYPERLINK \l _Toc31513 </w:instrText>
           </w:r>
           <w:r>
             <w:rPr>
-              <w:rFonts w:hint="eastAsia" w:ascii="宋体" w:hAnsi="宋体" w:eastAsia="宋体" w:cs="宋体"/>
+              <w:rFonts w:ascii="宋体" w:eastAsia="宋体" w:hAnsi="宋体" w:cs="宋体" w:hint="eastAsia"/>
               <w:szCs w:val="24"/>
             </w:rPr>
             <w:fldChar w:fldCharType="separate"/>
@@ -2868,7 +2803,7 @@
           </w:r>
           <w:r>
             <w:rPr>
-              <w:rFonts w:hint="eastAsia" w:ascii="宋体" w:hAnsi="宋体" w:eastAsia="宋体" w:cs="宋体"/>
+              <w:rFonts w:ascii="宋体" w:eastAsia="宋体" w:hAnsi="宋体" w:cs="宋体" w:hint="eastAsia"/>
               <w:szCs w:val="24"/>
             </w:rPr>
             <w:fldChar w:fldCharType="end"/>
@@ -2876,28 +2811,28 @@
         </w:p>
         <w:p>
           <w:pPr>
-            <w:pStyle w:val="17"/>
+            <w:pStyle w:val="TOC2"/>
             <w:tabs>
               <w:tab w:val="right" w:leader="dot" w:pos="8306"/>
             </w:tabs>
           </w:pPr>
           <w:r>
             <w:rPr>
-              <w:rFonts w:hint="eastAsia" w:ascii="宋体" w:hAnsi="宋体" w:eastAsia="宋体" w:cs="宋体"/>
+              <w:rFonts w:ascii="宋体" w:eastAsia="宋体" w:hAnsi="宋体" w:cs="宋体" w:hint="eastAsia"/>
               <w:szCs w:val="24"/>
             </w:rPr>
             <w:fldChar w:fldCharType="begin"/>
           </w:r>
           <w:r>
             <w:rPr>
-              <w:rFonts w:hint="eastAsia" w:ascii="宋体" w:hAnsi="宋体" w:eastAsia="宋体" w:cs="宋体"/>
+              <w:rFonts w:ascii="宋体" w:eastAsia="宋体" w:hAnsi="宋体" w:cs="宋体" w:hint="eastAsia"/>
               <w:szCs w:val="24"/>
             </w:rPr>
             <w:instrText xml:space="preserve"> HYPERLINK \l _Toc22447 </w:instrText>
           </w:r>
           <w:r>
             <w:rPr>
-              <w:rFonts w:hint="eastAsia" w:ascii="宋体" w:hAnsi="宋体" w:eastAsia="宋体" w:cs="宋体"/>
+              <w:rFonts w:ascii="宋体" w:eastAsia="宋体" w:hAnsi="宋体" w:cs="宋体" w:hint="eastAsia"/>
               <w:szCs w:val="24"/>
             </w:rPr>
             <w:fldChar w:fldCharType="separate"/>
@@ -2929,7 +2864,7 @@
           </w:r>
           <w:r>
             <w:rPr>
-              <w:rFonts w:hint="eastAsia" w:ascii="宋体" w:hAnsi="宋体" w:eastAsia="宋体" w:cs="宋体"/>
+              <w:rFonts w:ascii="宋体" w:eastAsia="宋体" w:hAnsi="宋体" w:cs="宋体" w:hint="eastAsia"/>
               <w:szCs w:val="24"/>
             </w:rPr>
             <w:fldChar w:fldCharType="end"/>
@@ -2937,28 +2872,28 @@
         </w:p>
         <w:p>
           <w:pPr>
-            <w:pStyle w:val="17"/>
+            <w:pStyle w:val="TOC2"/>
             <w:tabs>
               <w:tab w:val="right" w:leader="dot" w:pos="8306"/>
             </w:tabs>
           </w:pPr>
           <w:r>
             <w:rPr>
-              <w:rFonts w:hint="eastAsia" w:ascii="宋体" w:hAnsi="宋体" w:eastAsia="宋体" w:cs="宋体"/>
+              <w:rFonts w:ascii="宋体" w:eastAsia="宋体" w:hAnsi="宋体" w:cs="宋体" w:hint="eastAsia"/>
               <w:szCs w:val="24"/>
             </w:rPr>
             <w:fldChar w:fldCharType="begin"/>
           </w:r>
           <w:r>
             <w:rPr>
-              <w:rFonts w:hint="eastAsia" w:ascii="宋体" w:hAnsi="宋体" w:eastAsia="宋体" w:cs="宋体"/>
+              <w:rFonts w:ascii="宋体" w:eastAsia="宋体" w:hAnsi="宋体" w:cs="宋体" w:hint="eastAsia"/>
               <w:szCs w:val="24"/>
             </w:rPr>
             <w:instrText xml:space="preserve"> HYPERLINK \l _Toc12087 </w:instrText>
           </w:r>
           <w:r>
             <w:rPr>
-              <w:rFonts w:hint="eastAsia" w:ascii="宋体" w:hAnsi="宋体" w:eastAsia="宋体" w:cs="宋体"/>
+              <w:rFonts w:ascii="宋体" w:eastAsia="宋体" w:hAnsi="宋体" w:cs="宋体" w:hint="eastAsia"/>
               <w:szCs w:val="24"/>
             </w:rPr>
             <w:fldChar w:fldCharType="separate"/>
@@ -2990,7 +2925,7 @@
           </w:r>
           <w:r>
             <w:rPr>
-              <w:rFonts w:hint="eastAsia" w:ascii="宋体" w:hAnsi="宋体" w:eastAsia="宋体" w:cs="宋体"/>
+              <w:rFonts w:ascii="宋体" w:eastAsia="宋体" w:hAnsi="宋体" w:cs="宋体" w:hint="eastAsia"/>
               <w:szCs w:val="24"/>
             </w:rPr>
             <w:fldChar w:fldCharType="end"/>
@@ -2998,28 +2933,28 @@
         </w:p>
         <w:p>
           <w:pPr>
-            <w:pStyle w:val="17"/>
+            <w:pStyle w:val="TOC2"/>
             <w:tabs>
               <w:tab w:val="right" w:leader="dot" w:pos="8306"/>
             </w:tabs>
           </w:pPr>
           <w:r>
             <w:rPr>
-              <w:rFonts w:hint="eastAsia" w:ascii="宋体" w:hAnsi="宋体" w:eastAsia="宋体" w:cs="宋体"/>
+              <w:rFonts w:ascii="宋体" w:eastAsia="宋体" w:hAnsi="宋体" w:cs="宋体" w:hint="eastAsia"/>
               <w:szCs w:val="24"/>
             </w:rPr>
             <w:fldChar w:fldCharType="begin"/>
           </w:r>
           <w:r>
             <w:rPr>
-              <w:rFonts w:hint="eastAsia" w:ascii="宋体" w:hAnsi="宋体" w:eastAsia="宋体" w:cs="宋体"/>
+              <w:rFonts w:ascii="宋体" w:eastAsia="宋体" w:hAnsi="宋体" w:cs="宋体" w:hint="eastAsia"/>
               <w:szCs w:val="24"/>
             </w:rPr>
             <w:instrText xml:space="preserve"> HYPERLINK \l _Toc16949 </w:instrText>
           </w:r>
           <w:r>
             <w:rPr>
-              <w:rFonts w:hint="eastAsia" w:ascii="宋体" w:hAnsi="宋体" w:eastAsia="宋体" w:cs="宋体"/>
+              <w:rFonts w:ascii="宋体" w:eastAsia="宋体" w:hAnsi="宋体" w:cs="宋体" w:hint="eastAsia"/>
               <w:szCs w:val="24"/>
             </w:rPr>
             <w:fldChar w:fldCharType="separate"/>
@@ -3051,7 +2986,7 @@
           </w:r>
           <w:r>
             <w:rPr>
-              <w:rFonts w:hint="eastAsia" w:ascii="宋体" w:hAnsi="宋体" w:eastAsia="宋体" w:cs="宋体"/>
+              <w:rFonts w:ascii="宋体" w:eastAsia="宋体" w:hAnsi="宋体" w:cs="宋体" w:hint="eastAsia"/>
               <w:szCs w:val="24"/>
             </w:rPr>
             <w:fldChar w:fldCharType="end"/>
@@ -3059,28 +2994,28 @@
         </w:p>
         <w:p>
           <w:pPr>
-            <w:pStyle w:val="16"/>
+            <w:pStyle w:val="TOC1"/>
             <w:tabs>
               <w:tab w:val="right" w:leader="dot" w:pos="8306"/>
             </w:tabs>
           </w:pPr>
           <w:r>
             <w:rPr>
-              <w:rFonts w:hint="eastAsia" w:ascii="宋体" w:hAnsi="宋体" w:eastAsia="宋体" w:cs="宋体"/>
+              <w:rFonts w:ascii="宋体" w:eastAsia="宋体" w:hAnsi="宋体" w:cs="宋体" w:hint="eastAsia"/>
               <w:szCs w:val="24"/>
             </w:rPr>
             <w:fldChar w:fldCharType="begin"/>
           </w:r>
           <w:r>
             <w:rPr>
-              <w:rFonts w:hint="eastAsia" w:ascii="宋体" w:hAnsi="宋体" w:eastAsia="宋体" w:cs="宋体"/>
+              <w:rFonts w:ascii="宋体" w:eastAsia="宋体" w:hAnsi="宋体" w:cs="宋体" w:hint="eastAsia"/>
               <w:szCs w:val="24"/>
             </w:rPr>
             <w:instrText xml:space="preserve"> HYPERLINK \l _Toc22577 </w:instrText>
           </w:r>
           <w:r>
             <w:rPr>
-              <w:rFonts w:hint="eastAsia" w:ascii="宋体" w:hAnsi="宋体" w:eastAsia="宋体" w:cs="宋体"/>
+              <w:rFonts w:ascii="宋体" w:eastAsia="宋体" w:hAnsi="宋体" w:cs="宋体" w:hint="eastAsia"/>
               <w:szCs w:val="24"/>
             </w:rPr>
             <w:fldChar w:fldCharType="separate"/>
@@ -3112,7 +3047,7 @@
           </w:r>
           <w:r>
             <w:rPr>
-              <w:rFonts w:hint="eastAsia" w:ascii="宋体" w:hAnsi="宋体" w:eastAsia="宋体" w:cs="宋体"/>
+              <w:rFonts w:ascii="宋体" w:eastAsia="宋体" w:hAnsi="宋体" w:cs="宋体" w:hint="eastAsia"/>
               <w:szCs w:val="24"/>
             </w:rPr>
             <w:fldChar w:fldCharType="end"/>
@@ -3120,28 +3055,28 @@
         </w:p>
         <w:p>
           <w:pPr>
-            <w:pStyle w:val="17"/>
+            <w:pStyle w:val="TOC2"/>
             <w:tabs>
               <w:tab w:val="right" w:leader="dot" w:pos="8306"/>
             </w:tabs>
           </w:pPr>
           <w:r>
             <w:rPr>
-              <w:rFonts w:hint="eastAsia" w:ascii="宋体" w:hAnsi="宋体" w:eastAsia="宋体" w:cs="宋体"/>
+              <w:rFonts w:ascii="宋体" w:eastAsia="宋体" w:hAnsi="宋体" w:cs="宋体" w:hint="eastAsia"/>
               <w:szCs w:val="24"/>
             </w:rPr>
             <w:fldChar w:fldCharType="begin"/>
           </w:r>
           <w:r>
             <w:rPr>
-              <w:rFonts w:hint="eastAsia" w:ascii="宋体" w:hAnsi="宋体" w:eastAsia="宋体" w:cs="宋体"/>
+              <w:rFonts w:ascii="宋体" w:eastAsia="宋体" w:hAnsi="宋体" w:cs="宋体" w:hint="eastAsia"/>
               <w:szCs w:val="24"/>
             </w:rPr>
             <w:instrText xml:space="preserve"> HYPERLINK \l _Toc5704 </w:instrText>
           </w:r>
           <w:r>
             <w:rPr>
-              <w:rFonts w:hint="eastAsia" w:ascii="宋体" w:hAnsi="宋体" w:eastAsia="宋体" w:cs="宋体"/>
+              <w:rFonts w:ascii="宋体" w:eastAsia="宋体" w:hAnsi="宋体" w:cs="宋体" w:hint="eastAsia"/>
               <w:szCs w:val="24"/>
             </w:rPr>
             <w:fldChar w:fldCharType="separate"/>
@@ -3173,7 +3108,7 @@
           </w:r>
           <w:r>
             <w:rPr>
-              <w:rFonts w:hint="eastAsia" w:ascii="宋体" w:hAnsi="宋体" w:eastAsia="宋体" w:cs="宋体"/>
+              <w:rFonts w:ascii="宋体" w:eastAsia="宋体" w:hAnsi="宋体" w:cs="宋体" w:hint="eastAsia"/>
               <w:szCs w:val="24"/>
             </w:rPr>
             <w:fldChar w:fldCharType="end"/>
@@ -3181,28 +3116,28 @@
         </w:p>
         <w:p>
           <w:pPr>
-            <w:pStyle w:val="17"/>
+            <w:pStyle w:val="TOC2"/>
             <w:tabs>
               <w:tab w:val="right" w:leader="dot" w:pos="8306"/>
             </w:tabs>
           </w:pPr>
           <w:r>
             <w:rPr>
-              <w:rFonts w:hint="eastAsia" w:ascii="宋体" w:hAnsi="宋体" w:eastAsia="宋体" w:cs="宋体"/>
+              <w:rFonts w:ascii="宋体" w:eastAsia="宋体" w:hAnsi="宋体" w:cs="宋体" w:hint="eastAsia"/>
               <w:szCs w:val="24"/>
             </w:rPr>
             <w:fldChar w:fldCharType="begin"/>
           </w:r>
           <w:r>
             <w:rPr>
-              <w:rFonts w:hint="eastAsia" w:ascii="宋体" w:hAnsi="宋体" w:eastAsia="宋体" w:cs="宋体"/>
+              <w:rFonts w:ascii="宋体" w:eastAsia="宋体" w:hAnsi="宋体" w:cs="宋体" w:hint="eastAsia"/>
               <w:szCs w:val="24"/>
             </w:rPr>
             <w:instrText xml:space="preserve"> HYPERLINK \l _Toc21774 </w:instrText>
           </w:r>
           <w:r>
             <w:rPr>
-              <w:rFonts w:hint="eastAsia" w:ascii="宋体" w:hAnsi="宋体" w:eastAsia="宋体" w:cs="宋体"/>
+              <w:rFonts w:ascii="宋体" w:eastAsia="宋体" w:hAnsi="宋体" w:cs="宋体" w:hint="eastAsia"/>
               <w:szCs w:val="24"/>
             </w:rPr>
             <w:fldChar w:fldCharType="separate"/>
@@ -3234,7 +3169,7 @@
           </w:r>
           <w:r>
             <w:rPr>
-              <w:rFonts w:hint="eastAsia" w:ascii="宋体" w:hAnsi="宋体" w:eastAsia="宋体" w:cs="宋体"/>
+              <w:rFonts w:ascii="宋体" w:eastAsia="宋体" w:hAnsi="宋体" w:cs="宋体" w:hint="eastAsia"/>
               <w:szCs w:val="24"/>
             </w:rPr>
             <w:fldChar w:fldCharType="end"/>
@@ -3242,28 +3177,28 @@
         </w:p>
         <w:p>
           <w:pPr>
-            <w:pStyle w:val="17"/>
+            <w:pStyle w:val="TOC2"/>
             <w:tabs>
               <w:tab w:val="right" w:leader="dot" w:pos="8306"/>
             </w:tabs>
           </w:pPr>
           <w:r>
             <w:rPr>
-              <w:rFonts w:hint="eastAsia" w:ascii="宋体" w:hAnsi="宋体" w:eastAsia="宋体" w:cs="宋体"/>
+              <w:rFonts w:ascii="宋体" w:eastAsia="宋体" w:hAnsi="宋体" w:cs="宋体" w:hint="eastAsia"/>
               <w:szCs w:val="24"/>
             </w:rPr>
             <w:fldChar w:fldCharType="begin"/>
           </w:r>
           <w:r>
             <w:rPr>
-              <w:rFonts w:hint="eastAsia" w:ascii="宋体" w:hAnsi="宋体" w:eastAsia="宋体" w:cs="宋体"/>
+              <w:rFonts w:ascii="宋体" w:eastAsia="宋体" w:hAnsi="宋体" w:cs="宋体" w:hint="eastAsia"/>
               <w:szCs w:val="24"/>
             </w:rPr>
             <w:instrText xml:space="preserve"> HYPERLINK \l _Toc524 </w:instrText>
           </w:r>
           <w:r>
             <w:rPr>
-              <w:rFonts w:hint="eastAsia" w:ascii="宋体" w:hAnsi="宋体" w:eastAsia="宋体" w:cs="宋体"/>
+              <w:rFonts w:ascii="宋体" w:eastAsia="宋体" w:hAnsi="宋体" w:cs="宋体" w:hint="eastAsia"/>
               <w:szCs w:val="24"/>
             </w:rPr>
             <w:fldChar w:fldCharType="separate"/>
@@ -3295,7 +3230,7 @@
           </w:r>
           <w:r>
             <w:rPr>
-              <w:rFonts w:hint="eastAsia" w:ascii="宋体" w:hAnsi="宋体" w:eastAsia="宋体" w:cs="宋体"/>
+              <w:rFonts w:ascii="宋体" w:eastAsia="宋体" w:hAnsi="宋体" w:cs="宋体" w:hint="eastAsia"/>
               <w:szCs w:val="24"/>
             </w:rPr>
             <w:fldChar w:fldCharType="end"/>
@@ -3303,28 +3238,28 @@
         </w:p>
         <w:p>
           <w:pPr>
-            <w:pStyle w:val="16"/>
+            <w:pStyle w:val="TOC1"/>
             <w:tabs>
               <w:tab w:val="right" w:leader="dot" w:pos="8306"/>
             </w:tabs>
           </w:pPr>
           <w:r>
             <w:rPr>
-              <w:rFonts w:hint="eastAsia" w:ascii="宋体" w:hAnsi="宋体" w:eastAsia="宋体" w:cs="宋体"/>
+              <w:rFonts w:ascii="宋体" w:eastAsia="宋体" w:hAnsi="宋体" w:cs="宋体" w:hint="eastAsia"/>
               <w:szCs w:val="24"/>
             </w:rPr>
             <w:fldChar w:fldCharType="begin"/>
           </w:r>
           <w:r>
             <w:rPr>
-              <w:rFonts w:hint="eastAsia" w:ascii="宋体" w:hAnsi="宋体" w:eastAsia="宋体" w:cs="宋体"/>
+              <w:rFonts w:ascii="宋体" w:eastAsia="宋体" w:hAnsi="宋体" w:cs="宋体" w:hint="eastAsia"/>
               <w:szCs w:val="24"/>
             </w:rPr>
             <w:instrText xml:space="preserve"> HYPERLINK \l _Toc464 </w:instrText>
           </w:r>
           <w:r>
             <w:rPr>
-              <w:rFonts w:hint="eastAsia" w:ascii="宋体" w:hAnsi="宋体" w:eastAsia="宋体" w:cs="宋体"/>
+              <w:rFonts w:ascii="宋体" w:eastAsia="宋体" w:hAnsi="宋体" w:cs="宋体" w:hint="eastAsia"/>
               <w:szCs w:val="24"/>
             </w:rPr>
             <w:fldChar w:fldCharType="separate"/>
@@ -3356,7 +3291,7 @@
           </w:r>
           <w:r>
             <w:rPr>
-              <w:rFonts w:hint="eastAsia" w:ascii="宋体" w:hAnsi="宋体" w:eastAsia="宋体" w:cs="宋体"/>
+              <w:rFonts w:ascii="宋体" w:eastAsia="宋体" w:hAnsi="宋体" w:cs="宋体" w:hint="eastAsia"/>
               <w:szCs w:val="24"/>
             </w:rPr>
             <w:fldChar w:fldCharType="end"/>
@@ -3364,28 +3299,28 @@
         </w:p>
         <w:p>
           <w:pPr>
-            <w:pStyle w:val="16"/>
+            <w:pStyle w:val="TOC1"/>
             <w:tabs>
               <w:tab w:val="right" w:leader="dot" w:pos="8306"/>
             </w:tabs>
           </w:pPr>
           <w:r>
             <w:rPr>
-              <w:rFonts w:hint="eastAsia" w:ascii="宋体" w:hAnsi="宋体" w:eastAsia="宋体" w:cs="宋体"/>
+              <w:rFonts w:ascii="宋体" w:eastAsia="宋体" w:hAnsi="宋体" w:cs="宋体" w:hint="eastAsia"/>
               <w:szCs w:val="24"/>
             </w:rPr>
             <w:fldChar w:fldCharType="begin"/>
           </w:r>
           <w:r>
             <w:rPr>
-              <w:rFonts w:hint="eastAsia" w:ascii="宋体" w:hAnsi="宋体" w:eastAsia="宋体" w:cs="宋体"/>
+              <w:rFonts w:ascii="宋体" w:eastAsia="宋体" w:hAnsi="宋体" w:cs="宋体" w:hint="eastAsia"/>
               <w:szCs w:val="24"/>
             </w:rPr>
             <w:instrText xml:space="preserve"> HYPERLINK \l _Toc26172 </w:instrText>
           </w:r>
           <w:r>
             <w:rPr>
-              <w:rFonts w:hint="eastAsia" w:ascii="宋体" w:hAnsi="宋体" w:eastAsia="宋体" w:cs="宋体"/>
+              <w:rFonts w:ascii="宋体" w:eastAsia="宋体" w:hAnsi="宋体" w:cs="宋体" w:hint="eastAsia"/>
               <w:szCs w:val="24"/>
             </w:rPr>
             <w:fldChar w:fldCharType="separate"/>
@@ -3417,7 +3352,7 @@
           </w:r>
           <w:r>
             <w:rPr>
-              <w:rFonts w:hint="eastAsia" w:ascii="宋体" w:hAnsi="宋体" w:eastAsia="宋体" w:cs="宋体"/>
+              <w:rFonts w:ascii="宋体" w:eastAsia="宋体" w:hAnsi="宋体" w:cs="宋体" w:hint="eastAsia"/>
               <w:szCs w:val="24"/>
             </w:rPr>
             <w:fldChar w:fldCharType="end"/>
@@ -3425,28 +3360,28 @@
         </w:p>
         <w:p>
           <w:pPr>
-            <w:pStyle w:val="16"/>
+            <w:pStyle w:val="TOC1"/>
             <w:tabs>
               <w:tab w:val="right" w:leader="dot" w:pos="8306"/>
             </w:tabs>
           </w:pPr>
           <w:r>
             <w:rPr>
-              <w:rFonts w:hint="eastAsia" w:ascii="宋体" w:hAnsi="宋体" w:eastAsia="宋体" w:cs="宋体"/>
+              <w:rFonts w:ascii="宋体" w:eastAsia="宋体" w:hAnsi="宋体" w:cs="宋体" w:hint="eastAsia"/>
               <w:szCs w:val="24"/>
             </w:rPr>
             <w:fldChar w:fldCharType="begin"/>
           </w:r>
           <w:r>
             <w:rPr>
-              <w:rFonts w:hint="eastAsia" w:ascii="宋体" w:hAnsi="宋体" w:eastAsia="宋体" w:cs="宋体"/>
+              <w:rFonts w:ascii="宋体" w:eastAsia="宋体" w:hAnsi="宋体" w:cs="宋体" w:hint="eastAsia"/>
               <w:szCs w:val="24"/>
             </w:rPr>
             <w:instrText xml:space="preserve"> HYPERLINK \l _Toc26111 </w:instrText>
           </w:r>
           <w:r>
             <w:rPr>
-              <w:rFonts w:hint="eastAsia" w:ascii="宋体" w:hAnsi="宋体" w:eastAsia="宋体" w:cs="宋体"/>
+              <w:rFonts w:ascii="宋体" w:eastAsia="宋体" w:hAnsi="宋体" w:cs="宋体" w:hint="eastAsia"/>
               <w:szCs w:val="24"/>
             </w:rPr>
             <w:fldChar w:fldCharType="separate"/>
@@ -3485,7 +3420,7 @@
           </w:r>
           <w:r>
             <w:rPr>
-              <w:rFonts w:hint="eastAsia" w:ascii="宋体" w:hAnsi="宋体" w:eastAsia="宋体" w:cs="宋体"/>
+              <w:rFonts w:ascii="宋体" w:eastAsia="宋体" w:hAnsi="宋体" w:cs="宋体" w:hint="eastAsia"/>
               <w:szCs w:val="24"/>
             </w:rPr>
             <w:fldChar w:fldCharType="end"/>
@@ -3493,28 +3428,28 @@
         </w:p>
         <w:p>
           <w:pPr>
-            <w:pStyle w:val="16"/>
+            <w:pStyle w:val="TOC1"/>
             <w:tabs>
               <w:tab w:val="right" w:leader="dot" w:pos="8306"/>
             </w:tabs>
           </w:pPr>
           <w:r>
             <w:rPr>
-              <w:rFonts w:hint="eastAsia" w:ascii="宋体" w:hAnsi="宋体" w:eastAsia="宋体" w:cs="宋体"/>
+              <w:rFonts w:ascii="宋体" w:eastAsia="宋体" w:hAnsi="宋体" w:cs="宋体" w:hint="eastAsia"/>
               <w:szCs w:val="24"/>
             </w:rPr>
             <w:fldChar w:fldCharType="begin"/>
           </w:r>
           <w:r>
             <w:rPr>
-              <w:rFonts w:hint="eastAsia" w:ascii="宋体" w:hAnsi="宋体" w:eastAsia="宋体" w:cs="宋体"/>
+              <w:rFonts w:ascii="宋体" w:eastAsia="宋体" w:hAnsi="宋体" w:cs="宋体" w:hint="eastAsia"/>
               <w:szCs w:val="24"/>
             </w:rPr>
             <w:instrText xml:space="preserve"> HYPERLINK \l _Toc5904 </w:instrText>
           </w:r>
           <w:r>
             <w:rPr>
-              <w:rFonts w:hint="eastAsia" w:ascii="宋体" w:hAnsi="宋体" w:eastAsia="宋体" w:cs="宋体"/>
+              <w:rFonts w:ascii="宋体" w:eastAsia="宋体" w:hAnsi="宋体" w:cs="宋体" w:hint="eastAsia"/>
               <w:szCs w:val="24"/>
             </w:rPr>
             <w:fldChar w:fldCharType="separate"/>
@@ -3546,7 +3481,7 @@
           </w:r>
           <w:r>
             <w:rPr>
-              <w:rFonts w:hint="eastAsia" w:ascii="宋体" w:hAnsi="宋体" w:eastAsia="宋体" w:cs="宋体"/>
+              <w:rFonts w:ascii="宋体" w:eastAsia="宋体" w:hAnsi="宋体" w:cs="宋体" w:hint="eastAsia"/>
               <w:szCs w:val="24"/>
             </w:rPr>
             <w:fldChar w:fldCharType="end"/>
@@ -3568,7 +3503,7 @@
             <w:snapToGrid w:val="0"/>
             <w:textAlignment w:val="baseline"/>
             <w:rPr>
-              <w:rFonts w:hint="eastAsia" w:ascii="宋体" w:hAnsi="宋体" w:eastAsia="宋体" w:cs="宋体"/>
+              <w:rFonts w:ascii="宋体" w:eastAsia="宋体" w:hAnsi="宋体" w:cs="宋体" w:hint="eastAsia"/>
               <w:snapToGrid w:val="0"/>
               <w:color w:val="000000"/>
               <w:kern w:val="0"/>
@@ -3579,7 +3514,7 @@
           </w:pPr>
           <w:r>
             <w:rPr>
-              <w:rFonts w:hint="eastAsia" w:ascii="宋体" w:hAnsi="宋体" w:eastAsia="宋体" w:cs="宋体"/>
+              <w:rFonts w:ascii="宋体" w:eastAsia="宋体" w:hAnsi="宋体" w:cs="宋体" w:hint="eastAsia"/>
               <w:szCs w:val="24"/>
             </w:rPr>
             <w:fldChar w:fldCharType="end"/>
@@ -3603,7 +3538,7 @@
         <w:snapToGrid w:val="0"/>
         <w:textAlignment w:val="baseline"/>
         <w:rPr>
-          <w:rFonts w:ascii="Arial" w:hAnsi="Arial" w:eastAsia="Arial" w:cs="Arial"/>
+          <w:rFonts w:ascii="Arial" w:eastAsia="Arial" w:hAnsi="Arial" w:cs="Arial"/>
           <w:snapToGrid w:val="0"/>
           <w:color w:val="000000"/>
           <w:kern w:val="0"/>
@@ -3614,7 +3549,7 @@
       </w:pPr>
       <w:r>
         <w:rPr>
-          <w:rFonts w:ascii="Arial" w:hAnsi="Arial" w:eastAsia="Arial" w:cs="Arial"/>
+          <w:rFonts w:ascii="Arial" w:eastAsia="Arial" w:hAnsi="Arial" w:cs="Arial"/>
           <w:snapToGrid w:val="0"/>
           <w:color w:val="000000"/>
           <w:kern w:val="0"/>
@@ -3627,14 +3562,14 @@
     </w:p>
     <w:p>
       <w:pPr>
-        <w:pStyle w:val="28"/>
+        <w:pStyle w:val="1"/>
         <w:bidi w:val="0"/>
         <w:rPr>
           <w:rFonts w:hint="default"/>
           <w:lang w:val="en-US" w:eastAsia="zh-CN"/>
         </w:rPr>
       </w:pPr>
-      <w:bookmarkStart w:id="2" w:name="_Toc7412"/>
+      <w:bookmarkStart w:id="3" w:name="_Toc7412"/>
       <w:r>
         <w:rPr>
           <w:rFonts w:hint="default"/>
@@ -3642,11 +3577,11 @@
         </w:rPr>
         <w:t>目的</w:t>
       </w:r>
-      <w:bookmarkEnd w:id="2"/>
-    </w:p>
-    <w:p>
-      <w:pPr>
-        <w:pStyle w:val="29"/>
+      <w:bookmarkEnd w:id="3"/>
+    </w:p>
+    <w:p>
+      <w:pPr>
+        <w:pStyle w:val="a1"/>
         <w:rPr>
           <w:rFonts w:hint="default"/>
           <w:lang w:val="en-US" w:eastAsia="zh-CN"/>
@@ -3662,14 +3597,14 @@
     </w:p>
     <w:p>
       <w:pPr>
-        <w:pStyle w:val="28"/>
+        <w:pStyle w:val="1"/>
         <w:bidi w:val="0"/>
         <w:rPr>
           <w:rFonts w:hint="default"/>
           <w:lang w:val="en-US" w:eastAsia="zh-CN"/>
         </w:rPr>
       </w:pPr>
-      <w:bookmarkStart w:id="3" w:name="_Toc2804"/>
+      <w:bookmarkStart w:id="4" w:name="_Toc2804"/>
       <w:r>
         <w:rPr>
           <w:rFonts w:hint="default"/>
@@ -3677,11 +3612,11 @@
         </w:rPr>
         <w:t>适用范围</w:t>
       </w:r>
-      <w:bookmarkEnd w:id="3"/>
-    </w:p>
-    <w:p>
-      <w:pPr>
-        <w:pStyle w:val="29"/>
+      <w:bookmarkEnd w:id="4"/>
+    </w:p>
+    <w:p>
+      <w:pPr>
+        <w:pStyle w:val="a1"/>
         <w:rPr>
           <w:rFonts w:hint="default"/>
           <w:lang w:val="en-US" w:eastAsia="zh-CN"/>
@@ -3697,7 +3632,7 @@
     </w:p>
     <w:p>
       <w:pPr>
-        <w:pStyle w:val="29"/>
+        <w:pStyle w:val="a1"/>
         <w:rPr>
           <w:rFonts w:hint="default"/>
           <w:lang w:val="en-US" w:eastAsia="zh-CN"/>
@@ -3713,7 +3648,7 @@
     </w:p>
     <w:p>
       <w:pPr>
-        <w:pStyle w:val="29"/>
+        <w:pStyle w:val="a1"/>
         <w:rPr>
           <w:rFonts w:hint="default"/>
           <w:lang w:val="en-US" w:eastAsia="zh-CN"/>
@@ -3729,7 +3664,7 @@
     </w:p>
     <w:p>
       <w:pPr>
-        <w:pStyle w:val="29"/>
+        <w:pStyle w:val="a1"/>
         <w:rPr>
           <w:rFonts w:hint="default"/>
           <w:lang w:val="en-US" w:eastAsia="zh-CN"/>
@@ -3745,14 +3680,14 @@
     </w:p>
     <w:p>
       <w:pPr>
-        <w:pStyle w:val="28"/>
+        <w:pStyle w:val="1"/>
         <w:bidi w:val="0"/>
         <w:rPr>
           <w:rFonts w:hint="default"/>
           <w:lang w:val="en-US" w:eastAsia="zh-CN"/>
         </w:rPr>
       </w:pPr>
-      <w:bookmarkStart w:id="4" w:name="_Toc4208"/>
+      <w:bookmarkStart w:id="5" w:name="_Toc4208"/>
       <w:r>
         <w:rPr>
           <w:rFonts w:hint="default"/>
@@ -3760,11 +3695,11 @@
         </w:rPr>
         <w:t>定义与术语</w:t>
       </w:r>
-      <w:bookmarkEnd w:id="4"/>
-    </w:p>
-    <w:p>
-      <w:pPr>
-        <w:pStyle w:val="29"/>
+      <w:bookmarkEnd w:id="5"/>
+    </w:p>
+    <w:p>
+      <w:pPr>
+        <w:pStyle w:val="a1"/>
         <w:rPr>
           <w:rFonts w:hint="default"/>
           <w:lang w:val="en-US" w:eastAsia="zh-CN"/>
@@ -3780,7 +3715,7 @@
     </w:p>
     <w:p>
       <w:pPr>
-        <w:pStyle w:val="29"/>
+        <w:pStyle w:val="a1"/>
         <w:rPr>
           <w:rFonts w:hint="default"/>
           <w:lang w:val="en-US" w:eastAsia="zh-CN"/>
@@ -3796,7 +3731,7 @@
     </w:p>
     <w:p>
       <w:pPr>
-        <w:pStyle w:val="29"/>
+        <w:pStyle w:val="a1"/>
         <w:rPr>
           <w:rFonts w:hint="default"/>
           <w:lang w:val="en-US" w:eastAsia="zh-CN"/>
@@ -3812,14 +3747,14 @@
     </w:p>
     <w:p>
       <w:pPr>
-        <w:pStyle w:val="28"/>
+        <w:pStyle w:val="1"/>
         <w:bidi w:val="0"/>
         <w:rPr>
           <w:rFonts w:hint="default"/>
           <w:lang w:val="en-US" w:eastAsia="zh-CN"/>
         </w:rPr>
       </w:pPr>
-      <w:bookmarkStart w:id="5" w:name="_Toc23800"/>
+      <w:bookmarkStart w:id="6" w:name="_Toc23800"/>
       <w:r>
         <w:rPr>
           <w:rFonts w:hint="default"/>
@@ -3827,18 +3762,18 @@
         </w:rPr>
         <w:t>职责分工</w:t>
       </w:r>
-      <w:bookmarkEnd w:id="5"/>
-    </w:p>
-    <w:p>
-      <w:pPr>
-        <w:pStyle w:val="30"/>
+      <w:bookmarkEnd w:id="6"/>
+    </w:p>
+    <w:p>
+      <w:pPr>
+        <w:pStyle w:val="2"/>
         <w:bidi w:val="0"/>
         <w:rPr>
           <w:rFonts w:hint="default"/>
           <w:lang w:val="en-US" w:eastAsia="zh-CN"/>
         </w:rPr>
       </w:pPr>
-      <w:bookmarkStart w:id="6" w:name="_Toc15900"/>
+      <w:bookmarkStart w:id="7" w:name="_Toc15900"/>
       <w:r>
         <w:rPr>
           <w:rFonts w:hint="default"/>
@@ -3846,11 +3781,11 @@
         </w:rPr>
         <w:t>运维部</w:t>
       </w:r>
-      <w:bookmarkEnd w:id="6"/>
-    </w:p>
-    <w:p>
-      <w:pPr>
-        <w:pStyle w:val="29"/>
+      <w:bookmarkEnd w:id="7"/>
+    </w:p>
+    <w:p>
+      <w:pPr>
+        <w:pStyle w:val="a1"/>
         <w:rPr>
           <w:rFonts w:hint="default"/>
           <w:lang w:val="en-US" w:eastAsia="zh-CN"/>
@@ -3866,7 +3801,7 @@
     </w:p>
     <w:p>
       <w:pPr>
-        <w:pStyle w:val="29"/>
+        <w:pStyle w:val="a1"/>
         <w:rPr>
           <w:rFonts w:hint="default"/>
           <w:lang w:val="en-US" w:eastAsia="zh-CN"/>
@@ -3882,7 +3817,7 @@
     </w:p>
     <w:p>
       <w:pPr>
-        <w:pStyle w:val="29"/>
+        <w:pStyle w:val="a1"/>
         <w:rPr>
           <w:rFonts w:hint="default"/>
           <w:lang w:val="en-US" w:eastAsia="zh-CN"/>
@@ -3898,7 +3833,7 @@
     </w:p>
     <w:p>
       <w:pPr>
-        <w:pStyle w:val="29"/>
+        <w:pStyle w:val="a1"/>
         <w:rPr>
           <w:rFonts w:hint="default"/>
           <w:lang w:val="en-US" w:eastAsia="zh-CN"/>
@@ -3914,14 +3849,14 @@
     </w:p>
     <w:p>
       <w:pPr>
-        <w:pStyle w:val="30"/>
+        <w:pStyle w:val="2"/>
         <w:bidi w:val="0"/>
         <w:rPr>
           <w:rFonts w:hint="default"/>
           <w:lang w:val="en-US" w:eastAsia="zh-CN"/>
         </w:rPr>
       </w:pPr>
-      <w:bookmarkStart w:id="7" w:name="_Toc28008"/>
+      <w:bookmarkStart w:id="8" w:name="_Toc28008"/>
       <w:r>
         <w:rPr>
           <w:rFonts w:hint="default"/>
@@ -3929,11 +3864,11 @@
         </w:rPr>
         <w:t>质量管理部</w:t>
       </w:r>
-      <w:bookmarkEnd w:id="7"/>
-    </w:p>
-    <w:p>
-      <w:pPr>
-        <w:pStyle w:val="29"/>
+      <w:bookmarkEnd w:id="8"/>
+    </w:p>
+    <w:p>
+      <w:pPr>
+        <w:pStyle w:val="a1"/>
         <w:rPr>
           <w:rFonts w:hint="default"/>
           <w:lang w:val="en-US" w:eastAsia="zh-CN"/>
@@ -3949,7 +3884,7 @@
     </w:p>
     <w:p>
       <w:pPr>
-        <w:pStyle w:val="29"/>
+        <w:pStyle w:val="a1"/>
         <w:rPr>
           <w:rFonts w:hint="default"/>
           <w:lang w:val="en-US" w:eastAsia="zh-CN"/>
@@ -3965,14 +3900,14 @@
     </w:p>
     <w:p>
       <w:pPr>
-        <w:pStyle w:val="30"/>
+        <w:pStyle w:val="2"/>
         <w:bidi w:val="0"/>
         <w:rPr>
           <w:rFonts w:hint="default"/>
           <w:lang w:val="en-US" w:eastAsia="zh-CN"/>
         </w:rPr>
       </w:pPr>
-      <w:bookmarkStart w:id="8" w:name="_Toc12937"/>
+      <w:bookmarkStart w:id="9" w:name="_Toc12937"/>
       <w:r>
         <w:rPr>
           <w:rFonts w:hint="eastAsia"/>
@@ -3980,11 +3915,11 @@
         </w:rPr>
         <w:t>研发部</w:t>
       </w:r>
-      <w:bookmarkEnd w:id="8"/>
-    </w:p>
-    <w:p>
-      <w:pPr>
-        <w:pStyle w:val="29"/>
+      <w:bookmarkEnd w:id="9"/>
+    </w:p>
+    <w:p>
+      <w:pPr>
+        <w:pStyle w:val="a1"/>
         <w:rPr>
           <w:rFonts w:hint="default"/>
           <w:lang w:val="en-US" w:eastAsia="zh-CN"/>
@@ -4000,7 +3935,7 @@
     </w:p>
     <w:p>
       <w:pPr>
-        <w:pStyle w:val="29"/>
+        <w:pStyle w:val="a1"/>
         <w:rPr>
           <w:rFonts w:hint="default"/>
           <w:lang w:val="en-US" w:eastAsia="zh-CN"/>
@@ -4016,14 +3951,14 @@
     </w:p>
     <w:p>
       <w:pPr>
-        <w:pStyle w:val="30"/>
+        <w:pStyle w:val="2"/>
         <w:bidi w:val="0"/>
         <w:rPr>
           <w:rFonts w:hint="default"/>
           <w:lang w:val="en-US" w:eastAsia="zh-CN"/>
         </w:rPr>
       </w:pPr>
-      <w:bookmarkStart w:id="9" w:name="_Toc18567"/>
+      <w:bookmarkStart w:id="10" w:name="_Toc18567"/>
       <w:r>
         <w:rPr>
           <w:rFonts w:hint="eastAsia"/>
@@ -4031,11 +3966,11 @@
         </w:rPr>
         <w:t>运维工程师</w:t>
       </w:r>
-      <w:bookmarkEnd w:id="9"/>
-    </w:p>
-    <w:p>
-      <w:pPr>
-        <w:pStyle w:val="29"/>
+      <w:bookmarkEnd w:id="10"/>
+    </w:p>
+    <w:p>
+      <w:pPr>
+        <w:pStyle w:val="a1"/>
         <w:rPr>
           <w:rFonts w:hint="default"/>
           <w:lang w:val="en-US" w:eastAsia="zh-CN"/>
@@ -4051,7 +3986,7 @@
     </w:p>
     <w:p>
       <w:pPr>
-        <w:pStyle w:val="29"/>
+        <w:pStyle w:val="a1"/>
         <w:rPr>
           <w:rFonts w:hint="default"/>
           <w:lang w:val="en-US" w:eastAsia="zh-CN"/>
@@ -4067,7 +4002,7 @@
     </w:p>
     <w:p>
       <w:pPr>
-        <w:pStyle w:val="29"/>
+        <w:pStyle w:val="a1"/>
         <w:rPr>
           <w:rFonts w:hint="default"/>
           <w:lang w:val="en-US" w:eastAsia="zh-CN"/>
@@ -4083,14 +4018,14 @@
     </w:p>
     <w:p>
       <w:pPr>
-        <w:pStyle w:val="28"/>
+        <w:pStyle w:val="1"/>
         <w:bidi w:val="0"/>
         <w:rPr>
           <w:rFonts w:hint="default"/>
           <w:lang w:val="en-US" w:eastAsia="zh-CN"/>
         </w:rPr>
       </w:pPr>
-      <w:bookmarkStart w:id="10" w:name="_Toc31513"/>
+      <w:bookmarkStart w:id="11" w:name="_Toc31513"/>
       <w:r>
         <w:rPr>
           <w:rFonts w:hint="default"/>
@@ -4098,18 +4033,18 @@
         </w:rPr>
         <w:t>管理流程</w:t>
       </w:r>
-      <w:bookmarkEnd w:id="10"/>
-    </w:p>
-    <w:p>
-      <w:pPr>
-        <w:pStyle w:val="30"/>
+      <w:bookmarkEnd w:id="11"/>
+    </w:p>
+    <w:p>
+      <w:pPr>
+        <w:pStyle w:val="2"/>
         <w:bidi w:val="0"/>
         <w:rPr>
           <w:rFonts w:hint="default"/>
           <w:lang w:val="en-US" w:eastAsia="zh-CN"/>
         </w:rPr>
       </w:pPr>
-      <w:bookmarkStart w:id="11" w:name="_Toc22447"/>
+      <w:bookmarkStart w:id="12" w:name="_Toc22447"/>
       <w:r>
         <w:rPr>
           <w:rFonts w:hint="default"/>
@@ -4117,11 +4052,11 @@
         </w:rPr>
         <w:t>软件入库流程</w:t>
       </w:r>
-      <w:bookmarkEnd w:id="11"/>
-    </w:p>
-    <w:p>
-      <w:pPr>
-        <w:pStyle w:val="29"/>
+      <w:bookmarkEnd w:id="12"/>
+    </w:p>
+    <w:p>
+      <w:pPr>
+        <w:pStyle w:val="a1"/>
         <w:rPr>
           <w:rFonts w:hint="default"/>
           <w:lang w:val="en-US" w:eastAsia="zh-CN"/>
@@ -4137,7 +4072,7 @@
     </w:p>
     <w:p>
       <w:pPr>
-        <w:pStyle w:val="29"/>
+        <w:pStyle w:val="a1"/>
         <w:rPr>
           <w:rFonts w:hint="default"/>
           <w:lang w:val="en-US" w:eastAsia="zh-CN"/>
@@ -4153,7 +4088,7 @@
     </w:p>
     <w:p>
       <w:pPr>
-        <w:pStyle w:val="29"/>
+        <w:pStyle w:val="a1"/>
         <w:rPr>
           <w:rFonts w:hint="default"/>
           <w:lang w:val="en-US" w:eastAsia="zh-CN"/>
@@ -4183,7 +4118,7 @@
     </w:p>
     <w:p>
       <w:pPr>
-        <w:pStyle w:val="29"/>
+        <w:pStyle w:val="a1"/>
         <w:rPr>
           <w:rFonts w:hint="default"/>
           <w:lang w:val="en-US" w:eastAsia="zh-CN"/>
@@ -4199,14 +4134,14 @@
     </w:p>
     <w:p>
       <w:pPr>
-        <w:pStyle w:val="30"/>
+        <w:pStyle w:val="2"/>
         <w:bidi w:val="0"/>
         <w:rPr>
           <w:rFonts w:hint="default"/>
           <w:lang w:val="en-US" w:eastAsia="zh-CN"/>
         </w:rPr>
       </w:pPr>
-      <w:bookmarkStart w:id="12" w:name="_Toc12087"/>
+      <w:bookmarkStart w:id="13" w:name="_Toc12087"/>
       <w:r>
         <w:rPr>
           <w:rFonts w:hint="default"/>
@@ -4214,11 +4149,11 @@
         </w:rPr>
         <w:t>软件出库与发布流程</w:t>
       </w:r>
-      <w:bookmarkEnd w:id="12"/>
-    </w:p>
-    <w:p>
-      <w:pPr>
-        <w:pStyle w:val="29"/>
+      <w:bookmarkEnd w:id="13"/>
+    </w:p>
+    <w:p>
+      <w:pPr>
+        <w:pStyle w:val="a1"/>
         <w:rPr>
           <w:rFonts w:hint="default"/>
           <w:lang w:val="en-US" w:eastAsia="zh-CN"/>
@@ -4234,7 +4169,7 @@
     </w:p>
     <w:p>
       <w:pPr>
-        <w:pStyle w:val="29"/>
+        <w:pStyle w:val="a1"/>
         <w:rPr>
           <w:rFonts w:hint="default"/>
           <w:lang w:val="en-US" w:eastAsia="zh-CN"/>
@@ -4264,7 +4199,7 @@
     </w:p>
     <w:p>
       <w:pPr>
-        <w:pStyle w:val="29"/>
+        <w:pStyle w:val="a1"/>
         <w:rPr>
           <w:rFonts w:hint="default"/>
           <w:lang w:val="en-US" w:eastAsia="zh-CN"/>
@@ -4280,14 +4215,14 @@
     </w:p>
     <w:p>
       <w:pPr>
-        <w:pStyle w:val="30"/>
+        <w:pStyle w:val="2"/>
         <w:bidi w:val="0"/>
         <w:rPr>
           <w:rFonts w:hint="default"/>
           <w:lang w:val="en-US" w:eastAsia="zh-CN"/>
         </w:rPr>
       </w:pPr>
-      <w:bookmarkStart w:id="13" w:name="_Toc16949"/>
+      <w:bookmarkStart w:id="14" w:name="_Toc16949"/>
       <w:r>
         <w:rPr>
           <w:rFonts w:hint="default"/>
@@ -4295,11 +4230,11 @@
         </w:rPr>
         <w:t>版本控制与变更管理</w:t>
       </w:r>
-      <w:bookmarkEnd w:id="13"/>
-    </w:p>
-    <w:p>
-      <w:pPr>
-        <w:pStyle w:val="29"/>
+      <w:bookmarkEnd w:id="14"/>
+    </w:p>
+    <w:p>
+      <w:pPr>
+        <w:pStyle w:val="a1"/>
         <w:rPr>
           <w:rFonts w:hint="default"/>
           <w:lang w:val="en-US" w:eastAsia="zh-CN"/>
@@ -4315,7 +4250,7 @@
     </w:p>
     <w:p>
       <w:pPr>
-        <w:pStyle w:val="29"/>
+        <w:pStyle w:val="a1"/>
         <w:rPr>
           <w:rFonts w:hint="default"/>
           <w:lang w:val="en-US" w:eastAsia="zh-CN"/>
@@ -4331,7 +4266,7 @@
     </w:p>
     <w:p>
       <w:pPr>
-        <w:pStyle w:val="29"/>
+        <w:pStyle w:val="a1"/>
         <w:rPr>
           <w:rFonts w:hint="default"/>
           <w:lang w:val="en-US" w:eastAsia="zh-CN"/>
@@ -4347,14 +4282,14 @@
     </w:p>
     <w:p>
       <w:pPr>
-        <w:pStyle w:val="28"/>
+        <w:pStyle w:val="1"/>
         <w:bidi w:val="0"/>
         <w:rPr>
           <w:rFonts w:hint="default"/>
           <w:lang w:val="en-US" w:eastAsia="zh-CN"/>
         </w:rPr>
       </w:pPr>
-      <w:bookmarkStart w:id="14" w:name="_Toc22577"/>
+      <w:bookmarkStart w:id="15" w:name="_Toc22577"/>
       <w:r>
         <w:rPr>
           <w:rFonts w:hint="default"/>
@@ -4362,18 +4297,18 @@
         </w:rPr>
         <w:t>安全与访问控制</w:t>
       </w:r>
-      <w:bookmarkEnd w:id="14"/>
-    </w:p>
-    <w:p>
-      <w:pPr>
-        <w:pStyle w:val="30"/>
+      <w:bookmarkEnd w:id="15"/>
+    </w:p>
+    <w:p>
+      <w:pPr>
+        <w:pStyle w:val="2"/>
         <w:bidi w:val="0"/>
         <w:rPr>
           <w:rFonts w:hint="default"/>
           <w:lang w:val="en-US" w:eastAsia="zh-CN"/>
         </w:rPr>
       </w:pPr>
-      <w:bookmarkStart w:id="15" w:name="_Toc5704"/>
+      <w:bookmarkStart w:id="16" w:name="_Toc5704"/>
       <w:r>
         <w:rPr>
           <w:rFonts w:hint="default"/>
@@ -4381,11 +4316,11 @@
         </w:rPr>
         <w:t>访问控制策略</w:t>
       </w:r>
-      <w:bookmarkEnd w:id="15"/>
-    </w:p>
-    <w:p>
-      <w:pPr>
-        <w:pStyle w:val="29"/>
+      <w:bookmarkEnd w:id="16"/>
+    </w:p>
+    <w:p>
+      <w:pPr>
+        <w:pStyle w:val="a1"/>
         <w:rPr>
           <w:rFonts w:hint="default"/>
           <w:lang w:val="en-US" w:eastAsia="zh-CN"/>
@@ -4401,7 +4336,7 @@
     </w:p>
     <w:p>
       <w:pPr>
-        <w:pStyle w:val="29"/>
+        <w:pStyle w:val="a1"/>
         <w:rPr>
           <w:rFonts w:hint="default"/>
           <w:lang w:val="en-US" w:eastAsia="zh-CN"/>
@@ -4417,7 +4352,7 @@
     </w:p>
     <w:p>
       <w:pPr>
-        <w:pStyle w:val="29"/>
+        <w:pStyle w:val="a1"/>
         <w:rPr>
           <w:rFonts w:hint="default"/>
           <w:lang w:val="en-US" w:eastAsia="zh-CN"/>
@@ -4433,7 +4368,7 @@
     </w:p>
     <w:p>
       <w:pPr>
-        <w:pStyle w:val="29"/>
+        <w:pStyle w:val="a1"/>
         <w:rPr>
           <w:rFonts w:hint="default"/>
           <w:lang w:val="en-US" w:eastAsia="zh-CN"/>
@@ -4449,14 +4384,14 @@
     </w:p>
     <w:p>
       <w:pPr>
-        <w:pStyle w:val="30"/>
+        <w:pStyle w:val="2"/>
         <w:bidi w:val="0"/>
         <w:rPr>
           <w:rFonts w:hint="default"/>
           <w:lang w:val="en-US" w:eastAsia="zh-CN"/>
         </w:rPr>
       </w:pPr>
-      <w:bookmarkStart w:id="16" w:name="_Toc21774"/>
+      <w:bookmarkStart w:id="17" w:name="_Toc21774"/>
       <w:r>
         <w:rPr>
           <w:rFonts w:hint="default"/>
@@ -4464,11 +4399,11 @@
         </w:rPr>
         <w:t>权限角色定义</w:t>
       </w:r>
-      <w:bookmarkEnd w:id="16"/>
-    </w:p>
-    <w:p>
-      <w:pPr>
-        <w:pStyle w:val="29"/>
+      <w:bookmarkEnd w:id="17"/>
+    </w:p>
+    <w:p>
+      <w:pPr>
+        <w:pStyle w:val="a1"/>
         <w:rPr>
           <w:rFonts w:hint="default"/>
           <w:lang w:val="en-US" w:eastAsia="zh-CN"/>
@@ -4491,7 +4426,7 @@
     </w:p>
     <w:p>
       <w:pPr>
-        <w:pStyle w:val="29"/>
+        <w:pStyle w:val="a1"/>
         <w:rPr>
           <w:rFonts w:hint="default"/>
           <w:lang w:val="en-US" w:eastAsia="zh-CN"/>
@@ -4507,7 +4442,7 @@
     </w:p>
     <w:p>
       <w:pPr>
-        <w:pStyle w:val="29"/>
+        <w:pStyle w:val="a1"/>
         <w:rPr>
           <w:rFonts w:hint="default"/>
           <w:lang w:val="en-US" w:eastAsia="zh-CN"/>
@@ -4523,7 +4458,7 @@
     </w:p>
     <w:p>
       <w:pPr>
-        <w:pStyle w:val="29"/>
+        <w:pStyle w:val="a1"/>
         <w:rPr>
           <w:rFonts w:hint="default"/>
           <w:lang w:val="en-US" w:eastAsia="zh-CN"/>
@@ -4539,7 +4474,7 @@
     </w:p>
     <w:p>
       <w:pPr>
-        <w:pStyle w:val="29"/>
+        <w:pStyle w:val="a1"/>
         <w:rPr>
           <w:rFonts w:hint="default"/>
           <w:lang w:val="en-US" w:eastAsia="zh-CN"/>
@@ -4555,14 +4490,14 @@
     </w:p>
     <w:p>
       <w:pPr>
-        <w:pStyle w:val="30"/>
+        <w:pStyle w:val="2"/>
         <w:bidi w:val="0"/>
         <w:rPr>
           <w:rFonts w:hint="default"/>
           <w:lang w:val="en-US" w:eastAsia="zh-CN"/>
         </w:rPr>
       </w:pPr>
-      <w:bookmarkStart w:id="17" w:name="_Toc524"/>
+      <w:bookmarkStart w:id="18" w:name="_Toc524"/>
       <w:r>
         <w:rPr>
           <w:rFonts w:hint="default"/>
@@ -4570,11 +4505,11 @@
         </w:rPr>
         <w:t>审计与监控</w:t>
       </w:r>
-      <w:bookmarkEnd w:id="17"/>
-    </w:p>
-    <w:p>
-      <w:pPr>
-        <w:pStyle w:val="29"/>
+      <w:bookmarkEnd w:id="18"/>
+    </w:p>
+    <w:p>
+      <w:pPr>
+        <w:pStyle w:val="a1"/>
         <w:rPr>
           <w:rFonts w:hint="default"/>
           <w:lang w:val="en-US" w:eastAsia="zh-CN"/>
@@ -4590,7 +4525,7 @@
     </w:p>
     <w:p>
       <w:pPr>
-        <w:pStyle w:val="29"/>
+        <w:pStyle w:val="a1"/>
         <w:rPr>
           <w:rFonts w:hint="default"/>
           <w:lang w:val="en-US" w:eastAsia="zh-CN"/>
@@ -4613,7 +4548,7 @@
     </w:p>
     <w:p>
       <w:pPr>
-        <w:pStyle w:val="29"/>
+        <w:pStyle w:val="a1"/>
         <w:rPr>
           <w:rFonts w:hint="default"/>
           <w:lang w:val="en-US" w:eastAsia="zh-CN"/>
@@ -4629,14 +4564,14 @@
     </w:p>
     <w:p>
       <w:pPr>
-        <w:pStyle w:val="28"/>
+        <w:pStyle w:val="1"/>
         <w:bidi w:val="0"/>
         <w:rPr>
           <w:rFonts w:hint="default"/>
           <w:lang w:val="en-US" w:eastAsia="zh-CN"/>
         </w:rPr>
       </w:pPr>
-      <w:bookmarkStart w:id="18" w:name="_Toc464"/>
+      <w:bookmarkStart w:id="19" w:name="_Toc464"/>
       <w:r>
         <w:rPr>
           <w:rFonts w:hint="default"/>
@@ -4644,11 +4579,11 @@
         </w:rPr>
         <w:t>备份与恢复</w:t>
       </w:r>
-      <w:bookmarkEnd w:id="18"/>
-    </w:p>
-    <w:p>
-      <w:pPr>
-        <w:pStyle w:val="29"/>
+      <w:bookmarkEnd w:id="19"/>
+    </w:p>
+    <w:p>
+      <w:pPr>
+        <w:pStyle w:val="a1"/>
         <w:rPr>
           <w:rFonts w:hint="default"/>
           <w:lang w:val="en-US" w:eastAsia="zh-CN"/>
@@ -4664,7 +4599,7 @@
     </w:p>
     <w:p>
       <w:pPr>
-        <w:pStyle w:val="29"/>
+        <w:pStyle w:val="a1"/>
         <w:rPr>
           <w:rFonts w:hint="default"/>
           <w:lang w:val="en-US" w:eastAsia="zh-CN"/>
@@ -4680,14 +4615,14 @@
     </w:p>
     <w:p>
       <w:pPr>
-        <w:pStyle w:val="28"/>
+        <w:pStyle w:val="1"/>
         <w:bidi w:val="0"/>
         <w:rPr>
           <w:rFonts w:hint="default"/>
           <w:lang w:val="en-US" w:eastAsia="zh-CN"/>
         </w:rPr>
       </w:pPr>
-      <w:bookmarkStart w:id="19" w:name="_Toc26172"/>
+      <w:bookmarkStart w:id="20" w:name="_Toc26172"/>
       <w:r>
         <w:rPr>
           <w:rFonts w:hint="default"/>
@@ -4695,11 +4630,11 @@
         </w:rPr>
         <w:t>审计与改进</w:t>
       </w:r>
-      <w:bookmarkEnd w:id="19"/>
-    </w:p>
-    <w:p>
-      <w:pPr>
-        <w:pStyle w:val="29"/>
+      <w:bookmarkEnd w:id="20"/>
+    </w:p>
+    <w:p>
+      <w:pPr>
+        <w:pStyle w:val="a1"/>
         <w:rPr>
           <w:rFonts w:hint="default"/>
           <w:lang w:val="en-US" w:eastAsia="zh-CN"/>
@@ -4715,7 +4650,7 @@
     </w:p>
     <w:p>
       <w:pPr>
-        <w:pStyle w:val="29"/>
+        <w:pStyle w:val="a1"/>
         <w:rPr>
           <w:rFonts w:hint="default"/>
           <w:lang w:val="en-US" w:eastAsia="zh-CN"/>
@@ -4731,14 +4666,14 @@
     </w:p>
     <w:p>
       <w:pPr>
-        <w:pStyle w:val="28"/>
+        <w:pStyle w:val="1"/>
         <w:bidi w:val="0"/>
         <w:rPr>
           <w:rFonts w:hint="default"/>
           <w:lang w:val="en-US" w:eastAsia="zh-CN"/>
         </w:rPr>
       </w:pPr>
-      <w:bookmarkStart w:id="20" w:name="_Toc26111"/>
+      <w:bookmarkStart w:id="21" w:name="_Toc26111"/>
       <w:r>
         <w:rPr>
           <w:rFonts w:hint="eastAsia"/>
@@ -4746,23 +4681,22 @@
         </w:rPr>
         <w:t>考核指标</w:t>
       </w:r>
-      <w:bookmarkEnd w:id="20"/>
+      <w:bookmarkEnd w:id="21"/>
     </w:p>
     <w:tbl>
       <w:tblPr>
-        <w:tblStyle w:val="20"/>
+        <w:tblStyle w:val="TableNormal"/>
         <w:tblW w:w="8504" w:type="dxa"/>
         <w:tblInd w:w="96" w:type="dxa"/>
         <w:tblBorders>
-          <w:top w:val="none" w:color="auto" w:sz="0" w:space="0"/>
-          <w:left w:val="none" w:color="auto" w:sz="0" w:space="0"/>
-          <w:bottom w:val="none" w:color="auto" w:sz="0" w:space="0"/>
-          <w:right w:val="none" w:color="auto" w:sz="0" w:space="0"/>
-          <w:insideH w:val="none" w:color="auto" w:sz="0" w:space="0"/>
-          <w:insideV w:val="none" w:color="auto" w:sz="0" w:space="0"/>
+          <w:top w:val="nil"/>
+          <w:left w:val="nil"/>
+          <w:bottom w:val="nil"/>
+          <w:right w:val="nil"/>
+          <w:insideH w:val="nil"/>
+          <w:insideV w:val="nil"/>
         </w:tblBorders>
         <w:shd w:val="clear" w:color="auto" w:fill="auto"/>
-        <w:tblLayout w:type="autofit"/>
         <w:tblCellMar>
           <w:top w:w="0" w:type="dxa"/>
           <w:left w:w="108" w:type="dxa"/>
@@ -4778,13 +4712,15 @@
       </w:tblGrid>
       <w:tr>
         <w:tblPrEx>
+          <w:tblW w:w="8504" w:type="dxa"/>
+          <w:tblInd w:w="96" w:type="dxa"/>
           <w:tblBorders>
-            <w:top w:val="none" w:color="auto" w:sz="0" w:space="0"/>
-            <w:left w:val="none" w:color="auto" w:sz="0" w:space="0"/>
-            <w:bottom w:val="none" w:color="auto" w:sz="0" w:space="0"/>
-            <w:right w:val="none" w:color="auto" w:sz="0" w:space="0"/>
-            <w:insideH w:val="none" w:color="auto" w:sz="0" w:space="0"/>
-            <w:insideV w:val="none" w:color="auto" w:sz="0" w:space="0"/>
+            <w:top w:val="nil"/>
+            <w:left w:val="nil"/>
+            <w:bottom w:val="nil"/>
+            <w:right w:val="nil"/>
+            <w:insideH w:val="nil"/>
+            <w:insideV w:val="nil"/>
           </w:tblBorders>
           <w:shd w:val="clear" w:color="auto" w:fill="auto"/>
           <w:tblCellMar>
@@ -4795,16 +4731,16 @@
           </w:tblCellMar>
         </w:tblPrEx>
         <w:trPr>
-          <w:trHeight w:val="493" w:hRule="atLeast"/>
+          <w:trHeight w:val="493"/>
         </w:trPr>
         <w:tc>
           <w:tcPr>
             <w:tcW w:w="2383" w:type="dxa"/>
             <w:tcBorders>
-              <w:top w:val="single" w:color="000000" w:sz="4" w:space="0"/>
-              <w:left w:val="single" w:color="000000" w:sz="4" w:space="0"/>
-              <w:bottom w:val="single" w:color="000000" w:sz="4" w:space="0"/>
-              <w:right w:val="single" w:color="000000" w:sz="4" w:space="0"/>
+              <w:top w:val="single" w:sz="4" w:space="0" w:color="000000"/>
+              <w:left w:val="single" w:sz="4" w:space="0" w:color="000000"/>
+              <w:bottom w:val="single" w:sz="4" w:space="0" w:color="000000"/>
+              <w:right w:val="single" w:sz="4" w:space="0" w:color="000000"/>
             </w:tcBorders>
             <w:shd w:val="clear" w:color="auto" w:fill="C0C0C0"/>
             <w:vAlign w:val="center"/>
@@ -4818,7 +4754,7 @@
               <w:jc w:val="center"/>
               <w:textAlignment w:val="center"/>
               <w:rPr>
-                <w:rFonts w:ascii="楷体_GB2312" w:hAnsi="宋体" w:eastAsia="楷体_GB2312" w:cs="楷体_GB2312"/>
+                <w:rFonts w:ascii="楷体_GB2312" w:eastAsia="楷体_GB2312" w:hAnsi="宋体" w:cs="楷体_GB2312"/>
                 <w:b/>
                 <w:bCs/>
                 <w:i w:val="0"/>
@@ -4831,7 +4767,7 @@
             </w:pPr>
             <w:r>
               <w:rPr>
-                <w:rFonts w:hint="default" w:ascii="楷体_GB2312" w:hAnsi="宋体" w:eastAsia="楷体_GB2312" w:cs="楷体_GB2312"/>
+                <w:rFonts w:ascii="楷体_GB2312" w:eastAsia="楷体_GB2312" w:hAnsi="宋体" w:cs="楷体_GB2312" w:hint="default"/>
                 <w:b/>
                 <w:bCs/>
                 <w:i w:val="0"/>
@@ -4852,10 +4788,10 @@
           <w:tcPr>
             <w:tcW w:w="1056" w:type="dxa"/>
             <w:tcBorders>
-              <w:top w:val="single" w:color="000000" w:sz="4" w:space="0"/>
-              <w:left w:val="single" w:color="000000" w:sz="4" w:space="0"/>
-              <w:bottom w:val="single" w:color="000000" w:sz="4" w:space="0"/>
-              <w:right w:val="single" w:color="000000" w:sz="4" w:space="0"/>
+              <w:top w:val="single" w:sz="4" w:space="0" w:color="000000"/>
+              <w:left w:val="single" w:sz="4" w:space="0" w:color="000000"/>
+              <w:bottom w:val="single" w:sz="4" w:space="0" w:color="000000"/>
+              <w:right w:val="single" w:sz="4" w:space="0" w:color="000000"/>
             </w:tcBorders>
             <w:shd w:val="clear" w:color="auto" w:fill="C0C0C0"/>
             <w:vAlign w:val="center"/>
@@ -4869,7 +4805,7 @@
               <w:jc w:val="center"/>
               <w:textAlignment w:val="center"/>
               <w:rPr>
-                <w:rFonts w:hint="default" w:ascii="楷体_GB2312" w:hAnsi="宋体" w:eastAsia="楷体_GB2312" w:cs="楷体_GB2312"/>
+                <w:rFonts w:ascii="楷体_GB2312" w:eastAsia="楷体_GB2312" w:hAnsi="宋体" w:cs="楷体_GB2312" w:hint="default"/>
                 <w:b/>
                 <w:bCs/>
                 <w:i w:val="0"/>
@@ -4882,7 +4818,7 @@
             </w:pPr>
             <w:r>
               <w:rPr>
-                <w:rFonts w:hint="default" w:ascii="楷体_GB2312" w:hAnsi="宋体" w:eastAsia="楷体_GB2312" w:cs="楷体_GB2312"/>
+                <w:rFonts w:ascii="楷体_GB2312" w:eastAsia="楷体_GB2312" w:hAnsi="宋体" w:cs="楷体_GB2312" w:hint="default"/>
                 <w:b/>
                 <w:bCs/>
                 <w:i w:val="0"/>
@@ -4903,10 +4839,10 @@
           <w:tcPr>
             <w:tcW w:w="4139" w:type="dxa"/>
             <w:tcBorders>
-              <w:top w:val="single" w:color="000000" w:sz="4" w:space="0"/>
-              <w:left w:val="single" w:color="000000" w:sz="4" w:space="0"/>
-              <w:bottom w:val="single" w:color="000000" w:sz="4" w:space="0"/>
-              <w:right w:val="single" w:color="000000" w:sz="4" w:space="0"/>
+              <w:top w:val="single" w:sz="4" w:space="0" w:color="000000"/>
+              <w:left w:val="single" w:sz="4" w:space="0" w:color="000000"/>
+              <w:bottom w:val="single" w:sz="4" w:space="0" w:color="000000"/>
+              <w:right w:val="single" w:sz="4" w:space="0" w:color="000000"/>
             </w:tcBorders>
             <w:shd w:val="clear" w:color="auto" w:fill="C0C0C0"/>
             <w:vAlign w:val="center"/>
@@ -4920,7 +4856,7 @@
               <w:jc w:val="center"/>
               <w:textAlignment w:val="center"/>
               <w:rPr>
-                <w:rFonts w:hint="default" w:ascii="楷体_GB2312" w:hAnsi="宋体" w:eastAsia="楷体_GB2312" w:cs="楷体_GB2312"/>
+                <w:rFonts w:ascii="楷体_GB2312" w:eastAsia="楷体_GB2312" w:hAnsi="宋体" w:cs="楷体_GB2312" w:hint="default"/>
                 <w:b/>
                 <w:bCs/>
                 <w:i w:val="0"/>
@@ -4933,7 +4869,7 @@
             </w:pPr>
             <w:r>
               <w:rPr>
-                <w:rFonts w:hint="default" w:ascii="楷体_GB2312" w:hAnsi="宋体" w:eastAsia="楷体_GB2312" w:cs="楷体_GB2312"/>
+                <w:rFonts w:ascii="楷体_GB2312" w:eastAsia="楷体_GB2312" w:hAnsi="宋体" w:cs="楷体_GB2312" w:hint="default"/>
                 <w:b/>
                 <w:bCs/>
                 <w:i w:val="0"/>
@@ -4954,10 +4890,10 @@
           <w:tcPr>
             <w:tcW w:w="926" w:type="dxa"/>
             <w:tcBorders>
-              <w:top w:val="single" w:color="000000" w:sz="4" w:space="0"/>
-              <w:left w:val="single" w:color="000000" w:sz="4" w:space="0"/>
-              <w:bottom w:val="single" w:color="000000" w:sz="4" w:space="0"/>
-              <w:right w:val="single" w:color="000000" w:sz="4" w:space="0"/>
+              <w:top w:val="single" w:sz="4" w:space="0" w:color="000000"/>
+              <w:left w:val="single" w:sz="4" w:space="0" w:color="000000"/>
+              <w:bottom w:val="single" w:sz="4" w:space="0" w:color="000000"/>
+              <w:right w:val="single" w:sz="4" w:space="0" w:color="000000"/>
             </w:tcBorders>
             <w:shd w:val="clear" w:color="auto" w:fill="C0C0C0"/>
             <w:vAlign w:val="center"/>
@@ -4971,7 +4907,7 @@
               <w:jc w:val="center"/>
               <w:textAlignment w:val="center"/>
               <w:rPr>
-                <w:rFonts w:hint="default" w:ascii="楷体_GB2312" w:hAnsi="宋体" w:eastAsia="楷体_GB2312" w:cs="楷体_GB2312"/>
+                <w:rFonts w:ascii="楷体_GB2312" w:eastAsia="楷体_GB2312" w:hAnsi="宋体" w:cs="楷体_GB2312" w:hint="default"/>
                 <w:b/>
                 <w:bCs/>
                 <w:i w:val="0"/>
@@ -4984,7 +4920,7 @@
             </w:pPr>
             <w:r>
               <w:rPr>
-                <w:rFonts w:hint="default" w:ascii="楷体_GB2312" w:hAnsi="宋体" w:eastAsia="楷体_GB2312" w:cs="楷体_GB2312"/>
+                <w:rFonts w:ascii="楷体_GB2312" w:eastAsia="楷体_GB2312" w:hAnsi="宋体" w:cs="楷体_GB2312" w:hint="default"/>
                 <w:b/>
                 <w:bCs/>
                 <w:i w:val="0"/>
@@ -5004,14 +4940,8 @@
       </w:tr>
       <w:tr>
         <w:tblPrEx>
-          <w:tblBorders>
-            <w:top w:val="none" w:color="auto" w:sz="0" w:space="0"/>
-            <w:left w:val="none" w:color="auto" w:sz="0" w:space="0"/>
-            <w:bottom w:val="none" w:color="auto" w:sz="0" w:space="0"/>
-            <w:right w:val="none" w:color="auto" w:sz="0" w:space="0"/>
-            <w:insideH w:val="none" w:color="auto" w:sz="0" w:space="0"/>
-            <w:insideV w:val="none" w:color="auto" w:sz="0" w:space="0"/>
-          </w:tblBorders>
+          <w:tblW w:w="8504" w:type="dxa"/>
+          <w:tblInd w:w="96" w:type="dxa"/>
           <w:shd w:val="clear" w:color="auto" w:fill="auto"/>
           <w:tblCellMar>
             <w:top w:w="0" w:type="dxa"/>
@@ -5021,16 +4951,16 @@
           </w:tblCellMar>
         </w:tblPrEx>
         <w:trPr>
-          <w:trHeight w:val="493" w:hRule="atLeast"/>
+          <w:trHeight w:val="493"/>
         </w:trPr>
         <w:tc>
           <w:tcPr>
             <w:tcW w:w="2383" w:type="dxa"/>
             <w:tcBorders>
-              <w:top w:val="single" w:color="000000" w:sz="4" w:space="0"/>
-              <w:left w:val="single" w:color="000000" w:sz="4" w:space="0"/>
-              <w:bottom w:val="single" w:color="000000" w:sz="4" w:space="0"/>
-              <w:right w:val="single" w:color="000000" w:sz="4" w:space="0"/>
+              <w:top w:val="single" w:sz="4" w:space="0" w:color="000000"/>
+              <w:left w:val="single" w:sz="4" w:space="0" w:color="000000"/>
+              <w:bottom w:val="single" w:sz="4" w:space="0" w:color="000000"/>
+              <w:right w:val="single" w:sz="4" w:space="0" w:color="000000"/>
             </w:tcBorders>
             <w:shd w:val="clear" w:color="auto" w:fill="auto"/>
             <w:vAlign w:val="center"/>
@@ -5044,7 +4974,7 @@
               <w:jc w:val="left"/>
               <w:textAlignment w:val="center"/>
               <w:rPr>
-                <w:rFonts w:hint="default" w:ascii="楷体_GB2312" w:hAnsi="宋体" w:eastAsia="楷体_GB2312" w:cs="楷体_GB2312"/>
+                <w:rFonts w:ascii="楷体_GB2312" w:eastAsia="楷体_GB2312" w:hAnsi="宋体" w:cs="楷体_GB2312" w:hint="default"/>
                 <w:b/>
                 <w:bCs/>
                 <w:i w:val="0"/>
@@ -5060,7 +4990,7 @@
             </w:pPr>
             <w:r>
               <w:rPr>
-                <w:rFonts w:hint="eastAsia" w:ascii="宋体" w:hAnsi="宋体" w:cs="宋体"/>
+                <w:rFonts w:ascii="宋体" w:hAnsi="宋体" w:cs="宋体" w:hint="eastAsia"/>
                 <w:i w:val="0"/>
                 <w:iCs w:val="0"/>
                 <w:snapToGrid w:val="0"/>
@@ -5079,10 +5009,10 @@
           <w:tcPr>
             <w:tcW w:w="1056" w:type="dxa"/>
             <w:tcBorders>
-              <w:top w:val="single" w:color="000000" w:sz="4" w:space="0"/>
-              <w:left w:val="single" w:color="000000" w:sz="4" w:space="0"/>
-              <w:bottom w:val="single" w:color="000000" w:sz="4" w:space="0"/>
-              <w:right w:val="single" w:color="000000" w:sz="4" w:space="0"/>
+              <w:top w:val="single" w:sz="4" w:space="0" w:color="000000"/>
+              <w:left w:val="single" w:sz="4" w:space="0" w:color="000000"/>
+              <w:bottom w:val="single" w:sz="4" w:space="0" w:color="000000"/>
+              <w:right w:val="single" w:sz="4" w:space="0" w:color="000000"/>
             </w:tcBorders>
             <w:shd w:val="clear" w:color="auto" w:fill="auto"/>
             <w:vAlign w:val="center"/>
@@ -5096,7 +5026,7 @@
               <w:jc w:val="left"/>
               <w:textAlignment w:val="center"/>
               <w:rPr>
-                <w:rFonts w:hint="default" w:ascii="楷体_GB2312" w:hAnsi="宋体" w:eastAsia="楷体_GB2312" w:cs="楷体_GB2312"/>
+                <w:rFonts w:ascii="楷体_GB2312" w:eastAsia="楷体_GB2312" w:hAnsi="宋体" w:cs="楷体_GB2312" w:hint="default"/>
                 <w:b/>
                 <w:bCs/>
                 <w:i w:val="0"/>
@@ -5112,7 +5042,7 @@
             </w:pPr>
             <w:r>
               <w:rPr>
-                <w:rFonts w:hint="eastAsia" w:ascii="宋体" w:hAnsi="宋体" w:eastAsia="宋体" w:cs="宋体"/>
+                <w:rFonts w:ascii="宋体" w:eastAsia="宋体" w:hAnsi="宋体" w:cs="宋体" w:hint="eastAsia"/>
                 <w:i w:val="0"/>
                 <w:iCs w:val="0"/>
                 <w:snapToGrid w:val="0"/>
@@ -5127,7 +5057,7 @@
             </w:r>
             <w:r>
               <w:rPr>
-                <w:rFonts w:hint="eastAsia" w:ascii="宋体" w:hAnsi="宋体" w:cs="宋体"/>
+                <w:rFonts w:ascii="宋体" w:hAnsi="宋体" w:cs="宋体" w:hint="eastAsia"/>
                 <w:i w:val="0"/>
                 <w:iCs w:val="0"/>
                 <w:snapToGrid w:val="0"/>
@@ -5146,10 +5076,10 @@
           <w:tcPr>
             <w:tcW w:w="4139" w:type="dxa"/>
             <w:tcBorders>
-              <w:top w:val="single" w:color="000000" w:sz="4" w:space="0"/>
-              <w:left w:val="single" w:color="000000" w:sz="4" w:space="0"/>
-              <w:bottom w:val="single" w:color="000000" w:sz="4" w:space="0"/>
-              <w:right w:val="single" w:color="000000" w:sz="4" w:space="0"/>
+              <w:top w:val="single" w:sz="4" w:space="0" w:color="000000"/>
+              <w:left w:val="single" w:sz="4" w:space="0" w:color="000000"/>
+              <w:bottom w:val="single" w:sz="4" w:space="0" w:color="000000"/>
+              <w:right w:val="single" w:sz="4" w:space="0" w:color="000000"/>
             </w:tcBorders>
             <w:shd w:val="clear" w:color="auto" w:fill="auto"/>
             <w:vAlign w:val="center"/>
@@ -5163,7 +5093,7 @@
               <w:jc w:val="left"/>
               <w:textAlignment w:val="center"/>
               <w:rPr>
-                <w:rFonts w:hint="default" w:ascii="楷体_GB2312" w:hAnsi="宋体" w:eastAsia="楷体_GB2312" w:cs="楷体_GB2312"/>
+                <w:rFonts w:ascii="楷体_GB2312" w:eastAsia="楷体_GB2312" w:hAnsi="宋体" w:cs="楷体_GB2312" w:hint="default"/>
                 <w:b/>
                 <w:bCs/>
                 <w:i w:val="0"/>
@@ -5179,7 +5109,7 @@
             </w:pPr>
             <w:r>
               <w:rPr>
-                <w:rFonts w:hint="eastAsia" w:ascii="宋体" w:hAnsi="宋体" w:cs="宋体"/>
+                <w:rFonts w:ascii="宋体" w:hAnsi="宋体" w:cs="宋体" w:hint="eastAsia"/>
                 <w:i w:val="0"/>
                 <w:iCs w:val="0"/>
                 <w:snapToGrid w:val="0"/>
@@ -5198,10 +5128,10 @@
           <w:tcPr>
             <w:tcW w:w="926" w:type="dxa"/>
             <w:tcBorders>
-              <w:top w:val="single" w:color="000000" w:sz="4" w:space="0"/>
-              <w:left w:val="single" w:color="000000" w:sz="4" w:space="0"/>
-              <w:bottom w:val="single" w:color="000000" w:sz="4" w:space="0"/>
-              <w:right w:val="single" w:color="000000" w:sz="4" w:space="0"/>
+              <w:top w:val="single" w:sz="4" w:space="0" w:color="000000"/>
+              <w:left w:val="single" w:sz="4" w:space="0" w:color="000000"/>
+              <w:bottom w:val="single" w:sz="4" w:space="0" w:color="000000"/>
+              <w:right w:val="single" w:sz="4" w:space="0" w:color="000000"/>
             </w:tcBorders>
             <w:shd w:val="clear" w:color="auto" w:fill="auto"/>
             <w:vAlign w:val="center"/>
@@ -5215,7 +5145,7 @@
               <w:jc w:val="left"/>
               <w:textAlignment w:val="center"/>
               <w:rPr>
-                <w:rFonts w:hint="default" w:ascii="楷体_GB2312" w:hAnsi="宋体" w:eastAsia="楷体_GB2312" w:cs="楷体_GB2312"/>
+                <w:rFonts w:ascii="楷体_GB2312" w:eastAsia="楷体_GB2312" w:hAnsi="宋体" w:cs="楷体_GB2312" w:hint="default"/>
                 <w:b/>
                 <w:bCs/>
                 <w:i w:val="0"/>
@@ -5231,7 +5161,7 @@
             </w:pPr>
             <w:r>
               <w:rPr>
-                <w:rFonts w:hint="eastAsia" w:ascii="宋体" w:hAnsi="宋体" w:cs="宋体"/>
+                <w:rFonts w:ascii="宋体" w:hAnsi="宋体" w:cs="宋体" w:hint="eastAsia"/>
                 <w:i w:val="0"/>
                 <w:iCs w:val="0"/>
                 <w:snapToGrid w:val="0"/>
@@ -5250,14 +5180,14 @@
     </w:tbl>
     <w:p>
       <w:pPr>
-        <w:pStyle w:val="28"/>
+        <w:pStyle w:val="1"/>
         <w:bidi w:val="0"/>
         <w:rPr>
           <w:rFonts w:hint="default"/>
           <w:lang w:val="en-US" w:eastAsia="zh-CN"/>
         </w:rPr>
       </w:pPr>
-      <w:bookmarkStart w:id="21" w:name="_Toc5904"/>
+      <w:bookmarkStart w:id="22" w:name="_Toc5904"/>
       <w:r>
         <w:rPr>
           <w:rFonts w:hint="default"/>
@@ -5265,11 +5195,11 @@
         </w:rPr>
         <w:t>附则</w:t>
       </w:r>
-      <w:bookmarkEnd w:id="21"/>
-    </w:p>
-    <w:p>
-      <w:pPr>
-        <w:pStyle w:val="29"/>
+      <w:bookmarkEnd w:id="22"/>
+    </w:p>
+    <w:p>
+      <w:pPr>
+        <w:pStyle w:val="a1"/>
         <w:rPr>
           <w:rFonts w:hint="default"/>
           <w:lang w:val="en-US" w:eastAsia="zh-CN"/>
@@ -5285,7 +5215,7 @@
     </w:p>
     <w:p>
       <w:pPr>
-        <w:pStyle w:val="29"/>
+        <w:pStyle w:val="a1"/>
         <w:rPr>
           <w:rFonts w:hint="default"/>
           <w:lang w:val="en-US" w:eastAsia="zh-CN"/>
@@ -5293,84 +5223,34 @@
       </w:pPr>
     </w:p>
     <w:sectPr>
-      <w:headerReference r:id="rId5" w:type="default"/>
-      <w:footerReference r:id="rId6" w:type="default"/>
+      <w:headerReference w:type="default" r:id="rId7"/>
+      <w:footerReference w:type="default" r:id="rId8"/>
       <w:pgSz w:w="11906" w:h="16838"/>
       <w:pgMar w:top="1417" w:right="1800" w:bottom="1440" w:left="1800" w:header="1140" w:footer="992" w:gutter="0"/>
-      <w:cols w:space="425" w:num="1"/>
+      <w:cols w:num="1" w:space="425"/>
       <w:docGrid w:type="lines" w:linePitch="312" w:charSpace="0"/>
     </w:sectPr>
   </w:body>
 </w:document>
 </file>
 
-<file path=word/endnotes.xml><?xml version="1.0" encoding="utf-8"?>
-<w:endnotes xmlns:wpc="http://schemas.microsoft.com/office/word/2010/wordprocessingCanvas" xmlns:mc="http://schemas.openxmlformats.org/markup-compatibility/2006" xmlns:o="urn:schemas-microsoft-com:office:office" xmlns:r="http://schemas.openxmlformats.org/officeDocument/2006/relationships" xmlns:m="http://schemas.openxmlformats.org/officeDocument/2006/math" xmlns:v="urn:schemas-microsoft-com:vml" xmlns:wp14="http://schemas.microsoft.com/office/word/2010/wordprocessingDrawing" xmlns:wp="http://schemas.openxmlformats.org/drawingml/2006/wordprocessingDrawing" xmlns:w="http://schemas.openxmlformats.org/wordprocessingml/2006/main" xmlns:w14="http://schemas.microsoft.com/office/word/2010/wordml" xmlns:w15="http://schemas.microsoft.com/office/word/2012/wordml" xmlns:w10="urn:schemas-microsoft-com:office:word" xmlns:wpg="http://schemas.microsoft.com/office/word/2010/wordprocessingGroup" xmlns:wpi="http://schemas.microsoft.com/office/word/2010/wordprocessingInk" xmlns:wne="http://schemas.microsoft.com/office/word/2006/wordml" xmlns:wps="http://schemas.microsoft.com/office/word/2010/wordprocessingShape" xmlns:wpsCustomData="http://www.wps.cn/officeDocument/2013/wpsCustomData" mc:Ignorable="w14 w15 wp14">
-  <w:endnote w:type="separator" w:id="0">
-    <w:p>
-      <w:pPr>
-        <w:spacing w:line="240" w:lineRule="auto"/>
-      </w:pPr>
-      <w:r>
-        <w:separator/>
-      </w:r>
-    </w:p>
-  </w:endnote>
-  <w:endnote w:type="continuationSeparator" w:id="1">
-    <w:p>
-      <w:pPr>
-        <w:spacing w:line="240" w:lineRule="auto"/>
-      </w:pPr>
-      <w:r>
-        <w:continuationSeparator/>
-      </w:r>
-    </w:p>
-  </w:endnote>
-</w:endnotes>
-</file>
-
 <file path=word/footer1.xml><?xml version="1.0" encoding="utf-8"?>
-<w:ftr xmlns:wpc="http://schemas.microsoft.com/office/word/2010/wordprocessingCanvas" xmlns:mc="http://schemas.openxmlformats.org/markup-compatibility/2006" xmlns:o="urn:schemas-microsoft-com:office:office" xmlns:r="http://schemas.openxmlformats.org/officeDocument/2006/relationships" xmlns:m="http://schemas.openxmlformats.org/officeDocument/2006/math" xmlns:v="urn:schemas-microsoft-com:vml" xmlns:wp14="http://schemas.microsoft.com/office/word/2010/wordprocessingDrawing" xmlns:wp="http://schemas.openxmlformats.org/drawingml/2006/wordprocessingDrawing" xmlns:w10="urn:schemas-microsoft-com:office:word" xmlns:w="http://schemas.openxmlformats.org/wordprocessingml/2006/main" xmlns:w14="http://schemas.microsoft.com/office/word/2010/wordml" xmlns:w15="http://schemas.microsoft.com/office/word/2012/wordml" xmlns:wpg="http://schemas.microsoft.com/office/word/2010/wordprocessingGroup" xmlns:wpi="http://schemas.microsoft.com/office/word/2010/wordprocessingInk" xmlns:wne="http://schemas.microsoft.com/office/word/2006/wordml" xmlns:wps="http://schemas.microsoft.com/office/word/2010/wordprocessingShape" xmlns:wpsCustomData="http://www.wps.cn/officeDocument/2013/wpsCustomData" mc:Ignorable="w14 w15 wp14">
+<w:ftr xmlns:wpc="http://schemas.microsoft.com/office/word/2010/wordprocessingCanvas" xmlns:mc="http://schemas.openxmlformats.org/markup-compatibility/2006" xmlns:o="urn:schemas-microsoft-com:office:office" xmlns:r="http://schemas.openxmlformats.org/officeDocument/2006/relationships" xmlns:m="http://schemas.openxmlformats.org/officeDocument/2006/math" xmlns:v="urn:schemas-microsoft-com:vml" xmlns:wp14="http://schemas.microsoft.com/office/word/2010/wordprocessingDrawing" xmlns:wp="http://schemas.openxmlformats.org/drawingml/2006/wordprocessingDrawing" xmlns:w10="urn:schemas-microsoft-com:office:word" xmlns:w="http://schemas.openxmlformats.org/wordprocessingml/2006/main" xmlns:w14="http://schemas.microsoft.com/office/word/2010/wordml" xmlns:w15="http://schemas.microsoft.com/office/word/2012/wordml" xmlns:wne="http://schemas.microsoft.com/office/word/2006/wordml" xmlns:wpg="http://schemas.microsoft.com/office/word/2010/wordprocessingGroup" xmlns:wpi="http://schemas.microsoft.com/office/word/2010/wordprocessingInk" xmlns:wps="http://schemas.microsoft.com/office/word/2010/wordprocessingShape" mc:Ignorable="w14 w15 wp14">
   <w:p>
     <w:pPr>
-      <w:pStyle w:val="14"/>
+      <w:pStyle w:val="Footer"/>
     </w:pPr>
   </w:p>
 </w:ftr>
 </file>
 
-<file path=word/footnotes.xml><?xml version="1.0" encoding="utf-8"?>
-<w:footnotes xmlns:wpc="http://schemas.microsoft.com/office/word/2010/wordprocessingCanvas" xmlns:mc="http://schemas.openxmlformats.org/markup-compatibility/2006" xmlns:o="urn:schemas-microsoft-com:office:office" xmlns:r="http://schemas.openxmlformats.org/officeDocument/2006/relationships" xmlns:m="http://schemas.openxmlformats.org/officeDocument/2006/math" xmlns:v="urn:schemas-microsoft-com:vml" xmlns:wp14="http://schemas.microsoft.com/office/word/2010/wordprocessingDrawing" xmlns:wp="http://schemas.openxmlformats.org/drawingml/2006/wordprocessingDrawing" xmlns:w="http://schemas.openxmlformats.org/wordprocessingml/2006/main" xmlns:w14="http://schemas.microsoft.com/office/word/2010/wordml" xmlns:w15="http://schemas.microsoft.com/office/word/2012/wordml" xmlns:w10="urn:schemas-microsoft-com:office:word" xmlns:wpg="http://schemas.microsoft.com/office/word/2010/wordprocessingGroup" xmlns:wpi="http://schemas.microsoft.com/office/word/2010/wordprocessingInk" xmlns:wne="http://schemas.microsoft.com/office/word/2006/wordml" xmlns:wps="http://schemas.microsoft.com/office/word/2010/wordprocessingShape" xmlns:wpsCustomData="http://www.wps.cn/officeDocument/2013/wpsCustomData" mc:Ignorable="w14 w15 wp14">
-  <w:footnote w:type="separator" w:id="0">
-    <w:p>
-      <w:pPr>
-        <w:spacing w:line="360" w:lineRule="auto"/>
-      </w:pPr>
-      <w:r>
-        <w:separator/>
-      </w:r>
-    </w:p>
-  </w:footnote>
-  <w:footnote w:type="continuationSeparator" w:id="1">
-    <w:p>
-      <w:pPr>
-        <w:spacing w:line="360" w:lineRule="auto"/>
-      </w:pPr>
-      <w:r>
-        <w:continuationSeparator/>
-      </w:r>
-    </w:p>
-  </w:footnote>
-</w:footnotes>
-</file>
-
 <file path=word/header1.xml><?xml version="1.0" encoding="utf-8"?>
-<w:hdr xmlns:wpc="http://schemas.microsoft.com/office/word/2010/wordprocessingCanvas" xmlns:mc="http://schemas.openxmlformats.org/markup-compatibility/2006" xmlns:o="urn:schemas-microsoft-com:office:office" xmlns:r="http://schemas.openxmlformats.org/officeDocument/2006/relationships" xmlns:m="http://schemas.openxmlformats.org/officeDocument/2006/math" xmlns:v="urn:schemas-microsoft-com:vml" xmlns:wp14="http://schemas.microsoft.com/office/word/2010/wordprocessingDrawing" xmlns:wp="http://schemas.openxmlformats.org/drawingml/2006/wordprocessingDrawing" xmlns:w10="urn:schemas-microsoft-com:office:word" xmlns:w="http://schemas.openxmlformats.org/wordprocessingml/2006/main" xmlns:w14="http://schemas.microsoft.com/office/word/2010/wordml" xmlns:w15="http://schemas.microsoft.com/office/word/2012/wordml" xmlns:wpg="http://schemas.microsoft.com/office/word/2010/wordprocessingGroup" xmlns:wpi="http://schemas.microsoft.com/office/word/2010/wordprocessingInk" xmlns:wne="http://schemas.microsoft.com/office/word/2006/wordml" xmlns:wps="http://schemas.microsoft.com/office/word/2010/wordprocessingShape" xmlns:wpsCustomData="http://www.wps.cn/officeDocument/2013/wpsCustomData" mc:Ignorable="w14 w15 wp14">
+<w:hdr xmlns:wpc="http://schemas.microsoft.com/office/word/2010/wordprocessingCanvas" xmlns:mc="http://schemas.openxmlformats.org/markup-compatibility/2006" xmlns:o="urn:schemas-microsoft-com:office:office" xmlns:r="http://schemas.openxmlformats.org/officeDocument/2006/relationships" xmlns:m="http://schemas.openxmlformats.org/officeDocument/2006/math" xmlns:v="urn:schemas-microsoft-com:vml" xmlns:wp14="http://schemas.microsoft.com/office/word/2010/wordprocessingDrawing" xmlns:wp="http://schemas.openxmlformats.org/drawingml/2006/wordprocessingDrawing" xmlns:w10="urn:schemas-microsoft-com:office:word" xmlns:w="http://schemas.openxmlformats.org/wordprocessingml/2006/main" xmlns:w14="http://schemas.microsoft.com/office/word/2010/wordml" xmlns:w15="http://schemas.microsoft.com/office/word/2012/wordml" xmlns:wne="http://schemas.microsoft.com/office/word/2006/wordml" xmlns:wpg="http://schemas.microsoft.com/office/word/2010/wordprocessingGroup" xmlns:wpi="http://schemas.microsoft.com/office/word/2010/wordprocessingInk" xmlns:wps="http://schemas.microsoft.com/office/word/2010/wordprocessingShape" mc:Ignorable="w14 w15 wp14">
   <w:p>
     <w:pPr>
-      <w:pStyle w:val="15"/>
+      <w:pStyle w:val="Header"/>
       <w:pBdr>
-        <w:bottom w:val="single" w:color="auto" w:sz="4" w:space="1"/>
+        <w:bottom w:val="single" w:sz="4" w:space="1" w:color="auto"/>
       </w:pBdr>
       <w:tabs>
         <w:tab w:val="left" w:pos="335"/>
@@ -5378,27 +5258,27 @@
       </w:tabs>
       <w:jc w:val="right"/>
       <w:rPr>
-        <w:rFonts w:hint="eastAsia" w:eastAsiaTheme="minorEastAsia"/>
+        <w:rFonts w:eastAsiaTheme="minorEastAsia" w:hint="eastAsia"/>
         <w:lang w:eastAsia="zh-CN"/>
       </w:rPr>
     </w:pPr>
     <w:r>
       <w:rPr>
-        <w:rFonts w:hint="eastAsia" w:eastAsiaTheme="minorEastAsia"/>
+        <w:rFonts w:eastAsiaTheme="minorEastAsia" w:hint="eastAsia"/>
         <w:lang w:val="en-US" w:eastAsia="zh-CN"/>
       </w:rPr>
       <w:tab/>
     </w:r>
     <w:r>
       <w:rPr>
-        <w:rFonts w:hint="eastAsia" w:eastAsiaTheme="minorEastAsia"/>
+        <w:rFonts w:eastAsiaTheme="minorEastAsia" w:hint="eastAsia"/>
         <w:lang w:val="en-US" w:eastAsia="zh-CN"/>
       </w:rPr>
       <w:tab/>
     </w:r>
     <w:r>
       <w:rPr>
-        <w:rFonts w:hint="eastAsia" w:eastAsiaTheme="minorEastAsia"/>
+        <w:rFonts w:eastAsiaTheme="minorEastAsia" w:hint="eastAsia"/>
         <w:lang w:val="en-US" w:eastAsia="zh-CN"/>
       </w:rPr>
       <w:t>桐乡华数广电网络有限公司</w:t>
@@ -5408,15 +5288,15 @@
 </file>
 
 <file path=word/numbering.xml><?xml version="1.0" encoding="utf-8"?>
-<w:numbering xmlns:wpc="http://schemas.microsoft.com/office/word/2010/wordprocessingCanvas" xmlns:mc="http://schemas.openxmlformats.org/markup-compatibility/2006" xmlns:o="urn:schemas-microsoft-com:office:office" xmlns:r="http://schemas.openxmlformats.org/officeDocument/2006/relationships" xmlns:m="http://schemas.openxmlformats.org/officeDocument/2006/math" xmlns:v="urn:schemas-microsoft-com:vml" xmlns:wp14="http://schemas.microsoft.com/office/word/2010/wordprocessingDrawing" xmlns:wp="http://schemas.openxmlformats.org/drawingml/2006/wordprocessingDrawing" xmlns:w10="urn:schemas-microsoft-com:office:word" xmlns:w="http://schemas.openxmlformats.org/wordprocessingml/2006/main" xmlns:w14="http://schemas.microsoft.com/office/word/2010/wordml" xmlns:wpg="http://schemas.microsoft.com/office/word/2010/wordprocessingGroup" xmlns:wpi="http://schemas.microsoft.com/office/word/2010/wordprocessingInk" xmlns:wne="http://schemas.microsoft.com/office/word/2006/wordml" xmlns:wps="http://schemas.microsoft.com/office/word/2010/wordprocessingShape" xmlns:wpsCustomData="http://www.wps.cn/officeDocument/2013/wpsCustomData" mc:Ignorable="w14 wp14">
+<w:numbering xmlns:wpc="http://schemas.microsoft.com/office/word/2010/wordprocessingCanvas" xmlns:mc="http://schemas.openxmlformats.org/markup-compatibility/2006" xmlns:o="urn:schemas-microsoft-com:office:office" xmlns:r="http://schemas.openxmlformats.org/officeDocument/2006/relationships" xmlns:m="http://schemas.openxmlformats.org/officeDocument/2006/math" xmlns:v="urn:schemas-microsoft-com:vml" xmlns:wp14="http://schemas.microsoft.com/office/word/2010/wordprocessingDrawing" xmlns:wp="http://schemas.openxmlformats.org/drawingml/2006/wordprocessingDrawing" xmlns:w10="urn:schemas-microsoft-com:office:word" xmlns:w="http://schemas.openxmlformats.org/wordprocessingml/2006/main" xmlns:w14="http://schemas.microsoft.com/office/word/2010/wordml" xmlns:w15="http://schemas.microsoft.com/office/word/2012/wordml" xmlns:wne="http://schemas.microsoft.com/office/word/2006/wordml" xmlns:wpg="http://schemas.microsoft.com/office/word/2010/wordprocessingGroup" xmlns:wpi="http://schemas.microsoft.com/office/word/2010/wordprocessingInk" xmlns:wps="http://schemas.microsoft.com/office/word/2010/wordprocessingShape" mc:Ignorable="w14 w15 wp14">
   <w:abstractNum w:abstractNumId="0">
     <w:nsid w:val="8E964DCE"/>
     <w:multiLevelType w:val="multilevel"/>
     <w:tmpl w:val="8E964DCE"/>
-    <w:lvl w:ilvl="0" w:tentative="0">
+    <w:lvl w:ilvl="0">
       <w:start w:val="1"/>
       <w:numFmt w:val="decimal"/>
-      <w:pStyle w:val="2"/>
+      <w:pStyle w:val="Heading1"/>
       <w:lvlText w:val="%1."/>
       <w:lvlJc w:val="left"/>
       <w:pPr>
@@ -5426,10 +5306,10 @@
         <w:rFonts w:hint="default"/>
       </w:rPr>
     </w:lvl>
-    <w:lvl w:ilvl="1" w:tentative="0">
+    <w:lvl w:ilvl="1">
       <w:start w:val="1"/>
       <w:numFmt w:val="decimal"/>
-      <w:pStyle w:val="3"/>
+      <w:pStyle w:val="Heading2"/>
       <w:lvlText w:val="%1.%2."/>
       <w:lvlJc w:val="left"/>
       <w:pPr>
@@ -5439,10 +5319,10 @@
         <w:rFonts w:hint="default"/>
       </w:rPr>
     </w:lvl>
-    <w:lvl w:ilvl="2" w:tentative="0">
+    <w:lvl w:ilvl="2">
       <w:start w:val="1"/>
       <w:numFmt w:val="decimal"/>
-      <w:pStyle w:val="4"/>
+      <w:pStyle w:val="Heading3"/>
       <w:lvlText w:val="%1.%2.%3."/>
       <w:lvlJc w:val="left"/>
       <w:pPr>
@@ -5452,10 +5332,10 @@
         <w:rFonts w:hint="default"/>
       </w:rPr>
     </w:lvl>
-    <w:lvl w:ilvl="3" w:tentative="0">
+    <w:lvl w:ilvl="3">
       <w:start w:val="1"/>
       <w:numFmt w:val="decimal"/>
-      <w:pStyle w:val="5"/>
+      <w:pStyle w:val="Heading4"/>
       <w:lvlText w:val="%1.%2.%3.%4."/>
       <w:lvlJc w:val="left"/>
       <w:pPr>
@@ -5465,10 +5345,10 @@
         <w:rFonts w:hint="default"/>
       </w:rPr>
     </w:lvl>
-    <w:lvl w:ilvl="4" w:tentative="0">
+    <w:lvl w:ilvl="4">
       <w:start w:val="1"/>
       <w:numFmt w:val="decimal"/>
-      <w:pStyle w:val="6"/>
+      <w:pStyle w:val="Heading5"/>
       <w:lvlText w:val="%1.%2.%3.%4.%5."/>
       <w:lvlJc w:val="left"/>
       <w:pPr>
@@ -5478,10 +5358,10 @@
         <w:rFonts w:hint="default"/>
       </w:rPr>
     </w:lvl>
-    <w:lvl w:ilvl="5" w:tentative="0">
+    <w:lvl w:ilvl="5">
       <w:start w:val="1"/>
       <w:numFmt w:val="decimal"/>
-      <w:pStyle w:val="7"/>
+      <w:pStyle w:val="Heading6"/>
       <w:lvlText w:val="%1.%2.%3.%4.%5.%6."/>
       <w:lvlJc w:val="left"/>
       <w:pPr>
@@ -5491,10 +5371,10 @@
         <w:rFonts w:hint="default"/>
       </w:rPr>
     </w:lvl>
-    <w:lvl w:ilvl="6" w:tentative="0">
+    <w:lvl w:ilvl="6">
       <w:start w:val="1"/>
       <w:numFmt w:val="decimal"/>
-      <w:pStyle w:val="8"/>
+      <w:pStyle w:val="Heading7"/>
       <w:lvlText w:val="%1.%2.%3.%4.%5.%6.%7."/>
       <w:lvlJc w:val="left"/>
       <w:pPr>
@@ -5504,10 +5384,10 @@
         <w:rFonts w:hint="default"/>
       </w:rPr>
     </w:lvl>
-    <w:lvl w:ilvl="7" w:tentative="0">
+    <w:lvl w:ilvl="7">
       <w:start w:val="1"/>
       <w:numFmt w:val="decimal"/>
-      <w:pStyle w:val="9"/>
+      <w:pStyle w:val="Heading8"/>
       <w:lvlText w:val="%1.%2.%3.%4.%5.%6.%7.%8."/>
       <w:lvlJc w:val="left"/>
       <w:pPr>
@@ -5517,10 +5397,10 @@
         <w:rFonts w:hint="default"/>
       </w:rPr>
     </w:lvl>
-    <w:lvl w:ilvl="8" w:tentative="0">
+    <w:lvl w:ilvl="8">
       <w:start w:val="1"/>
       <w:numFmt w:val="decimal"/>
-      <w:pStyle w:val="10"/>
+      <w:pStyle w:val="Heading9"/>
       <w:lvlText w:val="%1.%2.%3.%4.%5.%6.%7.%8.%9."/>
       <w:lvlJc w:val="left"/>
       <w:pPr>
@@ -5538,269 +5418,267 @@
 </file>
 
 <file path=word/styles.xml><?xml version="1.0" encoding="utf-8"?>
-<w:styles xmlns:mc="http://schemas.openxmlformats.org/markup-compatibility/2006" xmlns:o="urn:schemas-microsoft-com:office:office" xmlns:r="http://schemas.openxmlformats.org/officeDocument/2006/relationships" xmlns:m="http://schemas.openxmlformats.org/officeDocument/2006/math" xmlns:v="urn:schemas-microsoft-com:vml" xmlns:w="http://schemas.openxmlformats.org/wordprocessingml/2006/main" xmlns:w14="http://schemas.microsoft.com/office/word/2010/wordml" xmlns:w10="urn:schemas-microsoft-com:office:word" xmlns:sl="http://schemas.openxmlformats.org/schemaLibrary/2006/main" xmlns:wpsCustomData="http://www.wps.cn/officeDocument/2013/wpsCustomData" mc:Ignorable="w14">
+<w:styles xmlns:mc="http://schemas.openxmlformats.org/markup-compatibility/2006" xmlns:r="http://schemas.openxmlformats.org/officeDocument/2006/relationships" xmlns:w="http://schemas.openxmlformats.org/wordprocessingml/2006/main" xmlns:w14="http://schemas.microsoft.com/office/word/2010/wordml" xmlns:w15="http://schemas.microsoft.com/office/word/2012/wordml" mc:Ignorable="w14 w15">
   <w:docDefaults>
     <w:rPrDefault>
       <w:rPr>
-        <w:rFonts w:ascii="Times New Roman" w:hAnsi="Times New Roman" w:eastAsia="宋体" w:cs="Times New Roman"/>
+        <w:rFonts w:ascii="Times New Roman" w:eastAsia="宋体" w:hAnsi="Times New Roman" w:cs="Times New Roman"/>
       </w:rPr>
     </w:rPrDefault>
     <w:pPrDefault/>
   </w:docDefaults>
-  <w:latentStyles w:count="260" w:defQFormat="0" w:defUnhideWhenUsed="1" w:defSemiHidden="1" w:defUIPriority="99" w:defLockedState="0">
-    <w:lsdException w:qFormat="1" w:unhideWhenUsed="0" w:uiPriority="0" w:semiHidden="0" w:name="Normal"/>
-    <w:lsdException w:qFormat="1" w:unhideWhenUsed="0" w:uiPriority="0" w:semiHidden="0" w:name="heading 1"/>
-    <w:lsdException w:qFormat="1" w:uiPriority="0" w:semiHidden="0" w:name="heading 2"/>
-    <w:lsdException w:qFormat="1" w:uiPriority="0" w:name="heading 3"/>
-    <w:lsdException w:qFormat="1" w:uiPriority="0" w:semiHidden="0" w:name="heading 4"/>
-    <w:lsdException w:qFormat="1" w:uiPriority="0" w:name="heading 5"/>
-    <w:lsdException w:qFormat="1" w:uiPriority="0" w:name="heading 6"/>
-    <w:lsdException w:qFormat="1" w:uiPriority="0" w:name="heading 7"/>
-    <w:lsdException w:qFormat="1" w:uiPriority="0" w:name="heading 8"/>
-    <w:lsdException w:qFormat="1" w:uiPriority="0" w:name="heading 9"/>
-    <w:lsdException w:unhideWhenUsed="0" w:uiPriority="0" w:semiHidden="0" w:name="index 1"/>
-    <w:lsdException w:unhideWhenUsed="0" w:uiPriority="0" w:semiHidden="0" w:name="index 2"/>
-    <w:lsdException w:unhideWhenUsed="0" w:uiPriority="0" w:semiHidden="0" w:name="index 3"/>
-    <w:lsdException w:unhideWhenUsed="0" w:uiPriority="0" w:semiHidden="0" w:name="index 4"/>
-    <w:lsdException w:unhideWhenUsed="0" w:uiPriority="0" w:semiHidden="0" w:name="index 5"/>
-    <w:lsdException w:unhideWhenUsed="0" w:uiPriority="0" w:semiHidden="0" w:name="index 6"/>
-    <w:lsdException w:unhideWhenUsed="0" w:uiPriority="0" w:semiHidden="0" w:name="index 7"/>
-    <w:lsdException w:unhideWhenUsed="0" w:uiPriority="0" w:semiHidden="0" w:name="index 8"/>
-    <w:lsdException w:unhideWhenUsed="0" w:uiPriority="0" w:semiHidden="0" w:name="index 9"/>
-    <w:lsdException w:qFormat="1" w:unhideWhenUsed="0" w:uiPriority="0" w:semiHidden="0" w:name="toc 1"/>
-    <w:lsdException w:qFormat="1" w:unhideWhenUsed="0" w:uiPriority="0" w:semiHidden="0" w:name="toc 2"/>
-    <w:lsdException w:qFormat="1" w:unhideWhenUsed="0" w:uiPriority="0" w:semiHidden="0" w:name="toc 3"/>
-    <w:lsdException w:unhideWhenUsed="0" w:uiPriority="0" w:semiHidden="0" w:name="toc 4"/>
-    <w:lsdException w:unhideWhenUsed="0" w:uiPriority="0" w:semiHidden="0" w:name="toc 5"/>
-    <w:lsdException w:unhideWhenUsed="0" w:uiPriority="0" w:semiHidden="0" w:name="toc 6"/>
-    <w:lsdException w:unhideWhenUsed="0" w:uiPriority="0" w:semiHidden="0" w:name="toc 7"/>
-    <w:lsdException w:unhideWhenUsed="0" w:uiPriority="0" w:semiHidden="0" w:name="toc 8"/>
-    <w:lsdException w:unhideWhenUsed="0" w:uiPriority="0" w:semiHidden="0" w:name="toc 9"/>
-    <w:lsdException w:unhideWhenUsed="0" w:uiPriority="0" w:semiHidden="0" w:name="Normal Indent"/>
-    <w:lsdException w:unhideWhenUsed="0" w:uiPriority="0" w:semiHidden="0" w:name="footnote text"/>
-    <w:lsdException w:qFormat="1" w:unhideWhenUsed="0" w:uiPriority="0" w:semiHidden="0" w:name="annotation text"/>
-    <w:lsdException w:qFormat="1" w:unhideWhenUsed="0" w:uiPriority="0" w:semiHidden="0" w:name="header"/>
-    <w:lsdException w:qFormat="1" w:unhideWhenUsed="0" w:uiPriority="0" w:semiHidden="0" w:name="footer"/>
-    <w:lsdException w:unhideWhenUsed="0" w:uiPriority="0" w:semiHidden="0" w:name="index heading"/>
-    <w:lsdException w:qFormat="1" w:uiPriority="0" w:name="caption"/>
-    <w:lsdException w:unhideWhenUsed="0" w:uiPriority="0" w:semiHidden="0" w:name="table of figures"/>
-    <w:lsdException w:unhideWhenUsed="0" w:uiPriority="0" w:semiHidden="0" w:name="envelope address"/>
-    <w:lsdException w:unhideWhenUsed="0" w:uiPriority="0" w:semiHidden="0" w:name="envelope return"/>
-    <w:lsdException w:unhideWhenUsed="0" w:uiPriority="0" w:semiHidden="0" w:name="footnote reference"/>
-    <w:lsdException w:unhideWhenUsed="0" w:uiPriority="0" w:semiHidden="0" w:name="annotation reference"/>
-    <w:lsdException w:unhideWhenUsed="0" w:uiPriority="0" w:semiHidden="0" w:name="line number"/>
-    <w:lsdException w:unhideWhenUsed="0" w:uiPriority="0" w:semiHidden="0" w:name="page number"/>
-    <w:lsdException w:unhideWhenUsed="0" w:uiPriority="0" w:semiHidden="0" w:name="endnote reference"/>
-    <w:lsdException w:unhideWhenUsed="0" w:uiPriority="0" w:semiHidden="0" w:name="endnote text"/>
-    <w:lsdException w:unhideWhenUsed="0" w:uiPriority="0" w:semiHidden="0" w:name="table of authorities"/>
-    <w:lsdException w:unhideWhenUsed="0" w:uiPriority="0" w:semiHidden="0" w:name="macro"/>
-    <w:lsdException w:unhideWhenUsed="0" w:uiPriority="0" w:semiHidden="0" w:name="toa heading"/>
-    <w:lsdException w:unhideWhenUsed="0" w:uiPriority="0" w:semiHidden="0" w:name="List"/>
-    <w:lsdException w:unhideWhenUsed="0" w:uiPriority="0" w:semiHidden="0" w:name="List Bullet"/>
-    <w:lsdException w:unhideWhenUsed="0" w:uiPriority="0" w:semiHidden="0" w:name="List Number"/>
-    <w:lsdException w:unhideWhenUsed="0" w:uiPriority="0" w:semiHidden="0" w:name="List 2"/>
-    <w:lsdException w:unhideWhenUsed="0" w:uiPriority="0" w:semiHidden="0" w:name="List 3"/>
-    <w:lsdException w:unhideWhenUsed="0" w:uiPriority="0" w:semiHidden="0" w:name="List 4"/>
-    <w:lsdException w:unhideWhenUsed="0" w:uiPriority="0" w:semiHidden="0" w:name="List 5"/>
-    <w:lsdException w:unhideWhenUsed="0" w:uiPriority="0" w:semiHidden="0" w:name="List Bullet 2"/>
-    <w:lsdException w:unhideWhenUsed="0" w:uiPriority="0" w:semiHidden="0" w:name="List Bullet 3"/>
-    <w:lsdException w:unhideWhenUsed="0" w:uiPriority="0" w:semiHidden="0" w:name="List Bullet 4"/>
-    <w:lsdException w:unhideWhenUsed="0" w:uiPriority="0" w:semiHidden="0" w:name="List Bullet 5"/>
-    <w:lsdException w:unhideWhenUsed="0" w:uiPriority="0" w:semiHidden="0" w:name="List Number 2"/>
-    <w:lsdException w:unhideWhenUsed="0" w:uiPriority="0" w:semiHidden="0" w:name="List Number 3"/>
-    <w:lsdException w:unhideWhenUsed="0" w:uiPriority="0" w:semiHidden="0" w:name="List Number 4"/>
-    <w:lsdException w:unhideWhenUsed="0" w:uiPriority="0" w:semiHidden="0" w:name="List Number 5"/>
-    <w:lsdException w:qFormat="1" w:unhideWhenUsed="0" w:uiPriority="0" w:semiHidden="0" w:name="Title"/>
-    <w:lsdException w:unhideWhenUsed="0" w:uiPriority="0" w:semiHidden="0" w:name="Closing"/>
-    <w:lsdException w:unhideWhenUsed="0" w:uiPriority="0" w:semiHidden="0" w:name="Signature"/>
-    <w:lsdException w:qFormat="1" w:unhideWhenUsed="0" w:uiPriority="0" w:name="Default Paragraph Font"/>
-    <w:lsdException w:qFormat="1" w:unhideWhenUsed="0" w:uiPriority="0" w:name="Body Text"/>
-    <w:lsdException w:unhideWhenUsed="0" w:uiPriority="0" w:semiHidden="0" w:name="Body Text Indent"/>
-    <w:lsdException w:unhideWhenUsed="0" w:uiPriority="0" w:semiHidden="0" w:name="List Continue"/>
-    <w:lsdException w:unhideWhenUsed="0" w:uiPriority="0" w:semiHidden="0" w:name="List Continue 2"/>
-    <w:lsdException w:unhideWhenUsed="0" w:uiPriority="0" w:semiHidden="0" w:name="List Continue 3"/>
-    <w:lsdException w:unhideWhenUsed="0" w:uiPriority="0" w:semiHidden="0" w:name="List Continue 4"/>
-    <w:lsdException w:unhideWhenUsed="0" w:uiPriority="0" w:semiHidden="0" w:name="List Continue 5"/>
-    <w:lsdException w:unhideWhenUsed="0" w:uiPriority="0" w:semiHidden="0" w:name="Message Header"/>
-    <w:lsdException w:qFormat="1" w:unhideWhenUsed="0" w:uiPriority="0" w:semiHidden="0" w:name="Subtitle"/>
-    <w:lsdException w:unhideWhenUsed="0" w:uiPriority="0" w:semiHidden="0" w:name="Salutation"/>
-    <w:lsdException w:unhideWhenUsed="0" w:uiPriority="0" w:semiHidden="0" w:name="Date"/>
-    <w:lsdException w:unhideWhenUsed="0" w:uiPriority="0" w:semiHidden="0" w:name="Body Text First Indent"/>
-    <w:lsdException w:unhideWhenUsed="0" w:uiPriority="0" w:semiHidden="0" w:name="Body Text First Indent 2"/>
-    <w:lsdException w:uiPriority="99" w:name="Note Heading"/>
-    <w:lsdException w:unhideWhenUsed="0" w:uiPriority="0" w:semiHidden="0" w:name="Body Text 2"/>
-    <w:lsdException w:unhideWhenUsed="0" w:uiPriority="0" w:semiHidden="0" w:name="Body Text 3"/>
-    <w:lsdException w:unhideWhenUsed="0" w:uiPriority="0" w:semiHidden="0" w:name="Body Text Indent 2"/>
-    <w:lsdException w:unhideWhenUsed="0" w:uiPriority="0" w:semiHidden="0" w:name="Body Text Indent 3"/>
-    <w:lsdException w:unhideWhenUsed="0" w:uiPriority="0" w:semiHidden="0" w:name="Block Text"/>
-    <w:lsdException w:unhideWhenUsed="0" w:uiPriority="0" w:semiHidden="0" w:name="Hyperlink"/>
-    <w:lsdException w:unhideWhenUsed="0" w:uiPriority="0" w:semiHidden="0" w:name="FollowedHyperlink"/>
-    <w:lsdException w:qFormat="1" w:unhideWhenUsed="0" w:uiPriority="0" w:semiHidden="0" w:name="Strong"/>
-    <w:lsdException w:qFormat="1" w:unhideWhenUsed="0" w:uiPriority="0" w:semiHidden="0" w:name="Emphasis"/>
-    <w:lsdException w:unhideWhenUsed="0" w:uiPriority="0" w:semiHidden="0" w:name="Document Map"/>
-    <w:lsdException w:unhideWhenUsed="0" w:uiPriority="0" w:semiHidden="0" w:name="Plain Text"/>
-    <w:lsdException w:unhideWhenUsed="0" w:uiPriority="0" w:semiHidden="0" w:name="E-mail Signature"/>
-    <w:lsdException w:qFormat="1" w:unhideWhenUsed="0" w:uiPriority="0" w:semiHidden="0" w:name="Normal (Web)"/>
-    <w:lsdException w:unhideWhenUsed="0" w:uiPriority="0" w:semiHidden="0" w:name="HTML Acronym"/>
-    <w:lsdException w:unhideWhenUsed="0" w:uiPriority="0" w:semiHidden="0" w:name="HTML Address"/>
-    <w:lsdException w:unhideWhenUsed="0" w:uiPriority="0" w:semiHidden="0" w:name="HTML Cite"/>
-    <w:lsdException w:unhideWhenUsed="0" w:uiPriority="0" w:semiHidden="0" w:name="HTML Code"/>
-    <w:lsdException w:unhideWhenUsed="0" w:uiPriority="0" w:semiHidden="0" w:name="HTML Definition"/>
-    <w:lsdException w:unhideWhenUsed="0" w:uiPriority="0" w:semiHidden="0" w:name="HTML Keyboard"/>
-    <w:lsdException w:unhideWhenUsed="0" w:uiPriority="0" w:semiHidden="0" w:name="HTML Preformatted"/>
-    <w:lsdException w:unhideWhenUsed="0" w:uiPriority="0" w:semiHidden="0" w:name="HTML Sample"/>
-    <w:lsdException w:unhideWhenUsed="0" w:uiPriority="0" w:semiHidden="0" w:name="HTML Typewriter"/>
-    <w:lsdException w:unhideWhenUsed="0" w:uiPriority="0" w:semiHidden="0" w:name="HTML Variable"/>
-    <w:lsdException w:qFormat="1" w:unhideWhenUsed="0" w:uiPriority="0" w:name="Normal Table"/>
-    <w:lsdException w:unhideWhenUsed="0" w:uiPriority="0" w:semiHidden="0" w:name="annotation subject"/>
-    <w:lsdException w:unhideWhenUsed="0" w:uiPriority="0" w:semiHidden="0" w:name="Table Simple 1"/>
-    <w:lsdException w:unhideWhenUsed="0" w:uiPriority="0" w:semiHidden="0" w:name="Table Simple 2"/>
-    <w:lsdException w:unhideWhenUsed="0" w:uiPriority="0" w:semiHidden="0" w:name="Table Simple 3"/>
-    <w:lsdException w:unhideWhenUsed="0" w:uiPriority="0" w:semiHidden="0" w:name="Table Classic 1"/>
-    <w:lsdException w:unhideWhenUsed="0" w:uiPriority="0" w:semiHidden="0" w:name="Table Classic 2"/>
-    <w:lsdException w:unhideWhenUsed="0" w:uiPriority="0" w:semiHidden="0" w:name="Table Classic 3"/>
-    <w:lsdException w:unhideWhenUsed="0" w:uiPriority="0" w:semiHidden="0" w:name="Table Classic 4"/>
-    <w:lsdException w:unhideWhenUsed="0" w:uiPriority="0" w:semiHidden="0" w:name="Table Colorful 1"/>
-    <w:lsdException w:unhideWhenUsed="0" w:uiPriority="0" w:semiHidden="0" w:name="Table Colorful 2"/>
-    <w:lsdException w:unhideWhenUsed="0" w:uiPriority="0" w:semiHidden="0" w:name="Table Colorful 3"/>
-    <w:lsdException w:unhideWhenUsed="0" w:uiPriority="0" w:semiHidden="0" w:name="Table Columns 1"/>
-    <w:lsdException w:unhideWhenUsed="0" w:uiPriority="0" w:semiHidden="0" w:name="Table Columns 2"/>
-    <w:lsdException w:unhideWhenUsed="0" w:uiPriority="0" w:semiHidden="0" w:name="Table Columns 3"/>
-    <w:lsdException w:unhideWhenUsed="0" w:uiPriority="0" w:semiHidden="0" w:name="Table Columns 4"/>
-    <w:lsdException w:unhideWhenUsed="0" w:uiPriority="0" w:semiHidden="0" w:name="Table Columns 5"/>
-    <w:lsdException w:unhideWhenUsed="0" w:uiPriority="0" w:semiHidden="0" w:name="Table Grid 1"/>
-    <w:lsdException w:unhideWhenUsed="0" w:uiPriority="0" w:semiHidden="0" w:name="Table Grid 2"/>
-    <w:lsdException w:unhideWhenUsed="0" w:uiPriority="0" w:semiHidden="0" w:name="Table Grid 3"/>
-    <w:lsdException w:unhideWhenUsed="0" w:uiPriority="0" w:semiHidden="0" w:name="Table Grid 4"/>
-    <w:lsdException w:unhideWhenUsed="0" w:uiPriority="0" w:semiHidden="0" w:name="Table Grid 5"/>
-    <w:lsdException w:unhideWhenUsed="0" w:uiPriority="0" w:semiHidden="0" w:name="Table Grid 6"/>
-    <w:lsdException w:unhideWhenUsed="0" w:uiPriority="0" w:semiHidden="0" w:name="Table Grid 7"/>
-    <w:lsdException w:unhideWhenUsed="0" w:uiPriority="0" w:semiHidden="0" w:name="Table Grid 8"/>
-    <w:lsdException w:unhideWhenUsed="0" w:uiPriority="0" w:semiHidden="0" w:name="Table List 1"/>
-    <w:lsdException w:unhideWhenUsed="0" w:uiPriority="0" w:semiHidden="0" w:name="Table List 2"/>
-    <w:lsdException w:unhideWhenUsed="0" w:uiPriority="0" w:semiHidden="0" w:name="Table List 3"/>
-    <w:lsdException w:unhideWhenUsed="0" w:uiPriority="0" w:semiHidden="0" w:name="Table List 4"/>
-    <w:lsdException w:unhideWhenUsed="0" w:uiPriority="0" w:semiHidden="0" w:name="Table List 5"/>
-    <w:lsdException w:unhideWhenUsed="0" w:uiPriority="0" w:semiHidden="0" w:name="Table List 6"/>
-    <w:lsdException w:unhideWhenUsed="0" w:uiPriority="0" w:semiHidden="0" w:name="Table List 7"/>
-    <w:lsdException w:unhideWhenUsed="0" w:uiPriority="0" w:semiHidden="0" w:name="Table List 8"/>
-    <w:lsdException w:unhideWhenUsed="0" w:uiPriority="0" w:semiHidden="0" w:name="Table 3D effects 1"/>
-    <w:lsdException w:unhideWhenUsed="0" w:uiPriority="0" w:semiHidden="0" w:name="Table 3D effects 2"/>
-    <w:lsdException w:unhideWhenUsed="0" w:uiPriority="0" w:semiHidden="0" w:name="Table 3D effects 3"/>
-    <w:lsdException w:unhideWhenUsed="0" w:uiPriority="0" w:semiHidden="0" w:name="Table Contemporary"/>
-    <w:lsdException w:unhideWhenUsed="0" w:uiPriority="0" w:semiHidden="0" w:name="Table Elegant"/>
-    <w:lsdException w:unhideWhenUsed="0" w:uiPriority="0" w:semiHidden="0" w:name="Table Professional"/>
-    <w:lsdException w:unhideWhenUsed="0" w:uiPriority="0" w:semiHidden="0" w:name="Table Subtle 1"/>
-    <w:lsdException w:unhideWhenUsed="0" w:uiPriority="0" w:semiHidden="0" w:name="Table Subtle 2"/>
-    <w:lsdException w:unhideWhenUsed="0" w:uiPriority="0" w:semiHidden="0" w:name="Table Web 1"/>
-    <w:lsdException w:unhideWhenUsed="0" w:uiPriority="0" w:semiHidden="0" w:name="Table Web 2"/>
-    <w:lsdException w:unhideWhenUsed="0" w:uiPriority="0" w:semiHidden="0" w:name="Table Web 3"/>
-    <w:lsdException w:unhideWhenUsed="0" w:uiPriority="0" w:semiHidden="0" w:name="Balloon Text"/>
-    <w:lsdException w:qFormat="1" w:unhideWhenUsed="0" w:uiPriority="0" w:semiHidden="0" w:name="Table Grid"/>
-    <w:lsdException w:unhideWhenUsed="0" w:uiPriority="0" w:semiHidden="0" w:name="Table Theme"/>
-    <w:lsdException w:unhideWhenUsed="0" w:uiPriority="60" w:semiHidden="0" w:name="Light Shading"/>
-    <w:lsdException w:unhideWhenUsed="0" w:uiPriority="61" w:semiHidden="0" w:name="Light List"/>
-    <w:lsdException w:unhideWhenUsed="0" w:uiPriority="62" w:semiHidden="0" w:name="Light Grid"/>
-    <w:lsdException w:unhideWhenUsed="0" w:uiPriority="63" w:semiHidden="0" w:name="Medium Shading 1"/>
-    <w:lsdException w:unhideWhenUsed="0" w:uiPriority="64" w:semiHidden="0" w:name="Medium Shading 2"/>
-    <w:lsdException w:unhideWhenUsed="0" w:uiPriority="65" w:semiHidden="0" w:name="Medium List 1"/>
-    <w:lsdException w:unhideWhenUsed="0" w:uiPriority="66" w:semiHidden="0" w:name="Medium List 2"/>
-    <w:lsdException w:unhideWhenUsed="0" w:uiPriority="67" w:semiHidden="0" w:name="Medium Grid 1"/>
-    <w:lsdException w:unhideWhenUsed="0" w:uiPriority="68" w:semiHidden="0" w:name="Medium Grid 2"/>
-    <w:lsdException w:unhideWhenUsed="0" w:uiPriority="69" w:semiHidden="0" w:name="Medium Grid 3"/>
-    <w:lsdException w:unhideWhenUsed="0" w:uiPriority="70" w:semiHidden="0" w:name="Dark List"/>
-    <w:lsdException w:unhideWhenUsed="0" w:uiPriority="71" w:semiHidden="0" w:name="Colorful Shading"/>
-    <w:lsdException w:unhideWhenUsed="0" w:uiPriority="72" w:semiHidden="0" w:name="Colorful List"/>
-    <w:lsdException w:unhideWhenUsed="0" w:uiPriority="73" w:semiHidden="0" w:name="Colorful Grid"/>
-    <w:lsdException w:unhideWhenUsed="0" w:uiPriority="60" w:semiHidden="0" w:name="Light Shading Accent 1"/>
-    <w:lsdException w:unhideWhenUsed="0" w:uiPriority="61" w:semiHidden="0" w:name="Light List Accent 1"/>
-    <w:lsdException w:unhideWhenUsed="0" w:uiPriority="62" w:semiHidden="0" w:name="Light Grid Accent 1"/>
-    <w:lsdException w:unhideWhenUsed="0" w:uiPriority="63" w:semiHidden="0" w:name="Medium Shading 1 Accent 1"/>
-    <w:lsdException w:unhideWhenUsed="0" w:uiPriority="64" w:semiHidden="0" w:name="Medium Shading 2 Accent 1"/>
-    <w:lsdException w:unhideWhenUsed="0" w:uiPriority="65" w:semiHidden="0" w:name="Medium List 1 Accent 1"/>
-    <w:lsdException w:unhideWhenUsed="0" w:uiPriority="66" w:semiHidden="0" w:name="Medium List 2 Accent 1"/>
-    <w:lsdException w:unhideWhenUsed="0" w:uiPriority="67" w:semiHidden="0" w:name="Medium Grid 1 Accent 1"/>
-    <w:lsdException w:unhideWhenUsed="0" w:uiPriority="68" w:semiHidden="0" w:name="Medium Grid 2 Accent 1"/>
-    <w:lsdException w:unhideWhenUsed="0" w:uiPriority="69" w:semiHidden="0" w:name="Medium Grid 3 Accent 1"/>
-    <w:lsdException w:unhideWhenUsed="0" w:uiPriority="70" w:semiHidden="0" w:name="Dark List Accent 1"/>
-    <w:lsdException w:unhideWhenUsed="0" w:uiPriority="71" w:semiHidden="0" w:name="Colorful Shading Accent 1"/>
-    <w:lsdException w:unhideWhenUsed="0" w:uiPriority="72" w:semiHidden="0" w:name="Colorful List Accent 1"/>
-    <w:lsdException w:unhideWhenUsed="0" w:uiPriority="73" w:semiHidden="0" w:name="Colorful Grid Accent 1"/>
-    <w:lsdException w:unhideWhenUsed="0" w:uiPriority="60" w:semiHidden="0" w:name="Light Shading Accent 2"/>
-    <w:lsdException w:unhideWhenUsed="0" w:uiPriority="61" w:semiHidden="0" w:name="Light List Accent 2"/>
-    <w:lsdException w:unhideWhenUsed="0" w:uiPriority="62" w:semiHidden="0" w:name="Light Grid Accent 2"/>
-    <w:lsdException w:unhideWhenUsed="0" w:uiPriority="63" w:semiHidden="0" w:name="Medium Shading 1 Accent 2"/>
-    <w:lsdException w:unhideWhenUsed="0" w:uiPriority="64" w:semiHidden="0" w:name="Medium Shading 2 Accent 2"/>
-    <w:lsdException w:unhideWhenUsed="0" w:uiPriority="65" w:semiHidden="0" w:name="Medium List 1 Accent 2"/>
-    <w:lsdException w:unhideWhenUsed="0" w:uiPriority="66" w:semiHidden="0" w:name="Medium List 2 Accent 2"/>
-    <w:lsdException w:unhideWhenUsed="0" w:uiPriority="67" w:semiHidden="0" w:name="Medium Grid 1 Accent 2"/>
-    <w:lsdException w:unhideWhenUsed="0" w:uiPriority="68" w:semiHidden="0" w:name="Medium Grid 2 Accent 2"/>
-    <w:lsdException w:unhideWhenUsed="0" w:uiPriority="69" w:semiHidden="0" w:name="Medium Grid 3 Accent 2"/>
-    <w:lsdException w:unhideWhenUsed="0" w:uiPriority="70" w:semiHidden="0" w:name="Dark List Accent 2"/>
-    <w:lsdException w:unhideWhenUsed="0" w:uiPriority="71" w:semiHidden="0" w:name="Colorful Shading Accent 2"/>
-    <w:lsdException w:unhideWhenUsed="0" w:uiPriority="72" w:semiHidden="0" w:name="Colorful List Accent 2"/>
-    <w:lsdException w:unhideWhenUsed="0" w:uiPriority="73" w:semiHidden="0" w:name="Colorful Grid Accent 2"/>
-    <w:lsdException w:unhideWhenUsed="0" w:uiPriority="60" w:semiHidden="0" w:name="Light Shading Accent 3"/>
-    <w:lsdException w:unhideWhenUsed="0" w:uiPriority="61" w:semiHidden="0" w:name="Light List Accent 3"/>
-    <w:lsdException w:unhideWhenUsed="0" w:uiPriority="62" w:semiHidden="0" w:name="Light Grid Accent 3"/>
-    <w:lsdException w:unhideWhenUsed="0" w:uiPriority="63" w:semiHidden="0" w:name="Medium Shading 1 Accent 3"/>
-    <w:lsdException w:unhideWhenUsed="0" w:uiPriority="64" w:semiHidden="0" w:name="Medium Shading 2 Accent 3"/>
-    <w:lsdException w:unhideWhenUsed="0" w:uiPriority="65" w:semiHidden="0" w:name="Medium List 1 Accent 3"/>
-    <w:lsdException w:unhideWhenUsed="0" w:uiPriority="66" w:semiHidden="0" w:name="Medium List 2 Accent 3"/>
-    <w:lsdException w:unhideWhenUsed="0" w:uiPriority="67" w:semiHidden="0" w:name="Medium Grid 1 Accent 3"/>
-    <w:lsdException w:unhideWhenUsed="0" w:uiPriority="68" w:semiHidden="0" w:name="Medium Grid 2 Accent 3"/>
-    <w:lsdException w:unhideWhenUsed="0" w:uiPriority="69" w:semiHidden="0" w:name="Medium Grid 3 Accent 3"/>
-    <w:lsdException w:unhideWhenUsed="0" w:uiPriority="70" w:semiHidden="0" w:name="Dark List Accent 3"/>
-    <w:lsdException w:unhideWhenUsed="0" w:uiPriority="71" w:semiHidden="0" w:name="Colorful Shading Accent 3"/>
-    <w:lsdException w:unhideWhenUsed="0" w:uiPriority="72" w:semiHidden="0" w:name="Colorful List Accent 3"/>
-    <w:lsdException w:unhideWhenUsed="0" w:uiPriority="73" w:semiHidden="0" w:name="Colorful Grid Accent 3"/>
-    <w:lsdException w:unhideWhenUsed="0" w:uiPriority="60" w:semiHidden="0" w:name="Light Shading Accent 4"/>
-    <w:lsdException w:unhideWhenUsed="0" w:uiPriority="61" w:semiHidden="0" w:name="Light List Accent 4"/>
-    <w:lsdException w:unhideWhenUsed="0" w:uiPriority="62" w:semiHidden="0" w:name="Light Grid Accent 4"/>
-    <w:lsdException w:unhideWhenUsed="0" w:uiPriority="63" w:semiHidden="0" w:name="Medium Shading 1 Accent 4"/>
-    <w:lsdException w:unhideWhenUsed="0" w:uiPriority="64" w:semiHidden="0" w:name="Medium Shading 2 Accent 4"/>
-    <w:lsdException w:unhideWhenUsed="0" w:uiPriority="65" w:semiHidden="0" w:name="Medium List 1 Accent 4"/>
-    <w:lsdException w:unhideWhenUsed="0" w:uiPriority="66" w:semiHidden="0" w:name="Medium List 2 Accent 4"/>
-    <w:lsdException w:unhideWhenUsed="0" w:uiPriority="67" w:semiHidden="0" w:name="Medium Grid 1 Accent 4"/>
-    <w:lsdException w:unhideWhenUsed="0" w:uiPriority="68" w:semiHidden="0" w:name="Medium Grid 2 Accent 4"/>
-    <w:lsdException w:unhideWhenUsed="0" w:uiPriority="69" w:semiHidden="0" w:name="Medium Grid 3 Accent 4"/>
-    <w:lsdException w:unhideWhenUsed="0" w:uiPriority="70" w:semiHidden="0" w:name="Dark List Accent 4"/>
-    <w:lsdException w:unhideWhenUsed="0" w:uiPriority="71" w:semiHidden="0" w:name="Colorful Shading Accent 4"/>
-    <w:lsdException w:unhideWhenUsed="0" w:uiPriority="72" w:semiHidden="0" w:name="Colorful List Accent 4"/>
-    <w:lsdException w:unhideWhenUsed="0" w:uiPriority="73" w:semiHidden="0" w:name="Colorful Grid Accent 4"/>
-    <w:lsdException w:unhideWhenUsed="0" w:uiPriority="60" w:semiHidden="0" w:name="Light Shading Accent 5"/>
-    <w:lsdException w:unhideWhenUsed="0" w:uiPriority="61" w:semiHidden="0" w:name="Light List Accent 5"/>
-    <w:lsdException w:unhideWhenUsed="0" w:uiPriority="62" w:semiHidden="0" w:name="Light Grid Accent 5"/>
-    <w:lsdException w:unhideWhenUsed="0" w:uiPriority="63" w:semiHidden="0" w:name="Medium Shading 1 Accent 5"/>
-    <w:lsdException w:unhideWhenUsed="0" w:uiPriority="64" w:semiHidden="0" w:name="Medium Shading 2 Accent 5"/>
-    <w:lsdException w:unhideWhenUsed="0" w:uiPriority="65" w:semiHidden="0" w:name="Medium List 1 Accent 5"/>
-    <w:lsdException w:unhideWhenUsed="0" w:uiPriority="66" w:semiHidden="0" w:name="Medium List 2 Accent 5"/>
-    <w:lsdException w:unhideWhenUsed="0" w:uiPriority="67" w:semiHidden="0" w:name="Medium Grid 1 Accent 5"/>
-    <w:lsdException w:unhideWhenUsed="0" w:uiPriority="68" w:semiHidden="0" w:name="Medium Grid 2 Accent 5"/>
-    <w:lsdException w:unhideWhenUsed="0" w:uiPriority="69" w:semiHidden="0" w:name="Medium Grid 3 Accent 5"/>
-    <w:lsdException w:unhideWhenUsed="0" w:uiPriority="70" w:semiHidden="0" w:name="Dark List Accent 5"/>
-    <w:lsdException w:unhideWhenUsed="0" w:uiPriority="71" w:semiHidden="0" w:name="Colorful Shading Accent 5"/>
-    <w:lsdException w:unhideWhenUsed="0" w:uiPriority="72" w:semiHidden="0" w:name="Colorful List Accent 5"/>
-    <w:lsdException w:unhideWhenUsed="0" w:uiPriority="73" w:semiHidden="0" w:name="Colorful Grid Accent 5"/>
-    <w:lsdException w:unhideWhenUsed="0" w:uiPriority="60" w:semiHidden="0" w:name="Light Shading Accent 6"/>
-    <w:lsdException w:unhideWhenUsed="0" w:uiPriority="61" w:semiHidden="0" w:name="Light List Accent 6"/>
-    <w:lsdException w:unhideWhenUsed="0" w:uiPriority="62" w:semiHidden="0" w:name="Light Grid Accent 6"/>
-    <w:lsdException w:unhideWhenUsed="0" w:uiPriority="63" w:semiHidden="0" w:name="Medium Shading 1 Accent 6"/>
-    <w:lsdException w:unhideWhenUsed="0" w:uiPriority="64" w:semiHidden="0" w:name="Medium Shading 2 Accent 6"/>
-    <w:lsdException w:unhideWhenUsed="0" w:uiPriority="65" w:semiHidden="0" w:name="Medium List 1 Accent 6"/>
-    <w:lsdException w:unhideWhenUsed="0" w:uiPriority="66" w:semiHidden="0" w:name="Medium List 2 Accent 6"/>
-    <w:lsdException w:unhideWhenUsed="0" w:uiPriority="67" w:semiHidden="0" w:name="Medium Grid 1 Accent 6"/>
-    <w:lsdException w:unhideWhenUsed="0" w:uiPriority="68" w:semiHidden="0" w:name="Medium Grid 2 Accent 6"/>
-    <w:lsdException w:unhideWhenUsed="0" w:uiPriority="69" w:semiHidden="0" w:name="Medium Grid 3 Accent 6"/>
-    <w:lsdException w:unhideWhenUsed="0" w:uiPriority="70" w:semiHidden="0" w:name="Dark List Accent 6"/>
-    <w:lsdException w:unhideWhenUsed="0" w:uiPriority="71" w:semiHidden="0" w:name="Colorful Shading Accent 6"/>
-    <w:lsdException w:unhideWhenUsed="0" w:uiPriority="72" w:semiHidden="0" w:name="Colorful List Accent 6"/>
-    <w:lsdException w:unhideWhenUsed="0" w:uiPriority="73" w:semiHidden="0" w:name="Colorful Grid Accent 6"/>
+  <w:latentStyles w:defLockedState="0" w:defUIPriority="99" w:defSemiHidden="1" w:defUnhideWhenUsed="1" w:defQFormat="0" w:count="260">
+    <w:lsdException w:name="Normal" w:semiHidden="0" w:uiPriority="0" w:unhideWhenUsed="0" w:qFormat="1"/>
+    <w:lsdException w:name="heading 1" w:semiHidden="0" w:uiPriority="0" w:unhideWhenUsed="0" w:qFormat="1"/>
+    <w:lsdException w:name="heading 2" w:semiHidden="0" w:uiPriority="0" w:qFormat="1"/>
+    <w:lsdException w:name="heading 3" w:uiPriority="0" w:qFormat="1"/>
+    <w:lsdException w:name="heading 4" w:semiHidden="0" w:uiPriority="0" w:qFormat="1"/>
+    <w:lsdException w:name="heading 5" w:uiPriority="0" w:qFormat="1"/>
+    <w:lsdException w:name="heading 6" w:uiPriority="0" w:qFormat="1"/>
+    <w:lsdException w:name="heading 7" w:uiPriority="0" w:qFormat="1"/>
+    <w:lsdException w:name="heading 8" w:uiPriority="0" w:qFormat="1"/>
+    <w:lsdException w:name="heading 9" w:uiPriority="0" w:qFormat="1"/>
+    <w:lsdException w:name="index 1" w:semiHidden="0" w:uiPriority="0" w:unhideWhenUsed="0"/>
+    <w:lsdException w:name="index 2" w:semiHidden="0" w:uiPriority="0" w:unhideWhenUsed="0"/>
+    <w:lsdException w:name="index 3" w:semiHidden="0" w:uiPriority="0" w:unhideWhenUsed="0"/>
+    <w:lsdException w:name="index 4" w:semiHidden="0" w:uiPriority="0" w:unhideWhenUsed="0"/>
+    <w:lsdException w:name="index 5" w:semiHidden="0" w:uiPriority="0" w:unhideWhenUsed="0"/>
+    <w:lsdException w:name="index 6" w:semiHidden="0" w:uiPriority="0" w:unhideWhenUsed="0"/>
+    <w:lsdException w:name="index 7" w:semiHidden="0" w:uiPriority="0" w:unhideWhenUsed="0"/>
+    <w:lsdException w:name="index 8" w:semiHidden="0" w:uiPriority="0" w:unhideWhenUsed="0"/>
+    <w:lsdException w:name="index 9" w:semiHidden="0" w:uiPriority="0" w:unhideWhenUsed="0"/>
+    <w:lsdException w:name="toc 1" w:semiHidden="0" w:uiPriority="0" w:unhideWhenUsed="0" w:qFormat="1"/>
+    <w:lsdException w:name="toc 2" w:semiHidden="0" w:uiPriority="0" w:unhideWhenUsed="0" w:qFormat="1"/>
+    <w:lsdException w:name="toc 3" w:semiHidden="0" w:uiPriority="0" w:unhideWhenUsed="0" w:qFormat="1"/>
+    <w:lsdException w:name="toc 4" w:semiHidden="0" w:uiPriority="0" w:unhideWhenUsed="0"/>
+    <w:lsdException w:name="toc 5" w:semiHidden="0" w:uiPriority="0" w:unhideWhenUsed="0"/>
+    <w:lsdException w:name="toc 6" w:semiHidden="0" w:uiPriority="0" w:unhideWhenUsed="0"/>
+    <w:lsdException w:name="toc 7" w:semiHidden="0" w:uiPriority="0" w:unhideWhenUsed="0"/>
+    <w:lsdException w:name="toc 8" w:semiHidden="0" w:uiPriority="0" w:unhideWhenUsed="0"/>
+    <w:lsdException w:name="toc 9" w:semiHidden="0" w:uiPriority="0" w:unhideWhenUsed="0"/>
+    <w:lsdException w:name="Normal Indent" w:semiHidden="0" w:uiPriority="0" w:unhideWhenUsed="0"/>
+    <w:lsdException w:name="footnote text" w:semiHidden="0" w:uiPriority="0" w:unhideWhenUsed="0"/>
+    <w:lsdException w:name="annotation text" w:semiHidden="0" w:uiPriority="0" w:unhideWhenUsed="0" w:qFormat="1"/>
+    <w:lsdException w:name="header" w:semiHidden="0" w:uiPriority="0" w:unhideWhenUsed="0" w:qFormat="1"/>
+    <w:lsdException w:name="footer" w:semiHidden="0" w:uiPriority="0" w:unhideWhenUsed="0" w:qFormat="1"/>
+    <w:lsdException w:name="index heading" w:semiHidden="0" w:uiPriority="0" w:unhideWhenUsed="0"/>
+    <w:lsdException w:name="caption" w:uiPriority="0" w:qFormat="1"/>
+    <w:lsdException w:name="table of figures" w:semiHidden="0" w:uiPriority="0" w:unhideWhenUsed="0"/>
+    <w:lsdException w:name="envelope address" w:semiHidden="0" w:uiPriority="0" w:unhideWhenUsed="0"/>
+    <w:lsdException w:name="envelope return" w:semiHidden="0" w:uiPriority="0" w:unhideWhenUsed="0"/>
+    <w:lsdException w:name="footnote reference" w:semiHidden="0" w:uiPriority="0" w:unhideWhenUsed="0"/>
+    <w:lsdException w:name="annotation reference" w:semiHidden="0" w:uiPriority="0" w:unhideWhenUsed="0"/>
+    <w:lsdException w:name="line number" w:semiHidden="0" w:uiPriority="0" w:unhideWhenUsed="0"/>
+    <w:lsdException w:name="page number" w:semiHidden="0" w:uiPriority="0" w:unhideWhenUsed="0"/>
+    <w:lsdException w:name="endnote reference" w:semiHidden="0" w:uiPriority="0" w:unhideWhenUsed="0"/>
+    <w:lsdException w:name="endnote text" w:semiHidden="0" w:uiPriority="0" w:unhideWhenUsed="0"/>
+    <w:lsdException w:name="table of authorities" w:semiHidden="0" w:uiPriority="0" w:unhideWhenUsed="0"/>
+    <w:lsdException w:name="macro" w:semiHidden="0" w:uiPriority="0" w:unhideWhenUsed="0"/>
+    <w:lsdException w:name="toa heading" w:semiHidden="0" w:uiPriority="0" w:unhideWhenUsed="0"/>
+    <w:lsdException w:name="List" w:semiHidden="0" w:uiPriority="0" w:unhideWhenUsed="0"/>
+    <w:lsdException w:name="List Bullet" w:semiHidden="0" w:uiPriority="0" w:unhideWhenUsed="0"/>
+    <w:lsdException w:name="List Number" w:semiHidden="0" w:uiPriority="0" w:unhideWhenUsed="0"/>
+    <w:lsdException w:name="List 2" w:semiHidden="0" w:uiPriority="0" w:unhideWhenUsed="0"/>
+    <w:lsdException w:name="List 3" w:semiHidden="0" w:uiPriority="0" w:unhideWhenUsed="0"/>
+    <w:lsdException w:name="List 4" w:semiHidden="0" w:uiPriority="0" w:unhideWhenUsed="0"/>
+    <w:lsdException w:name="List 5" w:semiHidden="0" w:uiPriority="0" w:unhideWhenUsed="0"/>
+    <w:lsdException w:name="List Bullet 2" w:semiHidden="0" w:uiPriority="0" w:unhideWhenUsed="0"/>
+    <w:lsdException w:name="List Bullet 3" w:semiHidden="0" w:uiPriority="0" w:unhideWhenUsed="0"/>
+    <w:lsdException w:name="List Bullet 4" w:semiHidden="0" w:uiPriority="0" w:unhideWhenUsed="0"/>
+    <w:lsdException w:name="List Bullet 5" w:semiHidden="0" w:uiPriority="0" w:unhideWhenUsed="0"/>
+    <w:lsdException w:name="List Number 2" w:semiHidden="0" w:uiPriority="0" w:unhideWhenUsed="0"/>
+    <w:lsdException w:name="List Number 3" w:semiHidden="0" w:uiPriority="0" w:unhideWhenUsed="0"/>
+    <w:lsdException w:name="List Number 4" w:semiHidden="0" w:uiPriority="0" w:unhideWhenUsed="0"/>
+    <w:lsdException w:name="List Number 5" w:semiHidden="0" w:uiPriority="0" w:unhideWhenUsed="0"/>
+    <w:lsdException w:name="Title" w:semiHidden="0" w:uiPriority="0" w:unhideWhenUsed="0" w:qFormat="1"/>
+    <w:lsdException w:name="Closing" w:semiHidden="0" w:uiPriority="0" w:unhideWhenUsed="0"/>
+    <w:lsdException w:name="Signature" w:semiHidden="0" w:uiPriority="0" w:unhideWhenUsed="0"/>
+    <w:lsdException w:name="Default Paragraph Font" w:uiPriority="0" w:unhideWhenUsed="0" w:qFormat="1"/>
+    <w:lsdException w:name="Body Text" w:uiPriority="0" w:unhideWhenUsed="0" w:qFormat="1"/>
+    <w:lsdException w:name="Body Text Indent" w:semiHidden="0" w:uiPriority="0" w:unhideWhenUsed="0"/>
+    <w:lsdException w:name="List Continue" w:semiHidden="0" w:uiPriority="0" w:unhideWhenUsed="0"/>
+    <w:lsdException w:name="List Continue 2" w:semiHidden="0" w:uiPriority="0" w:unhideWhenUsed="0"/>
+    <w:lsdException w:name="List Continue 3" w:semiHidden="0" w:uiPriority="0" w:unhideWhenUsed="0"/>
+    <w:lsdException w:name="List Continue 4" w:semiHidden="0" w:uiPriority="0" w:unhideWhenUsed="0"/>
+    <w:lsdException w:name="List Continue 5" w:semiHidden="0" w:uiPriority="0" w:unhideWhenUsed="0"/>
+    <w:lsdException w:name="Message Header" w:semiHidden="0" w:uiPriority="0" w:unhideWhenUsed="0"/>
+    <w:lsdException w:name="Subtitle" w:semiHidden="0" w:uiPriority="0" w:unhideWhenUsed="0" w:qFormat="1"/>
+    <w:lsdException w:name="Salutation" w:semiHidden="0" w:uiPriority="0" w:unhideWhenUsed="0"/>
+    <w:lsdException w:name="Date" w:semiHidden="0" w:uiPriority="0" w:unhideWhenUsed="0"/>
+    <w:lsdException w:name="Body Text First Indent" w:semiHidden="0" w:uiPriority="0" w:unhideWhenUsed="0"/>
+    <w:lsdException w:name="Body Text First Indent 2" w:semiHidden="0" w:uiPriority="0" w:unhideWhenUsed="0"/>
+    <w:lsdException w:name="Body Text 2" w:semiHidden="0" w:uiPriority="0" w:unhideWhenUsed="0"/>
+    <w:lsdException w:name="Body Text 3" w:semiHidden="0" w:uiPriority="0" w:unhideWhenUsed="0"/>
+    <w:lsdException w:name="Body Text Indent 2" w:semiHidden="0" w:uiPriority="0" w:unhideWhenUsed="0"/>
+    <w:lsdException w:name="Body Text Indent 3" w:semiHidden="0" w:uiPriority="0" w:unhideWhenUsed="0"/>
+    <w:lsdException w:name="Block Text" w:semiHidden="0" w:uiPriority="0" w:unhideWhenUsed="0"/>
+    <w:lsdException w:name="Hyperlink" w:semiHidden="0" w:uiPriority="0" w:unhideWhenUsed="0"/>
+    <w:lsdException w:name="FollowedHyperlink" w:semiHidden="0" w:uiPriority="0" w:unhideWhenUsed="0"/>
+    <w:lsdException w:name="Strong" w:semiHidden="0" w:uiPriority="0" w:unhideWhenUsed="0" w:qFormat="1"/>
+    <w:lsdException w:name="Emphasis" w:semiHidden="0" w:uiPriority="0" w:unhideWhenUsed="0" w:qFormat="1"/>
+    <w:lsdException w:name="Document Map" w:semiHidden="0" w:uiPriority="0" w:unhideWhenUsed="0"/>
+    <w:lsdException w:name="Plain Text" w:semiHidden="0" w:uiPriority="0" w:unhideWhenUsed="0"/>
+    <w:lsdException w:name="E-mail Signature" w:semiHidden="0" w:uiPriority="0" w:unhideWhenUsed="0"/>
+    <w:lsdException w:name="Normal (Web)" w:semiHidden="0" w:uiPriority="0" w:unhideWhenUsed="0" w:qFormat="1"/>
+    <w:lsdException w:name="HTML Acronym" w:semiHidden="0" w:uiPriority="0" w:unhideWhenUsed="0"/>
+    <w:lsdException w:name="HTML Address" w:semiHidden="0" w:uiPriority="0" w:unhideWhenUsed="0"/>
+    <w:lsdException w:name="HTML Cite" w:semiHidden="0" w:uiPriority="0" w:unhideWhenUsed="0"/>
+    <w:lsdException w:name="HTML Code" w:semiHidden="0" w:uiPriority="0" w:unhideWhenUsed="0"/>
+    <w:lsdException w:name="HTML Definition" w:semiHidden="0" w:uiPriority="0" w:unhideWhenUsed="0"/>
+    <w:lsdException w:name="HTML Keyboard" w:semiHidden="0" w:uiPriority="0" w:unhideWhenUsed="0"/>
+    <w:lsdException w:name="HTML Preformatted" w:semiHidden="0" w:uiPriority="0" w:unhideWhenUsed="0"/>
+    <w:lsdException w:name="HTML Sample" w:semiHidden="0" w:uiPriority="0" w:unhideWhenUsed="0"/>
+    <w:lsdException w:name="HTML Typewriter" w:semiHidden="0" w:uiPriority="0" w:unhideWhenUsed="0"/>
+    <w:lsdException w:name="HTML Variable" w:semiHidden="0" w:uiPriority="0" w:unhideWhenUsed="0"/>
+    <w:lsdException w:name="Normal Table" w:uiPriority="0" w:unhideWhenUsed="0" w:qFormat="1"/>
+    <w:lsdException w:name="annotation subject" w:semiHidden="0" w:uiPriority="0" w:unhideWhenUsed="0"/>
+    <w:lsdException w:name="Table Simple 1" w:semiHidden="0" w:uiPriority="0" w:unhideWhenUsed="0"/>
+    <w:lsdException w:name="Table Simple 2" w:semiHidden="0" w:uiPriority="0" w:unhideWhenUsed="0"/>
+    <w:lsdException w:name="Table Simple 3" w:semiHidden="0" w:uiPriority="0" w:unhideWhenUsed="0"/>
+    <w:lsdException w:name="Table Classic 1" w:semiHidden="0" w:uiPriority="0" w:unhideWhenUsed="0"/>
+    <w:lsdException w:name="Table Classic 2" w:semiHidden="0" w:uiPriority="0" w:unhideWhenUsed="0"/>
+    <w:lsdException w:name="Table Classic 3" w:semiHidden="0" w:uiPriority="0" w:unhideWhenUsed="0"/>
+    <w:lsdException w:name="Table Classic 4" w:semiHidden="0" w:uiPriority="0" w:unhideWhenUsed="0"/>
+    <w:lsdException w:name="Table Colorful 1" w:semiHidden="0" w:uiPriority="0" w:unhideWhenUsed="0"/>
+    <w:lsdException w:name="Table Colorful 2" w:semiHidden="0" w:uiPriority="0" w:unhideWhenUsed="0"/>
+    <w:lsdException w:name="Table Colorful 3" w:semiHidden="0" w:uiPriority="0" w:unhideWhenUsed="0"/>
+    <w:lsdException w:name="Table Columns 1" w:semiHidden="0" w:uiPriority="0" w:unhideWhenUsed="0"/>
+    <w:lsdException w:name="Table Columns 2" w:semiHidden="0" w:uiPriority="0" w:unhideWhenUsed="0"/>
+    <w:lsdException w:name="Table Columns 3" w:semiHidden="0" w:uiPriority="0" w:unhideWhenUsed="0"/>
+    <w:lsdException w:name="Table Columns 4" w:semiHidden="0" w:uiPriority="0" w:unhideWhenUsed="0"/>
+    <w:lsdException w:name="Table Columns 5" w:semiHidden="0" w:uiPriority="0" w:unhideWhenUsed="0"/>
+    <w:lsdException w:name="Table Grid 1" w:semiHidden="0" w:uiPriority="0" w:unhideWhenUsed="0"/>
+    <w:lsdException w:name="Table Grid 2" w:semiHidden="0" w:uiPriority="0" w:unhideWhenUsed="0"/>
+    <w:lsdException w:name="Table Grid 3" w:semiHidden="0" w:uiPriority="0" w:unhideWhenUsed="0"/>
+    <w:lsdException w:name="Table Grid 4" w:semiHidden="0" w:uiPriority="0" w:unhideWhenUsed="0"/>
+    <w:lsdException w:name="Table Grid 5" w:semiHidden="0" w:uiPriority="0" w:unhideWhenUsed="0"/>
+    <w:lsdException w:name="Table Grid 6" w:semiHidden="0" w:uiPriority="0" w:unhideWhenUsed="0"/>
+    <w:lsdException w:name="Table Grid 7" w:semiHidden="0" w:uiPriority="0" w:unhideWhenUsed="0"/>
+    <w:lsdException w:name="Table Grid 8" w:semiHidden="0" w:uiPriority="0" w:unhideWhenUsed="0"/>
+    <w:lsdException w:name="Table List 1" w:semiHidden="0" w:uiPriority="0" w:unhideWhenUsed="0"/>
+    <w:lsdException w:name="Table List 2" w:semiHidden="0" w:uiPriority="0" w:unhideWhenUsed="0"/>
+    <w:lsdException w:name="Table List 3" w:semiHidden="0" w:uiPriority="0" w:unhideWhenUsed="0"/>
+    <w:lsdException w:name="Table List 4" w:semiHidden="0" w:uiPriority="0" w:unhideWhenUsed="0"/>
+    <w:lsdException w:name="Table List 5" w:semiHidden="0" w:uiPriority="0" w:unhideWhenUsed="0"/>
+    <w:lsdException w:name="Table List 6" w:semiHidden="0" w:uiPriority="0" w:unhideWhenUsed="0"/>
+    <w:lsdException w:name="Table List 7" w:semiHidden="0" w:uiPriority="0" w:unhideWhenUsed="0"/>
+    <w:lsdException w:name="Table List 8" w:semiHidden="0" w:uiPriority="0" w:unhideWhenUsed="0"/>
+    <w:lsdException w:name="Table 3D effects 1" w:semiHidden="0" w:uiPriority="0" w:unhideWhenUsed="0"/>
+    <w:lsdException w:name="Table 3D effects 2" w:semiHidden="0" w:uiPriority="0" w:unhideWhenUsed="0"/>
+    <w:lsdException w:name="Table 3D effects 3" w:semiHidden="0" w:uiPriority="0" w:unhideWhenUsed="0"/>
+    <w:lsdException w:name="Table Contemporary" w:semiHidden="0" w:uiPriority="0" w:unhideWhenUsed="0"/>
+    <w:lsdException w:name="Table Elegant" w:semiHidden="0" w:uiPriority="0" w:unhideWhenUsed="0"/>
+    <w:lsdException w:name="Table Professional" w:semiHidden="0" w:uiPriority="0" w:unhideWhenUsed="0"/>
+    <w:lsdException w:name="Table Subtle 1" w:semiHidden="0" w:uiPriority="0" w:unhideWhenUsed="0"/>
+    <w:lsdException w:name="Table Subtle 2" w:semiHidden="0" w:uiPriority="0" w:unhideWhenUsed="0"/>
+    <w:lsdException w:name="Table Web 1" w:semiHidden="0" w:uiPriority="0" w:unhideWhenUsed="0"/>
+    <w:lsdException w:name="Table Web 2" w:semiHidden="0" w:uiPriority="0" w:unhideWhenUsed="0"/>
+    <w:lsdException w:name="Table Web 3" w:semiHidden="0" w:uiPriority="0" w:unhideWhenUsed="0"/>
+    <w:lsdException w:name="Balloon Text" w:semiHidden="0" w:uiPriority="0" w:unhideWhenUsed="0"/>
+    <w:lsdException w:name="Table Grid" w:semiHidden="0" w:uiPriority="0" w:unhideWhenUsed="0" w:qFormat="1"/>
+    <w:lsdException w:name="Table Theme" w:semiHidden="0" w:uiPriority="0" w:unhideWhenUsed="0"/>
+    <w:lsdException w:name="Light Shading" w:semiHidden="0" w:uiPriority="60" w:unhideWhenUsed="0"/>
+    <w:lsdException w:name="Light List" w:semiHidden="0" w:uiPriority="61" w:unhideWhenUsed="0"/>
+    <w:lsdException w:name="Light Grid" w:semiHidden="0" w:uiPriority="62" w:unhideWhenUsed="0"/>
+    <w:lsdException w:name="Medium Shading 1" w:semiHidden="0" w:uiPriority="63" w:unhideWhenUsed="0"/>
+    <w:lsdException w:name="Medium Shading 2" w:semiHidden="0" w:uiPriority="64" w:unhideWhenUsed="0"/>
+    <w:lsdException w:name="Medium List 1" w:semiHidden="0" w:uiPriority="65" w:unhideWhenUsed="0"/>
+    <w:lsdException w:name="Medium List 2" w:semiHidden="0" w:uiPriority="66" w:unhideWhenUsed="0"/>
+    <w:lsdException w:name="Medium Grid 1" w:semiHidden="0" w:uiPriority="67" w:unhideWhenUsed="0"/>
+    <w:lsdException w:name="Medium Grid 2" w:semiHidden="0" w:uiPriority="68" w:unhideWhenUsed="0"/>
+    <w:lsdException w:name="Medium Grid 3" w:semiHidden="0" w:uiPriority="69" w:unhideWhenUsed="0"/>
+    <w:lsdException w:name="Dark List" w:semiHidden="0" w:uiPriority="70" w:unhideWhenUsed="0"/>
+    <w:lsdException w:name="Colorful Shading" w:semiHidden="0" w:uiPriority="71" w:unhideWhenUsed="0"/>
+    <w:lsdException w:name="Colorful List" w:semiHidden="0" w:uiPriority="72" w:unhideWhenUsed="0"/>
+    <w:lsdException w:name="Colorful Grid" w:semiHidden="0" w:uiPriority="73" w:unhideWhenUsed="0"/>
+    <w:lsdException w:name="Light Shading Accent 1" w:semiHidden="0" w:uiPriority="60" w:unhideWhenUsed="0"/>
+    <w:lsdException w:name="Light List Accent 1" w:semiHidden="0" w:uiPriority="61" w:unhideWhenUsed="0"/>
+    <w:lsdException w:name="Light Grid Accent 1" w:semiHidden="0" w:uiPriority="62" w:unhideWhenUsed="0"/>
+    <w:lsdException w:name="Medium Shading 1 Accent 1" w:semiHidden="0" w:uiPriority="63" w:unhideWhenUsed="0"/>
+    <w:lsdException w:name="Medium Shading 2 Accent 1" w:semiHidden="0" w:uiPriority="64" w:unhideWhenUsed="0"/>
+    <w:lsdException w:name="Medium List 1 Accent 1" w:semiHidden="0" w:uiPriority="65" w:unhideWhenUsed="0"/>
+    <w:lsdException w:name="Medium List 2 Accent 1" w:semiHidden="0" w:uiPriority="66" w:unhideWhenUsed="0"/>
+    <w:lsdException w:name="Medium Grid 1 Accent 1" w:semiHidden="0" w:uiPriority="67" w:unhideWhenUsed="0"/>
+    <w:lsdException w:name="Medium Grid 2 Accent 1" w:semiHidden="0" w:uiPriority="68" w:unhideWhenUsed="0"/>
+    <w:lsdException w:name="Medium Grid 3 Accent 1" w:semiHidden="0" w:uiPriority="69" w:unhideWhenUsed="0"/>
+    <w:lsdException w:name="Dark List Accent 1" w:semiHidden="0" w:uiPriority="70" w:unhideWhenUsed="0"/>
+    <w:lsdException w:name="Colorful Shading Accent 1" w:semiHidden="0" w:uiPriority="71" w:unhideWhenUsed="0"/>
+    <w:lsdException w:name="Colorful List Accent 1" w:semiHidden="0" w:uiPriority="72" w:unhideWhenUsed="0"/>
+    <w:lsdException w:name="Colorful Grid Accent 1" w:semiHidden="0" w:uiPriority="73" w:unhideWhenUsed="0"/>
+    <w:lsdException w:name="Light Shading Accent 2" w:semiHidden="0" w:uiPriority="60" w:unhideWhenUsed="0"/>
+    <w:lsdException w:name="Light List Accent 2" w:semiHidden="0" w:uiPriority="61" w:unhideWhenUsed="0"/>
+    <w:lsdException w:name="Light Grid Accent 2" w:semiHidden="0" w:uiPriority="62" w:unhideWhenUsed="0"/>
+    <w:lsdException w:name="Medium Shading 1 Accent 2" w:semiHidden="0" w:uiPriority="63" w:unhideWhenUsed="0"/>
+    <w:lsdException w:name="Medium Shading 2 Accent 2" w:semiHidden="0" w:uiPriority="64" w:unhideWhenUsed="0"/>
+    <w:lsdException w:name="Medium List 1 Accent 2" w:semiHidden="0" w:uiPriority="65" w:unhideWhenUsed="0"/>
+    <w:lsdException w:name="Medium List 2 Accent 2" w:semiHidden="0" w:uiPriority="66" w:unhideWhenUsed="0"/>
+    <w:lsdException w:name="Medium Grid 1 Accent 2" w:semiHidden="0" w:uiPriority="67" w:unhideWhenUsed="0"/>
+    <w:lsdException w:name="Medium Grid 2 Accent 2" w:semiHidden="0" w:uiPriority="68" w:unhideWhenUsed="0"/>
+    <w:lsdException w:name="Medium Grid 3 Accent 2" w:semiHidden="0" w:uiPriority="69" w:unhideWhenUsed="0"/>
+    <w:lsdException w:name="Dark List Accent 2" w:semiHidden="0" w:uiPriority="70" w:unhideWhenUsed="0"/>
+    <w:lsdException w:name="Colorful Shading Accent 2" w:semiHidden="0" w:uiPriority="71" w:unhideWhenUsed="0"/>
+    <w:lsdException w:name="Colorful List Accent 2" w:semiHidden="0" w:uiPriority="72" w:unhideWhenUsed="0"/>
+    <w:lsdException w:name="Colorful Grid Accent 2" w:semiHidden="0" w:uiPriority="73" w:unhideWhenUsed="0"/>
+    <w:lsdException w:name="Light Shading Accent 3" w:semiHidden="0" w:uiPriority="60" w:unhideWhenUsed="0"/>
+    <w:lsdException w:name="Light List Accent 3" w:semiHidden="0" w:uiPriority="61" w:unhideWhenUsed="0"/>
+    <w:lsdException w:name="Light Grid Accent 3" w:semiHidden="0" w:uiPriority="62" w:unhideWhenUsed="0"/>
+    <w:lsdException w:name="Medium Shading 1 Accent 3" w:semiHidden="0" w:uiPriority="63" w:unhideWhenUsed="0"/>
+    <w:lsdException w:name="Medium Shading 2 Accent 3" w:semiHidden="0" w:uiPriority="64" w:unhideWhenUsed="0"/>
+    <w:lsdException w:name="Medium List 1 Accent 3" w:semiHidden="0" w:uiPriority="65" w:unhideWhenUsed="0"/>
+    <w:lsdException w:name="Medium List 2 Accent 3" w:semiHidden="0" w:uiPriority="66" w:unhideWhenUsed="0"/>
+    <w:lsdException w:name="Medium Grid 1 Accent 3" w:semiHidden="0" w:uiPriority="67" w:unhideWhenUsed="0"/>
+    <w:lsdException w:name="Medium Grid 2 Accent 3" w:semiHidden="0" w:uiPriority="68" w:unhideWhenUsed="0"/>
+    <w:lsdException w:name="Medium Grid 3 Accent 3" w:semiHidden="0" w:uiPriority="69" w:unhideWhenUsed="0"/>
+    <w:lsdException w:name="Dark List Accent 3" w:semiHidden="0" w:uiPriority="70" w:unhideWhenUsed="0"/>
+    <w:lsdException w:name="Colorful Shading Accent 3" w:semiHidden="0" w:uiPriority="71" w:unhideWhenUsed="0"/>
+    <w:lsdException w:name="Colorful List Accent 3" w:semiHidden="0" w:uiPriority="72" w:unhideWhenUsed="0"/>
+    <w:lsdException w:name="Colorful Grid Accent 3" w:semiHidden="0" w:uiPriority="73" w:unhideWhenUsed="0"/>
+    <w:lsdException w:name="Light Shading Accent 4" w:semiHidden="0" w:uiPriority="60" w:unhideWhenUsed="0"/>
+    <w:lsdException w:name="Light List Accent 4" w:semiHidden="0" w:uiPriority="61" w:unhideWhenUsed="0"/>
+    <w:lsdException w:name="Light Grid Accent 4" w:semiHidden="0" w:uiPriority="62" w:unhideWhenUsed="0"/>
+    <w:lsdException w:name="Medium Shading 1 Accent 4" w:semiHidden="0" w:uiPriority="63" w:unhideWhenUsed="0"/>
+    <w:lsdException w:name="Medium Shading 2 Accent 4" w:semiHidden="0" w:uiPriority="64" w:unhideWhenUsed="0"/>
+    <w:lsdException w:name="Medium List 1 Accent 4" w:semiHidden="0" w:uiPriority="65" w:unhideWhenUsed="0"/>
+    <w:lsdException w:name="Medium List 2 Accent 4" w:semiHidden="0" w:uiPriority="66" w:unhideWhenUsed="0"/>
+    <w:lsdException w:name="Medium Grid 1 Accent 4" w:semiHidden="0" w:uiPriority="67" w:unhideWhenUsed="0"/>
+    <w:lsdException w:name="Medium Grid 2 Accent 4" w:semiHidden="0" w:uiPriority="68" w:unhideWhenUsed="0"/>
+    <w:lsdException w:name="Medium Grid 3 Accent 4" w:semiHidden="0" w:uiPriority="69" w:unhideWhenUsed="0"/>
+    <w:lsdException w:name="Dark List Accent 4" w:semiHidden="0" w:uiPriority="70" w:unhideWhenUsed="0"/>
+    <w:lsdException w:name="Colorful Shading Accent 4" w:semiHidden="0" w:uiPriority="71" w:unhideWhenUsed="0"/>
+    <w:lsdException w:name="Colorful List Accent 4" w:semiHidden="0" w:uiPriority="72" w:unhideWhenUsed="0"/>
+    <w:lsdException w:name="Colorful Grid Accent 4" w:semiHidden="0" w:uiPriority="73" w:unhideWhenUsed="0"/>
+    <w:lsdException w:name="Light Shading Accent 5" w:semiHidden="0" w:uiPriority="60" w:unhideWhenUsed="0"/>
+    <w:lsdException w:name="Light List Accent 5" w:semiHidden="0" w:uiPriority="61" w:unhideWhenUsed="0"/>
+    <w:lsdException w:name="Light Grid Accent 5" w:semiHidden="0" w:uiPriority="62" w:unhideWhenUsed="0"/>
+    <w:lsdException w:name="Medium Shading 1 Accent 5" w:semiHidden="0" w:uiPriority="63" w:unhideWhenUsed="0"/>
+    <w:lsdException w:name="Medium Shading 2 Accent 5" w:semiHidden="0" w:uiPriority="64" w:unhideWhenUsed="0"/>
+    <w:lsdException w:name="Medium List 1 Accent 5" w:semiHidden="0" w:uiPriority="65" w:unhideWhenUsed="0"/>
+    <w:lsdException w:name="Medium List 2 Accent 5" w:semiHidden="0" w:uiPriority="66" w:unhideWhenUsed="0"/>
+    <w:lsdException w:name="Medium Grid 1 Accent 5" w:semiHidden="0" w:uiPriority="67" w:unhideWhenUsed="0"/>
+    <w:lsdException w:name="Medium Grid 2 Accent 5" w:semiHidden="0" w:uiPriority="68" w:unhideWhenUsed="0"/>
+    <w:lsdException w:name="Medium Grid 3 Accent 5" w:semiHidden="0" w:uiPriority="69" w:unhideWhenUsed="0"/>
+    <w:lsdException w:name="Dark List Accent 5" w:semiHidden="0" w:uiPriority="70" w:unhideWhenUsed="0"/>
+    <w:lsdException w:name="Colorful Shading Accent 5" w:semiHidden="0" w:uiPriority="71" w:unhideWhenUsed="0"/>
+    <w:lsdException w:name="Colorful List Accent 5" w:semiHidden="0" w:uiPriority="72" w:unhideWhenUsed="0"/>
+    <w:lsdException w:name="Colorful Grid Accent 5" w:semiHidden="0" w:uiPriority="73" w:unhideWhenUsed="0"/>
+    <w:lsdException w:name="Light Shading Accent 6" w:semiHidden="0" w:uiPriority="60" w:unhideWhenUsed="0"/>
+    <w:lsdException w:name="Light List Accent 6" w:semiHidden="0" w:uiPriority="61" w:unhideWhenUsed="0"/>
+    <w:lsdException w:name="Light Grid Accent 6" w:semiHidden="0" w:uiPriority="62" w:unhideWhenUsed="0"/>
+    <w:lsdException w:name="Medium Shading 1 Accent 6" w:semiHidden="0" w:uiPriority="63" w:unhideWhenUsed="0"/>
+    <w:lsdException w:name="Medium Shading 2 Accent 6" w:semiHidden="0" w:uiPriority="64" w:unhideWhenUsed="0"/>
+    <w:lsdException w:name="Medium List 1 Accent 6" w:semiHidden="0" w:uiPriority="65" w:unhideWhenUsed="0"/>
+    <w:lsdException w:name="Medium List 2 Accent 6" w:semiHidden="0" w:uiPriority="66" w:unhideWhenUsed="0"/>
+    <w:lsdException w:name="Medium Grid 1 Accent 6" w:semiHidden="0" w:uiPriority="67" w:unhideWhenUsed="0"/>
+    <w:lsdException w:name="Medium Grid 2 Accent 6" w:semiHidden="0" w:uiPriority="68" w:unhideWhenUsed="0"/>
+    <w:lsdException w:name="Medium Grid 3 Accent 6" w:semiHidden="0" w:uiPriority="69" w:unhideWhenUsed="0"/>
+    <w:lsdException w:name="Dark List Accent 6" w:semiHidden="0" w:uiPriority="70" w:unhideWhenUsed="0"/>
+    <w:lsdException w:name="Colorful Shading Accent 6" w:semiHidden="0" w:uiPriority="71" w:unhideWhenUsed="0"/>
+    <w:lsdException w:name="Colorful List Accent 6" w:semiHidden="0" w:uiPriority="72" w:unhideWhenUsed="0"/>
+    <w:lsdException w:name="Colorful Grid Accent 6" w:semiHidden="0" w:uiPriority="73" w:unhideWhenUsed="0"/>
   </w:latentStyles>
-  <w:style w:type="paragraph" w:default="1" w:styleId="1">
+  <w:style w:type="paragraph" w:default="1" w:styleId="Normal">
     <w:name w:val="Normal"/>
     <w:qFormat/>
-    <w:uiPriority w:val="0"/>
     <w:pPr>
       <w:kinsoku w:val="0"/>
       <w:autoSpaceDE w:val="0"/>
@@ -5812,7 +5690,7 @@
       <w:textAlignment w:val="baseline"/>
     </w:pPr>
     <w:rPr>
-      <w:rFonts w:ascii="Arial" w:hAnsi="Arial" w:eastAsia="宋体" w:cs="Arial"/>
+      <w:rFonts w:ascii="Arial" w:eastAsia="宋体" w:hAnsi="Arial" w:cs="Arial"/>
       <w:snapToGrid w:val="0"/>
       <w:color w:val="000000"/>
       <w:kern w:val="0"/>
@@ -5821,12 +5699,11 @@
       <w:lang w:val="en-US" w:eastAsia="en-US" w:bidi="ar-SA"/>
     </w:rPr>
   </w:style>
-  <w:style w:type="paragraph" w:styleId="2">
+  <w:style w:type="paragraph" w:styleId="Heading1">
     <w:name w:val="heading 1"/>
-    <w:basedOn w:val="1"/>
-    <w:next w:val="1"/>
+    <w:basedOn w:val="Normal"/>
+    <w:next w:val="Normal"/>
     <w:qFormat/>
-    <w:uiPriority w:val="0"/>
     <w:pPr>
       <w:keepNext/>
       <w:keepLines/>
@@ -5844,13 +5721,12 @@
       <w:sz w:val="44"/>
     </w:rPr>
   </w:style>
-  <w:style w:type="paragraph" w:styleId="3">
+  <w:style w:type="paragraph" w:styleId="Heading2">
     <w:name w:val="heading 2"/>
-    <w:basedOn w:val="1"/>
-    <w:next w:val="1"/>
+    <w:basedOn w:val="Normal"/>
+    <w:next w:val="Normal"/>
     <w:unhideWhenUsed/>
     <w:qFormat/>
-    <w:uiPriority w:val="0"/>
     <w:pPr>
       <w:keepNext/>
       <w:keepLines/>
@@ -5863,19 +5739,18 @@
       <w:outlineLvl w:val="1"/>
     </w:pPr>
     <w:rPr>
-      <w:rFonts w:ascii="Arial" w:hAnsi="Arial" w:eastAsia="黑体"/>
+      <w:rFonts w:ascii="Arial" w:eastAsia="黑体" w:hAnsi="Arial"/>
       <w:b/>
       <w:sz w:val="32"/>
     </w:rPr>
   </w:style>
-  <w:style w:type="paragraph" w:styleId="4">
+  <w:style w:type="paragraph" w:styleId="Heading3">
     <w:name w:val="heading 3"/>
-    <w:basedOn w:val="1"/>
-    <w:next w:val="1"/>
+    <w:basedOn w:val="Normal"/>
+    <w:next w:val="Normal"/>
     <w:semiHidden/>
     <w:unhideWhenUsed/>
     <w:qFormat/>
-    <w:uiPriority w:val="0"/>
     <w:pPr>
       <w:keepNext/>
       <w:keepLines/>
@@ -5892,13 +5767,12 @@
       <w:sz w:val="32"/>
     </w:rPr>
   </w:style>
-  <w:style w:type="paragraph" w:styleId="5">
+  <w:style w:type="paragraph" w:styleId="Heading4">
     <w:name w:val="heading 4"/>
-    <w:basedOn w:val="1"/>
-    <w:next w:val="1"/>
+    <w:basedOn w:val="Normal"/>
+    <w:next w:val="Normal"/>
     <w:unhideWhenUsed/>
     <w:qFormat/>
-    <w:uiPriority w:val="0"/>
     <w:pPr>
       <w:keepNext/>
       <w:keepLines/>
@@ -5911,19 +5785,18 @@
       <w:outlineLvl w:val="3"/>
     </w:pPr>
     <w:rPr>
-      <w:rFonts w:ascii="Arial" w:hAnsi="Arial" w:eastAsia="黑体"/>
+      <w:rFonts w:ascii="Arial" w:eastAsia="黑体" w:hAnsi="Arial"/>
       <w:b/>
       <w:sz w:val="28"/>
     </w:rPr>
   </w:style>
-  <w:style w:type="paragraph" w:styleId="6">
+  <w:style w:type="paragraph" w:styleId="Heading5">
     <w:name w:val="heading 5"/>
-    <w:basedOn w:val="1"/>
-    <w:next w:val="1"/>
+    <w:basedOn w:val="Normal"/>
+    <w:next w:val="Normal"/>
     <w:semiHidden/>
     <w:unhideWhenUsed/>
     <w:qFormat/>
-    <w:uiPriority w:val="0"/>
     <w:pPr>
       <w:keepNext/>
       <w:keepLines/>
@@ -5940,14 +5813,13 @@
       <w:sz w:val="28"/>
     </w:rPr>
   </w:style>
-  <w:style w:type="paragraph" w:styleId="7">
+  <w:style w:type="paragraph" w:styleId="Heading6">
     <w:name w:val="heading 6"/>
-    <w:basedOn w:val="1"/>
-    <w:next w:val="1"/>
+    <w:basedOn w:val="Normal"/>
+    <w:next w:val="Normal"/>
     <w:semiHidden/>
     <w:unhideWhenUsed/>
     <w:qFormat/>
-    <w:uiPriority w:val="0"/>
     <w:pPr>
       <w:keepNext/>
       <w:keepLines/>
@@ -5960,19 +5832,18 @@
       <w:outlineLvl w:val="5"/>
     </w:pPr>
     <w:rPr>
-      <w:rFonts w:ascii="Arial" w:hAnsi="Arial" w:eastAsia="黑体"/>
+      <w:rFonts w:ascii="Arial" w:eastAsia="黑体" w:hAnsi="Arial"/>
       <w:b/>
       <w:sz w:val="24"/>
     </w:rPr>
   </w:style>
-  <w:style w:type="paragraph" w:styleId="8">
+  <w:style w:type="paragraph" w:styleId="Heading7">
     <w:name w:val="heading 7"/>
-    <w:basedOn w:val="1"/>
-    <w:next w:val="1"/>
+    <w:basedOn w:val="Normal"/>
+    <w:next w:val="Normal"/>
     <w:semiHidden/>
     <w:unhideWhenUsed/>
     <w:qFormat/>
-    <w:uiPriority w:val="0"/>
     <w:pPr>
       <w:keepNext/>
       <w:keepLines/>
@@ -5989,14 +5860,13 @@
       <w:sz w:val="24"/>
     </w:rPr>
   </w:style>
-  <w:style w:type="paragraph" w:styleId="9">
+  <w:style w:type="paragraph" w:styleId="Heading8">
     <w:name w:val="heading 8"/>
-    <w:basedOn w:val="1"/>
-    <w:next w:val="1"/>
+    <w:basedOn w:val="Normal"/>
+    <w:next w:val="Normal"/>
     <w:semiHidden/>
     <w:unhideWhenUsed/>
     <w:qFormat/>
-    <w:uiPriority w:val="0"/>
     <w:pPr>
       <w:keepNext/>
       <w:keepLines/>
@@ -6009,18 +5879,17 @@
       <w:outlineLvl w:val="7"/>
     </w:pPr>
     <w:rPr>
-      <w:rFonts w:ascii="Arial" w:hAnsi="Arial" w:eastAsia="黑体"/>
+      <w:rFonts w:ascii="Arial" w:eastAsia="黑体" w:hAnsi="Arial"/>
       <w:sz w:val="24"/>
     </w:rPr>
   </w:style>
-  <w:style w:type="paragraph" w:styleId="10">
+  <w:style w:type="paragraph" w:styleId="Heading9">
     <w:name w:val="heading 9"/>
-    <w:basedOn w:val="1"/>
-    <w:next w:val="1"/>
+    <w:basedOn w:val="Normal"/>
+    <w:next w:val="Normal"/>
     <w:semiHidden/>
     <w:unhideWhenUsed/>
     <w:qFormat/>
-    <w:uiPriority w:val="0"/>
     <w:pPr>
       <w:keepNext/>
       <w:keepLines/>
@@ -6033,21 +5902,19 @@
       <w:outlineLvl w:val="8"/>
     </w:pPr>
     <w:rPr>
-      <w:rFonts w:ascii="Arial" w:hAnsi="Arial" w:eastAsia="黑体"/>
+      <w:rFonts w:ascii="Arial" w:eastAsia="黑体" w:hAnsi="Arial"/>
       <w:sz w:val="21"/>
     </w:rPr>
   </w:style>
-  <w:style w:type="character" w:default="1" w:styleId="22">
+  <w:style w:type="character" w:default="1" w:styleId="DefaultParagraphFont">
     <w:name w:val="Default Paragraph Font"/>
     <w:semiHidden/>
     <w:qFormat/>
-    <w:uiPriority w:val="0"/>
   </w:style>
-  <w:style w:type="table" w:default="1" w:styleId="20">
+  <w:style w:type="table" w:default="1" w:styleId="TableNormal">
     <w:name w:val="Normal Table"/>
     <w:semiHidden/>
     <w:qFormat/>
-    <w:uiPriority w:val="0"/>
     <w:tblPr>
       <w:tblCellMar>
         <w:top w:w="0" w:type="dxa"/>
@@ -6057,43 +5924,39 @@
       </w:tblCellMar>
     </w:tblPr>
   </w:style>
-  <w:style w:type="paragraph" w:styleId="11">
+  <w:style w:type="paragraph" w:styleId="CommentText">
     <w:name w:val="annotation text"/>
-    <w:basedOn w:val="1"/>
+    <w:basedOn w:val="Normal"/>
     <w:qFormat/>
-    <w:uiPriority w:val="0"/>
     <w:pPr>
       <w:jc w:val="left"/>
     </w:pPr>
   </w:style>
-  <w:style w:type="paragraph" w:styleId="12">
+  <w:style w:type="paragraph" w:styleId="BodyText">
     <w:name w:val="Body Text"/>
-    <w:basedOn w:val="1"/>
+    <w:basedOn w:val="Normal"/>
     <w:semiHidden/>
     <w:qFormat/>
-    <w:uiPriority w:val="0"/>
     <w:rPr>
-      <w:rFonts w:ascii="Arial" w:hAnsi="Arial" w:eastAsia="Arial" w:cs="Arial"/>
+      <w:rFonts w:ascii="Arial" w:eastAsia="Arial" w:hAnsi="Arial" w:cs="Arial"/>
       <w:sz w:val="21"/>
       <w:szCs w:val="21"/>
       <w:lang w:val="en-US" w:eastAsia="en-US" w:bidi="ar-SA"/>
     </w:rPr>
   </w:style>
-  <w:style w:type="paragraph" w:styleId="13">
+  <w:style w:type="paragraph" w:styleId="TOC3">
     <w:name w:val="toc 3"/>
-    <w:basedOn w:val="1"/>
-    <w:next w:val="1"/>
+    <w:basedOn w:val="Normal"/>
+    <w:next w:val="Normal"/>
     <w:qFormat/>
-    <w:uiPriority w:val="0"/>
     <w:pPr>
       <w:ind w:left="840" w:leftChars="400"/>
     </w:pPr>
   </w:style>
-  <w:style w:type="paragraph" w:styleId="14">
+  <w:style w:type="paragraph" w:styleId="Footer">
     <w:name w:val="footer"/>
-    <w:basedOn w:val="1"/>
+    <w:basedOn w:val="Normal"/>
     <w:qFormat/>
-    <w:uiPriority w:val="0"/>
     <w:pPr>
       <w:tabs>
         <w:tab w:val="center" w:pos="4153"/>
@@ -6106,17 +5969,16 @@
       <w:sz w:val="18"/>
     </w:rPr>
   </w:style>
-  <w:style w:type="paragraph" w:styleId="15">
+  <w:style w:type="paragraph" w:styleId="Header">
     <w:name w:val="header"/>
-    <w:basedOn w:val="1"/>
+    <w:basedOn w:val="Normal"/>
     <w:qFormat/>
-    <w:uiPriority w:val="0"/>
     <w:pPr>
       <w:pBdr>
-        <w:top w:val="none" w:color="auto" w:sz="0" w:space="0"/>
-        <w:left w:val="none" w:color="auto" w:sz="0" w:space="0"/>
-        <w:bottom w:val="none" w:color="auto" w:sz="0" w:space="0"/>
-        <w:right w:val="none" w:color="auto" w:sz="0" w:space="0"/>
+        <w:top w:val="nil"/>
+        <w:left w:val="nil"/>
+        <w:bottom w:val="nil"/>
+        <w:right w:val="nil"/>
       </w:pBdr>
       <w:tabs>
         <w:tab w:val="center" w:pos="4153"/>
@@ -6131,41 +5993,37 @@
       <w:sz w:val="18"/>
     </w:rPr>
   </w:style>
-  <w:style w:type="paragraph" w:styleId="16">
+  <w:style w:type="paragraph" w:styleId="TOC1">
     <w:name w:val="toc 1"/>
-    <w:basedOn w:val="1"/>
-    <w:next w:val="1"/>
+    <w:basedOn w:val="Normal"/>
+    <w:next w:val="Normal"/>
     <w:qFormat/>
-    <w:uiPriority w:val="0"/>
     <w:rPr>
-      <w:rFonts w:ascii="Arial" w:hAnsi="Arial" w:eastAsia="Microsoft JhengHei"/>
+      <w:rFonts w:ascii="Arial" w:eastAsia="Microsoft JhengHei" w:hAnsi="Arial"/>
       <w:sz w:val="24"/>
     </w:rPr>
   </w:style>
-  <w:style w:type="paragraph" w:styleId="17">
+  <w:style w:type="paragraph" w:styleId="TOC2">
     <w:name w:val="toc 2"/>
-    <w:basedOn w:val="1"/>
-    <w:next w:val="1"/>
+    <w:basedOn w:val="Normal"/>
+    <w:next w:val="Normal"/>
     <w:qFormat/>
-    <w:uiPriority w:val="0"/>
     <w:pPr>
       <w:ind w:left="420" w:leftChars="200"/>
     </w:pPr>
   </w:style>
-  <w:style w:type="paragraph" w:styleId="18">
+  <w:style w:type="paragraph" w:styleId="NormalWeb">
     <w:name w:val="Normal (Web)"/>
-    <w:basedOn w:val="1"/>
+    <w:basedOn w:val="Normal"/>
     <w:qFormat/>
-    <w:uiPriority w:val="0"/>
     <w:rPr>
       <w:sz w:val="24"/>
     </w:rPr>
   </w:style>
-  <w:style w:type="paragraph" w:styleId="19">
+  <w:style w:type="paragraph" w:styleId="Title">
     <w:name w:val="Title"/>
-    <w:basedOn w:val="1"/>
+    <w:basedOn w:val="Normal"/>
     <w:qFormat/>
-    <w:uiPriority w:val="0"/>
     <w:pPr>
       <w:spacing w:before="240" w:beforeLines="0" w:beforeAutospacing="0" w:after="60" w:afterLines="0" w:afterAutospacing="0"/>
       <w:jc w:val="center"/>
@@ -6177,73 +6035,68 @@
       <w:sz w:val="32"/>
     </w:rPr>
   </w:style>
-  <w:style w:type="table" w:styleId="21">
+  <w:style w:type="table" w:styleId="TableGrid">
     <w:name w:val="Table Grid"/>
-    <w:basedOn w:val="20"/>
+    <w:basedOn w:val="TableNormal"/>
     <w:qFormat/>
-    <w:uiPriority w:val="0"/>
     <w:pPr>
       <w:widowControl w:val="0"/>
       <w:jc w:val="both"/>
     </w:pPr>
     <w:tblPr>
       <w:tblBorders>
-        <w:top w:val="single" w:color="auto" w:sz="4" w:space="0"/>
-        <w:left w:val="single" w:color="auto" w:sz="4" w:space="0"/>
-        <w:bottom w:val="single" w:color="auto" w:sz="4" w:space="0"/>
-        <w:right w:val="single" w:color="auto" w:sz="4" w:space="0"/>
-        <w:insideH w:val="single" w:color="auto" w:sz="4" w:space="0"/>
-        <w:insideV w:val="single" w:color="auto" w:sz="4" w:space="0"/>
+        <w:top w:val="single" w:sz="4" w:space="0" w:color="auto"/>
+        <w:left w:val="single" w:sz="4" w:space="0" w:color="auto"/>
+        <w:bottom w:val="single" w:sz="4" w:space="0" w:color="auto"/>
+        <w:right w:val="single" w:sz="4" w:space="0" w:color="auto"/>
+        <w:insideH w:val="single" w:sz="4" w:space="0" w:color="auto"/>
+        <w:insideV w:val="single" w:sz="4" w:space="0" w:color="auto"/>
       </w:tblBorders>
     </w:tblPr>
   </w:style>
-  <w:style w:type="character" w:styleId="23">
+  <w:style w:type="character" w:styleId="Strong">
     <w:name w:val="Strong"/>
-    <w:basedOn w:val="22"/>
+    <w:basedOn w:val="DefaultParagraphFont"/>
     <w:qFormat/>
-    <w:uiPriority w:val="0"/>
     <w:rPr>
       <w:b/>
     </w:rPr>
   </w:style>
-  <w:style w:type="paragraph" w:customStyle="1" w:styleId="24">
+  <w:style w:type="paragraph" w:customStyle="1" w:styleId="a">
     <w:name w:val="柴_公司名"/>
-    <w:basedOn w:val="19"/>
+    <w:basedOn w:val="Title"/>
     <w:qFormat/>
-    <w:uiPriority w:val="0"/>
     <w:pPr>
       <w:spacing w:after="600" w:afterLines="600"/>
     </w:pPr>
     <w:rPr>
-      <w:rFonts w:hint="eastAsia" w:ascii="宋体" w:hAnsi="宋体" w:eastAsia="宋体" w:cs="宋体"/>
+      <w:rFonts w:ascii="宋体" w:eastAsia="宋体" w:hAnsi="宋体" w:cs="宋体" w:hint="eastAsia"/>
       <w:bCs/>
       <w:spacing w:val="-6"/>
       <w:sz w:val="52"/>
       <w:szCs w:val="52"/>
     </w:rPr>
   </w:style>
-  <w:style w:type="paragraph" w:customStyle="1" w:styleId="25">
+  <w:style w:type="paragraph" w:customStyle="1" w:styleId="a0">
     <w:name w:val="柴_文档名"/>
-    <w:basedOn w:val="19"/>
+    <w:basedOn w:val="Title"/>
     <w:qFormat/>
-    <w:uiPriority w:val="0"/>
     <w:pPr>
       <w:spacing w:after="900" w:afterLines="900"/>
     </w:pPr>
     <w:rPr>
-      <w:rFonts w:ascii="黑体" w:hAnsi="黑体" w:eastAsia="黑体" w:cs="黑体"/>
+      <w:rFonts w:ascii="黑体" w:eastAsia="黑体" w:hAnsi="黑体" w:cs="黑体"/>
       <w:bCs/>
       <w:spacing w:val="-7"/>
       <w:sz w:val="52"/>
       <w:szCs w:val="52"/>
     </w:rPr>
   </w:style>
-  <w:style w:type="table" w:customStyle="1" w:styleId="26">
+  <w:style w:type="table" w:customStyle="1" w:styleId="TableNormal0">
     <w:name w:val="Table Normal_0"/>
     <w:semiHidden/>
     <w:unhideWhenUsed/>
     <w:qFormat/>
-    <w:uiPriority w:val="0"/>
     <w:tblPr>
       <w:tblCellMar>
         <w:top w:w="0" w:type="dxa"/>
@@ -6253,87 +6106,81 @@
       </w:tblCellMar>
     </w:tblPr>
   </w:style>
-  <w:style w:type="paragraph" w:customStyle="1" w:styleId="27">
+  <w:style w:type="paragraph" w:customStyle="1" w:styleId="TableText">
     <w:name w:val="Table Text"/>
-    <w:basedOn w:val="1"/>
+    <w:basedOn w:val="Normal"/>
     <w:semiHidden/>
     <w:qFormat/>
-    <w:uiPriority w:val="0"/>
     <w:rPr>
-      <w:rFonts w:ascii="宋体" w:hAnsi="宋体" w:eastAsia="宋体" w:cs="宋体"/>
+      <w:rFonts w:ascii="宋体" w:eastAsia="宋体" w:hAnsi="宋体" w:cs="宋体"/>
       <w:sz w:val="21"/>
       <w:szCs w:val="21"/>
       <w:lang w:val="en-US" w:eastAsia="en-US" w:bidi="ar-SA"/>
     </w:rPr>
   </w:style>
-  <w:style w:type="paragraph" w:customStyle="1" w:styleId="28">
+  <w:style w:type="paragraph" w:customStyle="1" w:styleId="1">
     <w:name w:val="柴_标题1"/>
-    <w:basedOn w:val="2"/>
-    <w:next w:val="29"/>
-    <w:link w:val="38"/>
+    <w:basedOn w:val="Heading1"/>
+    <w:next w:val="a1"/>
+    <w:link w:val="1Char"/>
     <w:qFormat/>
-    <w:uiPriority w:val="0"/>
     <w:pPr>
       <w:spacing w:before="100" w:after="90" w:line="360" w:lineRule="auto"/>
     </w:pPr>
     <w:rPr>
-      <w:rFonts w:ascii="Arial" w:hAnsi="Arial" w:eastAsia="宋体"/>
+      <w:rFonts w:ascii="Arial" w:eastAsia="宋体" w:hAnsi="Arial"/>
       <w:sz w:val="32"/>
     </w:rPr>
   </w:style>
-  <w:style w:type="paragraph" w:customStyle="1" w:styleId="29">
+  <w:style w:type="paragraph" w:customStyle="1" w:styleId="a1">
     <w:name w:val="柴_正文"/>
-    <w:basedOn w:val="12"/>
-    <w:link w:val="42"/>
+    <w:basedOn w:val="BodyText"/>
+    <w:link w:val="Char"/>
     <w:qFormat/>
-    <w:uiPriority w:val="0"/>
     <w:pPr>
       <w:spacing w:line="360" w:lineRule="auto"/>
       <w:ind w:firstLine="470" w:firstLineChars="200"/>
     </w:pPr>
     <w:rPr>
-      <w:rFonts w:ascii="Arial" w:hAnsi="Arial" w:eastAsia="宋体"/>
+      <w:rFonts w:ascii="Arial" w:eastAsia="宋体" w:hAnsi="Arial"/>
       <w:sz w:val="24"/>
       <w:lang w:eastAsia="zh-CN"/>
     </w:rPr>
   </w:style>
-  <w:style w:type="paragraph" w:customStyle="1" w:styleId="30">
+  <w:style w:type="paragraph" w:customStyle="1" w:styleId="2">
     <w:name w:val="柴_标题2"/>
-    <w:basedOn w:val="3"/>
-    <w:next w:val="29"/>
+    <w:basedOn w:val="Heading2"/>
+    <w:next w:val="a1"/>
     <w:qFormat/>
-    <w:uiPriority w:val="0"/>
     <w:pPr>
       <w:spacing w:line="360" w:lineRule="auto"/>
     </w:pPr>
     <w:rPr>
-      <w:rFonts w:ascii="Arial" w:hAnsi="Arial" w:eastAsia="宋体"/>
+      <w:rFonts w:ascii="Arial" w:eastAsia="宋体" w:hAnsi="Arial"/>
       <w:sz w:val="28"/>
     </w:rPr>
   </w:style>
-  <w:style w:type="paragraph" w:customStyle="1" w:styleId="31">
+  <w:style w:type="paragraph" w:customStyle="1" w:styleId="3">
     <w:name w:val="柴_标题3"/>
-    <w:basedOn w:val="4"/>
-    <w:next w:val="29"/>
+    <w:basedOn w:val="Heading3"/>
+    <w:next w:val="a1"/>
     <w:qFormat/>
-    <w:uiPriority w:val="0"/>
     <w:pPr>
       <w:spacing w:line="360" w:lineRule="auto"/>
       <w:ind w:left="0" w:firstLine="472" w:firstLineChars="200"/>
     </w:pPr>
     <w:rPr>
-      <w:rFonts w:ascii="宋体" w:hAnsi="宋体" w:eastAsia="宋体" w:cs="宋体"/>
+      <w:rFonts w:ascii="宋体" w:eastAsia="宋体" w:hAnsi="宋体" w:cs="宋体"/>
       <w:spacing w:val="-2"/>
       <w:sz w:val="24"/>
       <w:szCs w:val="24"/>
     </w:rPr>
   </w:style>
-  <w:style w:type="paragraph" w:customStyle="1" w:styleId="32">
+  <w:style w:type="paragraph" w:customStyle="1" w:styleId="a2">
     <w:name w:val="柴_目录"/>
-    <w:basedOn w:val="1"/>
-    <w:next w:val="12"/>
+    <w:basedOn w:val="Normal"/>
+    <w:next w:val="BodyText"/>
     <w:qFormat/>
-    <w:uiPriority w:val="0"/>
     <w:pPr>
       <w:tabs>
         <w:tab w:val="right" w:leader="dot" w:pos="8442"/>
@@ -6341,64 +6188,59 @@
       <w:ind w:left="0" w:leftChars="0"/>
     </w:pPr>
     <w:rPr>
-      <w:rFonts w:ascii="Arial" w:hAnsi="Arial" w:eastAsia="Microsoft JhengHei"/>
+      <w:rFonts w:ascii="Arial" w:eastAsia="Microsoft JhengHei" w:hAnsi="Arial"/>
       <w:sz w:val="24"/>
     </w:rPr>
   </w:style>
-  <w:style w:type="paragraph" w:customStyle="1" w:styleId="33">
+  <w:style w:type="paragraph" w:customStyle="1" w:styleId="WPSOffice1">
     <w:name w:val="WPSOffice手动目录 1"/>
     <w:qFormat/>
-    <w:uiPriority w:val="0"/>
     <w:pPr>
       <w:ind w:leftChars="0"/>
     </w:pPr>
     <w:rPr>
-      <w:rFonts w:ascii="Times New Roman" w:hAnsi="Times New Roman" w:eastAsia="宋体" w:cs="Times New Roman"/>
+      <w:rFonts w:ascii="Times New Roman" w:eastAsia="宋体" w:hAnsi="Times New Roman" w:cs="Times New Roman"/>
       <w:sz w:val="20"/>
       <w:szCs w:val="20"/>
     </w:rPr>
   </w:style>
-  <w:style w:type="paragraph" w:customStyle="1" w:styleId="34">
+  <w:style w:type="paragraph" w:customStyle="1" w:styleId="WPSOffice2">
     <w:name w:val="WPSOffice手动目录 2"/>
     <w:qFormat/>
-    <w:uiPriority w:val="0"/>
     <w:pPr>
       <w:ind w:leftChars="200"/>
     </w:pPr>
     <w:rPr>
-      <w:rFonts w:ascii="Times New Roman" w:hAnsi="Times New Roman" w:eastAsia="宋体" w:cs="Times New Roman"/>
+      <w:rFonts w:ascii="Times New Roman" w:eastAsia="宋体" w:hAnsi="Times New Roman" w:cs="Times New Roman"/>
       <w:sz w:val="20"/>
       <w:szCs w:val="20"/>
     </w:rPr>
   </w:style>
-  <w:style w:type="paragraph" w:customStyle="1" w:styleId="35">
+  <w:style w:type="paragraph" w:customStyle="1" w:styleId="WPSOffice3">
     <w:name w:val="WPSOffice手动目录 3"/>
     <w:qFormat/>
-    <w:uiPriority w:val="0"/>
     <w:pPr>
       <w:ind w:leftChars="400"/>
     </w:pPr>
     <w:rPr>
-      <w:rFonts w:ascii="Times New Roman" w:hAnsi="Times New Roman" w:eastAsia="宋体" w:cs="Times New Roman"/>
+      <w:rFonts w:ascii="Times New Roman" w:eastAsia="宋体" w:hAnsi="Times New Roman" w:cs="Times New Roman"/>
       <w:sz w:val="20"/>
       <w:szCs w:val="20"/>
     </w:rPr>
   </w:style>
-  <w:style w:type="paragraph" w:customStyle="1" w:styleId="36">
+  <w:style w:type="paragraph" w:customStyle="1" w:styleId="Compact">
     <w:name w:val="Compact"/>
-    <w:basedOn w:val="12"/>
+    <w:basedOn w:val="BodyText"/>
     <w:qFormat/>
-    <w:uiPriority w:val="0"/>
     <w:pPr>
       <w:spacing w:before="36" w:after="36"/>
     </w:pPr>
   </w:style>
-  <w:style w:type="table" w:customStyle="1" w:styleId="37">
+  <w:style w:type="table" w:customStyle="1" w:styleId="Table">
     <w:name w:val="Table"/>
     <w:semiHidden/>
     <w:unhideWhenUsed/>
     <w:qFormat/>
-    <w:uiPriority w:val="0"/>
     <w:tblPr>
       <w:tblCellMar>
         <w:top w:w="0" w:type="dxa"/>
@@ -6410,28 +6252,26 @@
     <w:tblStylePr w:type="firstRow">
       <w:tcPr>
         <w:tcBorders>
-          <w:bottom w:val="single" w:color="auto" w:sz="0" w:space="0"/>
+          <w:bottom w:val="single" w:sz="0" w:space="0" w:color="auto"/>
         </w:tcBorders>
         <w:vAlign w:val="bottom"/>
       </w:tcPr>
     </w:tblStylePr>
   </w:style>
-  <w:style w:type="character" w:customStyle="1" w:styleId="38">
+  <w:style w:type="character" w:customStyle="1" w:styleId="1Char">
     <w:name w:val="柴_标题1 Char"/>
-    <w:link w:val="28"/>
+    <w:link w:val="1"/>
     <w:qFormat/>
-    <w:uiPriority w:val="0"/>
     <w:rPr>
-      <w:rFonts w:ascii="Arial" w:hAnsi="Arial" w:eastAsia="宋体"/>
+      <w:rFonts w:ascii="Arial" w:eastAsia="宋体" w:hAnsi="Arial"/>
       <w:sz w:val="32"/>
     </w:rPr>
   </w:style>
-  <w:style w:type="table" w:customStyle="1" w:styleId="39">
+  <w:style w:type="table" w:customStyle="1" w:styleId="TableNormal1">
     <w:name w:val="Table Normal_1"/>
     <w:semiHidden/>
     <w:unhideWhenUsed/>
     <w:qFormat/>
-    <w:uiPriority w:val="0"/>
     <w:tblPr>
       <w:tblCellMar>
         <w:top w:w="0" w:type="dxa"/>
@@ -6441,11 +6281,10 @@
       </w:tblCellMar>
     </w:tblPr>
   </w:style>
-  <w:style w:type="paragraph" w:customStyle="1" w:styleId="40">
+  <w:style w:type="paragraph" w:customStyle="1" w:styleId="a3">
     <w:name w:val="柴_正文_无缩进"/>
-    <w:basedOn w:val="1"/>
+    <w:basedOn w:val="Normal"/>
     <w:qFormat/>
-    <w:uiPriority w:val="0"/>
     <w:pPr>
       <w:ind w:firstLine="0" w:firstLineChars="0"/>
     </w:pPr>
@@ -6455,31 +6294,29 @@
       <w:lang w:eastAsia="zh-CN"/>
     </w:rPr>
   </w:style>
-  <w:style w:type="paragraph" w:customStyle="1" w:styleId="41">
+  <w:style w:type="paragraph" w:customStyle="1" w:styleId="4">
     <w:name w:val="柴_标题4"/>
-    <w:basedOn w:val="5"/>
-    <w:next w:val="1"/>
+    <w:basedOn w:val="Heading4"/>
+    <w:next w:val="Normal"/>
     <w:qFormat/>
-    <w:uiPriority w:val="0"/>
     <w:pPr>
       <w:widowControl w:val="0"/>
       <w:spacing w:before="160" w:line="360" w:lineRule="auto"/>
-      <w:ind w:left="981" w:leftChars="300" w:hanging="862"/>
+      <w:ind w:left="981" w:hanging="862" w:leftChars="300"/>
     </w:pPr>
     <w:rPr>
-      <w:rFonts w:hint="eastAsia" w:ascii="Calibri" w:hAnsi="Calibri" w:eastAsia="宋体" w:cs="宋体"/>
+      <w:rFonts w:ascii="Calibri" w:eastAsia="宋体" w:hAnsi="Calibri" w:cs="宋体" w:hint="eastAsia"/>
       <w:sz w:val="24"/>
       <w:szCs w:val="24"/>
       <w:lang w:eastAsia="zh-CN" w:bidi="zh-CN"/>
     </w:rPr>
   </w:style>
-  <w:style w:type="character" w:customStyle="1" w:styleId="42">
+  <w:style w:type="character" w:customStyle="1" w:styleId="Char">
     <w:name w:val="柴_正文 Char"/>
-    <w:link w:val="29"/>
+    <w:link w:val="a1"/>
     <w:qFormat/>
-    <w:uiPriority w:val="0"/>
     <w:rPr>
-      <w:rFonts w:ascii="Arial" w:hAnsi="Arial" w:eastAsia="宋体"/>
+      <w:rFonts w:ascii="Arial" w:eastAsia="宋体" w:hAnsi="Arial"/>
       <w:sz w:val="24"/>
       <w:lang w:eastAsia="zh-CN"/>
     </w:rPr>

--- a/8.资源管理/1.流程制度规范类文件/TXHS-08-05-最终软件库管理制度.docx
+++ b/8.资源管理/1.流程制度规范类文件/TXHS-08-05-最终软件库管理制度.docx
@@ -1355,7 +1355,7 @@
                 <w:vertAlign w:val="baseline"/>
                 <w:lang w:val="en-US" w:eastAsia="zh-CN"/>
               </w:rPr>
-              <w:t>强宇涛</w:t>
+              <w:t>程方</w:t>
             </w:r>
           </w:p>
         </w:tc>
@@ -1402,7 +1402,7 @@
                 <w:vertAlign w:val="baseline"/>
                 <w:lang w:val="en-US" w:eastAsia="zh-CN"/>
               </w:rPr>
-              <w:t>陈凯</w:t>
+              <w:t>茅建根</w:t>
             </w:r>
           </w:p>
         </w:tc>

--- a/8.资源管理/1.流程制度规范类文件/TXHS-08-05-最终软件库管理制度.docx
+++ b/8.资源管理/1.流程制度规范类文件/TXHS-08-05-最终软件库管理制度.docx
@@ -1,11 +1,10 @@
 
 <file path=word/document.xml><?xml version="1.0" encoding="utf-8"?>
-<w:document xmlns:wpc="http://schemas.microsoft.com/office/word/2010/wordprocessingCanvas" xmlns:mc="http://schemas.openxmlformats.org/markup-compatibility/2006" xmlns:o="urn:schemas-microsoft-com:office:office" xmlns:r="http://schemas.openxmlformats.org/officeDocument/2006/relationships" xmlns:m="http://schemas.openxmlformats.org/officeDocument/2006/math" xmlns:v="urn:schemas-microsoft-com:vml" xmlns:wp14="http://schemas.microsoft.com/office/word/2010/wordprocessingDrawing" xmlns:wp="http://schemas.openxmlformats.org/drawingml/2006/wordprocessingDrawing" xmlns:w10="urn:schemas-microsoft-com:office:word" xmlns:w="http://schemas.openxmlformats.org/wordprocessingml/2006/main" xmlns:w14="http://schemas.microsoft.com/office/word/2010/wordml" xmlns:w15="http://schemas.microsoft.com/office/word/2012/wordml" xmlns:wne="http://schemas.microsoft.com/office/word/2006/wordml" xmlns:wpg="http://schemas.microsoft.com/office/word/2010/wordprocessingGroup" xmlns:wpi="http://schemas.microsoft.com/office/word/2010/wordprocessingInk" xmlns:wps="http://schemas.microsoft.com/office/word/2010/wordprocessingShape" mc:Ignorable="w14 w15 wp14">
-  <!-- Generated by Aspose.Words for .NET 13.3.0.1 -->
+<w:document xmlns:wpc="http://schemas.microsoft.com/office/word/2010/wordprocessingCanvas" xmlns:mc="http://schemas.openxmlformats.org/markup-compatibility/2006" xmlns:o="urn:schemas-microsoft-com:office:office" xmlns:r="http://schemas.openxmlformats.org/officeDocument/2006/relationships" xmlns:m="http://schemas.openxmlformats.org/officeDocument/2006/math" xmlns:v="urn:schemas-microsoft-com:vml" xmlns:wp14="http://schemas.microsoft.com/office/word/2010/wordprocessingDrawing" xmlns:wp="http://schemas.openxmlformats.org/drawingml/2006/wordprocessingDrawing" xmlns:w="http://schemas.openxmlformats.org/wordprocessingml/2006/main" xmlns:w14="http://schemas.microsoft.com/office/word/2010/wordml" xmlns:w10="urn:schemas-microsoft-com:office:word" xmlns:w15="http://schemas.microsoft.com/office/word/2012/wordml" xmlns:wpg="http://schemas.microsoft.com/office/word/2010/wordprocessingGroup" xmlns:wpi="http://schemas.microsoft.com/office/word/2010/wordprocessingInk" xmlns:wne="http://schemas.microsoft.com/office/word/2006/wordml" xmlns:wps="http://schemas.microsoft.com/office/word/2010/wordprocessingShape" xmlns:wpsCustomData="http://www.wps.cn/officeDocument/2013/wpsCustomData" mc:Ignorable="w14 w15 wp14">
   <w:body>
     <w:p>
       <w:pPr>
-        <w:pStyle w:val="a"/>
+        <w:pStyle w:val="24"/>
         <w:keepNext w:val="0"/>
         <w:keepLines w:val="0"/>
         <w:pageBreakBefore w:val="0"/>
@@ -25,7 +24,7 @@
       <w:bookmarkStart w:id="0" w:name="_Toc30807"/>
       <w:r>
         <w:drawing>
-          <wp:anchor distT="0" distB="0" distL="114300" distR="114300" simplePos="0" relativeHeight="251660288" behindDoc="1" locked="0" layoutInCell="1" allowOverlap="1">
+          <wp:anchor distT="0" distB="0" distL="114300" distR="114300" simplePos="0" relativeHeight="251661312" behindDoc="1" locked="0" layoutInCell="1" allowOverlap="1">
             <wp:simplePos x="0" y="0"/>
             <wp:positionH relativeFrom="column">
               <wp:posOffset>-19050</wp:posOffset>
@@ -50,7 +49,7 @@
                     </pic:cNvPicPr>
                   </pic:nvPicPr>
                   <pic:blipFill>
-                    <a:blip xmlns:r="http://schemas.openxmlformats.org/officeDocument/2006/relationships" r:embed="rId4"/>
+                    <a:blip r:embed="rId8"/>
                     <a:stretch>
                       <a:fillRect/>
                     </a:stretch>
@@ -76,7 +75,7 @@
       </w:r>
       <w:r>
         <w:drawing>
-          <wp:anchor distT="0" distB="0" distL="114300" distR="114300" simplePos="0" relativeHeight="251659264" behindDoc="1" locked="0" layoutInCell="1" allowOverlap="1">
+          <wp:anchor distT="0" distB="0" distL="114300" distR="114300" simplePos="0" relativeHeight="251660288" behindDoc="1" locked="0" layoutInCell="1" allowOverlap="1">
             <wp:simplePos x="0" y="0"/>
             <wp:positionH relativeFrom="column">
               <wp:posOffset>0</wp:posOffset>
@@ -101,7 +100,7 @@
                     </pic:cNvPicPr>
                   </pic:nvPicPr>
                   <pic:blipFill>
-                    <a:blip xmlns:r="http://schemas.openxmlformats.org/officeDocument/2006/relationships" r:embed="rId5"/>
+                    <a:blip r:embed="rId9"/>
                     <a:stretch>
                       <a:fillRect/>
                     </a:stretch>
@@ -131,7 +130,7 @@
           <w:lang w:val="en-US" w:eastAsia="zh-CN"/>
         </w:rPr>
         <w:drawing>
-          <wp:anchor distT="0" distB="0" distL="114300" distR="114300" simplePos="0" relativeHeight="251658240" behindDoc="1" locked="0" layoutInCell="1" allowOverlap="1">
+          <wp:anchor distT="0" distB="0" distL="114300" distR="114300" simplePos="0" relativeHeight="251659264" behindDoc="1" locked="0" layoutInCell="1" allowOverlap="1">
             <wp:simplePos x="0" y="0"/>
             <wp:positionH relativeFrom="column">
               <wp:posOffset>635</wp:posOffset>
@@ -156,7 +155,7 @@
                     </pic:cNvPicPr>
                   </pic:nvPicPr>
                   <pic:blipFill>
-                    <a:blip xmlns:r="http://schemas.openxmlformats.org/officeDocument/2006/relationships" r:embed="rId6">
+                    <a:blip r:embed="rId10">
                       <a:alphaModFix amt="58000"/>
                       <a:lum contrast="-52000"/>
                     </a:blip>
@@ -190,7 +189,7 @@
     </w:p>
     <w:p>
       <w:pPr>
-        <w:pStyle w:val="a0"/>
+        <w:pStyle w:val="25"/>
         <w:keepNext w:val="0"/>
         <w:keepLines w:val="0"/>
         <w:pageBreakBefore w:val="0"/>
@@ -237,11 +236,11 @@
         <w:adjustRightInd w:val="0"/>
         <w:snapToGrid w:val="0"/>
         <w:spacing w:after="624" w:afterLines="200" w:line="219" w:lineRule="auto"/>
-        <w:ind w:left="0" w:right="0" w:firstLine="0" w:leftChars="0" w:rightChars="0" w:firstLineChars="0"/>
+        <w:ind w:left="0" w:leftChars="0" w:right="0" w:rightChars="0" w:firstLine="0" w:firstLineChars="0"/>
         <w:jc w:val="center"/>
         <w:textAlignment w:val="baseline"/>
         <w:rPr>
-          <w:rFonts w:ascii="宋体" w:eastAsia="宋体" w:hAnsi="宋体" w:cs="宋体" w:hint="eastAsia"/>
+          <w:rFonts w:hint="eastAsia" w:ascii="宋体" w:hAnsi="宋体" w:eastAsia="宋体" w:cs="宋体"/>
           <w:sz w:val="24"/>
           <w:szCs w:val="24"/>
           <w:lang w:val="en-US" w:eastAsia="zh-CN"/>
@@ -249,7 +248,7 @@
       </w:pPr>
       <w:r>
         <w:rPr>
-          <w:rFonts w:ascii="宋体" w:eastAsia="宋体" w:hAnsi="宋体" w:cs="宋体"/>
+          <w:rFonts w:ascii="宋体" w:hAnsi="宋体" w:eastAsia="宋体" w:cs="宋体"/>
           <w:b/>
           <w:bCs/>
           <w:spacing w:val="-3"/>
@@ -260,7 +259,7 @@
       </w:r>
       <w:r>
         <w:rPr>
-          <w:rFonts w:ascii="宋体" w:eastAsia="宋体" w:hAnsi="宋体" w:cs="宋体" w:hint="eastAsia"/>
+          <w:rFonts w:hint="eastAsia" w:ascii="宋体" w:hAnsi="宋体" w:eastAsia="宋体" w:cs="宋体"/>
           <w:b/>
           <w:bCs/>
           <w:spacing w:val="-3"/>
@@ -272,7 +271,7 @@
       </w:r>
       <w:r>
         <w:rPr>
-          <w:rFonts w:ascii="宋体" w:eastAsia="宋体" w:hAnsi="宋体" w:cs="宋体"/>
+          <w:rFonts w:ascii="宋体" w:hAnsi="宋体" w:eastAsia="宋体" w:cs="宋体"/>
           <w:b/>
           <w:bCs/>
           <w:spacing w:val="-3"/>
@@ -283,7 +282,7 @@
       </w:r>
       <w:r>
         <w:rPr>
-          <w:rFonts w:ascii="宋体" w:hAnsi="宋体" w:cs="宋体" w:hint="eastAsia"/>
+          <w:rFonts w:hint="eastAsia" w:ascii="宋体" w:hAnsi="宋体" w:cs="宋体"/>
           <w:b/>
           <w:bCs/>
           <w:spacing w:val="-3"/>
@@ -295,7 +294,7 @@
       </w:r>
       <w:r>
         <w:rPr>
-          <w:rFonts w:ascii="宋体" w:eastAsia="宋体" w:hAnsi="宋体" w:cs="宋体"/>
+          <w:rFonts w:ascii="宋体" w:hAnsi="宋体" w:eastAsia="宋体" w:cs="宋体"/>
           <w:b/>
           <w:bCs/>
           <w:spacing w:val="-3"/>
@@ -306,7 +305,7 @@
       </w:r>
       <w:r>
         <w:rPr>
-          <w:rFonts w:ascii="宋体" w:hAnsi="宋体" w:cs="宋体" w:hint="eastAsia"/>
+          <w:rFonts w:hint="eastAsia" w:ascii="宋体" w:hAnsi="宋体" w:cs="宋体"/>
           <w:b/>
           <w:bCs/>
           <w:spacing w:val="-3"/>
@@ -319,17 +318,18 @@
     </w:p>
     <w:tbl>
       <w:tblPr>
-        <w:tblStyle w:val="TableGrid"/>
+        <w:tblStyle w:val="21"/>
         <w:tblW w:w="0" w:type="auto"/>
         <w:jc w:val="center"/>
         <w:tblBorders>
-          <w:top w:val="nil"/>
-          <w:left w:val="nil"/>
-          <w:bottom w:val="nil"/>
-          <w:right w:val="nil"/>
-          <w:insideH w:val="nil"/>
-          <w:insideV w:val="nil"/>
+          <w:top w:val="none" w:color="auto" w:sz="0" w:space="0"/>
+          <w:left w:val="none" w:color="auto" w:sz="0" w:space="0"/>
+          <w:bottom w:val="none" w:color="auto" w:sz="0" w:space="0"/>
+          <w:right w:val="none" w:color="auto" w:sz="0" w:space="0"/>
+          <w:insideH w:val="none" w:color="auto" w:sz="0" w:space="0"/>
+          <w:insideV w:val="none" w:color="auto" w:sz="0" w:space="0"/>
         </w:tblBorders>
+        <w:tblLayout w:type="autofit"/>
         <w:tblCellMar>
           <w:top w:w="0" w:type="dxa"/>
           <w:left w:w="108" w:type="dxa"/>
@@ -343,15 +343,13 @@
       </w:tblGrid>
       <w:tr>
         <w:tblPrEx>
-          <w:tblW w:w="0" w:type="auto"/>
-          <w:jc w:val="center"/>
           <w:tblBorders>
-            <w:top w:val="nil"/>
-            <w:left w:val="nil"/>
-            <w:bottom w:val="nil"/>
-            <w:right w:val="nil"/>
-            <w:insideH w:val="nil"/>
-            <w:insideV w:val="nil"/>
+            <w:top w:val="none" w:color="auto" w:sz="0" w:space="0"/>
+            <w:left w:val="none" w:color="auto" w:sz="0" w:space="0"/>
+            <w:bottom w:val="none" w:color="auto" w:sz="0" w:space="0"/>
+            <w:right w:val="none" w:color="auto" w:sz="0" w:space="0"/>
+            <w:insideH w:val="none" w:color="auto" w:sz="0" w:space="0"/>
+            <w:insideV w:val="none" w:color="auto" w:sz="0" w:space="0"/>
           </w:tblBorders>
           <w:tblCellMar>
             <w:top w:w="0" w:type="dxa"/>
@@ -361,7 +359,7 @@
           </w:tblCellMar>
         </w:tblPrEx>
         <w:trPr>
-          <w:trHeight w:val="810"/>
+          <w:trHeight w:val="810" w:hRule="atLeast"/>
           <w:jc w:val="center"/>
         </w:trPr>
         <w:tc>
@@ -399,7 +397,7 @@
             </w:r>
             <w:r>
               <w:rPr>
-                <w:rFonts w:asciiTheme="minorAscii" w:eastAsiaTheme="minorEastAsia" w:hAnsiTheme="minorAscii" w:hint="default"/>
+                <w:rFonts w:hint="default" w:asciiTheme="minorAscii" w:hAnsiTheme="minorAscii" w:eastAsiaTheme="minorEastAsia"/>
                 <w:spacing w:val="227"/>
                 <w:sz w:val="21"/>
                 <w:vertAlign w:val="baseline"/>
@@ -453,7 +451,7 @@
             </w:r>
             <w:r>
               <w:rPr>
-                <w:rFonts w:asciiTheme="minorAscii" w:eastAsiaTheme="minorEastAsia" w:hAnsiTheme="minorAscii" w:hint="eastAsia"/>
+                <w:rFonts w:hint="eastAsia" w:asciiTheme="minorAscii" w:hAnsiTheme="minorAscii" w:eastAsiaTheme="minorEastAsia"/>
                 <w:spacing w:val="227"/>
                 <w:sz w:val="21"/>
                 <w:vertAlign w:val="baseline"/>
@@ -475,8 +473,14 @@
       </w:tr>
       <w:tr>
         <w:tblPrEx>
-          <w:tblW w:w="0" w:type="auto"/>
-          <w:jc w:val="center"/>
+          <w:tblBorders>
+            <w:top w:val="none" w:color="auto" w:sz="0" w:space="0"/>
+            <w:left w:val="none" w:color="auto" w:sz="0" w:space="0"/>
+            <w:bottom w:val="none" w:color="auto" w:sz="0" w:space="0"/>
+            <w:right w:val="none" w:color="auto" w:sz="0" w:space="0"/>
+            <w:insideH w:val="none" w:color="auto" w:sz="0" w:space="0"/>
+            <w:insideV w:val="none" w:color="auto" w:sz="0" w:space="0"/>
+          </w:tblBorders>
           <w:tblCellMar>
             <w:top w:w="0" w:type="dxa"/>
             <w:left w:w="108" w:type="dxa"/>
@@ -485,7 +489,7 @@
           </w:tblCellMar>
         </w:tblPrEx>
         <w:trPr>
-          <w:trHeight w:val="810"/>
+          <w:trHeight w:val="810" w:hRule="atLeast"/>
           <w:jc w:val="center"/>
         </w:trPr>
         <w:tc>
@@ -509,7 +513,7 @@
               <w:snapToGrid w:val="0"/>
               <w:textAlignment w:val="baseline"/>
               <w:rPr>
-                <w:rFonts w:ascii="Arial" w:eastAsia="Arial" w:hAnsi="Arial" w:cs="Arial" w:hint="default"/>
+                <w:rFonts w:hint="default" w:ascii="Arial" w:hAnsi="Arial" w:eastAsia="Arial" w:cs="Arial"/>
                 <w:snapToGrid w:val="0"/>
                 <w:color w:val="000000"/>
                 <w:kern w:val="0"/>
@@ -541,7 +545,7 @@
             </w:r>
             <w:r>
               <w:rPr>
-                <w:rFonts w:asciiTheme="minorAscii" w:eastAsiaTheme="minorEastAsia" w:hAnsiTheme="minorAscii" w:hint="default"/>
+                <w:rFonts w:hint="default" w:asciiTheme="minorAscii" w:hAnsiTheme="minorAscii" w:eastAsiaTheme="minorEastAsia"/>
                 <w:spacing w:val="227"/>
                 <w:sz w:val="21"/>
                 <w:vertAlign w:val="baseline"/>
@@ -583,7 +587,7 @@
               <w:snapToGrid w:val="0"/>
               <w:textAlignment w:val="baseline"/>
               <w:rPr>
-                <w:rFonts w:ascii="Arial" w:eastAsia="Arial" w:hAnsi="Arial" w:cs="Arial" w:hint="default"/>
+                <w:rFonts w:hint="default" w:ascii="Arial" w:hAnsi="Arial" w:eastAsia="Arial" w:cs="Arial"/>
                 <w:snapToGrid w:val="0"/>
                 <w:color w:val="000000"/>
                 <w:kern w:val="0"/>
@@ -603,7 +607,7 @@
             </w:r>
             <w:r>
               <w:rPr>
-                <w:rFonts w:asciiTheme="minorAscii" w:eastAsiaTheme="minorEastAsia" w:hAnsiTheme="minorAscii" w:hint="eastAsia"/>
+                <w:rFonts w:hint="eastAsia" w:asciiTheme="minorAscii" w:hAnsiTheme="minorAscii" w:eastAsiaTheme="minorEastAsia"/>
                 <w:spacing w:val="227"/>
                 <w:sz w:val="21"/>
                 <w:vertAlign w:val="baseline"/>
@@ -625,8 +629,14 @@
       </w:tr>
       <w:tr>
         <w:tblPrEx>
-          <w:tblW w:w="0" w:type="auto"/>
-          <w:jc w:val="center"/>
+          <w:tblBorders>
+            <w:top w:val="none" w:color="auto" w:sz="0" w:space="0"/>
+            <w:left w:val="none" w:color="auto" w:sz="0" w:space="0"/>
+            <w:bottom w:val="none" w:color="auto" w:sz="0" w:space="0"/>
+            <w:right w:val="none" w:color="auto" w:sz="0" w:space="0"/>
+            <w:insideH w:val="none" w:color="auto" w:sz="0" w:space="0"/>
+            <w:insideV w:val="none" w:color="auto" w:sz="0" w:space="0"/>
+          </w:tblBorders>
           <w:tblCellMar>
             <w:top w:w="0" w:type="dxa"/>
             <w:left w:w="108" w:type="dxa"/>
@@ -635,7 +645,7 @@
           </w:tblCellMar>
         </w:tblPrEx>
         <w:trPr>
-          <w:trHeight w:val="635"/>
+          <w:trHeight w:val="635" w:hRule="atLeast"/>
           <w:jc w:val="center"/>
         </w:trPr>
         <w:tc>
@@ -685,7 +695,7 @@
             </w:r>
             <w:r>
               <w:rPr>
-                <w:rFonts w:asciiTheme="minorAscii" w:eastAsiaTheme="minorEastAsia" w:hAnsiTheme="minorAscii" w:hint="eastAsia"/>
+                <w:rFonts w:hint="eastAsia" w:asciiTheme="minorAscii" w:hAnsiTheme="minorAscii" w:eastAsiaTheme="minorEastAsia"/>
                 <w:spacing w:val="227"/>
                 <w:sz w:val="21"/>
                 <w:vertAlign w:val="baseline"/>
@@ -738,7 +748,7 @@
             </w:r>
             <w:r>
               <w:rPr>
-                <w:rFonts w:asciiTheme="minorAscii" w:eastAsiaTheme="minorEastAsia" w:hAnsiTheme="minorAscii" w:hint="eastAsia"/>
+                <w:rFonts w:hint="eastAsia" w:asciiTheme="minorAscii" w:hAnsiTheme="minorAscii" w:eastAsiaTheme="minorEastAsia"/>
                 <w:spacing w:val="227"/>
                 <w:sz w:val="21"/>
                 <w:vertAlign w:val="baseline"/>
@@ -797,14 +807,14 @@
         <w:ind w:left="3634"/>
         <w:textAlignment w:val="baseline"/>
         <w:rPr>
-          <w:rFonts w:ascii="宋体" w:eastAsia="宋体" w:hAnsi="宋体" w:cs="宋体"/>
+          <w:rFonts w:ascii="宋体" w:hAnsi="宋体" w:eastAsia="宋体" w:cs="宋体"/>
           <w:sz w:val="31"/>
           <w:szCs w:val="31"/>
         </w:rPr>
       </w:pPr>
       <w:r>
         <w:rPr>
-          <w:rFonts w:ascii="宋体" w:eastAsia="宋体" w:hAnsi="宋体" w:cs="宋体"/>
+          <w:rFonts w:ascii="宋体" w:hAnsi="宋体" w:eastAsia="宋体" w:cs="宋体"/>
           <w:b/>
           <w:bCs/>
           <w:spacing w:val="4"/>
@@ -816,16 +826,16 @@
     </w:p>
     <w:tbl>
       <w:tblPr>
-        <w:tblStyle w:val="TableNormal0"/>
+        <w:tblStyle w:val="26"/>
         <w:tblW w:w="8214" w:type="dxa"/>
         <w:jc w:val="center"/>
         <w:tblBorders>
-          <w:top w:val="single" w:sz="2" w:space="0" w:color="000000"/>
-          <w:left w:val="single" w:sz="2" w:space="0" w:color="000000"/>
-          <w:bottom w:val="single" w:sz="2" w:space="0" w:color="000000"/>
-          <w:right w:val="single" w:sz="2" w:space="0" w:color="000000"/>
-          <w:insideH w:val="single" w:sz="2" w:space="0" w:color="000000"/>
-          <w:insideV w:val="single" w:sz="2" w:space="0" w:color="000000"/>
+          <w:top w:val="single" w:color="000000" w:sz="2" w:space="0"/>
+          <w:left w:val="single" w:color="000000" w:sz="2" w:space="0"/>
+          <w:bottom w:val="single" w:color="000000" w:sz="2" w:space="0"/>
+          <w:right w:val="single" w:color="000000" w:sz="2" w:space="0"/>
+          <w:insideH w:val="single" w:color="000000" w:sz="2" w:space="0"/>
+          <w:insideV w:val="single" w:color="000000" w:sz="2" w:space="0"/>
         </w:tblBorders>
         <w:tblLayout w:type="fixed"/>
         <w:tblCellMar>
@@ -845,17 +855,14 @@
       </w:tblGrid>
       <w:tr>
         <w:tblPrEx>
-          <w:tblW w:w="8214" w:type="dxa"/>
-          <w:jc w:val="center"/>
           <w:tblBorders>
-            <w:top w:val="single" w:sz="2" w:space="0" w:color="000000"/>
-            <w:left w:val="single" w:sz="2" w:space="0" w:color="000000"/>
-            <w:bottom w:val="single" w:sz="2" w:space="0" w:color="000000"/>
-            <w:right w:val="single" w:sz="2" w:space="0" w:color="000000"/>
-            <w:insideH w:val="single" w:sz="2" w:space="0" w:color="000000"/>
-            <w:insideV w:val="single" w:sz="2" w:space="0" w:color="000000"/>
+            <w:top w:val="single" w:color="000000" w:sz="2" w:space="0"/>
+            <w:left w:val="single" w:color="000000" w:sz="2" w:space="0"/>
+            <w:bottom w:val="single" w:color="000000" w:sz="2" w:space="0"/>
+            <w:right w:val="single" w:color="000000" w:sz="2" w:space="0"/>
+            <w:insideH w:val="single" w:color="000000" w:sz="2" w:space="0"/>
+            <w:insideV w:val="single" w:color="000000" w:sz="2" w:space="0"/>
           </w:tblBorders>
-          <w:tblLayout w:type="fixed"/>
           <w:tblCellMar>
             <w:top w:w="0" w:type="dxa"/>
             <w:left w:w="0" w:type="dxa"/>
@@ -864,7 +871,7 @@
           </w:tblCellMar>
         </w:tblPrEx>
         <w:trPr>
-          <w:trHeight w:val="593"/>
+          <w:trHeight w:val="593" w:hRule="atLeast"/>
           <w:jc w:val="center"/>
         </w:trPr>
         <w:tc>
@@ -886,18 +893,18 @@
               <w:adjustRightInd w:val="0"/>
               <w:snapToGrid w:val="0"/>
               <w:spacing w:before="176" w:line="228" w:lineRule="auto"/>
-              <w:ind w:left="0" w:right="0" w:firstLine="0" w:leftChars="0" w:rightChars="0" w:firstLineChars="0"/>
+              <w:ind w:left="0" w:leftChars="0" w:right="0" w:rightChars="0" w:firstLine="0" w:firstLineChars="0"/>
               <w:jc w:val="center"/>
               <w:textAlignment w:val="baseline"/>
               <w:rPr>
-                <w:rFonts w:ascii="宋体" w:eastAsia="宋体" w:hAnsi="宋体" w:cs="宋体"/>
+                <w:rFonts w:ascii="宋体" w:hAnsi="宋体" w:eastAsia="宋体" w:cs="宋体"/>
                 <w:sz w:val="20"/>
                 <w:szCs w:val="20"/>
               </w:rPr>
             </w:pPr>
             <w:r>
               <w:rPr>
-                <w:rFonts w:ascii="宋体" w:hAnsi="宋体" w:cs="宋体" w:hint="eastAsia"/>
+                <w:rFonts w:hint="eastAsia" w:ascii="宋体" w:hAnsi="宋体" w:cs="宋体"/>
                 <w:spacing w:val="-14"/>
                 <w:sz w:val="20"/>
                 <w:szCs w:val="20"/>
@@ -907,7 +914,7 @@
             </w:r>
             <w:r>
               <w:rPr>
-                <w:rFonts w:ascii="宋体" w:eastAsia="宋体" w:hAnsi="宋体" w:cs="宋体"/>
+                <w:rFonts w:ascii="宋体" w:hAnsi="宋体" w:eastAsia="宋体" w:cs="宋体"/>
                 <w:spacing w:val="-14"/>
                 <w:sz w:val="20"/>
                 <w:szCs w:val="20"/>
@@ -935,18 +942,18 @@
               <w:adjustRightInd w:val="0"/>
               <w:snapToGrid w:val="0"/>
               <w:spacing w:before="175" w:line="227" w:lineRule="auto"/>
-              <w:ind w:left="0" w:right="0" w:firstLine="0" w:leftChars="0" w:rightChars="0" w:firstLineChars="0"/>
+              <w:ind w:left="0" w:leftChars="0" w:right="0" w:rightChars="0" w:firstLine="0" w:firstLineChars="0"/>
               <w:jc w:val="center"/>
               <w:textAlignment w:val="baseline"/>
               <w:rPr>
-                <w:rFonts w:ascii="宋体" w:eastAsia="宋体" w:hAnsi="宋体" w:cs="宋体"/>
+                <w:rFonts w:ascii="宋体" w:hAnsi="宋体" w:eastAsia="宋体" w:cs="宋体"/>
                 <w:sz w:val="20"/>
                 <w:szCs w:val="20"/>
               </w:rPr>
             </w:pPr>
             <w:r>
               <w:rPr>
-                <w:rFonts w:ascii="宋体" w:eastAsia="宋体" w:hAnsi="宋体" w:cs="宋体"/>
+                <w:rFonts w:ascii="宋体" w:hAnsi="宋体" w:eastAsia="宋体" w:cs="宋体"/>
                 <w:spacing w:val="4"/>
                 <w:sz w:val="20"/>
                 <w:szCs w:val="20"/>
@@ -974,18 +981,18 @@
               <w:adjustRightInd w:val="0"/>
               <w:snapToGrid w:val="0"/>
               <w:spacing w:before="175" w:line="228" w:lineRule="auto"/>
-              <w:ind w:left="0" w:right="0" w:firstLine="0" w:leftChars="0" w:rightChars="0" w:firstLineChars="0"/>
+              <w:ind w:left="0" w:leftChars="0" w:right="0" w:rightChars="0" w:firstLine="0" w:firstLineChars="0"/>
               <w:jc w:val="center"/>
               <w:textAlignment w:val="baseline"/>
               <w:rPr>
-                <w:rFonts w:ascii="宋体" w:eastAsia="宋体" w:hAnsi="宋体" w:cs="宋体"/>
+                <w:rFonts w:ascii="宋体" w:hAnsi="宋体" w:eastAsia="宋体" w:cs="宋体"/>
                 <w:sz w:val="20"/>
                 <w:szCs w:val="20"/>
               </w:rPr>
             </w:pPr>
             <w:r>
               <w:rPr>
-                <w:rFonts w:ascii="宋体" w:eastAsia="宋体" w:hAnsi="宋体" w:cs="宋体"/>
+                <w:rFonts w:ascii="宋体" w:hAnsi="宋体" w:eastAsia="宋体" w:cs="宋体"/>
                 <w:spacing w:val="7"/>
                 <w:sz w:val="20"/>
                 <w:szCs w:val="20"/>
@@ -1013,11 +1020,11 @@
               <w:adjustRightInd w:val="0"/>
               <w:snapToGrid w:val="0"/>
               <w:spacing w:before="175" w:line="228" w:lineRule="auto"/>
-              <w:ind w:left="0" w:right="0" w:firstLine="0" w:leftChars="0" w:rightChars="0" w:firstLineChars="0"/>
+              <w:ind w:left="0" w:leftChars="0" w:right="0" w:rightChars="0" w:firstLine="0" w:firstLineChars="0"/>
               <w:jc w:val="center"/>
               <w:textAlignment w:val="baseline"/>
               <w:rPr>
-                <w:rFonts w:ascii="宋体" w:eastAsia="宋体" w:hAnsi="宋体" w:cs="宋体" w:hint="eastAsia"/>
+                <w:rFonts w:hint="eastAsia" w:ascii="宋体" w:hAnsi="宋体" w:eastAsia="宋体" w:cs="宋体"/>
                 <w:spacing w:val="7"/>
                 <w:sz w:val="20"/>
                 <w:szCs w:val="20"/>
@@ -1026,7 +1033,7 @@
             </w:pPr>
             <w:r>
               <w:rPr>
-                <w:rFonts w:ascii="宋体" w:hAnsi="宋体" w:cs="宋体" w:hint="eastAsia"/>
+                <w:rFonts w:hint="eastAsia" w:ascii="宋体" w:hAnsi="宋体" w:cs="宋体"/>
                 <w:spacing w:val="7"/>
                 <w:sz w:val="20"/>
                 <w:szCs w:val="20"/>
@@ -1055,11 +1062,11 @@
               <w:adjustRightInd w:val="0"/>
               <w:snapToGrid w:val="0"/>
               <w:spacing w:before="175" w:line="228" w:lineRule="auto"/>
-              <w:ind w:left="0" w:right="0" w:firstLine="0" w:leftChars="0" w:rightChars="0" w:firstLineChars="0"/>
+              <w:ind w:left="0" w:leftChars="0" w:right="0" w:rightChars="0" w:firstLine="0" w:firstLineChars="0"/>
               <w:jc w:val="center"/>
               <w:textAlignment w:val="baseline"/>
               <w:rPr>
-                <w:rFonts w:ascii="宋体" w:hAnsi="宋体" w:cs="宋体" w:hint="default"/>
+                <w:rFonts w:hint="default" w:ascii="宋体" w:hAnsi="宋体" w:cs="宋体"/>
                 <w:spacing w:val="7"/>
                 <w:sz w:val="20"/>
                 <w:szCs w:val="20"/>
@@ -1068,7 +1075,7 @@
             </w:pPr>
             <w:r>
               <w:rPr>
-                <w:rFonts w:ascii="宋体" w:hAnsi="宋体" w:cs="宋体" w:hint="eastAsia"/>
+                <w:rFonts w:hint="eastAsia" w:ascii="宋体" w:hAnsi="宋体" w:cs="宋体"/>
                 <w:spacing w:val="7"/>
                 <w:sz w:val="20"/>
                 <w:szCs w:val="20"/>
@@ -1097,18 +1104,18 @@
               <w:adjustRightInd w:val="0"/>
               <w:snapToGrid w:val="0"/>
               <w:spacing w:before="176" w:line="229" w:lineRule="auto"/>
-              <w:ind w:left="0" w:right="0" w:firstLine="0" w:leftChars="0" w:rightChars="0" w:firstLineChars="0"/>
+              <w:ind w:left="0" w:leftChars="0" w:right="0" w:rightChars="0" w:firstLine="0" w:firstLineChars="0"/>
               <w:jc w:val="center"/>
               <w:textAlignment w:val="baseline"/>
               <w:rPr>
-                <w:rFonts w:ascii="宋体" w:eastAsia="宋体" w:hAnsi="宋体" w:cs="宋体"/>
+                <w:rFonts w:ascii="宋体" w:hAnsi="宋体" w:eastAsia="宋体" w:cs="宋体"/>
                 <w:sz w:val="20"/>
                 <w:szCs w:val="20"/>
               </w:rPr>
             </w:pPr>
             <w:r>
               <w:rPr>
-                <w:rFonts w:ascii="宋体" w:eastAsia="宋体" w:hAnsi="宋体" w:cs="宋体"/>
+                <w:rFonts w:ascii="宋体" w:hAnsi="宋体" w:eastAsia="宋体" w:cs="宋体"/>
                 <w:spacing w:val="7"/>
                 <w:sz w:val="20"/>
                 <w:szCs w:val="20"/>
@@ -1120,9 +1127,14 @@
       </w:tr>
       <w:tr>
         <w:tblPrEx>
-          <w:tblW w:w="8214" w:type="dxa"/>
-          <w:jc w:val="center"/>
-          <w:tblLayout w:type="fixed"/>
+          <w:tblBorders>
+            <w:top w:val="single" w:color="000000" w:sz="2" w:space="0"/>
+            <w:left w:val="single" w:color="000000" w:sz="2" w:space="0"/>
+            <w:bottom w:val="single" w:color="000000" w:sz="2" w:space="0"/>
+            <w:right w:val="single" w:color="000000" w:sz="2" w:space="0"/>
+            <w:insideH w:val="single" w:color="000000" w:sz="2" w:space="0"/>
+            <w:insideV w:val="single" w:color="000000" w:sz="2" w:space="0"/>
+          </w:tblBorders>
           <w:tblCellMar>
             <w:top w:w="0" w:type="dxa"/>
             <w:left w:w="0" w:type="dxa"/>
@@ -1131,7 +1143,319 @@
           </w:tblCellMar>
         </w:tblPrEx>
         <w:trPr>
-          <w:trHeight w:val="516"/>
+          <w:trHeight w:val="516" w:hRule="atLeast"/>
+          <w:jc w:val="center"/>
+        </w:trPr>
+        <w:tc>
+          <w:tcPr>
+            <w:tcW w:w="1317" w:type="dxa"/>
+          </w:tcPr>
+          <w:p>
+            <w:pPr>
+              <w:keepNext w:val="0"/>
+              <w:keepLines w:val="0"/>
+              <w:pageBreakBefore w:val="0"/>
+              <w:widowControl w:val="0"/>
+              <w:kinsoku w:val="0"/>
+              <w:wordWrap/>
+              <w:overflowPunct/>
+              <w:autoSpaceDE w:val="0"/>
+              <w:autoSpaceDN w:val="0"/>
+              <w:bidi w:val="0"/>
+              <w:adjustRightInd w:val="0"/>
+              <w:snapToGrid w:val="0"/>
+              <w:spacing w:before="173" w:line="267" w:lineRule="exact"/>
+              <w:ind w:left="0" w:leftChars="0" w:right="0" w:rightChars="0" w:firstLine="0" w:firstLineChars="0"/>
+              <w:jc w:val="center"/>
+              <w:textAlignment w:val="baseline"/>
+              <w:rPr>
+                <w:rFonts w:hint="default" w:ascii="宋体" w:hAnsi="宋体" w:eastAsia="宋体" w:cs="宋体"/>
+                <w:sz w:val="20"/>
+                <w:szCs w:val="20"/>
+                <w:lang w:val="en-US"/>
+              </w:rPr>
+            </w:pPr>
+            <w:r>
+              <w:rPr>
+                <w:rFonts w:ascii="宋体" w:hAnsi="宋体" w:eastAsia="宋体" w:cs="宋体"/>
+                <w:spacing w:val="3"/>
+                <w:position w:val="1"/>
+                <w:sz w:val="20"/>
+                <w:szCs w:val="20"/>
+              </w:rPr>
+              <w:t>202</w:t>
+            </w:r>
+            <w:r>
+              <w:rPr>
+                <w:rFonts w:hint="eastAsia" w:ascii="宋体" w:hAnsi="宋体" w:cs="宋体"/>
+                <w:spacing w:val="3"/>
+                <w:position w:val="1"/>
+                <w:sz w:val="20"/>
+                <w:szCs w:val="20"/>
+                <w:lang w:val="en-US" w:eastAsia="zh-CN"/>
+              </w:rPr>
+              <w:t>5</w:t>
+            </w:r>
+            <w:r>
+              <w:rPr>
+                <w:rFonts w:ascii="宋体" w:hAnsi="宋体" w:eastAsia="宋体" w:cs="宋体"/>
+                <w:spacing w:val="3"/>
+                <w:position w:val="1"/>
+                <w:sz w:val="20"/>
+                <w:szCs w:val="20"/>
+              </w:rPr>
+              <w:t>.1.</w:t>
+            </w:r>
+            <w:r>
+              <w:rPr>
+                <w:rFonts w:hint="eastAsia" w:ascii="宋体" w:hAnsi="宋体" w:cs="宋体"/>
+                <w:spacing w:val="3"/>
+                <w:position w:val="1"/>
+                <w:sz w:val="20"/>
+                <w:szCs w:val="20"/>
+                <w:lang w:val="en-US" w:eastAsia="zh-CN"/>
+              </w:rPr>
+              <w:t>10</w:t>
+            </w:r>
+          </w:p>
+        </w:tc>
+        <w:tc>
+          <w:tcPr>
+            <w:tcW w:w="972" w:type="dxa"/>
+          </w:tcPr>
+          <w:p>
+            <w:pPr>
+              <w:keepNext w:val="0"/>
+              <w:keepLines w:val="0"/>
+              <w:pageBreakBefore w:val="0"/>
+              <w:widowControl w:val="0"/>
+              <w:kinsoku w:val="0"/>
+              <w:wordWrap/>
+              <w:overflowPunct/>
+              <w:autoSpaceDE w:val="0"/>
+              <w:autoSpaceDN w:val="0"/>
+              <w:bidi w:val="0"/>
+              <w:adjustRightInd w:val="0"/>
+              <w:snapToGrid w:val="0"/>
+              <w:spacing w:before="173" w:line="267" w:lineRule="exact"/>
+              <w:ind w:left="0" w:leftChars="0" w:right="0" w:rightChars="0" w:firstLine="0" w:firstLineChars="0"/>
+              <w:jc w:val="center"/>
+              <w:textAlignment w:val="baseline"/>
+              <w:rPr>
+                <w:rFonts w:ascii="宋体" w:hAnsi="宋体" w:eastAsia="宋体" w:cs="宋体"/>
+                <w:sz w:val="20"/>
+                <w:szCs w:val="20"/>
+              </w:rPr>
+            </w:pPr>
+            <w:r>
+              <w:rPr>
+                <w:rFonts w:ascii="宋体" w:hAnsi="宋体" w:eastAsia="宋体" w:cs="宋体"/>
+                <w:spacing w:val="4"/>
+                <w:position w:val="1"/>
+                <w:sz w:val="20"/>
+                <w:szCs w:val="20"/>
+              </w:rPr>
+              <w:t>V1.0</w:t>
+            </w:r>
+          </w:p>
+        </w:tc>
+        <w:tc>
+          <w:tcPr>
+            <w:tcW w:w="1575" w:type="dxa"/>
+          </w:tcPr>
+          <w:p>
+            <w:pPr>
+              <w:keepNext w:val="0"/>
+              <w:keepLines w:val="0"/>
+              <w:pageBreakBefore w:val="0"/>
+              <w:widowControl w:val="0"/>
+              <w:kinsoku w:val="0"/>
+              <w:wordWrap/>
+              <w:overflowPunct/>
+              <w:autoSpaceDE w:val="0"/>
+              <w:autoSpaceDN w:val="0"/>
+              <w:bidi w:val="0"/>
+              <w:adjustRightInd w:val="0"/>
+              <w:snapToGrid w:val="0"/>
+              <w:spacing w:before="172" w:line="228" w:lineRule="auto"/>
+              <w:ind w:left="0" w:leftChars="0" w:right="0" w:rightChars="0" w:firstLine="0" w:firstLineChars="0"/>
+              <w:jc w:val="center"/>
+              <w:textAlignment w:val="baseline"/>
+              <w:rPr>
+                <w:rFonts w:ascii="宋体" w:hAnsi="宋体" w:eastAsia="宋体" w:cs="宋体"/>
+                <w:sz w:val="20"/>
+                <w:szCs w:val="20"/>
+              </w:rPr>
+            </w:pPr>
+            <w:r>
+              <w:rPr>
+                <w:rFonts w:ascii="宋体" w:hAnsi="宋体" w:eastAsia="宋体" w:cs="宋体"/>
+                <w:spacing w:val="200"/>
+                <w:kern w:val="0"/>
+                <w:sz w:val="20"/>
+                <w:szCs w:val="20"/>
+              </w:rPr>
+              <w:t>新</w:t>
+            </w:r>
+            <w:r>
+              <w:rPr>
+                <w:rFonts w:ascii="宋体" w:hAnsi="宋体" w:eastAsia="宋体" w:cs="宋体"/>
+                <w:spacing w:val="0"/>
+                <w:kern w:val="0"/>
+                <w:sz w:val="20"/>
+                <w:szCs w:val="20"/>
+              </w:rPr>
+              <w:t>建</w:t>
+            </w:r>
+          </w:p>
+        </w:tc>
+        <w:tc>
+          <w:tcPr>
+            <w:tcW w:w="1829" w:type="dxa"/>
+          </w:tcPr>
+          <w:p>
+            <w:pPr>
+              <w:keepNext w:val="0"/>
+              <w:keepLines w:val="0"/>
+              <w:pageBreakBefore w:val="0"/>
+              <w:widowControl w:val="0"/>
+              <w:kinsoku w:val="0"/>
+              <w:wordWrap/>
+              <w:overflowPunct/>
+              <w:autoSpaceDE w:val="0"/>
+              <w:autoSpaceDN w:val="0"/>
+              <w:bidi w:val="0"/>
+              <w:adjustRightInd w:val="0"/>
+              <w:snapToGrid w:val="0"/>
+              <w:spacing w:before="173" w:line="229" w:lineRule="auto"/>
+              <w:ind w:left="0" w:leftChars="0" w:right="0" w:rightChars="0" w:firstLine="0" w:firstLineChars="0"/>
+              <w:jc w:val="center"/>
+              <w:textAlignment w:val="baseline"/>
+              <w:rPr>
+                <w:rFonts w:ascii="宋体" w:hAnsi="宋体" w:eastAsia="宋体" w:cs="宋体"/>
+                <w:spacing w:val="200"/>
+                <w:kern w:val="0"/>
+                <w:sz w:val="20"/>
+                <w:szCs w:val="20"/>
+              </w:rPr>
+            </w:pPr>
+            <w:r>
+              <w:rPr>
+                <w:rFonts w:hint="eastAsia" w:asciiTheme="minorAscii" w:hAnsiTheme="minorAscii" w:eastAsiaTheme="minorEastAsia"/>
+                <w:spacing w:val="0"/>
+                <w:kern w:val="0"/>
+                <w:sz w:val="21"/>
+                <w:vertAlign w:val="baseline"/>
+                <w:lang w:val="en-US" w:eastAsia="zh-CN"/>
+              </w:rPr>
+              <w:t>程方</w:t>
+            </w:r>
+          </w:p>
+        </w:tc>
+        <w:tc>
+          <w:tcPr>
+            <w:tcW w:w="1606" w:type="dxa"/>
+          </w:tcPr>
+          <w:p>
+            <w:pPr>
+              <w:keepNext w:val="0"/>
+              <w:keepLines w:val="0"/>
+              <w:pageBreakBefore w:val="0"/>
+              <w:widowControl w:val="0"/>
+              <w:kinsoku w:val="0"/>
+              <w:wordWrap/>
+              <w:overflowPunct/>
+              <w:autoSpaceDE w:val="0"/>
+              <w:autoSpaceDN w:val="0"/>
+              <w:bidi w:val="0"/>
+              <w:adjustRightInd w:val="0"/>
+              <w:snapToGrid w:val="0"/>
+              <w:spacing w:before="173" w:line="229" w:lineRule="auto"/>
+              <w:ind w:left="0" w:leftChars="0" w:right="0" w:rightChars="0" w:firstLine="0" w:firstLineChars="0"/>
+              <w:jc w:val="center"/>
+              <w:textAlignment w:val="baseline"/>
+              <w:rPr>
+                <w:rFonts w:ascii="宋体" w:hAnsi="宋体" w:eastAsia="宋体" w:cs="宋体"/>
+                <w:spacing w:val="200"/>
+                <w:kern w:val="0"/>
+                <w:sz w:val="20"/>
+                <w:szCs w:val="20"/>
+              </w:rPr>
+            </w:pPr>
+            <w:r>
+              <w:rPr>
+                <w:rFonts w:hint="eastAsia" w:asciiTheme="minorAscii" w:hAnsiTheme="minorAscii" w:eastAsiaTheme="minorEastAsia"/>
+                <w:spacing w:val="0"/>
+                <w:kern w:val="0"/>
+                <w:sz w:val="21"/>
+                <w:vertAlign w:val="baseline"/>
+                <w:lang w:val="en-US" w:eastAsia="zh-CN"/>
+              </w:rPr>
+              <w:t>茅建根</w:t>
+            </w:r>
+          </w:p>
+        </w:tc>
+        <w:tc>
+          <w:tcPr>
+            <w:tcW w:w="915" w:type="dxa"/>
+          </w:tcPr>
+          <w:p>
+            <w:pPr>
+              <w:keepNext w:val="0"/>
+              <w:keepLines w:val="0"/>
+              <w:pageBreakBefore w:val="0"/>
+              <w:widowControl w:val="0"/>
+              <w:kinsoku w:val="0"/>
+              <w:wordWrap/>
+              <w:overflowPunct/>
+              <w:autoSpaceDE w:val="0"/>
+              <w:autoSpaceDN w:val="0"/>
+              <w:bidi w:val="0"/>
+              <w:adjustRightInd w:val="0"/>
+              <w:snapToGrid w:val="0"/>
+              <w:spacing w:before="173" w:line="229" w:lineRule="auto"/>
+              <w:ind w:left="0" w:leftChars="0" w:right="0" w:rightChars="0" w:firstLine="0" w:firstLineChars="0"/>
+              <w:jc w:val="center"/>
+              <w:textAlignment w:val="baseline"/>
+              <w:rPr>
+                <w:rFonts w:ascii="宋体" w:hAnsi="宋体" w:eastAsia="宋体" w:cs="宋体"/>
+                <w:sz w:val="20"/>
+                <w:szCs w:val="20"/>
+              </w:rPr>
+            </w:pPr>
+            <w:r>
+              <w:rPr>
+                <w:rFonts w:hint="eastAsia" w:asciiTheme="minorAscii" w:hAnsiTheme="minorAscii" w:eastAsiaTheme="minorEastAsia"/>
+                <w:spacing w:val="0"/>
+                <w:kern w:val="0"/>
+                <w:sz w:val="21"/>
+                <w:vertAlign w:val="baseline"/>
+                <w:lang w:val="en-US" w:eastAsia="zh-CN"/>
+              </w:rPr>
+              <w:t>吴亚红</w:t>
+            </w:r>
+          </w:p>
+        </w:tc>
+      </w:tr>
+      <w:tr>
+        <w:tblPrEx>
+          <w:tblBorders>
+            <w:top w:val="single" w:color="000000" w:sz="2" w:space="0"/>
+            <w:left w:val="single" w:color="000000" w:sz="2" w:space="0"/>
+            <w:bottom w:val="single" w:color="000000" w:sz="2" w:space="0"/>
+            <w:right w:val="single" w:color="000000" w:sz="2" w:space="0"/>
+            <w:insideH w:val="single" w:color="000000" w:sz="2" w:space="0"/>
+            <w:insideV w:val="single" w:color="000000" w:sz="2" w:space="0"/>
+          </w:tblBorders>
+          <w:tblCellMar>
+            <w:top w:w="0" w:type="dxa"/>
+            <w:left w:w="0" w:type="dxa"/>
+            <w:bottom w:w="0" w:type="dxa"/>
+            <w:right w:w="0" w:type="dxa"/>
+          </w:tblCellMar>
+        </w:tblPrEx>
+        <w:trPr>
+          <w:trHeight w:val="516" w:hRule="atLeast"/>
           <w:jc w:val="center"/>
         </w:trPr>
         <w:tc>
@@ -1154,11 +1478,11 @@
               <w:adjustRightInd w:val="0"/>
               <w:snapToGrid w:val="0"/>
               <w:spacing w:before="173" w:line="267" w:lineRule="exact"/>
-              <w:ind w:left="0" w:right="0" w:firstLine="0" w:leftChars="0" w:rightChars="0" w:firstLineChars="0"/>
+              <w:ind w:left="0" w:leftChars="0" w:right="0" w:rightChars="0" w:firstLine="0" w:firstLineChars="0"/>
               <w:jc w:val="center"/>
               <w:textAlignment w:val="baseline"/>
               <w:rPr>
-                <w:rFonts w:ascii="宋体" w:eastAsia="宋体" w:hAnsi="宋体" w:cs="宋体" w:hint="default"/>
+                <w:rFonts w:hint="default" w:ascii="宋体" w:hAnsi="宋体" w:eastAsia="宋体" w:cs="宋体"/>
                 <w:snapToGrid w:val="0"/>
                 <w:color w:val="000000"/>
                 <w:kern w:val="0"/>
@@ -1167,49 +1491,8 @@
                 <w:lang w:val="en-US" w:eastAsia="en-US" w:bidi="ar-SA"/>
               </w:rPr>
             </w:pPr>
-            <w:bookmarkStart w:id="2" w:name="_GoBack" w:colFirst="0" w:colLast="5"/>
-            <w:r>
-              <w:rPr>
-                <w:rFonts w:ascii="宋体" w:eastAsia="宋体" w:hAnsi="宋体" w:cs="宋体"/>
-                <w:spacing w:val="3"/>
-                <w:position w:val="1"/>
-                <w:sz w:val="20"/>
-                <w:szCs w:val="20"/>
-              </w:rPr>
-              <w:t>202</w:t>
-            </w:r>
-            <w:r>
-              <w:rPr>
-                <w:rFonts w:ascii="宋体" w:hAnsi="宋体" w:cs="宋体" w:hint="eastAsia"/>
-                <w:spacing w:val="3"/>
-                <w:position w:val="1"/>
-                <w:sz w:val="20"/>
-                <w:szCs w:val="20"/>
-                <w:lang w:val="en-US" w:eastAsia="zh-CN"/>
-              </w:rPr>
-              <w:t>5</w:t>
-            </w:r>
-            <w:r>
-              <w:rPr>
-                <w:rFonts w:ascii="宋体" w:eastAsia="宋体" w:hAnsi="宋体" w:cs="宋体"/>
-                <w:spacing w:val="3"/>
-                <w:position w:val="1"/>
-                <w:sz w:val="20"/>
-                <w:szCs w:val="20"/>
-              </w:rPr>
-              <w:t>.1.</w:t>
-            </w:r>
-            <w:r>
-              <w:rPr>
-                <w:rFonts w:ascii="宋体" w:hAnsi="宋体" w:cs="宋体" w:hint="eastAsia"/>
-                <w:spacing w:val="3"/>
-                <w:position w:val="1"/>
-                <w:sz w:val="20"/>
-                <w:szCs w:val="20"/>
-                <w:lang w:val="en-US" w:eastAsia="zh-CN"/>
-              </w:rPr>
-              <w:t>10</w:t>
-            </w:r>
+            <w:bookmarkStart w:id="22" w:name="_GoBack"/>
+            <w:bookmarkEnd w:id="22"/>
           </w:p>
         </w:tc>
         <w:tc>
@@ -1232,304 +1515,11 @@
               <w:adjustRightInd w:val="0"/>
               <w:snapToGrid w:val="0"/>
               <w:spacing w:before="173" w:line="267" w:lineRule="exact"/>
-              <w:ind w:left="0" w:right="0" w:firstLine="0" w:leftChars="0" w:rightChars="0" w:firstLineChars="0"/>
+              <w:ind w:left="0" w:leftChars="0" w:right="0" w:rightChars="0" w:firstLine="0" w:firstLineChars="0"/>
               <w:jc w:val="center"/>
               <w:textAlignment w:val="baseline"/>
               <w:rPr>
-                <w:rFonts w:ascii="宋体" w:eastAsia="宋体" w:hAnsi="宋体" w:cs="宋体"/>
-                <w:snapToGrid w:val="0"/>
-                <w:color w:val="000000"/>
-                <w:kern w:val="0"/>
-                <w:sz w:val="20"/>
-                <w:szCs w:val="20"/>
-                <w:lang w:val="en-US" w:eastAsia="en-US" w:bidi="ar-SA"/>
-              </w:rPr>
-            </w:pPr>
-            <w:r>
-              <w:rPr>
-                <w:rFonts w:ascii="宋体" w:eastAsia="宋体" w:hAnsi="宋体" w:cs="宋体"/>
-                <w:spacing w:val="4"/>
-                <w:position w:val="1"/>
-                <w:sz w:val="20"/>
-                <w:szCs w:val="20"/>
-              </w:rPr>
-              <w:t>V1.0</w:t>
-            </w:r>
-          </w:p>
-        </w:tc>
-        <w:tc>
-          <w:tcPr>
-            <w:tcW w:w="1575" w:type="dxa"/>
-            <w:shd w:val="clear" w:color="auto" w:fill="auto"/>
-          </w:tcPr>
-          <w:p>
-            <w:pPr>
-              <w:keepNext w:val="0"/>
-              <w:keepLines w:val="0"/>
-              <w:pageBreakBefore w:val="0"/>
-              <w:widowControl w:val="0"/>
-              <w:kinsoku w:val="0"/>
-              <w:wordWrap/>
-              <w:overflowPunct/>
-              <w:autoSpaceDE w:val="0"/>
-              <w:autoSpaceDN w:val="0"/>
-              <w:bidi w:val="0"/>
-              <w:adjustRightInd w:val="0"/>
-              <w:snapToGrid w:val="0"/>
-              <w:spacing w:before="173" w:line="229" w:lineRule="auto"/>
-              <w:ind w:left="0" w:right="0" w:firstLine="0" w:leftChars="0" w:rightChars="0" w:firstLineChars="0"/>
-              <w:jc w:val="center"/>
-              <w:textAlignment w:val="baseline"/>
-              <w:rPr>
-                <w:rFonts w:ascii="宋体" w:eastAsia="宋体" w:hAnsi="宋体" w:cs="宋体"/>
-                <w:snapToGrid w:val="0"/>
-                <w:color w:val="000000"/>
-                <w:kern w:val="0"/>
-                <w:sz w:val="20"/>
-                <w:szCs w:val="20"/>
-                <w:lang w:val="en-US" w:eastAsia="en-US" w:bidi="ar-SA"/>
-              </w:rPr>
-            </w:pPr>
-            <w:r>
-              <w:rPr>
-                <w:rFonts w:ascii="宋体" w:eastAsia="宋体" w:hAnsi="宋体" w:cs="宋体"/>
-                <w:spacing w:val="200"/>
-                <w:kern w:val="0"/>
-                <w:sz w:val="20"/>
-                <w:szCs w:val="20"/>
-              </w:rPr>
-              <w:t>新</w:t>
-            </w:r>
-            <w:r>
-              <w:rPr>
-                <w:rFonts w:ascii="宋体" w:eastAsia="宋体" w:hAnsi="宋体" w:cs="宋体"/>
-                <w:spacing w:val="0"/>
-                <w:kern w:val="0"/>
-                <w:sz w:val="20"/>
-                <w:szCs w:val="20"/>
-              </w:rPr>
-              <w:t>建</w:t>
-            </w:r>
-          </w:p>
-        </w:tc>
-        <w:tc>
-          <w:tcPr>
-            <w:tcW w:w="1829" w:type="dxa"/>
-            <w:shd w:val="clear" w:color="auto" w:fill="auto"/>
-          </w:tcPr>
-          <w:p>
-            <w:pPr>
-              <w:keepNext w:val="0"/>
-              <w:keepLines w:val="0"/>
-              <w:pageBreakBefore w:val="0"/>
-              <w:widowControl w:val="0"/>
-              <w:kinsoku w:val="0"/>
-              <w:wordWrap/>
-              <w:overflowPunct/>
-              <w:autoSpaceDE w:val="0"/>
-              <w:autoSpaceDN w:val="0"/>
-              <w:bidi w:val="0"/>
-              <w:adjustRightInd w:val="0"/>
-              <w:snapToGrid w:val="0"/>
-              <w:spacing w:before="173" w:line="229" w:lineRule="auto"/>
-              <w:ind w:left="0" w:right="0" w:firstLine="0" w:leftChars="0" w:rightChars="0" w:firstLineChars="0"/>
-              <w:jc w:val="center"/>
-              <w:textAlignment w:val="baseline"/>
-              <w:rPr>
-                <w:rFonts w:ascii="宋体" w:eastAsia="宋体" w:hAnsi="宋体" w:cs="宋体"/>
-                <w:snapToGrid w:val="0"/>
-                <w:color w:val="000000"/>
-                <w:spacing w:val="200"/>
-                <w:kern w:val="0"/>
-                <w:sz w:val="20"/>
-                <w:szCs w:val="20"/>
-                <w:lang w:val="en-US" w:eastAsia="en-US" w:bidi="ar-SA"/>
-              </w:rPr>
-            </w:pPr>
-            <w:r>
-              <w:rPr>
-                <w:rFonts w:asciiTheme="minorAscii" w:eastAsiaTheme="minorEastAsia" w:hAnsiTheme="minorAscii" w:hint="eastAsia"/>
-                <w:spacing w:val="0"/>
-                <w:kern w:val="0"/>
-                <w:sz w:val="21"/>
-                <w:vertAlign w:val="baseline"/>
-                <w:lang w:val="en-US" w:eastAsia="zh-CN"/>
-              </w:rPr>
-              <w:t>程方</w:t>
-            </w:r>
-          </w:p>
-        </w:tc>
-        <w:tc>
-          <w:tcPr>
-            <w:tcW w:w="1606" w:type="dxa"/>
-            <w:shd w:val="clear" w:color="auto" w:fill="auto"/>
-          </w:tcPr>
-          <w:p>
-            <w:pPr>
-              <w:keepNext w:val="0"/>
-              <w:keepLines w:val="0"/>
-              <w:pageBreakBefore w:val="0"/>
-              <w:widowControl w:val="0"/>
-              <w:kinsoku w:val="0"/>
-              <w:wordWrap/>
-              <w:overflowPunct/>
-              <w:autoSpaceDE w:val="0"/>
-              <w:autoSpaceDN w:val="0"/>
-              <w:bidi w:val="0"/>
-              <w:adjustRightInd w:val="0"/>
-              <w:snapToGrid w:val="0"/>
-              <w:spacing w:before="173" w:line="229" w:lineRule="auto"/>
-              <w:ind w:left="0" w:right="0" w:firstLine="0" w:leftChars="0" w:rightChars="0" w:firstLineChars="0"/>
-              <w:jc w:val="center"/>
-              <w:textAlignment w:val="baseline"/>
-              <w:rPr>
-                <w:rFonts w:ascii="宋体" w:eastAsia="宋体" w:hAnsi="宋体" w:cs="宋体"/>
-                <w:snapToGrid w:val="0"/>
-                <w:color w:val="000000"/>
-                <w:spacing w:val="200"/>
-                <w:kern w:val="0"/>
-                <w:sz w:val="20"/>
-                <w:szCs w:val="20"/>
-                <w:lang w:val="en-US" w:eastAsia="en-US" w:bidi="ar-SA"/>
-              </w:rPr>
-            </w:pPr>
-            <w:r>
-              <w:rPr>
-                <w:rFonts w:asciiTheme="minorAscii" w:eastAsiaTheme="minorEastAsia" w:hAnsiTheme="minorAscii" w:hint="eastAsia"/>
-                <w:spacing w:val="0"/>
-                <w:kern w:val="0"/>
-                <w:sz w:val="21"/>
-                <w:vertAlign w:val="baseline"/>
-                <w:lang w:val="en-US" w:eastAsia="zh-CN"/>
-              </w:rPr>
-              <w:t>茅建根</w:t>
-            </w:r>
-          </w:p>
-        </w:tc>
-        <w:tc>
-          <w:tcPr>
-            <w:tcW w:w="915" w:type="dxa"/>
-            <w:shd w:val="clear" w:color="auto" w:fill="auto"/>
-          </w:tcPr>
-          <w:p>
-            <w:pPr>
-              <w:keepNext w:val="0"/>
-              <w:keepLines w:val="0"/>
-              <w:pageBreakBefore w:val="0"/>
-              <w:widowControl w:val="0"/>
-              <w:kinsoku w:val="0"/>
-              <w:wordWrap/>
-              <w:overflowPunct/>
-              <w:autoSpaceDE w:val="0"/>
-              <w:autoSpaceDN w:val="0"/>
-              <w:bidi w:val="0"/>
-              <w:adjustRightInd w:val="0"/>
-              <w:snapToGrid w:val="0"/>
-              <w:spacing w:before="173" w:line="229" w:lineRule="auto"/>
-              <w:ind w:left="0" w:right="0" w:firstLine="0" w:leftChars="0" w:rightChars="0" w:firstLineChars="0"/>
-              <w:jc w:val="center"/>
-              <w:textAlignment w:val="baseline"/>
-              <w:rPr>
-                <w:rFonts w:ascii="宋体" w:eastAsia="宋体" w:hAnsi="宋体" w:cs="宋体"/>
-                <w:snapToGrid w:val="0"/>
-                <w:color w:val="000000"/>
-                <w:kern w:val="0"/>
-                <w:sz w:val="20"/>
-                <w:szCs w:val="20"/>
-                <w:lang w:val="en-US" w:eastAsia="en-US" w:bidi="ar-SA"/>
-              </w:rPr>
-            </w:pPr>
-            <w:r>
-              <w:rPr>
-                <w:rFonts w:asciiTheme="minorAscii" w:eastAsiaTheme="minorEastAsia" w:hAnsiTheme="minorAscii" w:hint="eastAsia"/>
-                <w:spacing w:val="0"/>
-                <w:kern w:val="0"/>
-                <w:sz w:val="21"/>
-                <w:vertAlign w:val="baseline"/>
-                <w:lang w:val="en-US" w:eastAsia="zh-CN"/>
-              </w:rPr>
-              <w:t>吴亚红</w:t>
-            </w:r>
-          </w:p>
-        </w:tc>
-      </w:tr>
-      <w:tr>
-        <w:tblPrEx>
-          <w:tblW w:w="8214" w:type="dxa"/>
-          <w:jc w:val="center"/>
-          <w:tblLayout w:type="fixed"/>
-          <w:tblCellMar>
-            <w:top w:w="0" w:type="dxa"/>
-            <w:left w:w="0" w:type="dxa"/>
-            <w:bottom w:w="0" w:type="dxa"/>
-            <w:right w:w="0" w:type="dxa"/>
-          </w:tblCellMar>
-        </w:tblPrEx>
-        <w:trPr>
-          <w:trHeight w:val="556"/>
-          <w:jc w:val="center"/>
-        </w:trPr>
-        <w:tc>
-          <w:tcPr>
-            <w:tcW w:w="1317" w:type="dxa"/>
-            <w:shd w:val="clear" w:color="auto" w:fill="auto"/>
-          </w:tcPr>
-          <w:p>
-            <w:pPr>
-              <w:keepNext w:val="0"/>
-              <w:keepLines w:val="0"/>
-              <w:pageBreakBefore w:val="0"/>
-              <w:widowControl w:val="0"/>
-              <w:kinsoku w:val="0"/>
-              <w:wordWrap/>
-              <w:overflowPunct/>
-              <w:autoSpaceDE w:val="0"/>
-              <w:autoSpaceDN w:val="0"/>
-              <w:bidi w:val="0"/>
-              <w:adjustRightInd w:val="0"/>
-              <w:snapToGrid w:val="0"/>
-              <w:spacing w:before="173" w:line="267" w:lineRule="exact"/>
-              <w:ind w:left="0" w:right="0" w:firstLine="0" w:leftChars="0" w:rightChars="0" w:firstLineChars="0"/>
-              <w:jc w:val="center"/>
-              <w:textAlignment w:val="baseline"/>
-              <w:rPr>
-                <w:rFonts w:ascii="宋体" w:eastAsia="宋体" w:hAnsi="宋体" w:cs="宋体" w:hint="default"/>
-                <w:snapToGrid w:val="0"/>
-                <w:color w:val="000000"/>
-                <w:kern w:val="0"/>
-                <w:sz w:val="20"/>
-                <w:szCs w:val="20"/>
-                <w:lang w:val="en-US" w:eastAsia="en-US" w:bidi="ar-SA"/>
-              </w:rPr>
-            </w:pPr>
-            <w:bookmarkEnd w:id="2"/>
-          </w:p>
-        </w:tc>
-        <w:tc>
-          <w:tcPr>
-            <w:tcW w:w="972" w:type="dxa"/>
-            <w:shd w:val="clear" w:color="auto" w:fill="auto"/>
-          </w:tcPr>
-          <w:p>
-            <w:pPr>
-              <w:keepNext w:val="0"/>
-              <w:keepLines w:val="0"/>
-              <w:pageBreakBefore w:val="0"/>
-              <w:widowControl w:val="0"/>
-              <w:kinsoku w:val="0"/>
-              <w:wordWrap/>
-              <w:overflowPunct/>
-              <w:autoSpaceDE w:val="0"/>
-              <w:autoSpaceDN w:val="0"/>
-              <w:bidi w:val="0"/>
-              <w:adjustRightInd w:val="0"/>
-              <w:snapToGrid w:val="0"/>
-              <w:spacing w:before="173" w:line="267" w:lineRule="exact"/>
-              <w:ind w:left="0" w:right="0" w:firstLine="0" w:leftChars="0" w:rightChars="0" w:firstLineChars="0"/>
-              <w:jc w:val="center"/>
-              <w:textAlignment w:val="baseline"/>
-              <w:rPr>
-                <w:rFonts w:ascii="宋体" w:eastAsia="宋体" w:hAnsi="宋体" w:cs="宋体"/>
+                <w:rFonts w:ascii="宋体" w:hAnsi="宋体" w:eastAsia="宋体" w:cs="宋体"/>
                 <w:snapToGrid w:val="0"/>
                 <w:color w:val="000000"/>
                 <w:kern w:val="0"/>
@@ -1560,11 +1550,11 @@
               <w:adjustRightInd w:val="0"/>
               <w:snapToGrid w:val="0"/>
               <w:spacing w:before="173" w:line="229" w:lineRule="auto"/>
-              <w:ind w:left="0" w:right="0" w:firstLine="0" w:leftChars="0" w:rightChars="0" w:firstLineChars="0"/>
+              <w:ind w:left="0" w:leftChars="0" w:right="0" w:rightChars="0" w:firstLine="0" w:firstLineChars="0"/>
               <w:jc w:val="center"/>
               <w:textAlignment w:val="baseline"/>
               <w:rPr>
-                <w:rFonts w:ascii="宋体" w:eastAsia="宋体" w:hAnsi="宋体" w:cs="宋体" w:hint="default"/>
+                <w:rFonts w:ascii="宋体" w:hAnsi="宋体" w:eastAsia="宋体" w:cs="宋体"/>
                 <w:snapToGrid w:val="0"/>
                 <w:color w:val="000000"/>
                 <w:kern w:val="0"/>
@@ -1595,11 +1585,11 @@
               <w:adjustRightInd w:val="0"/>
               <w:snapToGrid w:val="0"/>
               <w:spacing w:before="173" w:line="229" w:lineRule="auto"/>
-              <w:ind w:left="0" w:right="0" w:firstLine="0" w:leftChars="0" w:rightChars="0" w:firstLineChars="0"/>
+              <w:ind w:left="0" w:leftChars="0" w:right="0" w:rightChars="0" w:firstLine="0" w:firstLineChars="0"/>
               <w:jc w:val="center"/>
               <w:textAlignment w:val="baseline"/>
               <w:rPr>
-                <w:rFonts w:ascii="宋体" w:eastAsia="宋体" w:hAnsi="宋体" w:cs="宋体"/>
+                <w:rFonts w:ascii="宋体" w:hAnsi="宋体" w:eastAsia="宋体" w:cs="宋体"/>
                 <w:snapToGrid w:val="0"/>
                 <w:color w:val="000000"/>
                 <w:spacing w:val="200"/>
@@ -1631,11 +1621,11 @@
               <w:adjustRightInd w:val="0"/>
               <w:snapToGrid w:val="0"/>
               <w:spacing w:before="173" w:line="229" w:lineRule="auto"/>
-              <w:ind w:left="0" w:right="0" w:firstLine="0" w:leftChars="0" w:rightChars="0" w:firstLineChars="0"/>
+              <w:ind w:left="0" w:leftChars="0" w:right="0" w:rightChars="0" w:firstLine="0" w:firstLineChars="0"/>
               <w:jc w:val="center"/>
               <w:textAlignment w:val="baseline"/>
               <w:rPr>
-                <w:rFonts w:ascii="宋体" w:eastAsia="宋体" w:hAnsi="宋体" w:cs="宋体"/>
+                <w:rFonts w:ascii="宋体" w:hAnsi="宋体" w:eastAsia="宋体" w:cs="宋体"/>
                 <w:snapToGrid w:val="0"/>
                 <w:color w:val="000000"/>
                 <w:spacing w:val="200"/>
@@ -1667,11 +1657,11 @@
               <w:adjustRightInd w:val="0"/>
               <w:snapToGrid w:val="0"/>
               <w:spacing w:before="173" w:line="229" w:lineRule="auto"/>
-              <w:ind w:left="0" w:right="0" w:firstLine="0" w:leftChars="0" w:rightChars="0" w:firstLineChars="0"/>
+              <w:ind w:left="0" w:leftChars="0" w:right="0" w:rightChars="0" w:firstLine="0" w:firstLineChars="0"/>
               <w:jc w:val="center"/>
               <w:textAlignment w:val="baseline"/>
               <w:rPr>
-                <w:rFonts w:ascii="宋体" w:eastAsia="宋体" w:hAnsi="宋体" w:cs="宋体"/>
+                <w:rFonts w:ascii="宋体" w:hAnsi="宋体" w:eastAsia="宋体" w:cs="宋体"/>
                 <w:snapToGrid w:val="0"/>
                 <w:color w:val="000000"/>
                 <w:kern w:val="0"/>
@@ -1685,9 +1675,14 @@
       </w:tr>
       <w:tr>
         <w:tblPrEx>
-          <w:tblW w:w="8214" w:type="dxa"/>
-          <w:jc w:val="center"/>
-          <w:tblLayout w:type="fixed"/>
+          <w:tblBorders>
+            <w:top w:val="single" w:color="000000" w:sz="2" w:space="0"/>
+            <w:left w:val="single" w:color="000000" w:sz="2" w:space="0"/>
+            <w:bottom w:val="single" w:color="000000" w:sz="2" w:space="0"/>
+            <w:right w:val="single" w:color="000000" w:sz="2" w:space="0"/>
+            <w:insideH w:val="single" w:color="000000" w:sz="2" w:space="0"/>
+            <w:insideV w:val="single" w:color="000000" w:sz="2" w:space="0"/>
+          </w:tblBorders>
           <w:tblCellMar>
             <w:top w:w="0" w:type="dxa"/>
             <w:left w:w="0" w:type="dxa"/>
@@ -1696,16 +1691,16 @@
           </w:tblCellMar>
         </w:tblPrEx>
         <w:trPr>
-          <w:trHeight w:val="556"/>
+          <w:trHeight w:val="556" w:hRule="atLeast"/>
           <w:jc w:val="center"/>
         </w:trPr>
         <w:tc>
           <w:tcPr>
             <w:tcW w:w="1317" w:type="dxa"/>
+            <w:shd w:val="clear" w:color="auto" w:fill="auto"/>
           </w:tcPr>
           <w:p>
             <w:pPr>
-              <w:pStyle w:val="TableText"/>
               <w:keepNext w:val="0"/>
               <w:keepLines w:val="0"/>
               <w:pageBreakBefore w:val="0"/>
@@ -1718,19 +1713,29 @@
               <w:bidi w:val="0"/>
               <w:adjustRightInd w:val="0"/>
               <w:snapToGrid w:val="0"/>
-              <w:ind w:left="0" w:right="0" w:firstLine="0" w:leftChars="0" w:rightChars="0" w:firstLineChars="0"/>
+              <w:spacing w:before="173" w:line="267" w:lineRule="exact"/>
+              <w:ind w:left="0" w:leftChars="0" w:right="0" w:rightChars="0" w:firstLine="0" w:firstLineChars="0"/>
               <w:jc w:val="center"/>
               <w:textAlignment w:val="baseline"/>
+              <w:rPr>
+                <w:rFonts w:hint="default" w:ascii="宋体" w:hAnsi="宋体" w:eastAsia="宋体" w:cs="宋体"/>
+                <w:snapToGrid w:val="0"/>
+                <w:color w:val="000000"/>
+                <w:kern w:val="0"/>
+                <w:sz w:val="20"/>
+                <w:szCs w:val="20"/>
+                <w:lang w:val="en-US" w:eastAsia="en-US" w:bidi="ar-SA"/>
+              </w:rPr>
             </w:pPr>
           </w:p>
         </w:tc>
         <w:tc>
           <w:tcPr>
             <w:tcW w:w="972" w:type="dxa"/>
+            <w:shd w:val="clear" w:color="auto" w:fill="auto"/>
           </w:tcPr>
           <w:p>
             <w:pPr>
-              <w:pStyle w:val="TableText"/>
               <w:keepNext w:val="0"/>
               <w:keepLines w:val="0"/>
               <w:pageBreakBefore w:val="0"/>
@@ -1743,19 +1748,29 @@
               <w:bidi w:val="0"/>
               <w:adjustRightInd w:val="0"/>
               <w:snapToGrid w:val="0"/>
-              <w:ind w:left="0" w:right="0" w:firstLine="0" w:leftChars="0" w:rightChars="0" w:firstLineChars="0"/>
+              <w:spacing w:before="173" w:line="267" w:lineRule="exact"/>
+              <w:ind w:left="0" w:leftChars="0" w:right="0" w:rightChars="0" w:firstLine="0" w:firstLineChars="0"/>
               <w:jc w:val="center"/>
               <w:textAlignment w:val="baseline"/>
+              <w:rPr>
+                <w:rFonts w:ascii="宋体" w:hAnsi="宋体" w:eastAsia="宋体" w:cs="宋体"/>
+                <w:snapToGrid w:val="0"/>
+                <w:color w:val="000000"/>
+                <w:kern w:val="0"/>
+                <w:sz w:val="20"/>
+                <w:szCs w:val="20"/>
+                <w:lang w:val="en-US" w:eastAsia="en-US" w:bidi="ar-SA"/>
+              </w:rPr>
             </w:pPr>
           </w:p>
         </w:tc>
         <w:tc>
           <w:tcPr>
             <w:tcW w:w="1575" w:type="dxa"/>
+            <w:shd w:val="clear" w:color="auto" w:fill="auto"/>
           </w:tcPr>
           <w:p>
             <w:pPr>
-              <w:pStyle w:val="TableText"/>
               <w:keepNext w:val="0"/>
               <w:keepLines w:val="0"/>
               <w:pageBreakBefore w:val="0"/>
@@ -1768,19 +1783,29 @@
               <w:bidi w:val="0"/>
               <w:adjustRightInd w:val="0"/>
               <w:snapToGrid w:val="0"/>
-              <w:ind w:left="0" w:right="0" w:firstLine="0" w:leftChars="0" w:rightChars="0" w:firstLineChars="0"/>
+              <w:spacing w:before="173" w:line="229" w:lineRule="auto"/>
+              <w:ind w:left="0" w:leftChars="0" w:right="0" w:rightChars="0" w:firstLine="0" w:firstLineChars="0"/>
               <w:jc w:val="center"/>
               <w:textAlignment w:val="baseline"/>
+              <w:rPr>
+                <w:rFonts w:hint="default" w:ascii="宋体" w:hAnsi="宋体" w:eastAsia="宋体" w:cs="宋体"/>
+                <w:snapToGrid w:val="0"/>
+                <w:color w:val="000000"/>
+                <w:kern w:val="0"/>
+                <w:sz w:val="20"/>
+                <w:szCs w:val="20"/>
+                <w:lang w:val="en-US" w:eastAsia="en-US" w:bidi="ar-SA"/>
+              </w:rPr>
             </w:pPr>
           </w:p>
         </w:tc>
         <w:tc>
           <w:tcPr>
             <w:tcW w:w="1829" w:type="dxa"/>
+            <w:shd w:val="clear" w:color="auto" w:fill="auto"/>
           </w:tcPr>
           <w:p>
             <w:pPr>
-              <w:pStyle w:val="TableText"/>
               <w:keepNext w:val="0"/>
               <w:keepLines w:val="0"/>
               <w:pageBreakBefore w:val="0"/>
@@ -1793,19 +1818,30 @@
               <w:bidi w:val="0"/>
               <w:adjustRightInd w:val="0"/>
               <w:snapToGrid w:val="0"/>
-              <w:ind w:left="0" w:right="0" w:firstLine="0" w:leftChars="0" w:rightChars="0" w:firstLineChars="0"/>
+              <w:spacing w:before="173" w:line="229" w:lineRule="auto"/>
+              <w:ind w:left="0" w:leftChars="0" w:right="0" w:rightChars="0" w:firstLine="0" w:firstLineChars="0"/>
               <w:jc w:val="center"/>
               <w:textAlignment w:val="baseline"/>
+              <w:rPr>
+                <w:rFonts w:ascii="宋体" w:hAnsi="宋体" w:eastAsia="宋体" w:cs="宋体"/>
+                <w:snapToGrid w:val="0"/>
+                <w:color w:val="000000"/>
+                <w:spacing w:val="200"/>
+                <w:kern w:val="0"/>
+                <w:sz w:val="20"/>
+                <w:szCs w:val="20"/>
+                <w:lang w:val="en-US" w:eastAsia="en-US" w:bidi="ar-SA"/>
+              </w:rPr>
             </w:pPr>
           </w:p>
         </w:tc>
         <w:tc>
           <w:tcPr>
             <w:tcW w:w="1606" w:type="dxa"/>
+            <w:shd w:val="clear" w:color="auto" w:fill="auto"/>
           </w:tcPr>
           <w:p>
             <w:pPr>
-              <w:pStyle w:val="TableText"/>
               <w:keepNext w:val="0"/>
               <w:keepLines w:val="0"/>
               <w:pageBreakBefore w:val="0"/>
@@ -1818,19 +1854,30 @@
               <w:bidi w:val="0"/>
               <w:adjustRightInd w:val="0"/>
               <w:snapToGrid w:val="0"/>
-              <w:ind w:left="0" w:right="0" w:firstLine="0" w:leftChars="0" w:rightChars="0" w:firstLineChars="0"/>
+              <w:spacing w:before="173" w:line="229" w:lineRule="auto"/>
+              <w:ind w:left="0" w:leftChars="0" w:right="0" w:rightChars="0" w:firstLine="0" w:firstLineChars="0"/>
               <w:jc w:val="center"/>
               <w:textAlignment w:val="baseline"/>
+              <w:rPr>
+                <w:rFonts w:ascii="宋体" w:hAnsi="宋体" w:eastAsia="宋体" w:cs="宋体"/>
+                <w:snapToGrid w:val="0"/>
+                <w:color w:val="000000"/>
+                <w:spacing w:val="200"/>
+                <w:kern w:val="0"/>
+                <w:sz w:val="20"/>
+                <w:szCs w:val="20"/>
+                <w:lang w:val="en-US" w:eastAsia="en-US" w:bidi="ar-SA"/>
+              </w:rPr>
             </w:pPr>
           </w:p>
         </w:tc>
         <w:tc>
           <w:tcPr>
             <w:tcW w:w="915" w:type="dxa"/>
+            <w:shd w:val="clear" w:color="auto" w:fill="auto"/>
           </w:tcPr>
           <w:p>
             <w:pPr>
-              <w:pStyle w:val="TableText"/>
               <w:keepNext w:val="0"/>
               <w:keepLines w:val="0"/>
               <w:pageBreakBefore w:val="0"/>
@@ -1843,18 +1890,33 @@
               <w:bidi w:val="0"/>
               <w:adjustRightInd w:val="0"/>
               <w:snapToGrid w:val="0"/>
-              <w:ind w:left="0" w:right="0" w:firstLine="0" w:leftChars="0" w:rightChars="0" w:firstLineChars="0"/>
+              <w:spacing w:before="173" w:line="229" w:lineRule="auto"/>
+              <w:ind w:left="0" w:leftChars="0" w:right="0" w:rightChars="0" w:firstLine="0" w:firstLineChars="0"/>
               <w:jc w:val="center"/>
               <w:textAlignment w:val="baseline"/>
+              <w:rPr>
+                <w:rFonts w:ascii="宋体" w:hAnsi="宋体" w:eastAsia="宋体" w:cs="宋体"/>
+                <w:snapToGrid w:val="0"/>
+                <w:color w:val="000000"/>
+                <w:kern w:val="0"/>
+                <w:sz w:val="20"/>
+                <w:szCs w:val="20"/>
+                <w:lang w:val="en-US" w:eastAsia="en-US" w:bidi="ar-SA"/>
+              </w:rPr>
             </w:pPr>
           </w:p>
         </w:tc>
       </w:tr>
       <w:tr>
         <w:tblPrEx>
-          <w:tblW w:w="8214" w:type="dxa"/>
-          <w:jc w:val="center"/>
-          <w:tblLayout w:type="fixed"/>
+          <w:tblBorders>
+            <w:top w:val="single" w:color="000000" w:sz="2" w:space="0"/>
+            <w:left w:val="single" w:color="000000" w:sz="2" w:space="0"/>
+            <w:bottom w:val="single" w:color="000000" w:sz="2" w:space="0"/>
+            <w:right w:val="single" w:color="000000" w:sz="2" w:space="0"/>
+            <w:insideH w:val="single" w:color="000000" w:sz="2" w:space="0"/>
+            <w:insideV w:val="single" w:color="000000" w:sz="2" w:space="0"/>
+          </w:tblBorders>
           <w:tblCellMar>
             <w:top w:w="0" w:type="dxa"/>
             <w:left w:w="0" w:type="dxa"/>
@@ -1863,7 +1925,7 @@
           </w:tblCellMar>
         </w:tblPrEx>
         <w:trPr>
-          <w:trHeight w:val="557"/>
+          <w:trHeight w:val="556" w:hRule="atLeast"/>
           <w:jc w:val="center"/>
         </w:trPr>
         <w:tc>
@@ -1872,7 +1934,7 @@
           </w:tcPr>
           <w:p>
             <w:pPr>
-              <w:pStyle w:val="TableText"/>
+              <w:pStyle w:val="27"/>
               <w:keepNext w:val="0"/>
               <w:keepLines w:val="0"/>
               <w:pageBreakBefore w:val="0"/>
@@ -1885,7 +1947,7 @@
               <w:bidi w:val="0"/>
               <w:adjustRightInd w:val="0"/>
               <w:snapToGrid w:val="0"/>
-              <w:ind w:left="0" w:right="0" w:firstLine="0" w:leftChars="0" w:rightChars="0" w:firstLineChars="0"/>
+              <w:ind w:left="0" w:leftChars="0" w:right="0" w:rightChars="0" w:firstLine="0" w:firstLineChars="0"/>
               <w:jc w:val="center"/>
               <w:textAlignment w:val="baseline"/>
             </w:pPr>
@@ -1897,7 +1959,7 @@
           </w:tcPr>
           <w:p>
             <w:pPr>
-              <w:pStyle w:val="TableText"/>
+              <w:pStyle w:val="27"/>
               <w:keepNext w:val="0"/>
               <w:keepLines w:val="0"/>
               <w:pageBreakBefore w:val="0"/>
@@ -1910,7 +1972,7 @@
               <w:bidi w:val="0"/>
               <w:adjustRightInd w:val="0"/>
               <w:snapToGrid w:val="0"/>
-              <w:ind w:left="0" w:right="0" w:firstLine="0" w:leftChars="0" w:rightChars="0" w:firstLineChars="0"/>
+              <w:ind w:left="0" w:leftChars="0" w:right="0" w:rightChars="0" w:firstLine="0" w:firstLineChars="0"/>
               <w:jc w:val="center"/>
               <w:textAlignment w:val="baseline"/>
             </w:pPr>
@@ -1922,7 +1984,7 @@
           </w:tcPr>
           <w:p>
             <w:pPr>
-              <w:pStyle w:val="TableText"/>
+              <w:pStyle w:val="27"/>
               <w:keepNext w:val="0"/>
               <w:keepLines w:val="0"/>
               <w:pageBreakBefore w:val="0"/>
@@ -1935,7 +1997,7 @@
               <w:bidi w:val="0"/>
               <w:adjustRightInd w:val="0"/>
               <w:snapToGrid w:val="0"/>
-              <w:ind w:left="0" w:right="0" w:firstLine="0" w:leftChars="0" w:rightChars="0" w:firstLineChars="0"/>
+              <w:ind w:left="0" w:leftChars="0" w:right="0" w:rightChars="0" w:firstLine="0" w:firstLineChars="0"/>
               <w:jc w:val="center"/>
               <w:textAlignment w:val="baseline"/>
             </w:pPr>
@@ -1947,7 +2009,7 @@
           </w:tcPr>
           <w:p>
             <w:pPr>
-              <w:pStyle w:val="TableText"/>
+              <w:pStyle w:val="27"/>
               <w:keepNext w:val="0"/>
               <w:keepLines w:val="0"/>
               <w:pageBreakBefore w:val="0"/>
@@ -1960,7 +2022,7 @@
               <w:bidi w:val="0"/>
               <w:adjustRightInd w:val="0"/>
               <w:snapToGrid w:val="0"/>
-              <w:ind w:left="0" w:right="0" w:firstLine="0" w:leftChars="0" w:rightChars="0" w:firstLineChars="0"/>
+              <w:ind w:left="0" w:leftChars="0" w:right="0" w:rightChars="0" w:firstLine="0" w:firstLineChars="0"/>
               <w:jc w:val="center"/>
               <w:textAlignment w:val="baseline"/>
             </w:pPr>
@@ -1972,7 +2034,7 @@
           </w:tcPr>
           <w:p>
             <w:pPr>
-              <w:pStyle w:val="TableText"/>
+              <w:pStyle w:val="27"/>
               <w:keepNext w:val="0"/>
               <w:keepLines w:val="0"/>
               <w:pageBreakBefore w:val="0"/>
@@ -1985,7 +2047,7 @@
               <w:bidi w:val="0"/>
               <w:adjustRightInd w:val="0"/>
               <w:snapToGrid w:val="0"/>
-              <w:ind w:left="0" w:right="0" w:firstLine="0" w:leftChars="0" w:rightChars="0" w:firstLineChars="0"/>
+              <w:ind w:left="0" w:leftChars="0" w:right="0" w:rightChars="0" w:firstLine="0" w:firstLineChars="0"/>
               <w:jc w:val="center"/>
               <w:textAlignment w:val="baseline"/>
             </w:pPr>
@@ -1997,7 +2059,7 @@
           </w:tcPr>
           <w:p>
             <w:pPr>
-              <w:pStyle w:val="TableText"/>
+              <w:pStyle w:val="27"/>
               <w:keepNext w:val="0"/>
               <w:keepLines w:val="0"/>
               <w:pageBreakBefore w:val="0"/>
@@ -2010,7 +2072,179 @@
               <w:bidi w:val="0"/>
               <w:adjustRightInd w:val="0"/>
               <w:snapToGrid w:val="0"/>
-              <w:ind w:left="0" w:right="0" w:firstLine="0" w:leftChars="0" w:rightChars="0" w:firstLineChars="0"/>
+              <w:ind w:left="0" w:leftChars="0" w:right="0" w:rightChars="0" w:firstLine="0" w:firstLineChars="0"/>
+              <w:jc w:val="center"/>
+              <w:textAlignment w:val="baseline"/>
+            </w:pPr>
+          </w:p>
+        </w:tc>
+      </w:tr>
+      <w:tr>
+        <w:tblPrEx>
+          <w:tblBorders>
+            <w:top w:val="single" w:color="000000" w:sz="2" w:space="0"/>
+            <w:left w:val="single" w:color="000000" w:sz="2" w:space="0"/>
+            <w:bottom w:val="single" w:color="000000" w:sz="2" w:space="0"/>
+            <w:right w:val="single" w:color="000000" w:sz="2" w:space="0"/>
+            <w:insideH w:val="single" w:color="000000" w:sz="2" w:space="0"/>
+            <w:insideV w:val="single" w:color="000000" w:sz="2" w:space="0"/>
+          </w:tblBorders>
+          <w:tblCellMar>
+            <w:top w:w="0" w:type="dxa"/>
+            <w:left w:w="0" w:type="dxa"/>
+            <w:bottom w:w="0" w:type="dxa"/>
+            <w:right w:w="0" w:type="dxa"/>
+          </w:tblCellMar>
+        </w:tblPrEx>
+        <w:trPr>
+          <w:trHeight w:val="557" w:hRule="atLeast"/>
+          <w:jc w:val="center"/>
+        </w:trPr>
+        <w:tc>
+          <w:tcPr>
+            <w:tcW w:w="1317" w:type="dxa"/>
+          </w:tcPr>
+          <w:p>
+            <w:pPr>
+              <w:pStyle w:val="27"/>
+              <w:keepNext w:val="0"/>
+              <w:keepLines w:val="0"/>
+              <w:pageBreakBefore w:val="0"/>
+              <w:widowControl w:val="0"/>
+              <w:kinsoku w:val="0"/>
+              <w:wordWrap/>
+              <w:overflowPunct/>
+              <w:autoSpaceDE w:val="0"/>
+              <w:autoSpaceDN w:val="0"/>
+              <w:bidi w:val="0"/>
+              <w:adjustRightInd w:val="0"/>
+              <w:snapToGrid w:val="0"/>
+              <w:ind w:left="0" w:leftChars="0" w:right="0" w:rightChars="0" w:firstLine="0" w:firstLineChars="0"/>
+              <w:jc w:val="center"/>
+              <w:textAlignment w:val="baseline"/>
+            </w:pPr>
+          </w:p>
+        </w:tc>
+        <w:tc>
+          <w:tcPr>
+            <w:tcW w:w="972" w:type="dxa"/>
+          </w:tcPr>
+          <w:p>
+            <w:pPr>
+              <w:pStyle w:val="27"/>
+              <w:keepNext w:val="0"/>
+              <w:keepLines w:val="0"/>
+              <w:pageBreakBefore w:val="0"/>
+              <w:widowControl w:val="0"/>
+              <w:kinsoku w:val="0"/>
+              <w:wordWrap/>
+              <w:overflowPunct/>
+              <w:autoSpaceDE w:val="0"/>
+              <w:autoSpaceDN w:val="0"/>
+              <w:bidi w:val="0"/>
+              <w:adjustRightInd w:val="0"/>
+              <w:snapToGrid w:val="0"/>
+              <w:ind w:left="0" w:leftChars="0" w:right="0" w:rightChars="0" w:firstLine="0" w:firstLineChars="0"/>
+              <w:jc w:val="center"/>
+              <w:textAlignment w:val="baseline"/>
+            </w:pPr>
+          </w:p>
+        </w:tc>
+        <w:tc>
+          <w:tcPr>
+            <w:tcW w:w="1575" w:type="dxa"/>
+          </w:tcPr>
+          <w:p>
+            <w:pPr>
+              <w:pStyle w:val="27"/>
+              <w:keepNext w:val="0"/>
+              <w:keepLines w:val="0"/>
+              <w:pageBreakBefore w:val="0"/>
+              <w:widowControl w:val="0"/>
+              <w:kinsoku w:val="0"/>
+              <w:wordWrap/>
+              <w:overflowPunct/>
+              <w:autoSpaceDE w:val="0"/>
+              <w:autoSpaceDN w:val="0"/>
+              <w:bidi w:val="0"/>
+              <w:adjustRightInd w:val="0"/>
+              <w:snapToGrid w:val="0"/>
+              <w:ind w:left="0" w:leftChars="0" w:right="0" w:rightChars="0" w:firstLine="0" w:firstLineChars="0"/>
+              <w:jc w:val="center"/>
+              <w:textAlignment w:val="baseline"/>
+            </w:pPr>
+          </w:p>
+        </w:tc>
+        <w:tc>
+          <w:tcPr>
+            <w:tcW w:w="1829" w:type="dxa"/>
+          </w:tcPr>
+          <w:p>
+            <w:pPr>
+              <w:pStyle w:val="27"/>
+              <w:keepNext w:val="0"/>
+              <w:keepLines w:val="0"/>
+              <w:pageBreakBefore w:val="0"/>
+              <w:widowControl w:val="0"/>
+              <w:kinsoku w:val="0"/>
+              <w:wordWrap/>
+              <w:overflowPunct/>
+              <w:autoSpaceDE w:val="0"/>
+              <w:autoSpaceDN w:val="0"/>
+              <w:bidi w:val="0"/>
+              <w:adjustRightInd w:val="0"/>
+              <w:snapToGrid w:val="0"/>
+              <w:ind w:left="0" w:leftChars="0" w:right="0" w:rightChars="0" w:firstLine="0" w:firstLineChars="0"/>
+              <w:jc w:val="center"/>
+              <w:textAlignment w:val="baseline"/>
+            </w:pPr>
+          </w:p>
+        </w:tc>
+        <w:tc>
+          <w:tcPr>
+            <w:tcW w:w="1606" w:type="dxa"/>
+          </w:tcPr>
+          <w:p>
+            <w:pPr>
+              <w:pStyle w:val="27"/>
+              <w:keepNext w:val="0"/>
+              <w:keepLines w:val="0"/>
+              <w:pageBreakBefore w:val="0"/>
+              <w:widowControl w:val="0"/>
+              <w:kinsoku w:val="0"/>
+              <w:wordWrap/>
+              <w:overflowPunct/>
+              <w:autoSpaceDE w:val="0"/>
+              <w:autoSpaceDN w:val="0"/>
+              <w:bidi w:val="0"/>
+              <w:adjustRightInd w:val="0"/>
+              <w:snapToGrid w:val="0"/>
+              <w:ind w:left="0" w:leftChars="0" w:right="0" w:rightChars="0" w:firstLine="0" w:firstLineChars="0"/>
+              <w:jc w:val="center"/>
+              <w:textAlignment w:val="baseline"/>
+            </w:pPr>
+          </w:p>
+        </w:tc>
+        <w:tc>
+          <w:tcPr>
+            <w:tcW w:w="915" w:type="dxa"/>
+          </w:tcPr>
+          <w:p>
+            <w:pPr>
+              <w:pStyle w:val="27"/>
+              <w:keepNext w:val="0"/>
+              <w:keepLines w:val="0"/>
+              <w:pageBreakBefore w:val="0"/>
+              <w:widowControl w:val="0"/>
+              <w:kinsoku w:val="0"/>
+              <w:wordWrap/>
+              <w:overflowPunct/>
+              <w:autoSpaceDE w:val="0"/>
+              <w:autoSpaceDN w:val="0"/>
+              <w:bidi w:val="0"/>
+              <w:adjustRightInd w:val="0"/>
+              <w:snapToGrid w:val="0"/>
+              <w:ind w:left="0" w:leftChars="0" w:right="0" w:rightChars="0" w:firstLine="0" w:firstLineChars="0"/>
               <w:jc w:val="center"/>
               <w:textAlignment w:val="baseline"/>
             </w:pPr>
@@ -2041,7 +2275,7 @@
     <w:sdt>
       <w:sdtPr>
         <w:rPr>
-          <w:rFonts w:ascii="宋体" w:eastAsia="宋体" w:hAnsi="宋体" w:cs="Arial"/>
+          <w:rFonts w:ascii="宋体" w:hAnsi="宋体" w:eastAsia="宋体" w:cs="Arial"/>
           <w:snapToGrid w:val="0"/>
           <w:color w:val="000000"/>
           <w:kern w:val="0"/>
@@ -2057,7 +2291,7 @@
       </w:sdtPr>
       <w:sdtEndPr>
         <w:rPr>
-          <w:rFonts w:ascii="宋体" w:eastAsia="宋体" w:hAnsi="宋体" w:cs="宋体" w:hint="eastAsia"/>
+          <w:rFonts w:hint="eastAsia" w:ascii="宋体" w:hAnsi="宋体" w:eastAsia="宋体" w:cs="宋体"/>
           <w:snapToGrid w:val="0"/>
           <w:color w:val="000000"/>
           <w:kern w:val="0"/>
@@ -2082,18 +2316,18 @@
             <w:adjustRightInd w:val="0"/>
             <w:snapToGrid w:val="0"/>
             <w:spacing w:before="0" w:beforeLines="0" w:after="0" w:afterLines="0" w:line="240" w:lineRule="auto"/>
-            <w:ind w:left="0" w:right="0" w:firstLine="0" w:leftChars="0" w:rightChars="0" w:firstLineChars="0"/>
+            <w:ind w:left="0" w:leftChars="0" w:right="0" w:rightChars="0" w:firstLine="0" w:firstLineChars="0"/>
             <w:jc w:val="center"/>
             <w:textAlignment w:val="baseline"/>
             <w:rPr>
-              <w:rFonts w:ascii="宋体" w:eastAsia="宋体" w:hAnsi="宋体" w:cs="宋体" w:hint="eastAsia"/>
+              <w:rFonts w:hint="eastAsia" w:ascii="宋体" w:hAnsi="宋体" w:eastAsia="宋体" w:cs="宋体"/>
               <w:sz w:val="24"/>
               <w:szCs w:val="24"/>
             </w:rPr>
           </w:pPr>
           <w:r>
             <w:rPr>
-              <w:rFonts w:ascii="宋体" w:eastAsia="宋体" w:hAnsi="宋体" w:cs="宋体" w:hint="eastAsia"/>
+              <w:rFonts w:hint="eastAsia" w:ascii="宋体" w:hAnsi="宋体" w:eastAsia="宋体" w:cs="宋体"/>
               <w:sz w:val="24"/>
               <w:szCs w:val="24"/>
             </w:rPr>
@@ -2102,14 +2336,14 @@
         </w:p>
         <w:p>
           <w:pPr>
-            <w:pStyle w:val="TOC1"/>
+            <w:pStyle w:val="16"/>
             <w:tabs>
               <w:tab w:val="right" w:leader="dot" w:pos="8306"/>
             </w:tabs>
           </w:pPr>
           <w:r>
             <w:rPr>
-              <w:rFonts w:ascii="宋体" w:eastAsia="宋体" w:hAnsi="宋体" w:cs="宋体" w:hint="eastAsia"/>
+              <w:rFonts w:hint="eastAsia" w:ascii="宋体" w:hAnsi="宋体" w:eastAsia="宋体" w:cs="宋体"/>
               <w:sz w:val="24"/>
               <w:szCs w:val="24"/>
             </w:rPr>
@@ -2117,7 +2351,7 @@
           </w:r>
           <w:r>
             <w:rPr>
-              <w:rFonts w:ascii="宋体" w:eastAsia="宋体" w:hAnsi="宋体" w:cs="宋体" w:hint="eastAsia"/>
+              <w:rFonts w:hint="eastAsia" w:ascii="宋体" w:hAnsi="宋体" w:eastAsia="宋体" w:cs="宋体"/>
               <w:sz w:val="24"/>
               <w:szCs w:val="24"/>
             </w:rPr>
@@ -2125,7 +2359,7 @@
           </w:r>
           <w:r>
             <w:rPr>
-              <w:rFonts w:ascii="宋体" w:eastAsia="宋体" w:hAnsi="宋体" w:cs="宋体" w:hint="eastAsia"/>
+              <w:rFonts w:hint="eastAsia" w:ascii="宋体" w:hAnsi="宋体" w:eastAsia="宋体" w:cs="宋体"/>
               <w:sz w:val="24"/>
               <w:szCs w:val="24"/>
             </w:rPr>
@@ -2133,21 +2367,21 @@
           </w:r>
           <w:r>
             <w:rPr>
-              <w:rFonts w:ascii="宋体" w:eastAsia="宋体" w:hAnsi="宋体" w:cs="宋体" w:hint="eastAsia"/>
+              <w:rFonts w:hint="eastAsia" w:ascii="宋体" w:hAnsi="宋体" w:eastAsia="宋体" w:cs="宋体"/>
               <w:szCs w:val="24"/>
             </w:rPr>
             <w:fldChar w:fldCharType="begin"/>
           </w:r>
           <w:r>
             <w:rPr>
-              <w:rFonts w:ascii="宋体" w:eastAsia="宋体" w:hAnsi="宋体" w:cs="宋体" w:hint="eastAsia"/>
+              <w:rFonts w:hint="eastAsia" w:ascii="宋体" w:hAnsi="宋体" w:eastAsia="宋体" w:cs="宋体"/>
               <w:szCs w:val="24"/>
             </w:rPr>
             <w:instrText xml:space="preserve"> HYPERLINK \l _Toc30807 </w:instrText>
           </w:r>
           <w:r>
             <w:rPr>
-              <w:rFonts w:ascii="宋体" w:eastAsia="宋体" w:hAnsi="宋体" w:cs="宋体" w:hint="eastAsia"/>
+              <w:rFonts w:hint="eastAsia" w:ascii="宋体" w:hAnsi="宋体" w:eastAsia="宋体" w:cs="宋体"/>
               <w:szCs w:val="24"/>
             </w:rPr>
             <w:fldChar w:fldCharType="separate"/>
@@ -2179,7 +2413,7 @@
           </w:r>
           <w:r>
             <w:rPr>
-              <w:rFonts w:ascii="宋体" w:eastAsia="宋体" w:hAnsi="宋体" w:cs="宋体" w:hint="eastAsia"/>
+              <w:rFonts w:hint="eastAsia" w:ascii="宋体" w:hAnsi="宋体" w:eastAsia="宋体" w:cs="宋体"/>
               <w:szCs w:val="24"/>
             </w:rPr>
             <w:fldChar w:fldCharType="end"/>
@@ -2187,28 +2421,28 @@
         </w:p>
         <w:p>
           <w:pPr>
-            <w:pStyle w:val="TOC1"/>
+            <w:pStyle w:val="16"/>
             <w:tabs>
               <w:tab w:val="right" w:leader="dot" w:pos="8306"/>
             </w:tabs>
           </w:pPr>
           <w:r>
             <w:rPr>
-              <w:rFonts w:ascii="宋体" w:eastAsia="宋体" w:hAnsi="宋体" w:cs="宋体" w:hint="eastAsia"/>
+              <w:rFonts w:hint="eastAsia" w:ascii="宋体" w:hAnsi="宋体" w:eastAsia="宋体" w:cs="宋体"/>
               <w:szCs w:val="24"/>
             </w:rPr>
             <w:fldChar w:fldCharType="begin"/>
           </w:r>
           <w:r>
             <w:rPr>
-              <w:rFonts w:ascii="宋体" w:eastAsia="宋体" w:hAnsi="宋体" w:cs="宋体" w:hint="eastAsia"/>
+              <w:rFonts w:hint="eastAsia" w:ascii="宋体" w:hAnsi="宋体" w:eastAsia="宋体" w:cs="宋体"/>
               <w:szCs w:val="24"/>
             </w:rPr>
             <w:instrText xml:space="preserve"> HYPERLINK \l _Toc11886 </w:instrText>
           </w:r>
           <w:r>
             <w:rPr>
-              <w:rFonts w:ascii="宋体" w:eastAsia="宋体" w:hAnsi="宋体" w:cs="宋体" w:hint="eastAsia"/>
+              <w:rFonts w:hint="eastAsia" w:ascii="宋体" w:hAnsi="宋体" w:eastAsia="宋体" w:cs="宋体"/>
               <w:szCs w:val="24"/>
             </w:rPr>
             <w:fldChar w:fldCharType="separate"/>
@@ -2240,7 +2474,7 @@
           </w:r>
           <w:r>
             <w:rPr>
-              <w:rFonts w:ascii="宋体" w:eastAsia="宋体" w:hAnsi="宋体" w:cs="宋体" w:hint="eastAsia"/>
+              <w:rFonts w:hint="eastAsia" w:ascii="宋体" w:hAnsi="宋体" w:eastAsia="宋体" w:cs="宋体"/>
               <w:szCs w:val="24"/>
             </w:rPr>
             <w:fldChar w:fldCharType="end"/>
@@ -2248,28 +2482,28 @@
         </w:p>
         <w:p>
           <w:pPr>
-            <w:pStyle w:val="TOC1"/>
+            <w:pStyle w:val="16"/>
             <w:tabs>
               <w:tab w:val="right" w:leader="dot" w:pos="8306"/>
             </w:tabs>
           </w:pPr>
           <w:r>
             <w:rPr>
-              <w:rFonts w:ascii="宋体" w:eastAsia="宋体" w:hAnsi="宋体" w:cs="宋体" w:hint="eastAsia"/>
+              <w:rFonts w:hint="eastAsia" w:ascii="宋体" w:hAnsi="宋体" w:eastAsia="宋体" w:cs="宋体"/>
               <w:szCs w:val="24"/>
             </w:rPr>
             <w:fldChar w:fldCharType="begin"/>
           </w:r>
           <w:r>
             <w:rPr>
-              <w:rFonts w:ascii="宋体" w:eastAsia="宋体" w:hAnsi="宋体" w:cs="宋体" w:hint="eastAsia"/>
+              <w:rFonts w:hint="eastAsia" w:ascii="宋体" w:hAnsi="宋体" w:eastAsia="宋体" w:cs="宋体"/>
               <w:szCs w:val="24"/>
             </w:rPr>
             <w:instrText xml:space="preserve"> HYPERLINK \l _Toc7412 </w:instrText>
           </w:r>
           <w:r>
             <w:rPr>
-              <w:rFonts w:ascii="宋体" w:eastAsia="宋体" w:hAnsi="宋体" w:cs="宋体" w:hint="eastAsia"/>
+              <w:rFonts w:hint="eastAsia" w:ascii="宋体" w:hAnsi="宋体" w:eastAsia="宋体" w:cs="宋体"/>
               <w:szCs w:val="24"/>
             </w:rPr>
             <w:fldChar w:fldCharType="separate"/>
@@ -2301,7 +2535,7 @@
           </w:r>
           <w:r>
             <w:rPr>
-              <w:rFonts w:ascii="宋体" w:eastAsia="宋体" w:hAnsi="宋体" w:cs="宋体" w:hint="eastAsia"/>
+              <w:rFonts w:hint="eastAsia" w:ascii="宋体" w:hAnsi="宋体" w:eastAsia="宋体" w:cs="宋体"/>
               <w:szCs w:val="24"/>
             </w:rPr>
             <w:fldChar w:fldCharType="end"/>
@@ -2309,28 +2543,28 @@
         </w:p>
         <w:p>
           <w:pPr>
-            <w:pStyle w:val="TOC1"/>
+            <w:pStyle w:val="16"/>
             <w:tabs>
               <w:tab w:val="right" w:leader="dot" w:pos="8306"/>
             </w:tabs>
           </w:pPr>
           <w:r>
             <w:rPr>
-              <w:rFonts w:ascii="宋体" w:eastAsia="宋体" w:hAnsi="宋体" w:cs="宋体" w:hint="eastAsia"/>
+              <w:rFonts w:hint="eastAsia" w:ascii="宋体" w:hAnsi="宋体" w:eastAsia="宋体" w:cs="宋体"/>
               <w:szCs w:val="24"/>
             </w:rPr>
             <w:fldChar w:fldCharType="begin"/>
           </w:r>
           <w:r>
             <w:rPr>
-              <w:rFonts w:ascii="宋体" w:eastAsia="宋体" w:hAnsi="宋体" w:cs="宋体" w:hint="eastAsia"/>
+              <w:rFonts w:hint="eastAsia" w:ascii="宋体" w:hAnsi="宋体" w:eastAsia="宋体" w:cs="宋体"/>
               <w:szCs w:val="24"/>
             </w:rPr>
             <w:instrText xml:space="preserve"> HYPERLINK \l _Toc2804 </w:instrText>
           </w:r>
           <w:r>
             <w:rPr>
-              <w:rFonts w:ascii="宋体" w:eastAsia="宋体" w:hAnsi="宋体" w:cs="宋体" w:hint="eastAsia"/>
+              <w:rFonts w:hint="eastAsia" w:ascii="宋体" w:hAnsi="宋体" w:eastAsia="宋体" w:cs="宋体"/>
               <w:szCs w:val="24"/>
             </w:rPr>
             <w:fldChar w:fldCharType="separate"/>
@@ -2362,7 +2596,7 @@
           </w:r>
           <w:r>
             <w:rPr>
-              <w:rFonts w:ascii="宋体" w:eastAsia="宋体" w:hAnsi="宋体" w:cs="宋体" w:hint="eastAsia"/>
+              <w:rFonts w:hint="eastAsia" w:ascii="宋体" w:hAnsi="宋体" w:eastAsia="宋体" w:cs="宋体"/>
               <w:szCs w:val="24"/>
             </w:rPr>
             <w:fldChar w:fldCharType="end"/>
@@ -2370,28 +2604,28 @@
         </w:p>
         <w:p>
           <w:pPr>
-            <w:pStyle w:val="TOC1"/>
+            <w:pStyle w:val="16"/>
             <w:tabs>
               <w:tab w:val="right" w:leader="dot" w:pos="8306"/>
             </w:tabs>
           </w:pPr>
           <w:r>
             <w:rPr>
-              <w:rFonts w:ascii="宋体" w:eastAsia="宋体" w:hAnsi="宋体" w:cs="宋体" w:hint="eastAsia"/>
+              <w:rFonts w:hint="eastAsia" w:ascii="宋体" w:hAnsi="宋体" w:eastAsia="宋体" w:cs="宋体"/>
               <w:szCs w:val="24"/>
             </w:rPr>
             <w:fldChar w:fldCharType="begin"/>
           </w:r>
           <w:r>
             <w:rPr>
-              <w:rFonts w:ascii="宋体" w:eastAsia="宋体" w:hAnsi="宋体" w:cs="宋体" w:hint="eastAsia"/>
+              <w:rFonts w:hint="eastAsia" w:ascii="宋体" w:hAnsi="宋体" w:eastAsia="宋体" w:cs="宋体"/>
               <w:szCs w:val="24"/>
             </w:rPr>
             <w:instrText xml:space="preserve"> HYPERLINK \l _Toc4208 </w:instrText>
           </w:r>
           <w:r>
             <w:rPr>
-              <w:rFonts w:ascii="宋体" w:eastAsia="宋体" w:hAnsi="宋体" w:cs="宋体" w:hint="eastAsia"/>
+              <w:rFonts w:hint="eastAsia" w:ascii="宋体" w:hAnsi="宋体" w:eastAsia="宋体" w:cs="宋体"/>
               <w:szCs w:val="24"/>
             </w:rPr>
             <w:fldChar w:fldCharType="separate"/>
@@ -2423,7 +2657,7 @@
           </w:r>
           <w:r>
             <w:rPr>
-              <w:rFonts w:ascii="宋体" w:eastAsia="宋体" w:hAnsi="宋体" w:cs="宋体" w:hint="eastAsia"/>
+              <w:rFonts w:hint="eastAsia" w:ascii="宋体" w:hAnsi="宋体" w:eastAsia="宋体" w:cs="宋体"/>
               <w:szCs w:val="24"/>
             </w:rPr>
             <w:fldChar w:fldCharType="end"/>
@@ -2431,28 +2665,28 @@
         </w:p>
         <w:p>
           <w:pPr>
-            <w:pStyle w:val="TOC1"/>
+            <w:pStyle w:val="16"/>
             <w:tabs>
               <w:tab w:val="right" w:leader="dot" w:pos="8306"/>
             </w:tabs>
           </w:pPr>
           <w:r>
             <w:rPr>
-              <w:rFonts w:ascii="宋体" w:eastAsia="宋体" w:hAnsi="宋体" w:cs="宋体" w:hint="eastAsia"/>
+              <w:rFonts w:hint="eastAsia" w:ascii="宋体" w:hAnsi="宋体" w:eastAsia="宋体" w:cs="宋体"/>
               <w:szCs w:val="24"/>
             </w:rPr>
             <w:fldChar w:fldCharType="begin"/>
           </w:r>
           <w:r>
             <w:rPr>
-              <w:rFonts w:ascii="宋体" w:eastAsia="宋体" w:hAnsi="宋体" w:cs="宋体" w:hint="eastAsia"/>
+              <w:rFonts w:hint="eastAsia" w:ascii="宋体" w:hAnsi="宋体" w:eastAsia="宋体" w:cs="宋体"/>
               <w:szCs w:val="24"/>
             </w:rPr>
             <w:instrText xml:space="preserve"> HYPERLINK \l _Toc23800 </w:instrText>
           </w:r>
           <w:r>
             <w:rPr>
-              <w:rFonts w:ascii="宋体" w:eastAsia="宋体" w:hAnsi="宋体" w:cs="宋体" w:hint="eastAsia"/>
+              <w:rFonts w:hint="eastAsia" w:ascii="宋体" w:hAnsi="宋体" w:eastAsia="宋体" w:cs="宋体"/>
               <w:szCs w:val="24"/>
             </w:rPr>
             <w:fldChar w:fldCharType="separate"/>
@@ -2484,7 +2718,7 @@
           </w:r>
           <w:r>
             <w:rPr>
-              <w:rFonts w:ascii="宋体" w:eastAsia="宋体" w:hAnsi="宋体" w:cs="宋体" w:hint="eastAsia"/>
+              <w:rFonts w:hint="eastAsia" w:ascii="宋体" w:hAnsi="宋体" w:eastAsia="宋体" w:cs="宋体"/>
               <w:szCs w:val="24"/>
             </w:rPr>
             <w:fldChar w:fldCharType="end"/>
@@ -2492,28 +2726,28 @@
         </w:p>
         <w:p>
           <w:pPr>
-            <w:pStyle w:val="TOC2"/>
+            <w:pStyle w:val="17"/>
             <w:tabs>
               <w:tab w:val="right" w:leader="dot" w:pos="8306"/>
             </w:tabs>
           </w:pPr>
           <w:r>
             <w:rPr>
-              <w:rFonts w:ascii="宋体" w:eastAsia="宋体" w:hAnsi="宋体" w:cs="宋体" w:hint="eastAsia"/>
+              <w:rFonts w:hint="eastAsia" w:ascii="宋体" w:hAnsi="宋体" w:eastAsia="宋体" w:cs="宋体"/>
               <w:szCs w:val="24"/>
             </w:rPr>
             <w:fldChar w:fldCharType="begin"/>
           </w:r>
           <w:r>
             <w:rPr>
-              <w:rFonts w:ascii="宋体" w:eastAsia="宋体" w:hAnsi="宋体" w:cs="宋体" w:hint="eastAsia"/>
+              <w:rFonts w:hint="eastAsia" w:ascii="宋体" w:hAnsi="宋体" w:eastAsia="宋体" w:cs="宋体"/>
               <w:szCs w:val="24"/>
             </w:rPr>
             <w:instrText xml:space="preserve"> HYPERLINK \l _Toc15900 </w:instrText>
           </w:r>
           <w:r>
             <w:rPr>
-              <w:rFonts w:ascii="宋体" w:eastAsia="宋体" w:hAnsi="宋体" w:cs="宋体" w:hint="eastAsia"/>
+              <w:rFonts w:hint="eastAsia" w:ascii="宋体" w:hAnsi="宋体" w:eastAsia="宋体" w:cs="宋体"/>
               <w:szCs w:val="24"/>
             </w:rPr>
             <w:fldChar w:fldCharType="separate"/>
@@ -2545,7 +2779,7 @@
           </w:r>
           <w:r>
             <w:rPr>
-              <w:rFonts w:ascii="宋体" w:eastAsia="宋体" w:hAnsi="宋体" w:cs="宋体" w:hint="eastAsia"/>
+              <w:rFonts w:hint="eastAsia" w:ascii="宋体" w:hAnsi="宋体" w:eastAsia="宋体" w:cs="宋体"/>
               <w:szCs w:val="24"/>
             </w:rPr>
             <w:fldChar w:fldCharType="end"/>
@@ -2553,28 +2787,28 @@
         </w:p>
         <w:p>
           <w:pPr>
-            <w:pStyle w:val="TOC2"/>
+            <w:pStyle w:val="17"/>
             <w:tabs>
               <w:tab w:val="right" w:leader="dot" w:pos="8306"/>
             </w:tabs>
           </w:pPr>
           <w:r>
             <w:rPr>
-              <w:rFonts w:ascii="宋体" w:eastAsia="宋体" w:hAnsi="宋体" w:cs="宋体" w:hint="eastAsia"/>
+              <w:rFonts w:hint="eastAsia" w:ascii="宋体" w:hAnsi="宋体" w:eastAsia="宋体" w:cs="宋体"/>
               <w:szCs w:val="24"/>
             </w:rPr>
             <w:fldChar w:fldCharType="begin"/>
           </w:r>
           <w:r>
             <w:rPr>
-              <w:rFonts w:ascii="宋体" w:eastAsia="宋体" w:hAnsi="宋体" w:cs="宋体" w:hint="eastAsia"/>
+              <w:rFonts w:hint="eastAsia" w:ascii="宋体" w:hAnsi="宋体" w:eastAsia="宋体" w:cs="宋体"/>
               <w:szCs w:val="24"/>
             </w:rPr>
             <w:instrText xml:space="preserve"> HYPERLINK \l _Toc28008 </w:instrText>
           </w:r>
           <w:r>
             <w:rPr>
-              <w:rFonts w:ascii="宋体" w:eastAsia="宋体" w:hAnsi="宋体" w:cs="宋体" w:hint="eastAsia"/>
+              <w:rFonts w:hint="eastAsia" w:ascii="宋体" w:hAnsi="宋体" w:eastAsia="宋体" w:cs="宋体"/>
               <w:szCs w:val="24"/>
             </w:rPr>
             <w:fldChar w:fldCharType="separate"/>
@@ -2606,7 +2840,7 @@
           </w:r>
           <w:r>
             <w:rPr>
-              <w:rFonts w:ascii="宋体" w:eastAsia="宋体" w:hAnsi="宋体" w:cs="宋体" w:hint="eastAsia"/>
+              <w:rFonts w:hint="eastAsia" w:ascii="宋体" w:hAnsi="宋体" w:eastAsia="宋体" w:cs="宋体"/>
               <w:szCs w:val="24"/>
             </w:rPr>
             <w:fldChar w:fldCharType="end"/>
@@ -2614,28 +2848,28 @@
         </w:p>
         <w:p>
           <w:pPr>
-            <w:pStyle w:val="TOC2"/>
+            <w:pStyle w:val="17"/>
             <w:tabs>
               <w:tab w:val="right" w:leader="dot" w:pos="8306"/>
             </w:tabs>
           </w:pPr>
           <w:r>
             <w:rPr>
-              <w:rFonts w:ascii="宋体" w:eastAsia="宋体" w:hAnsi="宋体" w:cs="宋体" w:hint="eastAsia"/>
+              <w:rFonts w:hint="eastAsia" w:ascii="宋体" w:hAnsi="宋体" w:eastAsia="宋体" w:cs="宋体"/>
               <w:szCs w:val="24"/>
             </w:rPr>
             <w:fldChar w:fldCharType="begin"/>
           </w:r>
           <w:r>
             <w:rPr>
-              <w:rFonts w:ascii="宋体" w:eastAsia="宋体" w:hAnsi="宋体" w:cs="宋体" w:hint="eastAsia"/>
+              <w:rFonts w:hint="eastAsia" w:ascii="宋体" w:hAnsi="宋体" w:eastAsia="宋体" w:cs="宋体"/>
               <w:szCs w:val="24"/>
             </w:rPr>
             <w:instrText xml:space="preserve"> HYPERLINK \l _Toc12937 </w:instrText>
           </w:r>
           <w:r>
             <w:rPr>
-              <w:rFonts w:ascii="宋体" w:eastAsia="宋体" w:hAnsi="宋体" w:cs="宋体" w:hint="eastAsia"/>
+              <w:rFonts w:hint="eastAsia" w:ascii="宋体" w:hAnsi="宋体" w:eastAsia="宋体" w:cs="宋体"/>
               <w:szCs w:val="24"/>
             </w:rPr>
             <w:fldChar w:fldCharType="separate"/>
@@ -2674,7 +2908,7 @@
           </w:r>
           <w:r>
             <w:rPr>
-              <w:rFonts w:ascii="宋体" w:eastAsia="宋体" w:hAnsi="宋体" w:cs="宋体" w:hint="eastAsia"/>
+              <w:rFonts w:hint="eastAsia" w:ascii="宋体" w:hAnsi="宋体" w:eastAsia="宋体" w:cs="宋体"/>
               <w:szCs w:val="24"/>
             </w:rPr>
             <w:fldChar w:fldCharType="end"/>
@@ -2682,28 +2916,28 @@
         </w:p>
         <w:p>
           <w:pPr>
-            <w:pStyle w:val="TOC2"/>
+            <w:pStyle w:val="17"/>
             <w:tabs>
               <w:tab w:val="right" w:leader="dot" w:pos="8306"/>
             </w:tabs>
           </w:pPr>
           <w:r>
             <w:rPr>
-              <w:rFonts w:ascii="宋体" w:eastAsia="宋体" w:hAnsi="宋体" w:cs="宋体" w:hint="eastAsia"/>
+              <w:rFonts w:hint="eastAsia" w:ascii="宋体" w:hAnsi="宋体" w:eastAsia="宋体" w:cs="宋体"/>
               <w:szCs w:val="24"/>
             </w:rPr>
             <w:fldChar w:fldCharType="begin"/>
           </w:r>
           <w:r>
             <w:rPr>
-              <w:rFonts w:ascii="宋体" w:eastAsia="宋体" w:hAnsi="宋体" w:cs="宋体" w:hint="eastAsia"/>
+              <w:rFonts w:hint="eastAsia" w:ascii="宋体" w:hAnsi="宋体" w:eastAsia="宋体" w:cs="宋体"/>
               <w:szCs w:val="24"/>
             </w:rPr>
             <w:instrText xml:space="preserve"> HYPERLINK \l _Toc18567 </w:instrText>
           </w:r>
           <w:r>
             <w:rPr>
-              <w:rFonts w:ascii="宋体" w:eastAsia="宋体" w:hAnsi="宋体" w:cs="宋体" w:hint="eastAsia"/>
+              <w:rFonts w:hint="eastAsia" w:ascii="宋体" w:hAnsi="宋体" w:eastAsia="宋体" w:cs="宋体"/>
               <w:szCs w:val="24"/>
             </w:rPr>
             <w:fldChar w:fldCharType="separate"/>
@@ -2742,7 +2976,7 @@
           </w:r>
           <w:r>
             <w:rPr>
-              <w:rFonts w:ascii="宋体" w:eastAsia="宋体" w:hAnsi="宋体" w:cs="宋体" w:hint="eastAsia"/>
+              <w:rFonts w:hint="eastAsia" w:ascii="宋体" w:hAnsi="宋体" w:eastAsia="宋体" w:cs="宋体"/>
               <w:szCs w:val="24"/>
             </w:rPr>
             <w:fldChar w:fldCharType="end"/>
@@ -2750,28 +2984,28 @@
         </w:p>
         <w:p>
           <w:pPr>
-            <w:pStyle w:val="TOC1"/>
+            <w:pStyle w:val="16"/>
             <w:tabs>
               <w:tab w:val="right" w:leader="dot" w:pos="8306"/>
             </w:tabs>
           </w:pPr>
           <w:r>
             <w:rPr>
-              <w:rFonts w:ascii="宋体" w:eastAsia="宋体" w:hAnsi="宋体" w:cs="宋体" w:hint="eastAsia"/>
+              <w:rFonts w:hint="eastAsia" w:ascii="宋体" w:hAnsi="宋体" w:eastAsia="宋体" w:cs="宋体"/>
               <w:szCs w:val="24"/>
             </w:rPr>
             <w:fldChar w:fldCharType="begin"/>
           </w:r>
           <w:r>
             <w:rPr>
-              <w:rFonts w:ascii="宋体" w:eastAsia="宋体" w:hAnsi="宋体" w:cs="宋体" w:hint="eastAsia"/>
+              <w:rFonts w:hint="eastAsia" w:ascii="宋体" w:hAnsi="宋体" w:eastAsia="宋体" w:cs="宋体"/>
               <w:szCs w:val="24"/>
             </w:rPr>
             <w:instrText xml:space="preserve"> HYPERLINK \l _Toc31513 </w:instrText>
           </w:r>
           <w:r>
             <w:rPr>
-              <w:rFonts w:ascii="宋体" w:eastAsia="宋体" w:hAnsi="宋体" w:cs="宋体" w:hint="eastAsia"/>
+              <w:rFonts w:hint="eastAsia" w:ascii="宋体" w:hAnsi="宋体" w:eastAsia="宋体" w:cs="宋体"/>
               <w:szCs w:val="24"/>
             </w:rPr>
             <w:fldChar w:fldCharType="separate"/>
@@ -2803,7 +3037,7 @@
           </w:r>
           <w:r>
             <w:rPr>
-              <w:rFonts w:ascii="宋体" w:eastAsia="宋体" w:hAnsi="宋体" w:cs="宋体" w:hint="eastAsia"/>
+              <w:rFonts w:hint="eastAsia" w:ascii="宋体" w:hAnsi="宋体" w:eastAsia="宋体" w:cs="宋体"/>
               <w:szCs w:val="24"/>
             </w:rPr>
             <w:fldChar w:fldCharType="end"/>
@@ -2811,28 +3045,28 @@
         </w:p>
         <w:p>
           <w:pPr>
-            <w:pStyle w:val="TOC2"/>
+            <w:pStyle w:val="17"/>
             <w:tabs>
               <w:tab w:val="right" w:leader="dot" w:pos="8306"/>
             </w:tabs>
           </w:pPr>
           <w:r>
             <w:rPr>
-              <w:rFonts w:ascii="宋体" w:eastAsia="宋体" w:hAnsi="宋体" w:cs="宋体" w:hint="eastAsia"/>
+              <w:rFonts w:hint="eastAsia" w:ascii="宋体" w:hAnsi="宋体" w:eastAsia="宋体" w:cs="宋体"/>
               <w:szCs w:val="24"/>
             </w:rPr>
             <w:fldChar w:fldCharType="begin"/>
           </w:r>
           <w:r>
             <w:rPr>
-              <w:rFonts w:ascii="宋体" w:eastAsia="宋体" w:hAnsi="宋体" w:cs="宋体" w:hint="eastAsia"/>
+              <w:rFonts w:hint="eastAsia" w:ascii="宋体" w:hAnsi="宋体" w:eastAsia="宋体" w:cs="宋体"/>
               <w:szCs w:val="24"/>
             </w:rPr>
             <w:instrText xml:space="preserve"> HYPERLINK \l _Toc22447 </w:instrText>
           </w:r>
           <w:r>
             <w:rPr>
-              <w:rFonts w:ascii="宋体" w:eastAsia="宋体" w:hAnsi="宋体" w:cs="宋体" w:hint="eastAsia"/>
+              <w:rFonts w:hint="eastAsia" w:ascii="宋体" w:hAnsi="宋体" w:eastAsia="宋体" w:cs="宋体"/>
               <w:szCs w:val="24"/>
             </w:rPr>
             <w:fldChar w:fldCharType="separate"/>
@@ -2864,7 +3098,7 @@
           </w:r>
           <w:r>
             <w:rPr>
-              <w:rFonts w:ascii="宋体" w:eastAsia="宋体" w:hAnsi="宋体" w:cs="宋体" w:hint="eastAsia"/>
+              <w:rFonts w:hint="eastAsia" w:ascii="宋体" w:hAnsi="宋体" w:eastAsia="宋体" w:cs="宋体"/>
               <w:szCs w:val="24"/>
             </w:rPr>
             <w:fldChar w:fldCharType="end"/>
@@ -2872,28 +3106,28 @@
         </w:p>
         <w:p>
           <w:pPr>
-            <w:pStyle w:val="TOC2"/>
+            <w:pStyle w:val="17"/>
             <w:tabs>
               <w:tab w:val="right" w:leader="dot" w:pos="8306"/>
             </w:tabs>
           </w:pPr>
           <w:r>
             <w:rPr>
-              <w:rFonts w:ascii="宋体" w:eastAsia="宋体" w:hAnsi="宋体" w:cs="宋体" w:hint="eastAsia"/>
+              <w:rFonts w:hint="eastAsia" w:ascii="宋体" w:hAnsi="宋体" w:eastAsia="宋体" w:cs="宋体"/>
               <w:szCs w:val="24"/>
             </w:rPr>
             <w:fldChar w:fldCharType="begin"/>
           </w:r>
           <w:r>
             <w:rPr>
-              <w:rFonts w:ascii="宋体" w:eastAsia="宋体" w:hAnsi="宋体" w:cs="宋体" w:hint="eastAsia"/>
+              <w:rFonts w:hint="eastAsia" w:ascii="宋体" w:hAnsi="宋体" w:eastAsia="宋体" w:cs="宋体"/>
               <w:szCs w:val="24"/>
             </w:rPr>
             <w:instrText xml:space="preserve"> HYPERLINK \l _Toc12087 </w:instrText>
           </w:r>
           <w:r>
             <w:rPr>
-              <w:rFonts w:ascii="宋体" w:eastAsia="宋体" w:hAnsi="宋体" w:cs="宋体" w:hint="eastAsia"/>
+              <w:rFonts w:hint="eastAsia" w:ascii="宋体" w:hAnsi="宋体" w:eastAsia="宋体" w:cs="宋体"/>
               <w:szCs w:val="24"/>
             </w:rPr>
             <w:fldChar w:fldCharType="separate"/>
@@ -2925,7 +3159,7 @@
           </w:r>
           <w:r>
             <w:rPr>
-              <w:rFonts w:ascii="宋体" w:eastAsia="宋体" w:hAnsi="宋体" w:cs="宋体" w:hint="eastAsia"/>
+              <w:rFonts w:hint="eastAsia" w:ascii="宋体" w:hAnsi="宋体" w:eastAsia="宋体" w:cs="宋体"/>
               <w:szCs w:val="24"/>
             </w:rPr>
             <w:fldChar w:fldCharType="end"/>
@@ -2933,28 +3167,28 @@
         </w:p>
         <w:p>
           <w:pPr>
-            <w:pStyle w:val="TOC2"/>
+            <w:pStyle w:val="17"/>
             <w:tabs>
               <w:tab w:val="right" w:leader="dot" w:pos="8306"/>
             </w:tabs>
           </w:pPr>
           <w:r>
             <w:rPr>
-              <w:rFonts w:ascii="宋体" w:eastAsia="宋体" w:hAnsi="宋体" w:cs="宋体" w:hint="eastAsia"/>
+              <w:rFonts w:hint="eastAsia" w:ascii="宋体" w:hAnsi="宋体" w:eastAsia="宋体" w:cs="宋体"/>
               <w:szCs w:val="24"/>
             </w:rPr>
             <w:fldChar w:fldCharType="begin"/>
           </w:r>
           <w:r>
             <w:rPr>
-              <w:rFonts w:ascii="宋体" w:eastAsia="宋体" w:hAnsi="宋体" w:cs="宋体" w:hint="eastAsia"/>
+              <w:rFonts w:hint="eastAsia" w:ascii="宋体" w:hAnsi="宋体" w:eastAsia="宋体" w:cs="宋体"/>
               <w:szCs w:val="24"/>
             </w:rPr>
             <w:instrText xml:space="preserve"> HYPERLINK \l _Toc16949 </w:instrText>
           </w:r>
           <w:r>
             <w:rPr>
-              <w:rFonts w:ascii="宋体" w:eastAsia="宋体" w:hAnsi="宋体" w:cs="宋体" w:hint="eastAsia"/>
+              <w:rFonts w:hint="eastAsia" w:ascii="宋体" w:hAnsi="宋体" w:eastAsia="宋体" w:cs="宋体"/>
               <w:szCs w:val="24"/>
             </w:rPr>
             <w:fldChar w:fldCharType="separate"/>
@@ -2986,7 +3220,7 @@
           </w:r>
           <w:r>
             <w:rPr>
-              <w:rFonts w:ascii="宋体" w:eastAsia="宋体" w:hAnsi="宋体" w:cs="宋体" w:hint="eastAsia"/>
+              <w:rFonts w:hint="eastAsia" w:ascii="宋体" w:hAnsi="宋体" w:eastAsia="宋体" w:cs="宋体"/>
               <w:szCs w:val="24"/>
             </w:rPr>
             <w:fldChar w:fldCharType="end"/>
@@ -2994,28 +3228,28 @@
         </w:p>
         <w:p>
           <w:pPr>
-            <w:pStyle w:val="TOC1"/>
+            <w:pStyle w:val="16"/>
             <w:tabs>
               <w:tab w:val="right" w:leader="dot" w:pos="8306"/>
             </w:tabs>
           </w:pPr>
           <w:r>
             <w:rPr>
-              <w:rFonts w:ascii="宋体" w:eastAsia="宋体" w:hAnsi="宋体" w:cs="宋体" w:hint="eastAsia"/>
+              <w:rFonts w:hint="eastAsia" w:ascii="宋体" w:hAnsi="宋体" w:eastAsia="宋体" w:cs="宋体"/>
               <w:szCs w:val="24"/>
             </w:rPr>
             <w:fldChar w:fldCharType="begin"/>
           </w:r>
           <w:r>
             <w:rPr>
-              <w:rFonts w:ascii="宋体" w:eastAsia="宋体" w:hAnsi="宋体" w:cs="宋体" w:hint="eastAsia"/>
+              <w:rFonts w:hint="eastAsia" w:ascii="宋体" w:hAnsi="宋体" w:eastAsia="宋体" w:cs="宋体"/>
               <w:szCs w:val="24"/>
             </w:rPr>
             <w:instrText xml:space="preserve"> HYPERLINK \l _Toc22577 </w:instrText>
           </w:r>
           <w:r>
             <w:rPr>
-              <w:rFonts w:ascii="宋体" w:eastAsia="宋体" w:hAnsi="宋体" w:cs="宋体" w:hint="eastAsia"/>
+              <w:rFonts w:hint="eastAsia" w:ascii="宋体" w:hAnsi="宋体" w:eastAsia="宋体" w:cs="宋体"/>
               <w:szCs w:val="24"/>
             </w:rPr>
             <w:fldChar w:fldCharType="separate"/>
@@ -3047,7 +3281,7 @@
           </w:r>
           <w:r>
             <w:rPr>
-              <w:rFonts w:ascii="宋体" w:eastAsia="宋体" w:hAnsi="宋体" w:cs="宋体" w:hint="eastAsia"/>
+              <w:rFonts w:hint="eastAsia" w:ascii="宋体" w:hAnsi="宋体" w:eastAsia="宋体" w:cs="宋体"/>
               <w:szCs w:val="24"/>
             </w:rPr>
             <w:fldChar w:fldCharType="end"/>
@@ -3055,28 +3289,28 @@
         </w:p>
         <w:p>
           <w:pPr>
-            <w:pStyle w:val="TOC2"/>
+            <w:pStyle w:val="17"/>
             <w:tabs>
               <w:tab w:val="right" w:leader="dot" w:pos="8306"/>
             </w:tabs>
           </w:pPr>
           <w:r>
             <w:rPr>
-              <w:rFonts w:ascii="宋体" w:eastAsia="宋体" w:hAnsi="宋体" w:cs="宋体" w:hint="eastAsia"/>
+              <w:rFonts w:hint="eastAsia" w:ascii="宋体" w:hAnsi="宋体" w:eastAsia="宋体" w:cs="宋体"/>
               <w:szCs w:val="24"/>
             </w:rPr>
             <w:fldChar w:fldCharType="begin"/>
           </w:r>
           <w:r>
             <w:rPr>
-              <w:rFonts w:ascii="宋体" w:eastAsia="宋体" w:hAnsi="宋体" w:cs="宋体" w:hint="eastAsia"/>
+              <w:rFonts w:hint="eastAsia" w:ascii="宋体" w:hAnsi="宋体" w:eastAsia="宋体" w:cs="宋体"/>
               <w:szCs w:val="24"/>
             </w:rPr>
             <w:instrText xml:space="preserve"> HYPERLINK \l _Toc5704 </w:instrText>
           </w:r>
           <w:r>
             <w:rPr>
-              <w:rFonts w:ascii="宋体" w:eastAsia="宋体" w:hAnsi="宋体" w:cs="宋体" w:hint="eastAsia"/>
+              <w:rFonts w:hint="eastAsia" w:ascii="宋体" w:hAnsi="宋体" w:eastAsia="宋体" w:cs="宋体"/>
               <w:szCs w:val="24"/>
             </w:rPr>
             <w:fldChar w:fldCharType="separate"/>
@@ -3108,7 +3342,7 @@
           </w:r>
           <w:r>
             <w:rPr>
-              <w:rFonts w:ascii="宋体" w:eastAsia="宋体" w:hAnsi="宋体" w:cs="宋体" w:hint="eastAsia"/>
+              <w:rFonts w:hint="eastAsia" w:ascii="宋体" w:hAnsi="宋体" w:eastAsia="宋体" w:cs="宋体"/>
               <w:szCs w:val="24"/>
             </w:rPr>
             <w:fldChar w:fldCharType="end"/>
@@ -3116,28 +3350,28 @@
         </w:p>
         <w:p>
           <w:pPr>
-            <w:pStyle w:val="TOC2"/>
+            <w:pStyle w:val="17"/>
             <w:tabs>
               <w:tab w:val="right" w:leader="dot" w:pos="8306"/>
             </w:tabs>
           </w:pPr>
           <w:r>
             <w:rPr>
-              <w:rFonts w:ascii="宋体" w:eastAsia="宋体" w:hAnsi="宋体" w:cs="宋体" w:hint="eastAsia"/>
+              <w:rFonts w:hint="eastAsia" w:ascii="宋体" w:hAnsi="宋体" w:eastAsia="宋体" w:cs="宋体"/>
               <w:szCs w:val="24"/>
             </w:rPr>
             <w:fldChar w:fldCharType="begin"/>
           </w:r>
           <w:r>
             <w:rPr>
-              <w:rFonts w:ascii="宋体" w:eastAsia="宋体" w:hAnsi="宋体" w:cs="宋体" w:hint="eastAsia"/>
+              <w:rFonts w:hint="eastAsia" w:ascii="宋体" w:hAnsi="宋体" w:eastAsia="宋体" w:cs="宋体"/>
               <w:szCs w:val="24"/>
             </w:rPr>
             <w:instrText xml:space="preserve"> HYPERLINK \l _Toc21774 </w:instrText>
           </w:r>
           <w:r>
             <w:rPr>
-              <w:rFonts w:ascii="宋体" w:eastAsia="宋体" w:hAnsi="宋体" w:cs="宋体" w:hint="eastAsia"/>
+              <w:rFonts w:hint="eastAsia" w:ascii="宋体" w:hAnsi="宋体" w:eastAsia="宋体" w:cs="宋体"/>
               <w:szCs w:val="24"/>
             </w:rPr>
             <w:fldChar w:fldCharType="separate"/>
@@ -3169,7 +3403,7 @@
           </w:r>
           <w:r>
             <w:rPr>
-              <w:rFonts w:ascii="宋体" w:eastAsia="宋体" w:hAnsi="宋体" w:cs="宋体" w:hint="eastAsia"/>
+              <w:rFonts w:hint="eastAsia" w:ascii="宋体" w:hAnsi="宋体" w:eastAsia="宋体" w:cs="宋体"/>
               <w:szCs w:val="24"/>
             </w:rPr>
             <w:fldChar w:fldCharType="end"/>
@@ -3177,28 +3411,28 @@
         </w:p>
         <w:p>
           <w:pPr>
-            <w:pStyle w:val="TOC2"/>
+            <w:pStyle w:val="17"/>
             <w:tabs>
               <w:tab w:val="right" w:leader="dot" w:pos="8306"/>
             </w:tabs>
           </w:pPr>
           <w:r>
             <w:rPr>
-              <w:rFonts w:ascii="宋体" w:eastAsia="宋体" w:hAnsi="宋体" w:cs="宋体" w:hint="eastAsia"/>
+              <w:rFonts w:hint="eastAsia" w:ascii="宋体" w:hAnsi="宋体" w:eastAsia="宋体" w:cs="宋体"/>
               <w:szCs w:val="24"/>
             </w:rPr>
             <w:fldChar w:fldCharType="begin"/>
           </w:r>
           <w:r>
             <w:rPr>
-              <w:rFonts w:ascii="宋体" w:eastAsia="宋体" w:hAnsi="宋体" w:cs="宋体" w:hint="eastAsia"/>
+              <w:rFonts w:hint="eastAsia" w:ascii="宋体" w:hAnsi="宋体" w:eastAsia="宋体" w:cs="宋体"/>
               <w:szCs w:val="24"/>
             </w:rPr>
             <w:instrText xml:space="preserve"> HYPERLINK \l _Toc524 </w:instrText>
           </w:r>
           <w:r>
             <w:rPr>
-              <w:rFonts w:ascii="宋体" w:eastAsia="宋体" w:hAnsi="宋体" w:cs="宋体" w:hint="eastAsia"/>
+              <w:rFonts w:hint="eastAsia" w:ascii="宋体" w:hAnsi="宋体" w:eastAsia="宋体" w:cs="宋体"/>
               <w:szCs w:val="24"/>
             </w:rPr>
             <w:fldChar w:fldCharType="separate"/>
@@ -3230,7 +3464,7 @@
           </w:r>
           <w:r>
             <w:rPr>
-              <w:rFonts w:ascii="宋体" w:eastAsia="宋体" w:hAnsi="宋体" w:cs="宋体" w:hint="eastAsia"/>
+              <w:rFonts w:hint="eastAsia" w:ascii="宋体" w:hAnsi="宋体" w:eastAsia="宋体" w:cs="宋体"/>
               <w:szCs w:val="24"/>
             </w:rPr>
             <w:fldChar w:fldCharType="end"/>
@@ -3238,28 +3472,28 @@
         </w:p>
         <w:p>
           <w:pPr>
-            <w:pStyle w:val="TOC1"/>
+            <w:pStyle w:val="16"/>
             <w:tabs>
               <w:tab w:val="right" w:leader="dot" w:pos="8306"/>
             </w:tabs>
           </w:pPr>
           <w:r>
             <w:rPr>
-              <w:rFonts w:ascii="宋体" w:eastAsia="宋体" w:hAnsi="宋体" w:cs="宋体" w:hint="eastAsia"/>
+              <w:rFonts w:hint="eastAsia" w:ascii="宋体" w:hAnsi="宋体" w:eastAsia="宋体" w:cs="宋体"/>
               <w:szCs w:val="24"/>
             </w:rPr>
             <w:fldChar w:fldCharType="begin"/>
           </w:r>
           <w:r>
             <w:rPr>
-              <w:rFonts w:ascii="宋体" w:eastAsia="宋体" w:hAnsi="宋体" w:cs="宋体" w:hint="eastAsia"/>
+              <w:rFonts w:hint="eastAsia" w:ascii="宋体" w:hAnsi="宋体" w:eastAsia="宋体" w:cs="宋体"/>
               <w:szCs w:val="24"/>
             </w:rPr>
             <w:instrText xml:space="preserve"> HYPERLINK \l _Toc464 </w:instrText>
           </w:r>
           <w:r>
             <w:rPr>
-              <w:rFonts w:ascii="宋体" w:eastAsia="宋体" w:hAnsi="宋体" w:cs="宋体" w:hint="eastAsia"/>
+              <w:rFonts w:hint="eastAsia" w:ascii="宋体" w:hAnsi="宋体" w:eastAsia="宋体" w:cs="宋体"/>
               <w:szCs w:val="24"/>
             </w:rPr>
             <w:fldChar w:fldCharType="separate"/>
@@ -3291,7 +3525,7 @@
           </w:r>
           <w:r>
             <w:rPr>
-              <w:rFonts w:ascii="宋体" w:eastAsia="宋体" w:hAnsi="宋体" w:cs="宋体" w:hint="eastAsia"/>
+              <w:rFonts w:hint="eastAsia" w:ascii="宋体" w:hAnsi="宋体" w:eastAsia="宋体" w:cs="宋体"/>
               <w:szCs w:val="24"/>
             </w:rPr>
             <w:fldChar w:fldCharType="end"/>
@@ -3299,28 +3533,28 @@
         </w:p>
         <w:p>
           <w:pPr>
-            <w:pStyle w:val="TOC1"/>
+            <w:pStyle w:val="16"/>
             <w:tabs>
               <w:tab w:val="right" w:leader="dot" w:pos="8306"/>
             </w:tabs>
           </w:pPr>
           <w:r>
             <w:rPr>
-              <w:rFonts w:ascii="宋体" w:eastAsia="宋体" w:hAnsi="宋体" w:cs="宋体" w:hint="eastAsia"/>
+              <w:rFonts w:hint="eastAsia" w:ascii="宋体" w:hAnsi="宋体" w:eastAsia="宋体" w:cs="宋体"/>
               <w:szCs w:val="24"/>
             </w:rPr>
             <w:fldChar w:fldCharType="begin"/>
           </w:r>
           <w:r>
             <w:rPr>
-              <w:rFonts w:ascii="宋体" w:eastAsia="宋体" w:hAnsi="宋体" w:cs="宋体" w:hint="eastAsia"/>
+              <w:rFonts w:hint="eastAsia" w:ascii="宋体" w:hAnsi="宋体" w:eastAsia="宋体" w:cs="宋体"/>
               <w:szCs w:val="24"/>
             </w:rPr>
             <w:instrText xml:space="preserve"> HYPERLINK \l _Toc26172 </w:instrText>
           </w:r>
           <w:r>
             <w:rPr>
-              <w:rFonts w:ascii="宋体" w:eastAsia="宋体" w:hAnsi="宋体" w:cs="宋体" w:hint="eastAsia"/>
+              <w:rFonts w:hint="eastAsia" w:ascii="宋体" w:hAnsi="宋体" w:eastAsia="宋体" w:cs="宋体"/>
               <w:szCs w:val="24"/>
             </w:rPr>
             <w:fldChar w:fldCharType="separate"/>
@@ -3352,7 +3586,7 @@
           </w:r>
           <w:r>
             <w:rPr>
-              <w:rFonts w:ascii="宋体" w:eastAsia="宋体" w:hAnsi="宋体" w:cs="宋体" w:hint="eastAsia"/>
+              <w:rFonts w:hint="eastAsia" w:ascii="宋体" w:hAnsi="宋体" w:eastAsia="宋体" w:cs="宋体"/>
               <w:szCs w:val="24"/>
             </w:rPr>
             <w:fldChar w:fldCharType="end"/>
@@ -3360,28 +3594,28 @@
         </w:p>
         <w:p>
           <w:pPr>
-            <w:pStyle w:val="TOC1"/>
+            <w:pStyle w:val="16"/>
             <w:tabs>
               <w:tab w:val="right" w:leader="dot" w:pos="8306"/>
             </w:tabs>
           </w:pPr>
           <w:r>
             <w:rPr>
-              <w:rFonts w:ascii="宋体" w:eastAsia="宋体" w:hAnsi="宋体" w:cs="宋体" w:hint="eastAsia"/>
+              <w:rFonts w:hint="eastAsia" w:ascii="宋体" w:hAnsi="宋体" w:eastAsia="宋体" w:cs="宋体"/>
               <w:szCs w:val="24"/>
             </w:rPr>
             <w:fldChar w:fldCharType="begin"/>
           </w:r>
           <w:r>
             <w:rPr>
-              <w:rFonts w:ascii="宋体" w:eastAsia="宋体" w:hAnsi="宋体" w:cs="宋体" w:hint="eastAsia"/>
+              <w:rFonts w:hint="eastAsia" w:ascii="宋体" w:hAnsi="宋体" w:eastAsia="宋体" w:cs="宋体"/>
               <w:szCs w:val="24"/>
             </w:rPr>
             <w:instrText xml:space="preserve"> HYPERLINK \l _Toc26111 </w:instrText>
           </w:r>
           <w:r>
             <w:rPr>
-              <w:rFonts w:ascii="宋体" w:eastAsia="宋体" w:hAnsi="宋体" w:cs="宋体" w:hint="eastAsia"/>
+              <w:rFonts w:hint="eastAsia" w:ascii="宋体" w:hAnsi="宋体" w:eastAsia="宋体" w:cs="宋体"/>
               <w:szCs w:val="24"/>
             </w:rPr>
             <w:fldChar w:fldCharType="separate"/>
@@ -3420,7 +3654,7 @@
           </w:r>
           <w:r>
             <w:rPr>
-              <w:rFonts w:ascii="宋体" w:eastAsia="宋体" w:hAnsi="宋体" w:cs="宋体" w:hint="eastAsia"/>
+              <w:rFonts w:hint="eastAsia" w:ascii="宋体" w:hAnsi="宋体" w:eastAsia="宋体" w:cs="宋体"/>
               <w:szCs w:val="24"/>
             </w:rPr>
             <w:fldChar w:fldCharType="end"/>
@@ -3428,28 +3662,28 @@
         </w:p>
         <w:p>
           <w:pPr>
-            <w:pStyle w:val="TOC1"/>
+            <w:pStyle w:val="16"/>
             <w:tabs>
               <w:tab w:val="right" w:leader="dot" w:pos="8306"/>
             </w:tabs>
           </w:pPr>
           <w:r>
             <w:rPr>
-              <w:rFonts w:ascii="宋体" w:eastAsia="宋体" w:hAnsi="宋体" w:cs="宋体" w:hint="eastAsia"/>
+              <w:rFonts w:hint="eastAsia" w:ascii="宋体" w:hAnsi="宋体" w:eastAsia="宋体" w:cs="宋体"/>
               <w:szCs w:val="24"/>
             </w:rPr>
             <w:fldChar w:fldCharType="begin"/>
           </w:r>
           <w:r>
             <w:rPr>
-              <w:rFonts w:ascii="宋体" w:eastAsia="宋体" w:hAnsi="宋体" w:cs="宋体" w:hint="eastAsia"/>
+              <w:rFonts w:hint="eastAsia" w:ascii="宋体" w:hAnsi="宋体" w:eastAsia="宋体" w:cs="宋体"/>
               <w:szCs w:val="24"/>
             </w:rPr>
             <w:instrText xml:space="preserve"> HYPERLINK \l _Toc5904 </w:instrText>
           </w:r>
           <w:r>
             <w:rPr>
-              <w:rFonts w:ascii="宋体" w:eastAsia="宋体" w:hAnsi="宋体" w:cs="宋体" w:hint="eastAsia"/>
+              <w:rFonts w:hint="eastAsia" w:ascii="宋体" w:hAnsi="宋体" w:eastAsia="宋体" w:cs="宋体"/>
               <w:szCs w:val="24"/>
             </w:rPr>
             <w:fldChar w:fldCharType="separate"/>
@@ -3481,7 +3715,7 @@
           </w:r>
           <w:r>
             <w:rPr>
-              <w:rFonts w:ascii="宋体" w:eastAsia="宋体" w:hAnsi="宋体" w:cs="宋体" w:hint="eastAsia"/>
+              <w:rFonts w:hint="eastAsia" w:ascii="宋体" w:hAnsi="宋体" w:eastAsia="宋体" w:cs="宋体"/>
               <w:szCs w:val="24"/>
             </w:rPr>
             <w:fldChar w:fldCharType="end"/>
@@ -3503,7 +3737,7 @@
             <w:snapToGrid w:val="0"/>
             <w:textAlignment w:val="baseline"/>
             <w:rPr>
-              <w:rFonts w:ascii="宋体" w:eastAsia="宋体" w:hAnsi="宋体" w:cs="宋体" w:hint="eastAsia"/>
+              <w:rFonts w:hint="eastAsia" w:ascii="宋体" w:hAnsi="宋体" w:eastAsia="宋体" w:cs="宋体"/>
               <w:snapToGrid w:val="0"/>
               <w:color w:val="000000"/>
               <w:kern w:val="0"/>
@@ -3514,7 +3748,7 @@
           </w:pPr>
           <w:r>
             <w:rPr>
-              <w:rFonts w:ascii="宋体" w:eastAsia="宋体" w:hAnsi="宋体" w:cs="宋体" w:hint="eastAsia"/>
+              <w:rFonts w:hint="eastAsia" w:ascii="宋体" w:hAnsi="宋体" w:eastAsia="宋体" w:cs="宋体"/>
               <w:szCs w:val="24"/>
             </w:rPr>
             <w:fldChar w:fldCharType="end"/>
@@ -3538,7 +3772,7 @@
         <w:snapToGrid w:val="0"/>
         <w:textAlignment w:val="baseline"/>
         <w:rPr>
-          <w:rFonts w:ascii="Arial" w:eastAsia="Arial" w:hAnsi="Arial" w:cs="Arial"/>
+          <w:rFonts w:ascii="Arial" w:hAnsi="Arial" w:eastAsia="Arial" w:cs="Arial"/>
           <w:snapToGrid w:val="0"/>
           <w:color w:val="000000"/>
           <w:kern w:val="0"/>
@@ -3549,7 +3783,7 @@
       </w:pPr>
       <w:r>
         <w:rPr>
-          <w:rFonts w:ascii="Arial" w:eastAsia="Arial" w:hAnsi="Arial" w:cs="Arial"/>
+          <w:rFonts w:ascii="Arial" w:hAnsi="Arial" w:eastAsia="Arial" w:cs="Arial"/>
           <w:snapToGrid w:val="0"/>
           <w:color w:val="000000"/>
           <w:kern w:val="0"/>
@@ -3562,14 +3796,14 @@
     </w:p>
     <w:p>
       <w:pPr>
-        <w:pStyle w:val="1"/>
+        <w:pStyle w:val="28"/>
         <w:bidi w:val="0"/>
         <w:rPr>
           <w:rFonts w:hint="default"/>
           <w:lang w:val="en-US" w:eastAsia="zh-CN"/>
         </w:rPr>
       </w:pPr>
-      <w:bookmarkStart w:id="3" w:name="_Toc7412"/>
+      <w:bookmarkStart w:id="2" w:name="_Toc7412"/>
       <w:r>
         <w:rPr>
           <w:rFonts w:hint="default"/>
@@ -3577,388 +3811,530 @@
         </w:rPr>
         <w:t>目的</w:t>
       </w:r>
+      <w:bookmarkEnd w:id="2"/>
+    </w:p>
+    <w:p>
+      <w:pPr>
+        <w:pStyle w:val="29"/>
+        <w:rPr>
+          <w:rFonts w:hint="default"/>
+          <w:lang w:val="en-US" w:eastAsia="zh-CN"/>
+        </w:rPr>
+      </w:pPr>
+      <w:r>
+        <w:rPr>
+          <w:rFonts w:hint="default"/>
+          <w:lang w:val="en-US" w:eastAsia="zh-CN"/>
+        </w:rPr>
+        <w:t>为规范公司最终软件库的管理，确保生产环境中使用的软件版本统一、可靠、可追溯，防止未经授权的软件发布与变更，保障系统安全与稳定运行，特制定本制度。</w:t>
+      </w:r>
+    </w:p>
+    <w:p>
+      <w:pPr>
+        <w:pStyle w:val="28"/>
+        <w:bidi w:val="0"/>
+        <w:rPr>
+          <w:rFonts w:hint="default"/>
+          <w:lang w:val="en-US" w:eastAsia="zh-CN"/>
+        </w:rPr>
+      </w:pPr>
+      <w:bookmarkStart w:id="3" w:name="_Toc2804"/>
+      <w:r>
+        <w:rPr>
+          <w:rFonts w:hint="default"/>
+          <w:lang w:val="en-US" w:eastAsia="zh-CN"/>
+        </w:rPr>
+        <w:t>适用范围</w:t>
+      </w:r>
       <w:bookmarkEnd w:id="3"/>
     </w:p>
     <w:p>
       <w:pPr>
-        <w:pStyle w:val="a1"/>
-        <w:rPr>
-          <w:rFonts w:hint="default"/>
-          <w:lang w:val="en-US" w:eastAsia="zh-CN"/>
-        </w:rPr>
-      </w:pPr>
-      <w:r>
-        <w:rPr>
-          <w:rFonts w:hint="default"/>
-          <w:lang w:val="en-US" w:eastAsia="zh-CN"/>
-        </w:rPr>
-        <w:t>为规范公司最终软件库的管理，确保生产环境中使用的软件版本统一、可靠、可追溯，防止未经授权的软件发布与变更，保障系统安全与稳定运行，特制定本制度。</w:t>
-      </w:r>
-    </w:p>
-    <w:p>
-      <w:pPr>
-        <w:pStyle w:val="1"/>
+        <w:pStyle w:val="29"/>
+        <w:rPr>
+          <w:rFonts w:hint="default"/>
+          <w:lang w:val="en-US" w:eastAsia="zh-CN"/>
+        </w:rPr>
+      </w:pPr>
+      <w:r>
+        <w:rPr>
+          <w:rFonts w:hint="default"/>
+          <w:lang w:val="en-US" w:eastAsia="zh-CN"/>
+        </w:rPr>
+        <w:t>本制度适用于公司所有用于生产环境的软件资产，包括但不限于：</w:t>
+      </w:r>
+    </w:p>
+    <w:p>
+      <w:pPr>
+        <w:pStyle w:val="29"/>
+        <w:rPr>
+          <w:rFonts w:hint="default"/>
+          <w:lang w:val="en-US" w:eastAsia="zh-CN"/>
+        </w:rPr>
+      </w:pPr>
+      <w:r>
+        <w:rPr>
+          <w:rFonts w:hint="default"/>
+          <w:lang w:val="en-US" w:eastAsia="zh-CN"/>
+        </w:rPr>
+        <w:t>系统软件（操作系统、数据库、中间件等）</w:t>
+      </w:r>
+    </w:p>
+    <w:p>
+      <w:pPr>
+        <w:pStyle w:val="29"/>
+        <w:rPr>
+          <w:rFonts w:hint="default"/>
+          <w:lang w:val="en-US" w:eastAsia="zh-CN"/>
+        </w:rPr>
+      </w:pPr>
+      <w:r>
+        <w:rPr>
+          <w:rFonts w:hint="default"/>
+          <w:lang w:val="en-US" w:eastAsia="zh-CN"/>
+        </w:rPr>
+        <w:t>应用软件（业务系统、工具软件等）</w:t>
+      </w:r>
+    </w:p>
+    <w:p>
+      <w:pPr>
+        <w:pStyle w:val="29"/>
+        <w:rPr>
+          <w:rFonts w:hint="default"/>
+          <w:lang w:val="en-US" w:eastAsia="zh-CN"/>
+        </w:rPr>
+      </w:pPr>
+      <w:r>
+        <w:rPr>
+          <w:rFonts w:hint="default"/>
+          <w:lang w:val="en-US" w:eastAsia="zh-CN"/>
+        </w:rPr>
+        <w:t>脚本、配置文件及相关依赖组件</w:t>
+      </w:r>
+    </w:p>
+    <w:p>
+      <w:pPr>
+        <w:pStyle w:val="28"/>
         <w:bidi w:val="0"/>
         <w:rPr>
           <w:rFonts w:hint="default"/>
           <w:lang w:val="en-US" w:eastAsia="zh-CN"/>
         </w:rPr>
       </w:pPr>
-      <w:bookmarkStart w:id="4" w:name="_Toc2804"/>
-      <w:r>
-        <w:rPr>
-          <w:rFonts w:hint="default"/>
-          <w:lang w:val="en-US" w:eastAsia="zh-CN"/>
-        </w:rPr>
-        <w:t>适用范围</w:t>
+      <w:bookmarkStart w:id="4" w:name="_Toc4208"/>
+      <w:r>
+        <w:rPr>
+          <w:rFonts w:hint="default"/>
+          <w:lang w:val="en-US" w:eastAsia="zh-CN"/>
+        </w:rPr>
+        <w:t>定义与术语</w:t>
       </w:r>
       <w:bookmarkEnd w:id="4"/>
     </w:p>
     <w:p>
       <w:pPr>
-        <w:pStyle w:val="a1"/>
-        <w:rPr>
-          <w:rFonts w:hint="default"/>
-          <w:lang w:val="en-US" w:eastAsia="zh-CN"/>
-        </w:rPr>
-      </w:pPr>
-      <w:r>
-        <w:rPr>
-          <w:rFonts w:hint="default"/>
-          <w:lang w:val="en-US" w:eastAsia="zh-CN"/>
-        </w:rPr>
-        <w:t>本制度适用于公司所有用于生产环境的软件资产，包括但不限于：</w:t>
-      </w:r>
-    </w:p>
-    <w:p>
-      <w:pPr>
-        <w:pStyle w:val="a1"/>
-        <w:rPr>
-          <w:rFonts w:hint="default"/>
-          <w:lang w:val="en-US" w:eastAsia="zh-CN"/>
-        </w:rPr>
-      </w:pPr>
-      <w:r>
-        <w:rPr>
-          <w:rFonts w:hint="default"/>
-          <w:lang w:val="en-US" w:eastAsia="zh-CN"/>
-        </w:rPr>
-        <w:t>系统软件（操作系统、数据库、中间件等）</w:t>
-      </w:r>
-    </w:p>
-    <w:p>
-      <w:pPr>
-        <w:pStyle w:val="a1"/>
-        <w:rPr>
-          <w:rFonts w:hint="default"/>
-          <w:lang w:val="en-US" w:eastAsia="zh-CN"/>
-        </w:rPr>
-      </w:pPr>
-      <w:r>
-        <w:rPr>
-          <w:rFonts w:hint="default"/>
-          <w:lang w:val="en-US" w:eastAsia="zh-CN"/>
-        </w:rPr>
-        <w:t>应用软件（业务系统、工具软件等）</w:t>
-      </w:r>
-    </w:p>
-    <w:p>
-      <w:pPr>
-        <w:pStyle w:val="a1"/>
-        <w:rPr>
-          <w:rFonts w:hint="default"/>
-          <w:lang w:val="en-US" w:eastAsia="zh-CN"/>
-        </w:rPr>
-      </w:pPr>
-      <w:r>
-        <w:rPr>
-          <w:rFonts w:hint="default"/>
-          <w:lang w:val="en-US" w:eastAsia="zh-CN"/>
-        </w:rPr>
-        <w:t>脚本、配置文件及相关依赖组件</w:t>
-      </w:r>
-    </w:p>
-    <w:p>
-      <w:pPr>
-        <w:pStyle w:val="1"/>
+        <w:pStyle w:val="29"/>
+        <w:rPr>
+          <w:rFonts w:hint="default"/>
+          <w:lang w:val="en-US" w:eastAsia="zh-CN"/>
+        </w:rPr>
+      </w:pPr>
+      <w:r>
+        <w:rPr>
+          <w:rFonts w:hint="default"/>
+          <w:lang w:val="en-US" w:eastAsia="zh-CN"/>
+        </w:rPr>
+        <w:t>最终软件库：存放所有经测试验证、批准可用于生产环境的软件版本的中心存储库。</w:t>
+      </w:r>
+    </w:p>
+    <w:p>
+      <w:pPr>
+        <w:pStyle w:val="29"/>
+        <w:rPr>
+          <w:rFonts w:hint="default"/>
+          <w:lang w:val="en-US" w:eastAsia="zh-CN"/>
+        </w:rPr>
+      </w:pPr>
+      <w:r>
+        <w:rPr>
+          <w:rFonts w:hint="default"/>
+          <w:lang w:val="en-US" w:eastAsia="zh-CN"/>
+        </w:rPr>
+        <w:t>软件资产：指公司拥有或使用的各类软件程序、安装包、补丁、许可证及相关文档。</w:t>
+      </w:r>
+    </w:p>
+    <w:p>
+      <w:pPr>
+        <w:pStyle w:val="29"/>
+        <w:rPr>
+          <w:rFonts w:hint="default"/>
+          <w:lang w:val="en-US" w:eastAsia="zh-CN"/>
+        </w:rPr>
+      </w:pPr>
+      <w:r>
+        <w:rPr>
+          <w:rFonts w:hint="default"/>
+          <w:lang w:val="en-US" w:eastAsia="zh-CN"/>
+        </w:rPr>
+        <w:t>发布版本：经过完整测试、评审并批准上线运行的软件版本。</w:t>
+      </w:r>
+    </w:p>
+    <w:p>
+      <w:pPr>
+        <w:pStyle w:val="28"/>
         <w:bidi w:val="0"/>
         <w:rPr>
           <w:rFonts w:hint="default"/>
           <w:lang w:val="en-US" w:eastAsia="zh-CN"/>
         </w:rPr>
       </w:pPr>
-      <w:bookmarkStart w:id="5" w:name="_Toc4208"/>
-      <w:r>
-        <w:rPr>
-          <w:rFonts w:hint="default"/>
-          <w:lang w:val="en-US" w:eastAsia="zh-CN"/>
-        </w:rPr>
-        <w:t>定义与术语</w:t>
+      <w:bookmarkStart w:id="5" w:name="_Toc23800"/>
+      <w:r>
+        <w:rPr>
+          <w:rFonts w:hint="default"/>
+          <w:lang w:val="en-US" w:eastAsia="zh-CN"/>
+        </w:rPr>
+        <w:t>职责分工</w:t>
       </w:r>
       <w:bookmarkEnd w:id="5"/>
     </w:p>
     <w:p>
       <w:pPr>
-        <w:pStyle w:val="a1"/>
-        <w:rPr>
-          <w:rFonts w:hint="default"/>
-          <w:lang w:val="en-US" w:eastAsia="zh-CN"/>
-        </w:rPr>
-      </w:pPr>
-      <w:r>
-        <w:rPr>
-          <w:rFonts w:hint="default"/>
-          <w:lang w:val="en-US" w:eastAsia="zh-CN"/>
-        </w:rPr>
-        <w:t>最终软件库：存放所有经测试验证、批准可用于生产环境的软件版本的中心存储库。</w:t>
-      </w:r>
-    </w:p>
-    <w:p>
-      <w:pPr>
-        <w:pStyle w:val="a1"/>
-        <w:rPr>
-          <w:rFonts w:hint="default"/>
-          <w:lang w:val="en-US" w:eastAsia="zh-CN"/>
-        </w:rPr>
-      </w:pPr>
-      <w:r>
-        <w:rPr>
-          <w:rFonts w:hint="default"/>
-          <w:lang w:val="en-US" w:eastAsia="zh-CN"/>
-        </w:rPr>
-        <w:t>软件资产：指公司拥有或使用的各类软件程序、安装包、补丁、许可证及相关文档。</w:t>
-      </w:r>
-    </w:p>
-    <w:p>
-      <w:pPr>
-        <w:pStyle w:val="a1"/>
-        <w:rPr>
-          <w:rFonts w:hint="default"/>
-          <w:lang w:val="en-US" w:eastAsia="zh-CN"/>
-        </w:rPr>
-      </w:pPr>
-      <w:r>
-        <w:rPr>
-          <w:rFonts w:hint="default"/>
-          <w:lang w:val="en-US" w:eastAsia="zh-CN"/>
-        </w:rPr>
-        <w:t>发布版本：经过完整测试、评审并批准上线运行的软件版本。</w:t>
-      </w:r>
-    </w:p>
-    <w:p>
-      <w:pPr>
-        <w:pStyle w:val="1"/>
+        <w:pStyle w:val="30"/>
         <w:bidi w:val="0"/>
         <w:rPr>
           <w:rFonts w:hint="default"/>
           <w:lang w:val="en-US" w:eastAsia="zh-CN"/>
         </w:rPr>
       </w:pPr>
-      <w:bookmarkStart w:id="6" w:name="_Toc23800"/>
-      <w:r>
-        <w:rPr>
-          <w:rFonts w:hint="default"/>
-          <w:lang w:val="en-US" w:eastAsia="zh-CN"/>
-        </w:rPr>
-        <w:t>职责分工</w:t>
+      <w:bookmarkStart w:id="6" w:name="_Toc15900"/>
+      <w:r>
+        <w:rPr>
+          <w:rFonts w:hint="default"/>
+          <w:lang w:val="en-US" w:eastAsia="zh-CN"/>
+        </w:rPr>
+        <w:t>运维部</w:t>
       </w:r>
       <w:bookmarkEnd w:id="6"/>
     </w:p>
     <w:p>
       <w:pPr>
-        <w:pStyle w:val="2"/>
+        <w:pStyle w:val="29"/>
+        <w:rPr>
+          <w:rFonts w:hint="default"/>
+          <w:lang w:val="en-US" w:eastAsia="zh-CN"/>
+        </w:rPr>
+      </w:pPr>
+      <w:r>
+        <w:rPr>
+          <w:rFonts w:hint="default"/>
+          <w:lang w:val="en-US" w:eastAsia="zh-CN"/>
+        </w:rPr>
+        <w:t>负责最终软件库的规划、建设与日常维护；</w:t>
+      </w:r>
+    </w:p>
+    <w:p>
+      <w:pPr>
+        <w:pStyle w:val="29"/>
+        <w:rPr>
+          <w:rFonts w:hint="default"/>
+          <w:lang w:val="en-US" w:eastAsia="zh-CN"/>
+        </w:rPr>
+      </w:pPr>
+      <w:r>
+        <w:rPr>
+          <w:rFonts w:hint="default"/>
+          <w:lang w:val="en-US" w:eastAsia="zh-CN"/>
+        </w:rPr>
+        <w:t>负责软件入库审批、版本控制与发布管理；</w:t>
+      </w:r>
+    </w:p>
+    <w:p>
+      <w:pPr>
+        <w:pStyle w:val="29"/>
+        <w:rPr>
+          <w:rFonts w:hint="default"/>
+          <w:lang w:val="en-US" w:eastAsia="zh-CN"/>
+        </w:rPr>
+      </w:pPr>
+      <w:r>
+        <w:rPr>
+          <w:rFonts w:hint="default"/>
+          <w:lang w:val="en-US" w:eastAsia="zh-CN"/>
+        </w:rPr>
+        <w:t>负责制定并监督执行软件库访问控制策略与安全控制措施；</w:t>
+      </w:r>
+    </w:p>
+    <w:p>
+      <w:pPr>
+        <w:pStyle w:val="29"/>
+        <w:rPr>
+          <w:rFonts w:hint="default"/>
+          <w:lang w:val="en-US" w:eastAsia="zh-CN"/>
+        </w:rPr>
+      </w:pPr>
+      <w:r>
+        <w:rPr>
+          <w:rFonts w:hint="default"/>
+          <w:lang w:val="en-US" w:eastAsia="zh-CN"/>
+        </w:rPr>
+        <w:t>定期组织软件库审计与清理。</w:t>
+      </w:r>
+    </w:p>
+    <w:p>
+      <w:pPr>
+        <w:pStyle w:val="30"/>
         <w:bidi w:val="0"/>
         <w:rPr>
           <w:rFonts w:hint="default"/>
           <w:lang w:val="en-US" w:eastAsia="zh-CN"/>
         </w:rPr>
       </w:pPr>
-      <w:bookmarkStart w:id="7" w:name="_Toc15900"/>
-      <w:r>
-        <w:rPr>
-          <w:rFonts w:hint="default"/>
-          <w:lang w:val="en-US" w:eastAsia="zh-CN"/>
-        </w:rPr>
-        <w:t>运维部</w:t>
+      <w:bookmarkStart w:id="7" w:name="_Toc28008"/>
+      <w:r>
+        <w:rPr>
+          <w:rFonts w:hint="default"/>
+          <w:lang w:val="en-US" w:eastAsia="zh-CN"/>
+        </w:rPr>
+        <w:t>质量管理部</w:t>
       </w:r>
       <w:bookmarkEnd w:id="7"/>
     </w:p>
     <w:p>
       <w:pPr>
-        <w:pStyle w:val="a1"/>
-        <w:rPr>
-          <w:rFonts w:hint="default"/>
-          <w:lang w:val="en-US" w:eastAsia="zh-CN"/>
-        </w:rPr>
-      </w:pPr>
-      <w:r>
-        <w:rPr>
-          <w:rFonts w:hint="default"/>
-          <w:lang w:val="en-US" w:eastAsia="zh-CN"/>
-        </w:rPr>
-        <w:t>负责最终软件库的规划、建设与日常维护；</w:t>
-      </w:r>
-    </w:p>
-    <w:p>
-      <w:pPr>
-        <w:pStyle w:val="a1"/>
-        <w:rPr>
-          <w:rFonts w:hint="default"/>
-          <w:lang w:val="en-US" w:eastAsia="zh-CN"/>
-        </w:rPr>
-      </w:pPr>
-      <w:r>
-        <w:rPr>
-          <w:rFonts w:hint="default"/>
-          <w:lang w:val="en-US" w:eastAsia="zh-CN"/>
-        </w:rPr>
-        <w:t>负责软件入库审批、版本控制与发布管理；</w:t>
-      </w:r>
-    </w:p>
-    <w:p>
-      <w:pPr>
-        <w:pStyle w:val="a1"/>
-        <w:rPr>
-          <w:rFonts w:hint="default"/>
-          <w:lang w:val="en-US" w:eastAsia="zh-CN"/>
-        </w:rPr>
-      </w:pPr>
-      <w:r>
-        <w:rPr>
-          <w:rFonts w:hint="default"/>
-          <w:lang w:val="en-US" w:eastAsia="zh-CN"/>
-        </w:rPr>
-        <w:t>负责制定并监督执行软件库访问控制策略与安全控制措施；</w:t>
-      </w:r>
-    </w:p>
-    <w:p>
-      <w:pPr>
-        <w:pStyle w:val="a1"/>
-        <w:rPr>
-          <w:rFonts w:hint="default"/>
-          <w:lang w:val="en-US" w:eastAsia="zh-CN"/>
-        </w:rPr>
-      </w:pPr>
-      <w:r>
-        <w:rPr>
-          <w:rFonts w:hint="default"/>
-          <w:lang w:val="en-US" w:eastAsia="zh-CN"/>
-        </w:rPr>
-        <w:t>定期组织软件库审计与清理。</w:t>
-      </w:r>
-    </w:p>
-    <w:p>
-      <w:pPr>
-        <w:pStyle w:val="2"/>
+        <w:pStyle w:val="29"/>
+        <w:rPr>
+          <w:rFonts w:hint="default"/>
+          <w:lang w:val="en-US" w:eastAsia="zh-CN"/>
+        </w:rPr>
+      </w:pPr>
+      <w:r>
+        <w:rPr>
+          <w:rFonts w:hint="default"/>
+          <w:lang w:val="en-US" w:eastAsia="zh-CN"/>
+        </w:rPr>
+        <w:t>负责软件版本的测试验证，出具测试报告；</w:t>
+      </w:r>
+    </w:p>
+    <w:p>
+      <w:pPr>
+        <w:pStyle w:val="29"/>
+        <w:rPr>
+          <w:rFonts w:hint="default"/>
+          <w:lang w:val="en-US" w:eastAsia="zh-CN"/>
+        </w:rPr>
+      </w:pPr>
+      <w:r>
+        <w:rPr>
+          <w:rFonts w:hint="default"/>
+          <w:lang w:val="en-US" w:eastAsia="zh-CN"/>
+        </w:rPr>
+        <w:t>确认软件符合上线标准后，提交入库申请。</w:t>
+      </w:r>
+    </w:p>
+    <w:p>
+      <w:pPr>
+        <w:pStyle w:val="30"/>
         <w:bidi w:val="0"/>
         <w:rPr>
           <w:rFonts w:hint="default"/>
           <w:lang w:val="en-US" w:eastAsia="zh-CN"/>
         </w:rPr>
       </w:pPr>
-      <w:bookmarkStart w:id="8" w:name="_Toc28008"/>
-      <w:r>
-        <w:rPr>
-          <w:rFonts w:hint="default"/>
-          <w:lang w:val="en-US" w:eastAsia="zh-CN"/>
-        </w:rPr>
-        <w:t>质量管理部</w:t>
+      <w:bookmarkStart w:id="8" w:name="_Toc12937"/>
+      <w:r>
+        <w:rPr>
+          <w:rFonts w:hint="eastAsia"/>
+          <w:lang w:val="en-US" w:eastAsia="zh-CN"/>
+        </w:rPr>
+        <w:t>研发部</w:t>
       </w:r>
       <w:bookmarkEnd w:id="8"/>
     </w:p>
     <w:p>
       <w:pPr>
-        <w:pStyle w:val="a1"/>
-        <w:rPr>
-          <w:rFonts w:hint="default"/>
-          <w:lang w:val="en-US" w:eastAsia="zh-CN"/>
-        </w:rPr>
-      </w:pPr>
-      <w:r>
-        <w:rPr>
-          <w:rFonts w:hint="default"/>
-          <w:lang w:val="en-US" w:eastAsia="zh-CN"/>
-        </w:rPr>
-        <w:t>负责软件版本的测试验证，出具测试报告；</w:t>
-      </w:r>
-    </w:p>
-    <w:p>
-      <w:pPr>
-        <w:pStyle w:val="a1"/>
-        <w:rPr>
-          <w:rFonts w:hint="default"/>
-          <w:lang w:val="en-US" w:eastAsia="zh-CN"/>
-        </w:rPr>
-      </w:pPr>
-      <w:r>
-        <w:rPr>
-          <w:rFonts w:hint="default"/>
-          <w:lang w:val="en-US" w:eastAsia="zh-CN"/>
-        </w:rPr>
-        <w:t>确认软件符合上线标准后，提交入库申请。</w:t>
-      </w:r>
-    </w:p>
-    <w:p>
-      <w:pPr>
-        <w:pStyle w:val="2"/>
+        <w:pStyle w:val="29"/>
+        <w:rPr>
+          <w:rFonts w:hint="default"/>
+          <w:lang w:val="en-US" w:eastAsia="zh-CN"/>
+        </w:rPr>
+      </w:pPr>
+      <w:r>
+        <w:rPr>
+          <w:rFonts w:hint="default"/>
+          <w:lang w:val="en-US" w:eastAsia="zh-CN"/>
+        </w:rPr>
+        <w:t>提供符合发布标准的软件版本及相关文档；</w:t>
+      </w:r>
+    </w:p>
+    <w:p>
+      <w:pPr>
+        <w:pStyle w:val="29"/>
+        <w:rPr>
+          <w:rFonts w:hint="default"/>
+          <w:lang w:val="en-US" w:eastAsia="zh-CN"/>
+        </w:rPr>
+      </w:pPr>
+      <w:r>
+        <w:rPr>
+          <w:rFonts w:hint="default"/>
+          <w:lang w:val="en-US" w:eastAsia="zh-CN"/>
+        </w:rPr>
+        <w:t>配合完成软件入库流程。</w:t>
+      </w:r>
+    </w:p>
+    <w:p>
+      <w:pPr>
+        <w:pStyle w:val="30"/>
         <w:bidi w:val="0"/>
         <w:rPr>
           <w:rFonts w:hint="default"/>
           <w:lang w:val="en-US" w:eastAsia="zh-CN"/>
         </w:rPr>
       </w:pPr>
-      <w:bookmarkStart w:id="9" w:name="_Toc12937"/>
+      <w:bookmarkStart w:id="9" w:name="_Toc18567"/>
       <w:r>
         <w:rPr>
           <w:rFonts w:hint="eastAsia"/>
           <w:lang w:val="en-US" w:eastAsia="zh-CN"/>
         </w:rPr>
-        <w:t>研发部</w:t>
+        <w:t>运维工程师</w:t>
       </w:r>
       <w:bookmarkEnd w:id="9"/>
     </w:p>
     <w:p>
       <w:pPr>
-        <w:pStyle w:val="a1"/>
-        <w:rPr>
-          <w:rFonts w:hint="default"/>
-          <w:lang w:val="en-US" w:eastAsia="zh-CN"/>
-        </w:rPr>
-      </w:pPr>
-      <w:r>
-        <w:rPr>
-          <w:rFonts w:hint="default"/>
-          <w:lang w:val="en-US" w:eastAsia="zh-CN"/>
-        </w:rPr>
-        <w:t>提供符合发布标准的软件版本及相关文档；</w:t>
-      </w:r>
-    </w:p>
-    <w:p>
-      <w:pPr>
-        <w:pStyle w:val="a1"/>
-        <w:rPr>
-          <w:rFonts w:hint="default"/>
-          <w:lang w:val="en-US" w:eastAsia="zh-CN"/>
-        </w:rPr>
-      </w:pPr>
-      <w:r>
-        <w:rPr>
-          <w:rFonts w:hint="default"/>
-          <w:lang w:val="en-US" w:eastAsia="zh-CN"/>
-        </w:rPr>
-        <w:t>配合完成软件入库流程。</w:t>
-      </w:r>
-    </w:p>
-    <w:p>
-      <w:pPr>
-        <w:pStyle w:val="2"/>
+        <w:pStyle w:val="29"/>
+        <w:rPr>
+          <w:rFonts w:hint="default"/>
+          <w:lang w:val="en-US" w:eastAsia="zh-CN"/>
+        </w:rPr>
+      </w:pPr>
+      <w:r>
+        <w:rPr>
+          <w:rFonts w:hint="default"/>
+          <w:lang w:val="en-US" w:eastAsia="zh-CN"/>
+        </w:rPr>
+        <w:t>具体执行软件入库、出库、版本标签管理；</w:t>
+      </w:r>
+    </w:p>
+    <w:p>
+      <w:pPr>
+        <w:pStyle w:val="29"/>
+        <w:rPr>
+          <w:rFonts w:hint="default"/>
+          <w:lang w:val="en-US" w:eastAsia="zh-CN"/>
+        </w:rPr>
+      </w:pPr>
+      <w:r>
+        <w:rPr>
+          <w:rFonts w:hint="default"/>
+          <w:lang w:val="en-US" w:eastAsia="zh-CN"/>
+        </w:rPr>
+        <w:t>维护软件库目录结构与访问权限，严格执行访问控制策略；</w:t>
+      </w:r>
+    </w:p>
+    <w:p>
+      <w:pPr>
+        <w:pStyle w:val="29"/>
+        <w:rPr>
+          <w:rFonts w:hint="default"/>
+          <w:lang w:val="en-US" w:eastAsia="zh-CN"/>
+        </w:rPr>
+      </w:pPr>
+      <w:r>
+        <w:rPr>
+          <w:rFonts w:hint="default"/>
+          <w:lang w:val="en-US" w:eastAsia="zh-CN"/>
+        </w:rPr>
+        <w:t>记录软件变更、使用日志及所有访问操作记录。</w:t>
+      </w:r>
+    </w:p>
+    <w:p>
+      <w:pPr>
+        <w:pStyle w:val="28"/>
         <w:bidi w:val="0"/>
         <w:rPr>
           <w:rFonts w:hint="default"/>
           <w:lang w:val="en-US" w:eastAsia="zh-CN"/>
         </w:rPr>
       </w:pPr>
-      <w:bookmarkStart w:id="10" w:name="_Toc18567"/>
+      <w:bookmarkStart w:id="10" w:name="_Toc31513"/>
+      <w:r>
+        <w:rPr>
+          <w:rFonts w:hint="default"/>
+          <w:lang w:val="en-US" w:eastAsia="zh-CN"/>
+        </w:rPr>
+        <w:t>管理流程</w:t>
+      </w:r>
+      <w:bookmarkEnd w:id="10"/>
+    </w:p>
+    <w:p>
+      <w:pPr>
+        <w:pStyle w:val="30"/>
+        <w:bidi w:val="0"/>
+        <w:rPr>
+          <w:rFonts w:hint="default"/>
+          <w:lang w:val="en-US" w:eastAsia="zh-CN"/>
+        </w:rPr>
+      </w:pPr>
+      <w:bookmarkStart w:id="11" w:name="_Toc22447"/>
+      <w:r>
+        <w:rPr>
+          <w:rFonts w:hint="default"/>
+          <w:lang w:val="en-US" w:eastAsia="zh-CN"/>
+        </w:rPr>
+        <w:t>软件入库流程</w:t>
+      </w:r>
+      <w:bookmarkEnd w:id="11"/>
+    </w:p>
+    <w:p>
+      <w:pPr>
+        <w:pStyle w:val="29"/>
+        <w:rPr>
+          <w:rFonts w:hint="default"/>
+          <w:lang w:val="en-US" w:eastAsia="zh-CN"/>
+        </w:rPr>
+      </w:pPr>
+      <w:r>
+        <w:rPr>
+          <w:rFonts w:hint="default"/>
+          <w:lang w:val="en-US" w:eastAsia="zh-CN"/>
+        </w:rPr>
+        <w:t>提交申请：开发/测试部门填写《软件入库申请表》，附测试报告、版本说明及安装文档。</w:t>
+      </w:r>
+    </w:p>
+    <w:p>
+      <w:pPr>
+        <w:pStyle w:val="29"/>
+        <w:rPr>
+          <w:rFonts w:hint="default"/>
+          <w:lang w:val="en-US" w:eastAsia="zh-CN"/>
+        </w:rPr>
+      </w:pPr>
+      <w:r>
+        <w:rPr>
+          <w:rFonts w:hint="default"/>
+          <w:lang w:val="en-US" w:eastAsia="zh-CN"/>
+        </w:rPr>
+        <w:t>审批流程：经部门负责人、质量管理部、运维管理部门审批。</w:t>
+      </w:r>
+    </w:p>
+    <w:p>
+      <w:pPr>
+        <w:pStyle w:val="29"/>
+        <w:rPr>
+          <w:rFonts w:hint="default"/>
+          <w:lang w:val="en-US" w:eastAsia="zh-CN"/>
+        </w:rPr>
+      </w:pPr>
+      <w:r>
+        <w:rPr>
+          <w:rFonts w:hint="default"/>
+          <w:lang w:val="en-US" w:eastAsia="zh-CN"/>
+        </w:rPr>
+        <w:t>入库操作：</w:t>
+      </w:r>
       <w:r>
         <w:rPr>
           <w:rFonts w:hint="eastAsia"/>
@@ -3966,141 +4342,307 @@
         </w:rPr>
         <w:t>运维工程师</w:t>
       </w:r>
-      <w:bookmarkEnd w:id="10"/>
-    </w:p>
-    <w:p>
-      <w:pPr>
-        <w:pStyle w:val="a1"/>
-        <w:rPr>
-          <w:rFonts w:hint="default"/>
-          <w:lang w:val="en-US" w:eastAsia="zh-CN"/>
-        </w:rPr>
-      </w:pPr>
-      <w:r>
-        <w:rPr>
-          <w:rFonts w:hint="default"/>
-          <w:lang w:val="en-US" w:eastAsia="zh-CN"/>
-        </w:rPr>
-        <w:t>具体执行软件入库、出库、版本标签管理；</w:t>
-      </w:r>
-    </w:p>
-    <w:p>
-      <w:pPr>
-        <w:pStyle w:val="a1"/>
-        <w:rPr>
-          <w:rFonts w:hint="default"/>
-          <w:lang w:val="en-US" w:eastAsia="zh-CN"/>
-        </w:rPr>
-      </w:pPr>
-      <w:r>
-        <w:rPr>
-          <w:rFonts w:hint="default"/>
-          <w:lang w:val="en-US" w:eastAsia="zh-CN"/>
-        </w:rPr>
-        <w:t>维护软件库目录结构与访问权限，严格执行访问控制策略；</w:t>
-      </w:r>
-    </w:p>
-    <w:p>
-      <w:pPr>
-        <w:pStyle w:val="a1"/>
-        <w:rPr>
-          <w:rFonts w:hint="default"/>
-          <w:lang w:val="en-US" w:eastAsia="zh-CN"/>
-        </w:rPr>
-      </w:pPr>
-      <w:r>
-        <w:rPr>
-          <w:rFonts w:hint="default"/>
-          <w:lang w:val="en-US" w:eastAsia="zh-CN"/>
-        </w:rPr>
-        <w:t>记录软件变更、使用日志及所有访问操作记录。</w:t>
-      </w:r>
-    </w:p>
-    <w:p>
-      <w:pPr>
-        <w:pStyle w:val="1"/>
+      <w:r>
+        <w:rPr>
+          <w:rFonts w:hint="default"/>
+          <w:lang w:val="en-US" w:eastAsia="zh-CN"/>
+        </w:rPr>
+        <w:t>核对无误后，将软件存入最终软件库，并打上版本标签。</w:t>
+      </w:r>
+    </w:p>
+    <w:p>
+      <w:pPr>
+        <w:pStyle w:val="29"/>
+        <w:rPr>
+          <w:rFonts w:hint="default"/>
+          <w:lang w:val="en-US" w:eastAsia="zh-CN"/>
+        </w:rPr>
+      </w:pPr>
+      <w:r>
+        <w:rPr>
+          <w:rFonts w:hint="default"/>
+          <w:lang w:val="en-US" w:eastAsia="zh-CN"/>
+        </w:rPr>
+        <w:t>通知发布：入库后通知相关使用部门，更新软件目录。</w:t>
+      </w:r>
+    </w:p>
+    <w:p>
+      <w:pPr>
+        <w:pStyle w:val="30"/>
         <w:bidi w:val="0"/>
         <w:rPr>
           <w:rFonts w:hint="default"/>
           <w:lang w:val="en-US" w:eastAsia="zh-CN"/>
         </w:rPr>
       </w:pPr>
-      <w:bookmarkStart w:id="11" w:name="_Toc31513"/>
-      <w:r>
-        <w:rPr>
-          <w:rFonts w:hint="default"/>
-          <w:lang w:val="en-US" w:eastAsia="zh-CN"/>
-        </w:rPr>
-        <w:t>管理流程</w:t>
-      </w:r>
-      <w:bookmarkEnd w:id="11"/>
-    </w:p>
-    <w:p>
-      <w:pPr>
-        <w:pStyle w:val="2"/>
+      <w:bookmarkStart w:id="12" w:name="_Toc12087"/>
+      <w:r>
+        <w:rPr>
+          <w:rFonts w:hint="default"/>
+          <w:lang w:val="en-US" w:eastAsia="zh-CN"/>
+        </w:rPr>
+        <w:t>软件出库与发布流程</w:t>
+      </w:r>
+      <w:bookmarkEnd w:id="12"/>
+    </w:p>
+    <w:p>
+      <w:pPr>
+        <w:pStyle w:val="29"/>
+        <w:rPr>
+          <w:rFonts w:hint="default"/>
+          <w:lang w:val="en-US" w:eastAsia="zh-CN"/>
+        </w:rPr>
+      </w:pPr>
+      <w:r>
+        <w:rPr>
+          <w:rFonts w:hint="default"/>
+          <w:lang w:val="en-US" w:eastAsia="zh-CN"/>
+        </w:rPr>
+        <w:t>出库申请：使用部门提出软件出库申请，说明用途与环境。</w:t>
+      </w:r>
+    </w:p>
+    <w:p>
+      <w:pPr>
+        <w:pStyle w:val="29"/>
+        <w:rPr>
+          <w:rFonts w:hint="default"/>
+          <w:lang w:val="en-US" w:eastAsia="zh-CN"/>
+        </w:rPr>
+      </w:pPr>
+      <w:r>
+        <w:rPr>
+          <w:rFonts w:hint="default"/>
+          <w:lang w:val="en-US" w:eastAsia="zh-CN"/>
+        </w:rPr>
+        <w:t>审批与授权：经运维管理部门审批后，由</w:t>
+      </w:r>
+      <w:r>
+        <w:rPr>
+          <w:rFonts w:hint="eastAsia"/>
+          <w:lang w:val="en-US" w:eastAsia="zh-CN"/>
+        </w:rPr>
+        <w:t>运维工程师</w:t>
+      </w:r>
+      <w:r>
+        <w:rPr>
+          <w:rFonts w:hint="default"/>
+          <w:lang w:val="en-US" w:eastAsia="zh-CN"/>
+        </w:rPr>
+        <w:t>执行出库操作。</w:t>
+      </w:r>
+    </w:p>
+    <w:p>
+      <w:pPr>
+        <w:pStyle w:val="29"/>
+        <w:rPr>
+          <w:rFonts w:hint="default"/>
+          <w:lang w:val="en-US" w:eastAsia="zh-CN"/>
+        </w:rPr>
+      </w:pPr>
+      <w:r>
+        <w:rPr>
+          <w:rFonts w:hint="default"/>
+          <w:lang w:val="en-US" w:eastAsia="zh-CN"/>
+        </w:rPr>
+        <w:t>发布记录：记录发布版本、时间、目标环境及负责人。</w:t>
+      </w:r>
+    </w:p>
+    <w:p>
+      <w:pPr>
+        <w:pStyle w:val="30"/>
         <w:bidi w:val="0"/>
         <w:rPr>
           <w:rFonts w:hint="default"/>
           <w:lang w:val="en-US" w:eastAsia="zh-CN"/>
         </w:rPr>
       </w:pPr>
-      <w:bookmarkStart w:id="12" w:name="_Toc22447"/>
-      <w:r>
-        <w:rPr>
-          <w:rFonts w:hint="default"/>
-          <w:lang w:val="en-US" w:eastAsia="zh-CN"/>
-        </w:rPr>
-        <w:t>软件入库流程</w:t>
-      </w:r>
-      <w:bookmarkEnd w:id="12"/>
-    </w:p>
-    <w:p>
-      <w:pPr>
-        <w:pStyle w:val="a1"/>
-        <w:rPr>
-          <w:rFonts w:hint="default"/>
-          <w:lang w:val="en-US" w:eastAsia="zh-CN"/>
-        </w:rPr>
-      </w:pPr>
-      <w:r>
-        <w:rPr>
-          <w:rFonts w:hint="default"/>
-          <w:lang w:val="en-US" w:eastAsia="zh-CN"/>
-        </w:rPr>
-        <w:t>提交申请：开发/测试部门填写《软件入库申请表》，附测试报告、版本说明及安装文档。</w:t>
-      </w:r>
-    </w:p>
-    <w:p>
-      <w:pPr>
-        <w:pStyle w:val="a1"/>
-        <w:rPr>
-          <w:rFonts w:hint="default"/>
-          <w:lang w:val="en-US" w:eastAsia="zh-CN"/>
-        </w:rPr>
-      </w:pPr>
-      <w:r>
-        <w:rPr>
-          <w:rFonts w:hint="default"/>
-          <w:lang w:val="en-US" w:eastAsia="zh-CN"/>
-        </w:rPr>
-        <w:t>审批流程：经部门负责人、质量管理部、运维管理部门审批。</w:t>
-      </w:r>
-    </w:p>
-    <w:p>
-      <w:pPr>
-        <w:pStyle w:val="a1"/>
-        <w:rPr>
-          <w:rFonts w:hint="default"/>
-          <w:lang w:val="en-US" w:eastAsia="zh-CN"/>
-        </w:rPr>
-      </w:pPr>
-      <w:r>
-        <w:rPr>
-          <w:rFonts w:hint="default"/>
-          <w:lang w:val="en-US" w:eastAsia="zh-CN"/>
-        </w:rPr>
-        <w:t>入库操作：</w:t>
-      </w:r>
+      <w:bookmarkStart w:id="13" w:name="_Toc16949"/>
+      <w:r>
+        <w:rPr>
+          <w:rFonts w:hint="default"/>
+          <w:lang w:val="en-US" w:eastAsia="zh-CN"/>
+        </w:rPr>
+        <w:t>版本控制与变更管理</w:t>
+      </w:r>
+      <w:bookmarkEnd w:id="13"/>
+    </w:p>
+    <w:p>
+      <w:pPr>
+        <w:pStyle w:val="29"/>
+        <w:rPr>
+          <w:rFonts w:hint="default"/>
+          <w:lang w:val="en-US" w:eastAsia="zh-CN"/>
+        </w:rPr>
+      </w:pPr>
+      <w:r>
+        <w:rPr>
+          <w:rFonts w:hint="default"/>
+          <w:lang w:val="en-US" w:eastAsia="zh-CN"/>
+        </w:rPr>
+        <w:t>所有软件版本均需具有唯一标识，禁止覆盖更新；</w:t>
+      </w:r>
+    </w:p>
+    <w:p>
+      <w:pPr>
+        <w:pStyle w:val="29"/>
+        <w:rPr>
+          <w:rFonts w:hint="default"/>
+          <w:lang w:val="en-US" w:eastAsia="zh-CN"/>
+        </w:rPr>
+      </w:pPr>
+      <w:r>
+        <w:rPr>
+          <w:rFonts w:hint="default"/>
+          <w:lang w:val="en-US" w:eastAsia="zh-CN"/>
+        </w:rPr>
+        <w:t>软件变更（含补丁、升级）需重新走入库流程；</w:t>
+      </w:r>
+    </w:p>
+    <w:p>
+      <w:pPr>
+        <w:pStyle w:val="29"/>
+        <w:rPr>
+          <w:rFonts w:hint="default"/>
+          <w:lang w:val="en-US" w:eastAsia="zh-CN"/>
+        </w:rPr>
+      </w:pPr>
+      <w:r>
+        <w:rPr>
+          <w:rFonts w:hint="default"/>
+          <w:lang w:val="en-US" w:eastAsia="zh-CN"/>
+        </w:rPr>
+        <w:t>历史版本应保留可追溯，重要版本永久存档。</w:t>
+      </w:r>
+    </w:p>
+    <w:p>
+      <w:pPr>
+        <w:pStyle w:val="28"/>
+        <w:bidi w:val="0"/>
+        <w:rPr>
+          <w:rFonts w:hint="default"/>
+          <w:lang w:val="en-US" w:eastAsia="zh-CN"/>
+        </w:rPr>
+      </w:pPr>
+      <w:bookmarkStart w:id="14" w:name="_Toc22577"/>
+      <w:r>
+        <w:rPr>
+          <w:rFonts w:hint="default"/>
+          <w:lang w:val="en-US" w:eastAsia="zh-CN"/>
+        </w:rPr>
+        <w:t>安全与访问控制</w:t>
+      </w:r>
+      <w:bookmarkEnd w:id="14"/>
+    </w:p>
+    <w:p>
+      <w:pPr>
+        <w:pStyle w:val="30"/>
+        <w:bidi w:val="0"/>
+        <w:rPr>
+          <w:rFonts w:hint="default"/>
+          <w:lang w:val="en-US" w:eastAsia="zh-CN"/>
+        </w:rPr>
+      </w:pPr>
+      <w:bookmarkStart w:id="15" w:name="_Toc5704"/>
+      <w:r>
+        <w:rPr>
+          <w:rFonts w:hint="default"/>
+          <w:lang w:val="en-US" w:eastAsia="zh-CN"/>
+        </w:rPr>
+        <w:t>访问控制策略</w:t>
+      </w:r>
+      <w:bookmarkEnd w:id="15"/>
+    </w:p>
+    <w:p>
+      <w:pPr>
+        <w:pStyle w:val="29"/>
+        <w:rPr>
+          <w:rFonts w:hint="default"/>
+          <w:lang w:val="en-US" w:eastAsia="zh-CN"/>
+        </w:rPr>
+      </w:pPr>
+      <w:r>
+        <w:rPr>
+          <w:rFonts w:hint="default"/>
+          <w:lang w:val="en-US" w:eastAsia="zh-CN"/>
+        </w:rPr>
+        <w:t>权限分级：根据角色设置“只读”、“提交”、“审批”、“管理”等不同权限级别。</w:t>
+      </w:r>
+    </w:p>
+    <w:p>
+      <w:pPr>
+        <w:pStyle w:val="29"/>
+        <w:rPr>
+          <w:rFonts w:hint="default"/>
+          <w:lang w:val="en-US" w:eastAsia="zh-CN"/>
+        </w:rPr>
+      </w:pPr>
+      <w:r>
+        <w:rPr>
+          <w:rFonts w:hint="default"/>
+          <w:lang w:val="en-US" w:eastAsia="zh-CN"/>
+        </w:rPr>
+        <w:t>最小权限原则：用户仅被授予完成本职工作所必需的最小权限。</w:t>
+      </w:r>
+    </w:p>
+    <w:p>
+      <w:pPr>
+        <w:pStyle w:val="29"/>
+        <w:rPr>
+          <w:rFonts w:hint="default"/>
+          <w:lang w:val="en-US" w:eastAsia="zh-CN"/>
+        </w:rPr>
+      </w:pPr>
+      <w:r>
+        <w:rPr>
+          <w:rFonts w:hint="default"/>
+          <w:lang w:val="en-US" w:eastAsia="zh-CN"/>
+        </w:rPr>
+        <w:t>审批授权：所有权限的申请、变更和撤销均需通过书面或电子流程审批。</w:t>
+      </w:r>
+    </w:p>
+    <w:p>
+      <w:pPr>
+        <w:pStyle w:val="29"/>
+        <w:rPr>
+          <w:rFonts w:hint="default"/>
+          <w:lang w:val="en-US" w:eastAsia="zh-CN"/>
+        </w:rPr>
+      </w:pPr>
+      <w:r>
+        <w:rPr>
+          <w:rFonts w:hint="default"/>
+          <w:lang w:val="en-US" w:eastAsia="zh-CN"/>
+        </w:rPr>
+        <w:t>账号与认证：禁止使用共享账号，必须使用个人实名账号访问，并启用强认证机制。</w:t>
+      </w:r>
+    </w:p>
+    <w:p>
+      <w:pPr>
+        <w:pStyle w:val="30"/>
+        <w:bidi w:val="0"/>
+        <w:rPr>
+          <w:rFonts w:hint="default"/>
+          <w:lang w:val="en-US" w:eastAsia="zh-CN"/>
+        </w:rPr>
+      </w:pPr>
+      <w:bookmarkStart w:id="16" w:name="_Toc21774"/>
+      <w:r>
+        <w:rPr>
+          <w:rFonts w:hint="default"/>
+          <w:lang w:val="en-US" w:eastAsia="zh-CN"/>
+        </w:rPr>
+        <w:t>权限角色定义</w:t>
+      </w:r>
+      <w:bookmarkEnd w:id="16"/>
+    </w:p>
+    <w:p>
+      <w:pPr>
+        <w:pStyle w:val="29"/>
+        <w:rPr>
+          <w:rFonts w:hint="default"/>
+          <w:lang w:val="en-US" w:eastAsia="zh-CN"/>
+        </w:rPr>
+      </w:pPr>
       <w:r>
         <w:rPr>
           <w:rFonts w:hint="eastAsia"/>
@@ -4113,75 +4655,116 @@
           <w:rFonts w:hint="default"/>
           <w:lang w:val="en-US" w:eastAsia="zh-CN"/>
         </w:rPr>
-        <w:t>核对无误后，将软件存入最终软件库，并打上版本标签。</w:t>
-      </w:r>
-    </w:p>
-    <w:p>
-      <w:pPr>
-        <w:pStyle w:val="a1"/>
-        <w:rPr>
-          <w:rFonts w:hint="default"/>
-          <w:lang w:val="en-US" w:eastAsia="zh-CN"/>
-        </w:rPr>
-      </w:pPr>
-      <w:r>
-        <w:rPr>
-          <w:rFonts w:hint="default"/>
-          <w:lang w:val="en-US" w:eastAsia="zh-CN"/>
-        </w:rPr>
-        <w:t>通知发布：入库后通知相关使用部门，更新软件目录。</w:t>
-      </w:r>
-    </w:p>
-    <w:p>
-      <w:pPr>
-        <w:pStyle w:val="2"/>
+        <w:t>：拥有所有权限，负责用户权限的配置与管理。</w:t>
+      </w:r>
+    </w:p>
+    <w:p>
+      <w:pPr>
+        <w:pStyle w:val="29"/>
+        <w:rPr>
+          <w:rFonts w:hint="default"/>
+          <w:lang w:val="en-US" w:eastAsia="zh-CN"/>
+        </w:rPr>
+      </w:pPr>
+      <w:r>
+        <w:rPr>
+          <w:rFonts w:hint="default"/>
+          <w:lang w:val="en-US" w:eastAsia="zh-CN"/>
+        </w:rPr>
+        <w:t>开发人员：拥有指定项目或目录的软件提交和读取权限。</w:t>
+      </w:r>
+    </w:p>
+    <w:p>
+      <w:pPr>
+        <w:pStyle w:val="29"/>
+        <w:rPr>
+          <w:rFonts w:hint="default"/>
+          <w:lang w:val="en-US" w:eastAsia="zh-CN"/>
+        </w:rPr>
+      </w:pPr>
+      <w:r>
+        <w:rPr>
+          <w:rFonts w:hint="default"/>
+          <w:lang w:val="en-US" w:eastAsia="zh-CN"/>
+        </w:rPr>
+        <w:t>测试人员：拥有软件读取权限，用于验证测试。</w:t>
+      </w:r>
+    </w:p>
+    <w:p>
+      <w:pPr>
+        <w:pStyle w:val="29"/>
+        <w:rPr>
+          <w:rFonts w:hint="default"/>
+          <w:lang w:val="en-US" w:eastAsia="zh-CN"/>
+        </w:rPr>
+      </w:pPr>
+      <w:r>
+        <w:rPr>
+          <w:rFonts w:hint="default"/>
+          <w:lang w:val="en-US" w:eastAsia="zh-CN"/>
+        </w:rPr>
+        <w:t>运维人员：拥有软件出库（发布）权限及生产环境对应软件的读取权限。</w:t>
+      </w:r>
+    </w:p>
+    <w:p>
+      <w:pPr>
+        <w:pStyle w:val="29"/>
+        <w:rPr>
+          <w:rFonts w:hint="default"/>
+          <w:lang w:val="en-US" w:eastAsia="zh-CN"/>
+        </w:rPr>
+      </w:pPr>
+      <w:r>
+        <w:rPr>
+          <w:rFonts w:hint="default"/>
+          <w:lang w:val="en-US" w:eastAsia="zh-CN"/>
+        </w:rPr>
+        <w:t>其他人员：默认仅拥有经审批后的只读权限。</w:t>
+      </w:r>
+    </w:p>
+    <w:p>
+      <w:pPr>
+        <w:pStyle w:val="30"/>
         <w:bidi w:val="0"/>
         <w:rPr>
           <w:rFonts w:hint="default"/>
           <w:lang w:val="en-US" w:eastAsia="zh-CN"/>
         </w:rPr>
       </w:pPr>
-      <w:bookmarkStart w:id="13" w:name="_Toc12087"/>
-      <w:r>
-        <w:rPr>
-          <w:rFonts w:hint="default"/>
-          <w:lang w:val="en-US" w:eastAsia="zh-CN"/>
-        </w:rPr>
-        <w:t>软件出库与发布流程</w:t>
-      </w:r>
-      <w:bookmarkEnd w:id="13"/>
-    </w:p>
-    <w:p>
-      <w:pPr>
-        <w:pStyle w:val="a1"/>
-        <w:rPr>
-          <w:rFonts w:hint="default"/>
-          <w:lang w:val="en-US" w:eastAsia="zh-CN"/>
-        </w:rPr>
-      </w:pPr>
-      <w:r>
-        <w:rPr>
-          <w:rFonts w:hint="default"/>
-          <w:lang w:val="en-US" w:eastAsia="zh-CN"/>
-        </w:rPr>
-        <w:t>出库申请：使用部门提出软件出库申请，说明用途与环境。</w:t>
-      </w:r>
-    </w:p>
-    <w:p>
-      <w:pPr>
-        <w:pStyle w:val="a1"/>
-        <w:rPr>
-          <w:rFonts w:hint="default"/>
-          <w:lang w:val="en-US" w:eastAsia="zh-CN"/>
-        </w:rPr>
-      </w:pPr>
-      <w:r>
-        <w:rPr>
-          <w:rFonts w:hint="default"/>
-          <w:lang w:val="en-US" w:eastAsia="zh-CN"/>
-        </w:rPr>
-        <w:t>审批与授权：经运维管理部门审批后，由</w:t>
-      </w:r>
+      <w:bookmarkStart w:id="17" w:name="_Toc524"/>
+      <w:r>
+        <w:rPr>
+          <w:rFonts w:hint="default"/>
+          <w:lang w:val="en-US" w:eastAsia="zh-CN"/>
+        </w:rPr>
+        <w:t>审计与监控</w:t>
+      </w:r>
+      <w:bookmarkEnd w:id="17"/>
+    </w:p>
+    <w:p>
+      <w:pPr>
+        <w:pStyle w:val="29"/>
+        <w:rPr>
+          <w:rFonts w:hint="default"/>
+          <w:lang w:val="en-US" w:eastAsia="zh-CN"/>
+        </w:rPr>
+      </w:pPr>
+      <w:r>
+        <w:rPr>
+          <w:rFonts w:hint="default"/>
+          <w:lang w:val="en-US" w:eastAsia="zh-CN"/>
+        </w:rPr>
+        <w:t>所有对最终软件库的访问、上传、下载、删除等操作均须记录完整日志。</w:t>
+      </w:r>
+    </w:p>
+    <w:p>
+      <w:pPr>
+        <w:pStyle w:val="29"/>
+        <w:rPr>
+          <w:rFonts w:hint="default"/>
+          <w:lang w:val="en-US" w:eastAsia="zh-CN"/>
+        </w:rPr>
+      </w:pPr>
       <w:r>
         <w:rPr>
           <w:rFonts w:hint="eastAsia"/>
@@ -4194,509 +4777,161 @@
           <w:rFonts w:hint="default"/>
           <w:lang w:val="en-US" w:eastAsia="zh-CN"/>
         </w:rPr>
-        <w:t>执行出库操作。</w:t>
-      </w:r>
-    </w:p>
-    <w:p>
-      <w:pPr>
-        <w:pStyle w:val="a1"/>
-        <w:rPr>
-          <w:rFonts w:hint="default"/>
-          <w:lang w:val="en-US" w:eastAsia="zh-CN"/>
-        </w:rPr>
-      </w:pPr>
-      <w:r>
-        <w:rPr>
-          <w:rFonts w:hint="default"/>
-          <w:lang w:val="en-US" w:eastAsia="zh-CN"/>
-        </w:rPr>
-        <w:t>发布记录：记录发布版本、时间、目标环境及负责人。</w:t>
-      </w:r>
-    </w:p>
-    <w:p>
-      <w:pPr>
-        <w:pStyle w:val="2"/>
+        <w:t>应定期（每月）审查访问日志，发现并处理异常操作。</w:t>
+      </w:r>
+    </w:p>
+    <w:p>
+      <w:pPr>
+        <w:pStyle w:val="29"/>
+        <w:rPr>
+          <w:rFonts w:hint="default"/>
+          <w:lang w:val="en-US" w:eastAsia="zh-CN"/>
+        </w:rPr>
+      </w:pPr>
+      <w:r>
+        <w:rPr>
+          <w:rFonts w:hint="default"/>
+          <w:lang w:val="en-US" w:eastAsia="zh-CN"/>
+        </w:rPr>
+        <w:t>运维部应每季度对权限设置进行一次合规性评审。</w:t>
+      </w:r>
+    </w:p>
+    <w:p>
+      <w:pPr>
+        <w:pStyle w:val="28"/>
         <w:bidi w:val="0"/>
         <w:rPr>
           <w:rFonts w:hint="default"/>
           <w:lang w:val="en-US" w:eastAsia="zh-CN"/>
         </w:rPr>
       </w:pPr>
-      <w:bookmarkStart w:id="14" w:name="_Toc16949"/>
-      <w:r>
-        <w:rPr>
-          <w:rFonts w:hint="default"/>
-          <w:lang w:val="en-US" w:eastAsia="zh-CN"/>
-        </w:rPr>
-        <w:t>版本控制与变更管理</w:t>
-      </w:r>
-      <w:bookmarkEnd w:id="14"/>
-    </w:p>
-    <w:p>
-      <w:pPr>
-        <w:pStyle w:val="a1"/>
-        <w:rPr>
-          <w:rFonts w:hint="default"/>
-          <w:lang w:val="en-US" w:eastAsia="zh-CN"/>
-        </w:rPr>
-      </w:pPr>
-      <w:r>
-        <w:rPr>
-          <w:rFonts w:hint="default"/>
-          <w:lang w:val="en-US" w:eastAsia="zh-CN"/>
-        </w:rPr>
-        <w:t>所有软件版本均需具有唯一标识，禁止覆盖更新；</w:t>
-      </w:r>
-    </w:p>
-    <w:p>
-      <w:pPr>
-        <w:pStyle w:val="a1"/>
-        <w:rPr>
-          <w:rFonts w:hint="default"/>
-          <w:lang w:val="en-US" w:eastAsia="zh-CN"/>
-        </w:rPr>
-      </w:pPr>
-      <w:r>
-        <w:rPr>
-          <w:rFonts w:hint="default"/>
-          <w:lang w:val="en-US" w:eastAsia="zh-CN"/>
-        </w:rPr>
-        <w:t>软件变更（含补丁、升级）需重新走入库流程；</w:t>
-      </w:r>
-    </w:p>
-    <w:p>
-      <w:pPr>
-        <w:pStyle w:val="a1"/>
-        <w:rPr>
-          <w:rFonts w:hint="default"/>
-          <w:lang w:val="en-US" w:eastAsia="zh-CN"/>
-        </w:rPr>
-      </w:pPr>
-      <w:r>
-        <w:rPr>
-          <w:rFonts w:hint="default"/>
-          <w:lang w:val="en-US" w:eastAsia="zh-CN"/>
-        </w:rPr>
-        <w:t>历史版本应保留可追溯，重要版本永久存档。</w:t>
-      </w:r>
-    </w:p>
-    <w:p>
-      <w:pPr>
-        <w:pStyle w:val="1"/>
+      <w:bookmarkStart w:id="18" w:name="_Toc464"/>
+      <w:r>
+        <w:rPr>
+          <w:rFonts w:hint="default"/>
+          <w:lang w:val="en-US" w:eastAsia="zh-CN"/>
+        </w:rPr>
+        <w:t>备份与恢复</w:t>
+      </w:r>
+      <w:bookmarkEnd w:id="18"/>
+    </w:p>
+    <w:p>
+      <w:pPr>
+        <w:pStyle w:val="29"/>
+        <w:rPr>
+          <w:rFonts w:hint="default"/>
+          <w:lang w:val="en-US" w:eastAsia="zh-CN"/>
+        </w:rPr>
+      </w:pPr>
+      <w:r>
+        <w:rPr>
+          <w:rFonts w:hint="default"/>
+          <w:lang w:val="en-US" w:eastAsia="zh-CN"/>
+        </w:rPr>
+        <w:t>最终软件库每月进行一次全量备份，每周进行一次增量备份，备份数据应异地安全保存。</w:t>
+      </w:r>
+    </w:p>
+    <w:p>
+      <w:pPr>
+        <w:pStyle w:val="29"/>
+        <w:rPr>
+          <w:rFonts w:hint="default"/>
+          <w:lang w:val="en-US" w:eastAsia="zh-CN"/>
+        </w:rPr>
+      </w:pPr>
+      <w:r>
+        <w:rPr>
+          <w:rFonts w:hint="default"/>
+          <w:lang w:val="en-US" w:eastAsia="zh-CN"/>
+        </w:rPr>
+        <w:t>每半年至少进行一次备份恢复演练，确保备份有效性。</w:t>
+      </w:r>
+    </w:p>
+    <w:p>
+      <w:pPr>
+        <w:pStyle w:val="28"/>
         <w:bidi w:val="0"/>
         <w:rPr>
           <w:rFonts w:hint="default"/>
           <w:lang w:val="en-US" w:eastAsia="zh-CN"/>
         </w:rPr>
       </w:pPr>
-      <w:bookmarkStart w:id="15" w:name="_Toc22577"/>
-      <w:r>
-        <w:rPr>
-          <w:rFonts w:hint="default"/>
-          <w:lang w:val="en-US" w:eastAsia="zh-CN"/>
-        </w:rPr>
-        <w:t>安全与访问控制</w:t>
-      </w:r>
-      <w:bookmarkEnd w:id="15"/>
-    </w:p>
-    <w:p>
-      <w:pPr>
-        <w:pStyle w:val="2"/>
+      <w:bookmarkStart w:id="19" w:name="_Toc26172"/>
+      <w:r>
+        <w:rPr>
+          <w:rFonts w:hint="default"/>
+          <w:lang w:val="en-US" w:eastAsia="zh-CN"/>
+        </w:rPr>
+        <w:t>审计与改进</w:t>
+      </w:r>
+      <w:bookmarkEnd w:id="19"/>
+    </w:p>
+    <w:p>
+      <w:pPr>
+        <w:pStyle w:val="29"/>
+        <w:rPr>
+          <w:rFonts w:hint="default"/>
+          <w:lang w:val="en-US" w:eastAsia="zh-CN"/>
+        </w:rPr>
+      </w:pPr>
+      <w:r>
+        <w:rPr>
+          <w:rFonts w:hint="default"/>
+          <w:lang w:val="en-US" w:eastAsia="zh-CN"/>
+        </w:rPr>
+        <w:t>每半年对软件库进行一次全面的合规性与安全性审计。</w:t>
+      </w:r>
+    </w:p>
+    <w:p>
+      <w:pPr>
+        <w:pStyle w:val="29"/>
+        <w:rPr>
+          <w:rFonts w:hint="default"/>
+          <w:lang w:val="en-US" w:eastAsia="zh-CN"/>
+        </w:rPr>
+      </w:pPr>
+      <w:r>
+        <w:rPr>
+          <w:rFonts w:hint="default"/>
+          <w:lang w:val="en-US" w:eastAsia="zh-CN"/>
+        </w:rPr>
+        <w:t>根据审计结果和用户反馈，持续优化访问控制策略与管理流程。</w:t>
+      </w:r>
+    </w:p>
+    <w:p>
+      <w:pPr>
+        <w:pStyle w:val="28"/>
         <w:bidi w:val="0"/>
         <w:rPr>
           <w:rFonts w:hint="default"/>
           <w:lang w:val="en-US" w:eastAsia="zh-CN"/>
         </w:rPr>
       </w:pPr>
-      <w:bookmarkStart w:id="16" w:name="_Toc5704"/>
-      <w:r>
-        <w:rPr>
-          <w:rFonts w:hint="default"/>
-          <w:lang w:val="en-US" w:eastAsia="zh-CN"/>
-        </w:rPr>
-        <w:t>访问控制策略</w:t>
-      </w:r>
-      <w:bookmarkEnd w:id="16"/>
-    </w:p>
-    <w:p>
-      <w:pPr>
-        <w:pStyle w:val="a1"/>
-        <w:rPr>
-          <w:rFonts w:hint="default"/>
-          <w:lang w:val="en-US" w:eastAsia="zh-CN"/>
-        </w:rPr>
-      </w:pPr>
-      <w:r>
-        <w:rPr>
-          <w:rFonts w:hint="default"/>
-          <w:lang w:val="en-US" w:eastAsia="zh-CN"/>
-        </w:rPr>
-        <w:t>权限分级：根据角色设置“只读”、“提交”、“审批”、“管理”等不同权限级别。</w:t>
-      </w:r>
-    </w:p>
-    <w:p>
-      <w:pPr>
-        <w:pStyle w:val="a1"/>
-        <w:rPr>
-          <w:rFonts w:hint="default"/>
-          <w:lang w:val="en-US" w:eastAsia="zh-CN"/>
-        </w:rPr>
-      </w:pPr>
-      <w:r>
-        <w:rPr>
-          <w:rFonts w:hint="default"/>
-          <w:lang w:val="en-US" w:eastAsia="zh-CN"/>
-        </w:rPr>
-        <w:t>最小权限原则：用户仅被授予完成本职工作所必需的最小权限。</w:t>
-      </w:r>
-    </w:p>
-    <w:p>
-      <w:pPr>
-        <w:pStyle w:val="a1"/>
-        <w:rPr>
-          <w:rFonts w:hint="default"/>
-          <w:lang w:val="en-US" w:eastAsia="zh-CN"/>
-        </w:rPr>
-      </w:pPr>
-      <w:r>
-        <w:rPr>
-          <w:rFonts w:hint="default"/>
-          <w:lang w:val="en-US" w:eastAsia="zh-CN"/>
-        </w:rPr>
-        <w:t>审批授权：所有权限的申请、变更和撤销均需通过书面或电子流程审批。</w:t>
-      </w:r>
-    </w:p>
-    <w:p>
-      <w:pPr>
-        <w:pStyle w:val="a1"/>
-        <w:rPr>
-          <w:rFonts w:hint="default"/>
-          <w:lang w:val="en-US" w:eastAsia="zh-CN"/>
-        </w:rPr>
-      </w:pPr>
-      <w:r>
-        <w:rPr>
-          <w:rFonts w:hint="default"/>
-          <w:lang w:val="en-US" w:eastAsia="zh-CN"/>
-        </w:rPr>
-        <w:t>账号与认证：禁止使用共享账号，必须使用个人实名账号访问，并启用强认证机制。</w:t>
-      </w:r>
-    </w:p>
-    <w:p>
-      <w:pPr>
-        <w:pStyle w:val="2"/>
-        <w:bidi w:val="0"/>
-        <w:rPr>
-          <w:rFonts w:hint="default"/>
-          <w:lang w:val="en-US" w:eastAsia="zh-CN"/>
-        </w:rPr>
-      </w:pPr>
-      <w:bookmarkStart w:id="17" w:name="_Toc21774"/>
-      <w:r>
-        <w:rPr>
-          <w:rFonts w:hint="default"/>
-          <w:lang w:val="en-US" w:eastAsia="zh-CN"/>
-        </w:rPr>
-        <w:t>权限角色定义</w:t>
-      </w:r>
-      <w:bookmarkEnd w:id="17"/>
-    </w:p>
-    <w:p>
-      <w:pPr>
-        <w:pStyle w:val="a1"/>
-        <w:rPr>
-          <w:rFonts w:hint="default"/>
-          <w:lang w:val="en-US" w:eastAsia="zh-CN"/>
-        </w:rPr>
-      </w:pPr>
+      <w:bookmarkStart w:id="20" w:name="_Toc26111"/>
       <w:r>
         <w:rPr>
           <w:rFonts w:hint="eastAsia"/>
           <w:lang w:val="en-US" w:eastAsia="zh-CN"/>
         </w:rPr>
-        <w:t>运维工程师</w:t>
-      </w:r>
-      <w:r>
-        <w:rPr>
-          <w:rFonts w:hint="default"/>
-          <w:lang w:val="en-US" w:eastAsia="zh-CN"/>
-        </w:rPr>
-        <w:t>：拥有所有权限，负责用户权限的配置与管理。</w:t>
-      </w:r>
-    </w:p>
-    <w:p>
-      <w:pPr>
-        <w:pStyle w:val="a1"/>
-        <w:rPr>
-          <w:rFonts w:hint="default"/>
-          <w:lang w:val="en-US" w:eastAsia="zh-CN"/>
-        </w:rPr>
-      </w:pPr>
-      <w:r>
-        <w:rPr>
-          <w:rFonts w:hint="default"/>
-          <w:lang w:val="en-US" w:eastAsia="zh-CN"/>
-        </w:rPr>
-        <w:t>开发人员：拥有指定项目或目录的软件提交和读取权限。</w:t>
-      </w:r>
-    </w:p>
-    <w:p>
-      <w:pPr>
-        <w:pStyle w:val="a1"/>
-        <w:rPr>
-          <w:rFonts w:hint="default"/>
-          <w:lang w:val="en-US" w:eastAsia="zh-CN"/>
-        </w:rPr>
-      </w:pPr>
-      <w:r>
-        <w:rPr>
-          <w:rFonts w:hint="default"/>
-          <w:lang w:val="en-US" w:eastAsia="zh-CN"/>
-        </w:rPr>
-        <w:t>测试人员：拥有软件读取权限，用于验证测试。</w:t>
-      </w:r>
-    </w:p>
-    <w:p>
-      <w:pPr>
-        <w:pStyle w:val="a1"/>
-        <w:rPr>
-          <w:rFonts w:hint="default"/>
-          <w:lang w:val="en-US" w:eastAsia="zh-CN"/>
-        </w:rPr>
-      </w:pPr>
-      <w:r>
-        <w:rPr>
-          <w:rFonts w:hint="default"/>
-          <w:lang w:val="en-US" w:eastAsia="zh-CN"/>
-        </w:rPr>
-        <w:t>运维人员：拥有软件出库（发布）权限及生产环境对应软件的读取权限。</w:t>
-      </w:r>
-    </w:p>
-    <w:p>
-      <w:pPr>
-        <w:pStyle w:val="a1"/>
-        <w:rPr>
-          <w:rFonts w:hint="default"/>
-          <w:lang w:val="en-US" w:eastAsia="zh-CN"/>
-        </w:rPr>
-      </w:pPr>
-      <w:r>
-        <w:rPr>
-          <w:rFonts w:hint="default"/>
-          <w:lang w:val="en-US" w:eastAsia="zh-CN"/>
-        </w:rPr>
-        <w:t>其他人员：默认仅拥有经审批后的只读权限。</w:t>
-      </w:r>
-    </w:p>
-    <w:p>
-      <w:pPr>
-        <w:pStyle w:val="2"/>
-        <w:bidi w:val="0"/>
-        <w:rPr>
-          <w:rFonts w:hint="default"/>
-          <w:lang w:val="en-US" w:eastAsia="zh-CN"/>
-        </w:rPr>
-      </w:pPr>
-      <w:bookmarkStart w:id="18" w:name="_Toc524"/>
-      <w:r>
-        <w:rPr>
-          <w:rFonts w:hint="default"/>
-          <w:lang w:val="en-US" w:eastAsia="zh-CN"/>
-        </w:rPr>
-        <w:t>审计与监控</w:t>
-      </w:r>
-      <w:bookmarkEnd w:id="18"/>
-    </w:p>
-    <w:p>
-      <w:pPr>
-        <w:pStyle w:val="a1"/>
-        <w:rPr>
-          <w:rFonts w:hint="default"/>
-          <w:lang w:val="en-US" w:eastAsia="zh-CN"/>
-        </w:rPr>
-      </w:pPr>
-      <w:r>
-        <w:rPr>
-          <w:rFonts w:hint="default"/>
-          <w:lang w:val="en-US" w:eastAsia="zh-CN"/>
-        </w:rPr>
-        <w:t>所有对最终软件库的访问、上传、下载、删除等操作均须记录完整日志。</w:t>
-      </w:r>
-    </w:p>
-    <w:p>
-      <w:pPr>
-        <w:pStyle w:val="a1"/>
-        <w:rPr>
-          <w:rFonts w:hint="default"/>
-          <w:lang w:val="en-US" w:eastAsia="zh-CN"/>
-        </w:rPr>
-      </w:pPr>
-      <w:r>
-        <w:rPr>
-          <w:rFonts w:hint="eastAsia"/>
-          <w:lang w:val="en-US" w:eastAsia="zh-CN"/>
-        </w:rPr>
-        <w:t>运维工程师</w:t>
-      </w:r>
-      <w:r>
-        <w:rPr>
-          <w:rFonts w:hint="default"/>
-          <w:lang w:val="en-US" w:eastAsia="zh-CN"/>
-        </w:rPr>
-        <w:t>应定期（每月）审查访问日志，发现并处理异常操作。</w:t>
-      </w:r>
-    </w:p>
-    <w:p>
-      <w:pPr>
-        <w:pStyle w:val="a1"/>
-        <w:rPr>
-          <w:rFonts w:hint="default"/>
-          <w:lang w:val="en-US" w:eastAsia="zh-CN"/>
-        </w:rPr>
-      </w:pPr>
-      <w:r>
-        <w:rPr>
-          <w:rFonts w:hint="default"/>
-          <w:lang w:val="en-US" w:eastAsia="zh-CN"/>
-        </w:rPr>
-        <w:t>运维部应每季度对权限设置进行一次合规性评审。</w:t>
-      </w:r>
-    </w:p>
-    <w:p>
-      <w:pPr>
-        <w:pStyle w:val="1"/>
-        <w:bidi w:val="0"/>
-        <w:rPr>
-          <w:rFonts w:hint="default"/>
-          <w:lang w:val="en-US" w:eastAsia="zh-CN"/>
-        </w:rPr>
-      </w:pPr>
-      <w:bookmarkStart w:id="19" w:name="_Toc464"/>
-      <w:r>
-        <w:rPr>
-          <w:rFonts w:hint="default"/>
-          <w:lang w:val="en-US" w:eastAsia="zh-CN"/>
-        </w:rPr>
-        <w:t>备份与恢复</w:t>
-      </w:r>
-      <w:bookmarkEnd w:id="19"/>
-    </w:p>
-    <w:p>
-      <w:pPr>
-        <w:pStyle w:val="a1"/>
-        <w:rPr>
-          <w:rFonts w:hint="default"/>
-          <w:lang w:val="en-US" w:eastAsia="zh-CN"/>
-        </w:rPr>
-      </w:pPr>
-      <w:r>
-        <w:rPr>
-          <w:rFonts w:hint="default"/>
-          <w:lang w:val="en-US" w:eastAsia="zh-CN"/>
-        </w:rPr>
-        <w:t>最终软件库每月进行一次全量备份，每周进行一次增量备份，备份数据应异地安全保存。</w:t>
-      </w:r>
-    </w:p>
-    <w:p>
-      <w:pPr>
-        <w:pStyle w:val="a1"/>
-        <w:rPr>
-          <w:rFonts w:hint="default"/>
-          <w:lang w:val="en-US" w:eastAsia="zh-CN"/>
-        </w:rPr>
-      </w:pPr>
-      <w:r>
-        <w:rPr>
-          <w:rFonts w:hint="default"/>
-          <w:lang w:val="en-US" w:eastAsia="zh-CN"/>
-        </w:rPr>
-        <w:t>每半年至少进行一次备份恢复演练，确保备份有效性。</w:t>
-      </w:r>
-    </w:p>
-    <w:p>
-      <w:pPr>
-        <w:pStyle w:val="1"/>
-        <w:bidi w:val="0"/>
-        <w:rPr>
-          <w:rFonts w:hint="default"/>
-          <w:lang w:val="en-US" w:eastAsia="zh-CN"/>
-        </w:rPr>
-      </w:pPr>
-      <w:bookmarkStart w:id="20" w:name="_Toc26172"/>
-      <w:r>
-        <w:rPr>
-          <w:rFonts w:hint="default"/>
-          <w:lang w:val="en-US" w:eastAsia="zh-CN"/>
-        </w:rPr>
-        <w:t>审计与改进</w:t>
+        <w:t>考核指标</w:t>
       </w:r>
       <w:bookmarkEnd w:id="20"/>
-    </w:p>
-    <w:p>
-      <w:pPr>
-        <w:pStyle w:val="a1"/>
-        <w:rPr>
-          <w:rFonts w:hint="default"/>
-          <w:lang w:val="en-US" w:eastAsia="zh-CN"/>
-        </w:rPr>
-      </w:pPr>
-      <w:r>
-        <w:rPr>
-          <w:rFonts w:hint="default"/>
-          <w:lang w:val="en-US" w:eastAsia="zh-CN"/>
-        </w:rPr>
-        <w:t>每半年对软件库进行一次全面的合规性与安全性审计。</w:t>
-      </w:r>
-    </w:p>
-    <w:p>
-      <w:pPr>
-        <w:pStyle w:val="a1"/>
-        <w:rPr>
-          <w:rFonts w:hint="default"/>
-          <w:lang w:val="en-US" w:eastAsia="zh-CN"/>
-        </w:rPr>
-      </w:pPr>
-      <w:r>
-        <w:rPr>
-          <w:rFonts w:hint="default"/>
-          <w:lang w:val="en-US" w:eastAsia="zh-CN"/>
-        </w:rPr>
-        <w:t>根据审计结果和用户反馈，持续优化访问控制策略与管理流程。</w:t>
-      </w:r>
-    </w:p>
-    <w:p>
-      <w:pPr>
-        <w:pStyle w:val="1"/>
-        <w:bidi w:val="0"/>
-        <w:rPr>
-          <w:rFonts w:hint="default"/>
-          <w:lang w:val="en-US" w:eastAsia="zh-CN"/>
-        </w:rPr>
-      </w:pPr>
-      <w:bookmarkStart w:id="21" w:name="_Toc26111"/>
-      <w:r>
-        <w:rPr>
-          <w:rFonts w:hint="eastAsia"/>
-          <w:lang w:val="en-US" w:eastAsia="zh-CN"/>
-        </w:rPr>
-        <w:t>考核指标</w:t>
-      </w:r>
-      <w:bookmarkEnd w:id="21"/>
     </w:p>
     <w:tbl>
       <w:tblPr>
-        <w:tblStyle w:val="TableNormal"/>
+        <w:tblStyle w:val="20"/>
         <w:tblW w:w="8504" w:type="dxa"/>
         <w:tblInd w:w="96" w:type="dxa"/>
         <w:tblBorders>
-          <w:top w:val="nil"/>
-          <w:left w:val="nil"/>
-          <w:bottom w:val="nil"/>
-          <w:right w:val="nil"/>
-          <w:insideH w:val="nil"/>
-          <w:insideV w:val="nil"/>
+          <w:top w:val="none" w:color="auto" w:sz="0" w:space="0"/>
+          <w:left w:val="none" w:color="auto" w:sz="0" w:space="0"/>
+          <w:bottom w:val="none" w:color="auto" w:sz="0" w:space="0"/>
+          <w:right w:val="none" w:color="auto" w:sz="0" w:space="0"/>
+          <w:insideH w:val="none" w:color="auto" w:sz="0" w:space="0"/>
+          <w:insideV w:val="none" w:color="auto" w:sz="0" w:space="0"/>
         </w:tblBorders>
         <w:shd w:val="clear" w:color="auto" w:fill="auto"/>
+        <w:tblLayout w:type="autofit"/>
         <w:tblCellMar>
           <w:top w:w="0" w:type="dxa"/>
           <w:left w:w="108" w:type="dxa"/>
@@ -4712,15 +4947,13 @@
       </w:tblGrid>
       <w:tr>
         <w:tblPrEx>
-          <w:tblW w:w="8504" w:type="dxa"/>
-          <w:tblInd w:w="96" w:type="dxa"/>
           <w:tblBorders>
-            <w:top w:val="nil"/>
-            <w:left w:val="nil"/>
-            <w:bottom w:val="nil"/>
-            <w:right w:val="nil"/>
-            <w:insideH w:val="nil"/>
-            <w:insideV w:val="nil"/>
+            <w:top w:val="none" w:color="auto" w:sz="0" w:space="0"/>
+            <w:left w:val="none" w:color="auto" w:sz="0" w:space="0"/>
+            <w:bottom w:val="none" w:color="auto" w:sz="0" w:space="0"/>
+            <w:right w:val="none" w:color="auto" w:sz="0" w:space="0"/>
+            <w:insideH w:val="none" w:color="auto" w:sz="0" w:space="0"/>
+            <w:insideV w:val="none" w:color="auto" w:sz="0" w:space="0"/>
           </w:tblBorders>
           <w:shd w:val="clear" w:color="auto" w:fill="auto"/>
           <w:tblCellMar>
@@ -4731,16 +4964,16 @@
           </w:tblCellMar>
         </w:tblPrEx>
         <w:trPr>
-          <w:trHeight w:val="493"/>
+          <w:trHeight w:val="493" w:hRule="atLeast"/>
         </w:trPr>
         <w:tc>
           <w:tcPr>
             <w:tcW w:w="2383" w:type="dxa"/>
             <w:tcBorders>
-              <w:top w:val="single" w:sz="4" w:space="0" w:color="000000"/>
-              <w:left w:val="single" w:sz="4" w:space="0" w:color="000000"/>
-              <w:bottom w:val="single" w:sz="4" w:space="0" w:color="000000"/>
-              <w:right w:val="single" w:sz="4" w:space="0" w:color="000000"/>
+              <w:top w:val="single" w:color="000000" w:sz="4" w:space="0"/>
+              <w:left w:val="single" w:color="000000" w:sz="4" w:space="0"/>
+              <w:bottom w:val="single" w:color="000000" w:sz="4" w:space="0"/>
+              <w:right w:val="single" w:color="000000" w:sz="4" w:space="0"/>
             </w:tcBorders>
             <w:shd w:val="clear" w:color="auto" w:fill="C0C0C0"/>
             <w:vAlign w:val="center"/>
@@ -4754,7 +4987,7 @@
               <w:jc w:val="center"/>
               <w:textAlignment w:val="center"/>
               <w:rPr>
-                <w:rFonts w:ascii="楷体_GB2312" w:eastAsia="楷体_GB2312" w:hAnsi="宋体" w:cs="楷体_GB2312"/>
+                <w:rFonts w:ascii="楷体_GB2312" w:hAnsi="宋体" w:eastAsia="楷体_GB2312" w:cs="楷体_GB2312"/>
                 <w:b/>
                 <w:bCs/>
                 <w:i w:val="0"/>
@@ -4767,7 +5000,7 @@
             </w:pPr>
             <w:r>
               <w:rPr>
-                <w:rFonts w:ascii="楷体_GB2312" w:eastAsia="楷体_GB2312" w:hAnsi="宋体" w:cs="楷体_GB2312" w:hint="default"/>
+                <w:rFonts w:hint="default" w:ascii="楷体_GB2312" w:hAnsi="宋体" w:eastAsia="楷体_GB2312" w:cs="楷体_GB2312"/>
                 <w:b/>
                 <w:bCs/>
                 <w:i w:val="0"/>
@@ -4788,10 +5021,10 @@
           <w:tcPr>
             <w:tcW w:w="1056" w:type="dxa"/>
             <w:tcBorders>
-              <w:top w:val="single" w:sz="4" w:space="0" w:color="000000"/>
-              <w:left w:val="single" w:sz="4" w:space="0" w:color="000000"/>
-              <w:bottom w:val="single" w:sz="4" w:space="0" w:color="000000"/>
-              <w:right w:val="single" w:sz="4" w:space="0" w:color="000000"/>
+              <w:top w:val="single" w:color="000000" w:sz="4" w:space="0"/>
+              <w:left w:val="single" w:color="000000" w:sz="4" w:space="0"/>
+              <w:bottom w:val="single" w:color="000000" w:sz="4" w:space="0"/>
+              <w:right w:val="single" w:color="000000" w:sz="4" w:space="0"/>
             </w:tcBorders>
             <w:shd w:val="clear" w:color="auto" w:fill="C0C0C0"/>
             <w:vAlign w:val="center"/>
@@ -4805,7 +5038,7 @@
               <w:jc w:val="center"/>
               <w:textAlignment w:val="center"/>
               <w:rPr>
-                <w:rFonts w:ascii="楷体_GB2312" w:eastAsia="楷体_GB2312" w:hAnsi="宋体" w:cs="楷体_GB2312" w:hint="default"/>
+                <w:rFonts w:hint="default" w:ascii="楷体_GB2312" w:hAnsi="宋体" w:eastAsia="楷体_GB2312" w:cs="楷体_GB2312"/>
                 <w:b/>
                 <w:bCs/>
                 <w:i w:val="0"/>
@@ -4818,7 +5051,7 @@
             </w:pPr>
             <w:r>
               <w:rPr>
-                <w:rFonts w:ascii="楷体_GB2312" w:eastAsia="楷体_GB2312" w:hAnsi="宋体" w:cs="楷体_GB2312" w:hint="default"/>
+                <w:rFonts w:hint="default" w:ascii="楷体_GB2312" w:hAnsi="宋体" w:eastAsia="楷体_GB2312" w:cs="楷体_GB2312"/>
                 <w:b/>
                 <w:bCs/>
                 <w:i w:val="0"/>
@@ -4839,10 +5072,10 @@
           <w:tcPr>
             <w:tcW w:w="4139" w:type="dxa"/>
             <w:tcBorders>
-              <w:top w:val="single" w:sz="4" w:space="0" w:color="000000"/>
-              <w:left w:val="single" w:sz="4" w:space="0" w:color="000000"/>
-              <w:bottom w:val="single" w:sz="4" w:space="0" w:color="000000"/>
-              <w:right w:val="single" w:sz="4" w:space="0" w:color="000000"/>
+              <w:top w:val="single" w:color="000000" w:sz="4" w:space="0"/>
+              <w:left w:val="single" w:color="000000" w:sz="4" w:space="0"/>
+              <w:bottom w:val="single" w:color="000000" w:sz="4" w:space="0"/>
+              <w:right w:val="single" w:color="000000" w:sz="4" w:space="0"/>
             </w:tcBorders>
             <w:shd w:val="clear" w:color="auto" w:fill="C0C0C0"/>
             <w:vAlign w:val="center"/>
@@ -4856,7 +5089,7 @@
               <w:jc w:val="center"/>
               <w:textAlignment w:val="center"/>
               <w:rPr>
-                <w:rFonts w:ascii="楷体_GB2312" w:eastAsia="楷体_GB2312" w:hAnsi="宋体" w:cs="楷体_GB2312" w:hint="default"/>
+                <w:rFonts w:hint="default" w:ascii="楷体_GB2312" w:hAnsi="宋体" w:eastAsia="楷体_GB2312" w:cs="楷体_GB2312"/>
                 <w:b/>
                 <w:bCs/>
                 <w:i w:val="0"/>
@@ -4869,7 +5102,7 @@
             </w:pPr>
             <w:r>
               <w:rPr>
-                <w:rFonts w:ascii="楷体_GB2312" w:eastAsia="楷体_GB2312" w:hAnsi="宋体" w:cs="楷体_GB2312" w:hint="default"/>
+                <w:rFonts w:hint="default" w:ascii="楷体_GB2312" w:hAnsi="宋体" w:eastAsia="楷体_GB2312" w:cs="楷体_GB2312"/>
                 <w:b/>
                 <w:bCs/>
                 <w:i w:val="0"/>
@@ -4890,10 +5123,10 @@
           <w:tcPr>
             <w:tcW w:w="926" w:type="dxa"/>
             <w:tcBorders>
-              <w:top w:val="single" w:sz="4" w:space="0" w:color="000000"/>
-              <w:left w:val="single" w:sz="4" w:space="0" w:color="000000"/>
-              <w:bottom w:val="single" w:sz="4" w:space="0" w:color="000000"/>
-              <w:right w:val="single" w:sz="4" w:space="0" w:color="000000"/>
+              <w:top w:val="single" w:color="000000" w:sz="4" w:space="0"/>
+              <w:left w:val="single" w:color="000000" w:sz="4" w:space="0"/>
+              <w:bottom w:val="single" w:color="000000" w:sz="4" w:space="0"/>
+              <w:right w:val="single" w:color="000000" w:sz="4" w:space="0"/>
             </w:tcBorders>
             <w:shd w:val="clear" w:color="auto" w:fill="C0C0C0"/>
             <w:vAlign w:val="center"/>
@@ -4907,7 +5140,7 @@
               <w:jc w:val="center"/>
               <w:textAlignment w:val="center"/>
               <w:rPr>
-                <w:rFonts w:ascii="楷体_GB2312" w:eastAsia="楷体_GB2312" w:hAnsi="宋体" w:cs="楷体_GB2312" w:hint="default"/>
+                <w:rFonts w:hint="default" w:ascii="楷体_GB2312" w:hAnsi="宋体" w:eastAsia="楷体_GB2312" w:cs="楷体_GB2312"/>
                 <w:b/>
                 <w:bCs/>
                 <w:i w:val="0"/>
@@ -4920,7 +5153,7 @@
             </w:pPr>
             <w:r>
               <w:rPr>
-                <w:rFonts w:ascii="楷体_GB2312" w:eastAsia="楷体_GB2312" w:hAnsi="宋体" w:cs="楷体_GB2312" w:hint="default"/>
+                <w:rFonts w:hint="default" w:ascii="楷体_GB2312" w:hAnsi="宋体" w:eastAsia="楷体_GB2312" w:cs="楷体_GB2312"/>
                 <w:b/>
                 <w:bCs/>
                 <w:i w:val="0"/>
@@ -4940,8 +5173,14 @@
       </w:tr>
       <w:tr>
         <w:tblPrEx>
-          <w:tblW w:w="8504" w:type="dxa"/>
-          <w:tblInd w:w="96" w:type="dxa"/>
+          <w:tblBorders>
+            <w:top w:val="none" w:color="auto" w:sz="0" w:space="0"/>
+            <w:left w:val="none" w:color="auto" w:sz="0" w:space="0"/>
+            <w:bottom w:val="none" w:color="auto" w:sz="0" w:space="0"/>
+            <w:right w:val="none" w:color="auto" w:sz="0" w:space="0"/>
+            <w:insideH w:val="none" w:color="auto" w:sz="0" w:space="0"/>
+            <w:insideV w:val="none" w:color="auto" w:sz="0" w:space="0"/>
+          </w:tblBorders>
           <w:shd w:val="clear" w:color="auto" w:fill="auto"/>
           <w:tblCellMar>
             <w:top w:w="0" w:type="dxa"/>
@@ -4951,16 +5190,16 @@
           </w:tblCellMar>
         </w:tblPrEx>
         <w:trPr>
-          <w:trHeight w:val="493"/>
+          <w:trHeight w:val="493" w:hRule="atLeast"/>
         </w:trPr>
         <w:tc>
           <w:tcPr>
             <w:tcW w:w="2383" w:type="dxa"/>
             <w:tcBorders>
-              <w:top w:val="single" w:sz="4" w:space="0" w:color="000000"/>
-              <w:left w:val="single" w:sz="4" w:space="0" w:color="000000"/>
-              <w:bottom w:val="single" w:sz="4" w:space="0" w:color="000000"/>
-              <w:right w:val="single" w:sz="4" w:space="0" w:color="000000"/>
+              <w:top w:val="single" w:color="000000" w:sz="4" w:space="0"/>
+              <w:left w:val="single" w:color="000000" w:sz="4" w:space="0"/>
+              <w:bottom w:val="single" w:color="000000" w:sz="4" w:space="0"/>
+              <w:right w:val="single" w:color="000000" w:sz="4" w:space="0"/>
             </w:tcBorders>
             <w:shd w:val="clear" w:color="auto" w:fill="auto"/>
             <w:vAlign w:val="center"/>
@@ -4974,7 +5213,7 @@
               <w:jc w:val="left"/>
               <w:textAlignment w:val="center"/>
               <w:rPr>
-                <w:rFonts w:ascii="楷体_GB2312" w:eastAsia="楷体_GB2312" w:hAnsi="宋体" w:cs="楷体_GB2312" w:hint="default"/>
+                <w:rFonts w:hint="default" w:ascii="楷体_GB2312" w:hAnsi="宋体" w:eastAsia="楷体_GB2312" w:cs="楷体_GB2312"/>
                 <w:b/>
                 <w:bCs/>
                 <w:i w:val="0"/>
@@ -4990,7 +5229,7 @@
             </w:pPr>
             <w:r>
               <w:rPr>
-                <w:rFonts w:ascii="宋体" w:hAnsi="宋体" w:cs="宋体" w:hint="eastAsia"/>
+                <w:rFonts w:hint="eastAsia" w:ascii="宋体" w:hAnsi="宋体" w:cs="宋体"/>
                 <w:i w:val="0"/>
                 <w:iCs w:val="0"/>
                 <w:snapToGrid w:val="0"/>
@@ -5009,10 +5248,10 @@
           <w:tcPr>
             <w:tcW w:w="1056" w:type="dxa"/>
             <w:tcBorders>
-              <w:top w:val="single" w:sz="4" w:space="0" w:color="000000"/>
-              <w:left w:val="single" w:sz="4" w:space="0" w:color="000000"/>
-              <w:bottom w:val="single" w:sz="4" w:space="0" w:color="000000"/>
-              <w:right w:val="single" w:sz="4" w:space="0" w:color="000000"/>
+              <w:top w:val="single" w:color="000000" w:sz="4" w:space="0"/>
+              <w:left w:val="single" w:color="000000" w:sz="4" w:space="0"/>
+              <w:bottom w:val="single" w:color="000000" w:sz="4" w:space="0"/>
+              <w:right w:val="single" w:color="000000" w:sz="4" w:space="0"/>
             </w:tcBorders>
             <w:shd w:val="clear" w:color="auto" w:fill="auto"/>
             <w:vAlign w:val="center"/>
@@ -5026,7 +5265,7 @@
               <w:jc w:val="left"/>
               <w:textAlignment w:val="center"/>
               <w:rPr>
-                <w:rFonts w:ascii="楷体_GB2312" w:eastAsia="楷体_GB2312" w:hAnsi="宋体" w:cs="楷体_GB2312" w:hint="default"/>
+                <w:rFonts w:hint="default" w:ascii="楷体_GB2312" w:hAnsi="宋体" w:eastAsia="楷体_GB2312" w:cs="楷体_GB2312"/>
                 <w:b/>
                 <w:bCs/>
                 <w:i w:val="0"/>
@@ -5042,7 +5281,7 @@
             </w:pPr>
             <w:r>
               <w:rPr>
-                <w:rFonts w:ascii="宋体" w:eastAsia="宋体" w:hAnsi="宋体" w:cs="宋体" w:hint="eastAsia"/>
+                <w:rFonts w:hint="eastAsia" w:ascii="宋体" w:hAnsi="宋体" w:eastAsia="宋体" w:cs="宋体"/>
                 <w:i w:val="0"/>
                 <w:iCs w:val="0"/>
                 <w:snapToGrid w:val="0"/>
@@ -5057,7 +5296,7 @@
             </w:r>
             <w:r>
               <w:rPr>
-                <w:rFonts w:ascii="宋体" w:hAnsi="宋体" w:cs="宋体" w:hint="eastAsia"/>
+                <w:rFonts w:hint="eastAsia" w:ascii="宋体" w:hAnsi="宋体" w:cs="宋体"/>
                 <w:i w:val="0"/>
                 <w:iCs w:val="0"/>
                 <w:snapToGrid w:val="0"/>
@@ -5076,10 +5315,10 @@
           <w:tcPr>
             <w:tcW w:w="4139" w:type="dxa"/>
             <w:tcBorders>
-              <w:top w:val="single" w:sz="4" w:space="0" w:color="000000"/>
-              <w:left w:val="single" w:sz="4" w:space="0" w:color="000000"/>
-              <w:bottom w:val="single" w:sz="4" w:space="0" w:color="000000"/>
-              <w:right w:val="single" w:sz="4" w:space="0" w:color="000000"/>
+              <w:top w:val="single" w:color="000000" w:sz="4" w:space="0"/>
+              <w:left w:val="single" w:color="000000" w:sz="4" w:space="0"/>
+              <w:bottom w:val="single" w:color="000000" w:sz="4" w:space="0"/>
+              <w:right w:val="single" w:color="000000" w:sz="4" w:space="0"/>
             </w:tcBorders>
             <w:shd w:val="clear" w:color="auto" w:fill="auto"/>
             <w:vAlign w:val="center"/>
@@ -5093,7 +5332,7 @@
               <w:jc w:val="left"/>
               <w:textAlignment w:val="center"/>
               <w:rPr>
-                <w:rFonts w:ascii="楷体_GB2312" w:eastAsia="楷体_GB2312" w:hAnsi="宋体" w:cs="楷体_GB2312" w:hint="default"/>
+                <w:rFonts w:hint="default" w:ascii="楷体_GB2312" w:hAnsi="宋体" w:eastAsia="楷体_GB2312" w:cs="楷体_GB2312"/>
                 <w:b/>
                 <w:bCs/>
                 <w:i w:val="0"/>
@@ -5109,7 +5348,7 @@
             </w:pPr>
             <w:r>
               <w:rPr>
-                <w:rFonts w:ascii="宋体" w:hAnsi="宋体" w:cs="宋体" w:hint="eastAsia"/>
+                <w:rFonts w:hint="eastAsia" w:ascii="宋体" w:hAnsi="宋体" w:cs="宋体"/>
                 <w:i w:val="0"/>
                 <w:iCs w:val="0"/>
                 <w:snapToGrid w:val="0"/>
@@ -5128,10 +5367,10 @@
           <w:tcPr>
             <w:tcW w:w="926" w:type="dxa"/>
             <w:tcBorders>
-              <w:top w:val="single" w:sz="4" w:space="0" w:color="000000"/>
-              <w:left w:val="single" w:sz="4" w:space="0" w:color="000000"/>
-              <w:bottom w:val="single" w:sz="4" w:space="0" w:color="000000"/>
-              <w:right w:val="single" w:sz="4" w:space="0" w:color="000000"/>
+              <w:top w:val="single" w:color="000000" w:sz="4" w:space="0"/>
+              <w:left w:val="single" w:color="000000" w:sz="4" w:space="0"/>
+              <w:bottom w:val="single" w:color="000000" w:sz="4" w:space="0"/>
+              <w:right w:val="single" w:color="000000" w:sz="4" w:space="0"/>
             </w:tcBorders>
             <w:shd w:val="clear" w:color="auto" w:fill="auto"/>
             <w:vAlign w:val="center"/>
@@ -5145,7 +5384,7 @@
               <w:jc w:val="left"/>
               <w:textAlignment w:val="center"/>
               <w:rPr>
-                <w:rFonts w:ascii="楷体_GB2312" w:eastAsia="楷体_GB2312" w:hAnsi="宋体" w:cs="楷体_GB2312" w:hint="default"/>
+                <w:rFonts w:hint="default" w:ascii="楷体_GB2312" w:hAnsi="宋体" w:eastAsia="楷体_GB2312" w:cs="楷体_GB2312"/>
                 <w:b/>
                 <w:bCs/>
                 <w:i w:val="0"/>
@@ -5161,7 +5400,7 @@
             </w:pPr>
             <w:r>
               <w:rPr>
-                <w:rFonts w:ascii="宋体" w:hAnsi="宋体" w:cs="宋体" w:hint="eastAsia"/>
+                <w:rFonts w:hint="eastAsia" w:ascii="宋体" w:hAnsi="宋体" w:cs="宋体"/>
                 <w:i w:val="0"/>
                 <w:iCs w:val="0"/>
                 <w:snapToGrid w:val="0"/>
@@ -5180,14 +5419,14 @@
     </w:tbl>
     <w:p>
       <w:pPr>
-        <w:pStyle w:val="1"/>
+        <w:pStyle w:val="28"/>
         <w:bidi w:val="0"/>
         <w:rPr>
           <w:rFonts w:hint="default"/>
           <w:lang w:val="en-US" w:eastAsia="zh-CN"/>
         </w:rPr>
       </w:pPr>
-      <w:bookmarkStart w:id="22" w:name="_Toc5904"/>
+      <w:bookmarkStart w:id="21" w:name="_Toc5904"/>
       <w:r>
         <w:rPr>
           <w:rFonts w:hint="default"/>
@@ -5195,11 +5434,11 @@
         </w:rPr>
         <w:t>附则</w:t>
       </w:r>
-      <w:bookmarkEnd w:id="22"/>
-    </w:p>
-    <w:p>
-      <w:pPr>
-        <w:pStyle w:val="a1"/>
+      <w:bookmarkEnd w:id="21"/>
+    </w:p>
+    <w:p>
+      <w:pPr>
+        <w:pStyle w:val="29"/>
         <w:rPr>
           <w:rFonts w:hint="default"/>
           <w:lang w:val="en-US" w:eastAsia="zh-CN"/>
@@ -5215,7 +5454,7 @@
     </w:p>
     <w:p>
       <w:pPr>
-        <w:pStyle w:val="a1"/>
+        <w:pStyle w:val="29"/>
         <w:rPr>
           <w:rFonts w:hint="default"/>
           <w:lang w:val="en-US" w:eastAsia="zh-CN"/>
@@ -5223,34 +5462,84 @@
       </w:pPr>
     </w:p>
     <w:sectPr>
-      <w:headerReference w:type="default" r:id="rId7"/>
-      <w:footerReference w:type="default" r:id="rId8"/>
+      <w:headerReference r:id="rId5" w:type="default"/>
+      <w:footerReference r:id="rId6" w:type="default"/>
       <w:pgSz w:w="11906" w:h="16838"/>
       <w:pgMar w:top="1417" w:right="1800" w:bottom="1440" w:left="1800" w:header="1140" w:footer="992" w:gutter="0"/>
-      <w:cols w:num="1" w:space="425"/>
+      <w:cols w:space="425" w:num="1"/>
       <w:docGrid w:type="lines" w:linePitch="312" w:charSpace="0"/>
     </w:sectPr>
   </w:body>
 </w:document>
 </file>
 
+<file path=word/endnotes.xml><?xml version="1.0" encoding="utf-8"?>
+<w:endnotes xmlns:wpc="http://schemas.microsoft.com/office/word/2010/wordprocessingCanvas" xmlns:mc="http://schemas.openxmlformats.org/markup-compatibility/2006" xmlns:o="urn:schemas-microsoft-com:office:office" xmlns:r="http://schemas.openxmlformats.org/officeDocument/2006/relationships" xmlns:m="http://schemas.openxmlformats.org/officeDocument/2006/math" xmlns:v="urn:schemas-microsoft-com:vml" xmlns:wp14="http://schemas.microsoft.com/office/word/2010/wordprocessingDrawing" xmlns:wp="http://schemas.openxmlformats.org/drawingml/2006/wordprocessingDrawing" xmlns:w="http://schemas.openxmlformats.org/wordprocessingml/2006/main" xmlns:w14="http://schemas.microsoft.com/office/word/2010/wordml" xmlns:w15="http://schemas.microsoft.com/office/word/2012/wordml" xmlns:w10="urn:schemas-microsoft-com:office:word" xmlns:wpg="http://schemas.microsoft.com/office/word/2010/wordprocessingGroup" xmlns:wpi="http://schemas.microsoft.com/office/word/2010/wordprocessingInk" xmlns:wne="http://schemas.microsoft.com/office/word/2006/wordml" xmlns:wps="http://schemas.microsoft.com/office/word/2010/wordprocessingShape" xmlns:wpsCustomData="http://www.wps.cn/officeDocument/2013/wpsCustomData" mc:Ignorable="w14 w15 wp14">
+  <w:endnote w:type="separator" w:id="0">
+    <w:p>
+      <w:pPr>
+        <w:spacing w:line="240" w:lineRule="auto"/>
+      </w:pPr>
+      <w:r>
+        <w:separator/>
+      </w:r>
+    </w:p>
+  </w:endnote>
+  <w:endnote w:type="continuationSeparator" w:id="1">
+    <w:p>
+      <w:pPr>
+        <w:spacing w:line="240" w:lineRule="auto"/>
+      </w:pPr>
+      <w:r>
+        <w:continuationSeparator/>
+      </w:r>
+    </w:p>
+  </w:endnote>
+</w:endnotes>
+</file>
+
 <file path=word/footer1.xml><?xml version="1.0" encoding="utf-8"?>
-<w:ftr xmlns:wpc="http://schemas.microsoft.com/office/word/2010/wordprocessingCanvas" xmlns:mc="http://schemas.openxmlformats.org/markup-compatibility/2006" xmlns:o="urn:schemas-microsoft-com:office:office" xmlns:r="http://schemas.openxmlformats.org/officeDocument/2006/relationships" xmlns:m="http://schemas.openxmlformats.org/officeDocument/2006/math" xmlns:v="urn:schemas-microsoft-com:vml" xmlns:wp14="http://schemas.microsoft.com/office/word/2010/wordprocessingDrawing" xmlns:wp="http://schemas.openxmlformats.org/drawingml/2006/wordprocessingDrawing" xmlns:w10="urn:schemas-microsoft-com:office:word" xmlns:w="http://schemas.openxmlformats.org/wordprocessingml/2006/main" xmlns:w14="http://schemas.microsoft.com/office/word/2010/wordml" xmlns:w15="http://schemas.microsoft.com/office/word/2012/wordml" xmlns:wne="http://schemas.microsoft.com/office/word/2006/wordml" xmlns:wpg="http://schemas.microsoft.com/office/word/2010/wordprocessingGroup" xmlns:wpi="http://schemas.microsoft.com/office/word/2010/wordprocessingInk" xmlns:wps="http://schemas.microsoft.com/office/word/2010/wordprocessingShape" mc:Ignorable="w14 w15 wp14">
+<w:ftr xmlns:wpc="http://schemas.microsoft.com/office/word/2010/wordprocessingCanvas" xmlns:mc="http://schemas.openxmlformats.org/markup-compatibility/2006" xmlns:o="urn:schemas-microsoft-com:office:office" xmlns:r="http://schemas.openxmlformats.org/officeDocument/2006/relationships" xmlns:m="http://schemas.openxmlformats.org/officeDocument/2006/math" xmlns:v="urn:schemas-microsoft-com:vml" xmlns:wp14="http://schemas.microsoft.com/office/word/2010/wordprocessingDrawing" xmlns:wp="http://schemas.openxmlformats.org/drawingml/2006/wordprocessingDrawing" xmlns:w10="urn:schemas-microsoft-com:office:word" xmlns:w="http://schemas.openxmlformats.org/wordprocessingml/2006/main" xmlns:w14="http://schemas.microsoft.com/office/word/2010/wordml" xmlns:w15="http://schemas.microsoft.com/office/word/2012/wordml" xmlns:wpg="http://schemas.microsoft.com/office/word/2010/wordprocessingGroup" xmlns:wpi="http://schemas.microsoft.com/office/word/2010/wordprocessingInk" xmlns:wne="http://schemas.microsoft.com/office/word/2006/wordml" xmlns:wps="http://schemas.microsoft.com/office/word/2010/wordprocessingShape" xmlns:wpsCustomData="http://www.wps.cn/officeDocument/2013/wpsCustomData" mc:Ignorable="w14 w15 wp14">
   <w:p>
     <w:pPr>
-      <w:pStyle w:val="Footer"/>
+      <w:pStyle w:val="14"/>
     </w:pPr>
   </w:p>
 </w:ftr>
 </file>
 
+<file path=word/footnotes.xml><?xml version="1.0" encoding="utf-8"?>
+<w:footnotes xmlns:wpc="http://schemas.microsoft.com/office/word/2010/wordprocessingCanvas" xmlns:mc="http://schemas.openxmlformats.org/markup-compatibility/2006" xmlns:o="urn:schemas-microsoft-com:office:office" xmlns:r="http://schemas.openxmlformats.org/officeDocument/2006/relationships" xmlns:m="http://schemas.openxmlformats.org/officeDocument/2006/math" xmlns:v="urn:schemas-microsoft-com:vml" xmlns:wp14="http://schemas.microsoft.com/office/word/2010/wordprocessingDrawing" xmlns:wp="http://schemas.openxmlformats.org/drawingml/2006/wordprocessingDrawing" xmlns:w="http://schemas.openxmlformats.org/wordprocessingml/2006/main" xmlns:w14="http://schemas.microsoft.com/office/word/2010/wordml" xmlns:w15="http://schemas.microsoft.com/office/word/2012/wordml" xmlns:w10="urn:schemas-microsoft-com:office:word" xmlns:wpg="http://schemas.microsoft.com/office/word/2010/wordprocessingGroup" xmlns:wpi="http://schemas.microsoft.com/office/word/2010/wordprocessingInk" xmlns:wne="http://schemas.microsoft.com/office/word/2006/wordml" xmlns:wps="http://schemas.microsoft.com/office/word/2010/wordprocessingShape" xmlns:wpsCustomData="http://www.wps.cn/officeDocument/2013/wpsCustomData" mc:Ignorable="w14 w15 wp14">
+  <w:footnote w:type="separator" w:id="0">
+    <w:p>
+      <w:pPr>
+        <w:spacing w:line="360" w:lineRule="auto"/>
+      </w:pPr>
+      <w:r>
+        <w:separator/>
+      </w:r>
+    </w:p>
+  </w:footnote>
+  <w:footnote w:type="continuationSeparator" w:id="1">
+    <w:p>
+      <w:pPr>
+        <w:spacing w:line="360" w:lineRule="auto"/>
+      </w:pPr>
+      <w:r>
+        <w:continuationSeparator/>
+      </w:r>
+    </w:p>
+  </w:footnote>
+</w:footnotes>
+</file>
+
 <file path=word/header1.xml><?xml version="1.0" encoding="utf-8"?>
-<w:hdr xmlns:wpc="http://schemas.microsoft.com/office/word/2010/wordprocessingCanvas" xmlns:mc="http://schemas.openxmlformats.org/markup-compatibility/2006" xmlns:o="urn:schemas-microsoft-com:office:office" xmlns:r="http://schemas.openxmlformats.org/officeDocument/2006/relationships" xmlns:m="http://schemas.openxmlformats.org/officeDocument/2006/math" xmlns:v="urn:schemas-microsoft-com:vml" xmlns:wp14="http://schemas.microsoft.com/office/word/2010/wordprocessingDrawing" xmlns:wp="http://schemas.openxmlformats.org/drawingml/2006/wordprocessingDrawing" xmlns:w10="urn:schemas-microsoft-com:office:word" xmlns:w="http://schemas.openxmlformats.org/wordprocessingml/2006/main" xmlns:w14="http://schemas.microsoft.com/office/word/2010/wordml" xmlns:w15="http://schemas.microsoft.com/office/word/2012/wordml" xmlns:wne="http://schemas.microsoft.com/office/word/2006/wordml" xmlns:wpg="http://schemas.microsoft.com/office/word/2010/wordprocessingGroup" xmlns:wpi="http://schemas.microsoft.com/office/word/2010/wordprocessingInk" xmlns:wps="http://schemas.microsoft.com/office/word/2010/wordprocessingShape" mc:Ignorable="w14 w15 wp14">
+<w:hdr xmlns:wpc="http://schemas.microsoft.com/office/word/2010/wordprocessingCanvas" xmlns:mc="http://schemas.openxmlformats.org/markup-compatibility/2006" xmlns:o="urn:schemas-microsoft-com:office:office" xmlns:r="http://schemas.openxmlformats.org/officeDocument/2006/relationships" xmlns:m="http://schemas.openxmlformats.org/officeDocument/2006/math" xmlns:v="urn:schemas-microsoft-com:vml" xmlns:wp14="http://schemas.microsoft.com/office/word/2010/wordprocessingDrawing" xmlns:wp="http://schemas.openxmlformats.org/drawingml/2006/wordprocessingDrawing" xmlns:w10="urn:schemas-microsoft-com:office:word" xmlns:w="http://schemas.openxmlformats.org/wordprocessingml/2006/main" xmlns:w14="http://schemas.microsoft.com/office/word/2010/wordml" xmlns:w15="http://schemas.microsoft.com/office/word/2012/wordml" xmlns:wpg="http://schemas.microsoft.com/office/word/2010/wordprocessingGroup" xmlns:wpi="http://schemas.microsoft.com/office/word/2010/wordprocessingInk" xmlns:wne="http://schemas.microsoft.com/office/word/2006/wordml" xmlns:wps="http://schemas.microsoft.com/office/word/2010/wordprocessingShape" xmlns:wpsCustomData="http://www.wps.cn/officeDocument/2013/wpsCustomData" mc:Ignorable="w14 w15 wp14">
   <w:p>
     <w:pPr>
-      <w:pStyle w:val="Header"/>
+      <w:pStyle w:val="15"/>
       <w:pBdr>
-        <w:bottom w:val="single" w:sz="4" w:space="1" w:color="auto"/>
+        <w:bottom w:val="single" w:color="auto" w:sz="4" w:space="1"/>
       </w:pBdr>
       <w:tabs>
         <w:tab w:val="left" w:pos="335"/>
@@ -5258,27 +5547,27 @@
       </w:tabs>
       <w:jc w:val="right"/>
       <w:rPr>
-        <w:rFonts w:eastAsiaTheme="minorEastAsia" w:hint="eastAsia"/>
+        <w:rFonts w:hint="eastAsia" w:eastAsiaTheme="minorEastAsia"/>
         <w:lang w:eastAsia="zh-CN"/>
       </w:rPr>
     </w:pPr>
     <w:r>
       <w:rPr>
-        <w:rFonts w:eastAsiaTheme="minorEastAsia" w:hint="eastAsia"/>
+        <w:rFonts w:hint="eastAsia" w:eastAsiaTheme="minorEastAsia"/>
         <w:lang w:val="en-US" w:eastAsia="zh-CN"/>
       </w:rPr>
       <w:tab/>
     </w:r>
     <w:r>
       <w:rPr>
-        <w:rFonts w:eastAsiaTheme="minorEastAsia" w:hint="eastAsia"/>
+        <w:rFonts w:hint="eastAsia" w:eastAsiaTheme="minorEastAsia"/>
         <w:lang w:val="en-US" w:eastAsia="zh-CN"/>
       </w:rPr>
       <w:tab/>
     </w:r>
     <w:r>
       <w:rPr>
-        <w:rFonts w:eastAsiaTheme="minorEastAsia" w:hint="eastAsia"/>
+        <w:rFonts w:hint="eastAsia" w:eastAsiaTheme="minorEastAsia"/>
         <w:lang w:val="en-US" w:eastAsia="zh-CN"/>
       </w:rPr>
       <w:t>桐乡华数广电网络有限公司</w:t>
@@ -5288,15 +5577,15 @@
 </file>
 
 <file path=word/numbering.xml><?xml version="1.0" encoding="utf-8"?>
-<w:numbering xmlns:wpc="http://schemas.microsoft.com/office/word/2010/wordprocessingCanvas" xmlns:mc="http://schemas.openxmlformats.org/markup-compatibility/2006" xmlns:o="urn:schemas-microsoft-com:office:office" xmlns:r="http://schemas.openxmlformats.org/officeDocument/2006/relationships" xmlns:m="http://schemas.openxmlformats.org/officeDocument/2006/math" xmlns:v="urn:schemas-microsoft-com:vml" xmlns:wp14="http://schemas.microsoft.com/office/word/2010/wordprocessingDrawing" xmlns:wp="http://schemas.openxmlformats.org/drawingml/2006/wordprocessingDrawing" xmlns:w10="urn:schemas-microsoft-com:office:word" xmlns:w="http://schemas.openxmlformats.org/wordprocessingml/2006/main" xmlns:w14="http://schemas.microsoft.com/office/word/2010/wordml" xmlns:w15="http://schemas.microsoft.com/office/word/2012/wordml" xmlns:wne="http://schemas.microsoft.com/office/word/2006/wordml" xmlns:wpg="http://schemas.microsoft.com/office/word/2010/wordprocessingGroup" xmlns:wpi="http://schemas.microsoft.com/office/word/2010/wordprocessingInk" xmlns:wps="http://schemas.microsoft.com/office/word/2010/wordprocessingShape" mc:Ignorable="w14 w15 wp14">
+<w:numbering xmlns:wpc="http://schemas.microsoft.com/office/word/2010/wordprocessingCanvas" xmlns:mc="http://schemas.openxmlformats.org/markup-compatibility/2006" xmlns:o="urn:schemas-microsoft-com:office:office" xmlns:r="http://schemas.openxmlformats.org/officeDocument/2006/relationships" xmlns:m="http://schemas.openxmlformats.org/officeDocument/2006/math" xmlns:v="urn:schemas-microsoft-com:vml" xmlns:wp14="http://schemas.microsoft.com/office/word/2010/wordprocessingDrawing" xmlns:wp="http://schemas.openxmlformats.org/drawingml/2006/wordprocessingDrawing" xmlns:w10="urn:schemas-microsoft-com:office:word" xmlns:w="http://schemas.openxmlformats.org/wordprocessingml/2006/main" xmlns:w14="http://schemas.microsoft.com/office/word/2010/wordml" xmlns:wpg="http://schemas.microsoft.com/office/word/2010/wordprocessingGroup" xmlns:wpi="http://schemas.microsoft.com/office/word/2010/wordprocessingInk" xmlns:wne="http://schemas.microsoft.com/office/word/2006/wordml" xmlns:wps="http://schemas.microsoft.com/office/word/2010/wordprocessingShape" xmlns:wpsCustomData="http://www.wps.cn/officeDocument/2013/wpsCustomData" mc:Ignorable="w14 wp14">
   <w:abstractNum w:abstractNumId="0">
     <w:nsid w:val="8E964DCE"/>
     <w:multiLevelType w:val="multilevel"/>
     <w:tmpl w:val="8E964DCE"/>
-    <w:lvl w:ilvl="0">
+    <w:lvl w:ilvl="0" w:tentative="0">
       <w:start w:val="1"/>
       <w:numFmt w:val="decimal"/>
-      <w:pStyle w:val="Heading1"/>
+      <w:pStyle w:val="2"/>
       <w:lvlText w:val="%1."/>
       <w:lvlJc w:val="left"/>
       <w:pPr>
@@ -5306,10 +5595,10 @@
         <w:rFonts w:hint="default"/>
       </w:rPr>
     </w:lvl>
-    <w:lvl w:ilvl="1">
+    <w:lvl w:ilvl="1" w:tentative="0">
       <w:start w:val="1"/>
       <w:numFmt w:val="decimal"/>
-      <w:pStyle w:val="Heading2"/>
+      <w:pStyle w:val="3"/>
       <w:lvlText w:val="%1.%2."/>
       <w:lvlJc w:val="left"/>
       <w:pPr>
@@ -5319,10 +5608,10 @@
         <w:rFonts w:hint="default"/>
       </w:rPr>
     </w:lvl>
-    <w:lvl w:ilvl="2">
+    <w:lvl w:ilvl="2" w:tentative="0">
       <w:start w:val="1"/>
       <w:numFmt w:val="decimal"/>
-      <w:pStyle w:val="Heading3"/>
+      <w:pStyle w:val="4"/>
       <w:lvlText w:val="%1.%2.%3."/>
       <w:lvlJc w:val="left"/>
       <w:pPr>
@@ -5332,10 +5621,10 @@
         <w:rFonts w:hint="default"/>
       </w:rPr>
     </w:lvl>
-    <w:lvl w:ilvl="3">
+    <w:lvl w:ilvl="3" w:tentative="0">
       <w:start w:val="1"/>
       <w:numFmt w:val="decimal"/>
-      <w:pStyle w:val="Heading4"/>
+      <w:pStyle w:val="5"/>
       <w:lvlText w:val="%1.%2.%3.%4."/>
       <w:lvlJc w:val="left"/>
       <w:pPr>
@@ -5345,10 +5634,10 @@
         <w:rFonts w:hint="default"/>
       </w:rPr>
     </w:lvl>
-    <w:lvl w:ilvl="4">
+    <w:lvl w:ilvl="4" w:tentative="0">
       <w:start w:val="1"/>
       <w:numFmt w:val="decimal"/>
-      <w:pStyle w:val="Heading5"/>
+      <w:pStyle w:val="6"/>
       <w:lvlText w:val="%1.%2.%3.%4.%5."/>
       <w:lvlJc w:val="left"/>
       <w:pPr>
@@ -5358,10 +5647,10 @@
         <w:rFonts w:hint="default"/>
       </w:rPr>
     </w:lvl>
-    <w:lvl w:ilvl="5">
+    <w:lvl w:ilvl="5" w:tentative="0">
       <w:start w:val="1"/>
       <w:numFmt w:val="decimal"/>
-      <w:pStyle w:val="Heading6"/>
+      <w:pStyle w:val="7"/>
       <w:lvlText w:val="%1.%2.%3.%4.%5.%6."/>
       <w:lvlJc w:val="left"/>
       <w:pPr>
@@ -5371,10 +5660,10 @@
         <w:rFonts w:hint="default"/>
       </w:rPr>
     </w:lvl>
-    <w:lvl w:ilvl="6">
+    <w:lvl w:ilvl="6" w:tentative="0">
       <w:start w:val="1"/>
       <w:numFmt w:val="decimal"/>
-      <w:pStyle w:val="Heading7"/>
+      <w:pStyle w:val="8"/>
       <w:lvlText w:val="%1.%2.%3.%4.%5.%6.%7."/>
       <w:lvlJc w:val="left"/>
       <w:pPr>
@@ -5384,10 +5673,10 @@
         <w:rFonts w:hint="default"/>
       </w:rPr>
     </w:lvl>
-    <w:lvl w:ilvl="7">
+    <w:lvl w:ilvl="7" w:tentative="0">
       <w:start w:val="1"/>
       <w:numFmt w:val="decimal"/>
-      <w:pStyle w:val="Heading8"/>
+      <w:pStyle w:val="9"/>
       <w:lvlText w:val="%1.%2.%3.%4.%5.%6.%7.%8."/>
       <w:lvlJc w:val="left"/>
       <w:pPr>
@@ -5397,10 +5686,10 @@
         <w:rFonts w:hint="default"/>
       </w:rPr>
     </w:lvl>
-    <w:lvl w:ilvl="8">
+    <w:lvl w:ilvl="8" w:tentative="0">
       <w:start w:val="1"/>
       <w:numFmt w:val="decimal"/>
-      <w:pStyle w:val="Heading9"/>
+      <w:pStyle w:val="10"/>
       <w:lvlText w:val="%1.%2.%3.%4.%5.%6.%7.%8.%9."/>
       <w:lvlJc w:val="left"/>
       <w:pPr>
@@ -5418,267 +5707,269 @@
 </file>
 
 <file path=word/styles.xml><?xml version="1.0" encoding="utf-8"?>
-<w:styles xmlns:mc="http://schemas.openxmlformats.org/markup-compatibility/2006" xmlns:r="http://schemas.openxmlformats.org/officeDocument/2006/relationships" xmlns:w="http://schemas.openxmlformats.org/wordprocessingml/2006/main" xmlns:w14="http://schemas.microsoft.com/office/word/2010/wordml" xmlns:w15="http://schemas.microsoft.com/office/word/2012/wordml" mc:Ignorable="w14 w15">
+<w:styles xmlns:mc="http://schemas.openxmlformats.org/markup-compatibility/2006" xmlns:o="urn:schemas-microsoft-com:office:office" xmlns:r="http://schemas.openxmlformats.org/officeDocument/2006/relationships" xmlns:m="http://schemas.openxmlformats.org/officeDocument/2006/math" xmlns:v="urn:schemas-microsoft-com:vml" xmlns:w="http://schemas.openxmlformats.org/wordprocessingml/2006/main" xmlns:w14="http://schemas.microsoft.com/office/word/2010/wordml" xmlns:w10="urn:schemas-microsoft-com:office:word" xmlns:sl="http://schemas.openxmlformats.org/schemaLibrary/2006/main" xmlns:wpsCustomData="http://www.wps.cn/officeDocument/2013/wpsCustomData" mc:Ignorable="w14">
   <w:docDefaults>
     <w:rPrDefault>
       <w:rPr>
-        <w:rFonts w:ascii="Times New Roman" w:eastAsia="宋体" w:hAnsi="Times New Roman" w:cs="Times New Roman"/>
+        <w:rFonts w:ascii="Times New Roman" w:hAnsi="Times New Roman" w:eastAsia="宋体" w:cs="Times New Roman"/>
       </w:rPr>
     </w:rPrDefault>
     <w:pPrDefault/>
   </w:docDefaults>
-  <w:latentStyles w:defLockedState="0" w:defUIPriority="99" w:defSemiHidden="1" w:defUnhideWhenUsed="1" w:defQFormat="0" w:count="260">
-    <w:lsdException w:name="Normal" w:semiHidden="0" w:uiPriority="0" w:unhideWhenUsed="0" w:qFormat="1"/>
-    <w:lsdException w:name="heading 1" w:semiHidden="0" w:uiPriority="0" w:unhideWhenUsed="0" w:qFormat="1"/>
-    <w:lsdException w:name="heading 2" w:semiHidden="0" w:uiPriority="0" w:qFormat="1"/>
-    <w:lsdException w:name="heading 3" w:uiPriority="0" w:qFormat="1"/>
-    <w:lsdException w:name="heading 4" w:semiHidden="0" w:uiPriority="0" w:qFormat="1"/>
-    <w:lsdException w:name="heading 5" w:uiPriority="0" w:qFormat="1"/>
-    <w:lsdException w:name="heading 6" w:uiPriority="0" w:qFormat="1"/>
-    <w:lsdException w:name="heading 7" w:uiPriority="0" w:qFormat="1"/>
-    <w:lsdException w:name="heading 8" w:uiPriority="0" w:qFormat="1"/>
-    <w:lsdException w:name="heading 9" w:uiPriority="0" w:qFormat="1"/>
-    <w:lsdException w:name="index 1" w:semiHidden="0" w:uiPriority="0" w:unhideWhenUsed="0"/>
-    <w:lsdException w:name="index 2" w:semiHidden="0" w:uiPriority="0" w:unhideWhenUsed="0"/>
-    <w:lsdException w:name="index 3" w:semiHidden="0" w:uiPriority="0" w:unhideWhenUsed="0"/>
-    <w:lsdException w:name="index 4" w:semiHidden="0" w:uiPriority="0" w:unhideWhenUsed="0"/>
-    <w:lsdException w:name="index 5" w:semiHidden="0" w:uiPriority="0" w:unhideWhenUsed="0"/>
-    <w:lsdException w:name="index 6" w:semiHidden="0" w:uiPriority="0" w:unhideWhenUsed="0"/>
-    <w:lsdException w:name="index 7" w:semiHidden="0" w:uiPriority="0" w:unhideWhenUsed="0"/>
-    <w:lsdException w:name="index 8" w:semiHidden="0" w:uiPriority="0" w:unhideWhenUsed="0"/>
-    <w:lsdException w:name="index 9" w:semiHidden="0" w:uiPriority="0" w:unhideWhenUsed="0"/>
-    <w:lsdException w:name="toc 1" w:semiHidden="0" w:uiPriority="0" w:unhideWhenUsed="0" w:qFormat="1"/>
-    <w:lsdException w:name="toc 2" w:semiHidden="0" w:uiPriority="0" w:unhideWhenUsed="0" w:qFormat="1"/>
-    <w:lsdException w:name="toc 3" w:semiHidden="0" w:uiPriority="0" w:unhideWhenUsed="0" w:qFormat="1"/>
-    <w:lsdException w:name="toc 4" w:semiHidden="0" w:uiPriority="0" w:unhideWhenUsed="0"/>
-    <w:lsdException w:name="toc 5" w:semiHidden="0" w:uiPriority="0" w:unhideWhenUsed="0"/>
-    <w:lsdException w:name="toc 6" w:semiHidden="0" w:uiPriority="0" w:unhideWhenUsed="0"/>
-    <w:lsdException w:name="toc 7" w:semiHidden="0" w:uiPriority="0" w:unhideWhenUsed="0"/>
-    <w:lsdException w:name="toc 8" w:semiHidden="0" w:uiPriority="0" w:unhideWhenUsed="0"/>
-    <w:lsdException w:name="toc 9" w:semiHidden="0" w:uiPriority="0" w:unhideWhenUsed="0"/>
-    <w:lsdException w:name="Normal Indent" w:semiHidden="0" w:uiPriority="0" w:unhideWhenUsed="0"/>
-    <w:lsdException w:name="footnote text" w:semiHidden="0" w:uiPriority="0" w:unhideWhenUsed="0"/>
-    <w:lsdException w:name="annotation text" w:semiHidden="0" w:uiPriority="0" w:unhideWhenUsed="0" w:qFormat="1"/>
-    <w:lsdException w:name="header" w:semiHidden="0" w:uiPriority="0" w:unhideWhenUsed="0" w:qFormat="1"/>
-    <w:lsdException w:name="footer" w:semiHidden="0" w:uiPriority="0" w:unhideWhenUsed="0" w:qFormat="1"/>
-    <w:lsdException w:name="index heading" w:semiHidden="0" w:uiPriority="0" w:unhideWhenUsed="0"/>
-    <w:lsdException w:name="caption" w:uiPriority="0" w:qFormat="1"/>
-    <w:lsdException w:name="table of figures" w:semiHidden="0" w:uiPriority="0" w:unhideWhenUsed="0"/>
-    <w:lsdException w:name="envelope address" w:semiHidden="0" w:uiPriority="0" w:unhideWhenUsed="0"/>
-    <w:lsdException w:name="envelope return" w:semiHidden="0" w:uiPriority="0" w:unhideWhenUsed="0"/>
-    <w:lsdException w:name="footnote reference" w:semiHidden="0" w:uiPriority="0" w:unhideWhenUsed="0"/>
-    <w:lsdException w:name="annotation reference" w:semiHidden="0" w:uiPriority="0" w:unhideWhenUsed="0"/>
-    <w:lsdException w:name="line number" w:semiHidden="0" w:uiPriority="0" w:unhideWhenUsed="0"/>
-    <w:lsdException w:name="page number" w:semiHidden="0" w:uiPriority="0" w:unhideWhenUsed="0"/>
-    <w:lsdException w:name="endnote reference" w:semiHidden="0" w:uiPriority="0" w:unhideWhenUsed="0"/>
-    <w:lsdException w:name="endnote text" w:semiHidden="0" w:uiPriority="0" w:unhideWhenUsed="0"/>
-    <w:lsdException w:name="table of authorities" w:semiHidden="0" w:uiPriority="0" w:unhideWhenUsed="0"/>
-    <w:lsdException w:name="macro" w:semiHidden="0" w:uiPriority="0" w:unhideWhenUsed="0"/>
-    <w:lsdException w:name="toa heading" w:semiHidden="0" w:uiPriority="0" w:unhideWhenUsed="0"/>
-    <w:lsdException w:name="List" w:semiHidden="0" w:uiPriority="0" w:unhideWhenUsed="0"/>
-    <w:lsdException w:name="List Bullet" w:semiHidden="0" w:uiPriority="0" w:unhideWhenUsed="0"/>
-    <w:lsdException w:name="List Number" w:semiHidden="0" w:uiPriority="0" w:unhideWhenUsed="0"/>
-    <w:lsdException w:name="List 2" w:semiHidden="0" w:uiPriority="0" w:unhideWhenUsed="0"/>
-    <w:lsdException w:name="List 3" w:semiHidden="0" w:uiPriority="0" w:unhideWhenUsed="0"/>
-    <w:lsdException w:name="List 4" w:semiHidden="0" w:uiPriority="0" w:unhideWhenUsed="0"/>
-    <w:lsdException w:name="List 5" w:semiHidden="0" w:uiPriority="0" w:unhideWhenUsed="0"/>
-    <w:lsdException w:name="List Bullet 2" w:semiHidden="0" w:uiPriority="0" w:unhideWhenUsed="0"/>
-    <w:lsdException w:name="List Bullet 3" w:semiHidden="0" w:uiPriority="0" w:unhideWhenUsed="0"/>
-    <w:lsdException w:name="List Bullet 4" w:semiHidden="0" w:uiPriority="0" w:unhideWhenUsed="0"/>
-    <w:lsdException w:name="List Bullet 5" w:semiHidden="0" w:uiPriority="0" w:unhideWhenUsed="0"/>
-    <w:lsdException w:name="List Number 2" w:semiHidden="0" w:uiPriority="0" w:unhideWhenUsed="0"/>
-    <w:lsdException w:name="List Number 3" w:semiHidden="0" w:uiPriority="0" w:unhideWhenUsed="0"/>
-    <w:lsdException w:name="List Number 4" w:semiHidden="0" w:uiPriority="0" w:unhideWhenUsed="0"/>
-    <w:lsdException w:name="List Number 5" w:semiHidden="0" w:uiPriority="0" w:unhideWhenUsed="0"/>
-    <w:lsdException w:name="Title" w:semiHidden="0" w:uiPriority="0" w:unhideWhenUsed="0" w:qFormat="1"/>
-    <w:lsdException w:name="Closing" w:semiHidden="0" w:uiPriority="0" w:unhideWhenUsed="0"/>
-    <w:lsdException w:name="Signature" w:semiHidden="0" w:uiPriority="0" w:unhideWhenUsed="0"/>
-    <w:lsdException w:name="Default Paragraph Font" w:uiPriority="0" w:unhideWhenUsed="0" w:qFormat="1"/>
-    <w:lsdException w:name="Body Text" w:uiPriority="0" w:unhideWhenUsed="0" w:qFormat="1"/>
-    <w:lsdException w:name="Body Text Indent" w:semiHidden="0" w:uiPriority="0" w:unhideWhenUsed="0"/>
-    <w:lsdException w:name="List Continue" w:semiHidden="0" w:uiPriority="0" w:unhideWhenUsed="0"/>
-    <w:lsdException w:name="List Continue 2" w:semiHidden="0" w:uiPriority="0" w:unhideWhenUsed="0"/>
-    <w:lsdException w:name="List Continue 3" w:semiHidden="0" w:uiPriority="0" w:unhideWhenUsed="0"/>
-    <w:lsdException w:name="List Continue 4" w:semiHidden="0" w:uiPriority="0" w:unhideWhenUsed="0"/>
-    <w:lsdException w:name="List Continue 5" w:semiHidden="0" w:uiPriority="0" w:unhideWhenUsed="0"/>
-    <w:lsdException w:name="Message Header" w:semiHidden="0" w:uiPriority="0" w:unhideWhenUsed="0"/>
-    <w:lsdException w:name="Subtitle" w:semiHidden="0" w:uiPriority="0" w:unhideWhenUsed="0" w:qFormat="1"/>
-    <w:lsdException w:name="Salutation" w:semiHidden="0" w:uiPriority="0" w:unhideWhenUsed="0"/>
-    <w:lsdException w:name="Date" w:semiHidden="0" w:uiPriority="0" w:unhideWhenUsed="0"/>
-    <w:lsdException w:name="Body Text First Indent" w:semiHidden="0" w:uiPriority="0" w:unhideWhenUsed="0"/>
-    <w:lsdException w:name="Body Text First Indent 2" w:semiHidden="0" w:uiPriority="0" w:unhideWhenUsed="0"/>
-    <w:lsdException w:name="Body Text 2" w:semiHidden="0" w:uiPriority="0" w:unhideWhenUsed="0"/>
-    <w:lsdException w:name="Body Text 3" w:semiHidden="0" w:uiPriority="0" w:unhideWhenUsed="0"/>
-    <w:lsdException w:name="Body Text Indent 2" w:semiHidden="0" w:uiPriority="0" w:unhideWhenUsed="0"/>
-    <w:lsdException w:name="Body Text Indent 3" w:semiHidden="0" w:uiPriority="0" w:unhideWhenUsed="0"/>
-    <w:lsdException w:name="Block Text" w:semiHidden="0" w:uiPriority="0" w:unhideWhenUsed="0"/>
-    <w:lsdException w:name="Hyperlink" w:semiHidden="0" w:uiPriority="0" w:unhideWhenUsed="0"/>
-    <w:lsdException w:name="FollowedHyperlink" w:semiHidden="0" w:uiPriority="0" w:unhideWhenUsed="0"/>
-    <w:lsdException w:name="Strong" w:semiHidden="0" w:uiPriority="0" w:unhideWhenUsed="0" w:qFormat="1"/>
-    <w:lsdException w:name="Emphasis" w:semiHidden="0" w:uiPriority="0" w:unhideWhenUsed="0" w:qFormat="1"/>
-    <w:lsdException w:name="Document Map" w:semiHidden="0" w:uiPriority="0" w:unhideWhenUsed="0"/>
-    <w:lsdException w:name="Plain Text" w:semiHidden="0" w:uiPriority="0" w:unhideWhenUsed="0"/>
-    <w:lsdException w:name="E-mail Signature" w:semiHidden="0" w:uiPriority="0" w:unhideWhenUsed="0"/>
-    <w:lsdException w:name="Normal (Web)" w:semiHidden="0" w:uiPriority="0" w:unhideWhenUsed="0" w:qFormat="1"/>
-    <w:lsdException w:name="HTML Acronym" w:semiHidden="0" w:uiPriority="0" w:unhideWhenUsed="0"/>
-    <w:lsdException w:name="HTML Address" w:semiHidden="0" w:uiPriority="0" w:unhideWhenUsed="0"/>
-    <w:lsdException w:name="HTML Cite" w:semiHidden="0" w:uiPriority="0" w:unhideWhenUsed="0"/>
-    <w:lsdException w:name="HTML Code" w:semiHidden="0" w:uiPriority="0" w:unhideWhenUsed="0"/>
-    <w:lsdException w:name="HTML Definition" w:semiHidden="0" w:uiPriority="0" w:unhideWhenUsed="0"/>
-    <w:lsdException w:name="HTML Keyboard" w:semiHidden="0" w:uiPriority="0" w:unhideWhenUsed="0"/>
-    <w:lsdException w:name="HTML Preformatted" w:semiHidden="0" w:uiPriority="0" w:unhideWhenUsed="0"/>
-    <w:lsdException w:name="HTML Sample" w:semiHidden="0" w:uiPriority="0" w:unhideWhenUsed="0"/>
-    <w:lsdException w:name="HTML Typewriter" w:semiHidden="0" w:uiPriority="0" w:unhideWhenUsed="0"/>
-    <w:lsdException w:name="HTML Variable" w:semiHidden="0" w:uiPriority="0" w:unhideWhenUsed="0"/>
-    <w:lsdException w:name="Normal Table" w:uiPriority="0" w:unhideWhenUsed="0" w:qFormat="1"/>
-    <w:lsdException w:name="annotation subject" w:semiHidden="0" w:uiPriority="0" w:unhideWhenUsed="0"/>
-    <w:lsdException w:name="Table Simple 1" w:semiHidden="0" w:uiPriority="0" w:unhideWhenUsed="0"/>
-    <w:lsdException w:name="Table Simple 2" w:semiHidden="0" w:uiPriority="0" w:unhideWhenUsed="0"/>
-    <w:lsdException w:name="Table Simple 3" w:semiHidden="0" w:uiPriority="0" w:unhideWhenUsed="0"/>
-    <w:lsdException w:name="Table Classic 1" w:semiHidden="0" w:uiPriority="0" w:unhideWhenUsed="0"/>
-    <w:lsdException w:name="Table Classic 2" w:semiHidden="0" w:uiPriority="0" w:unhideWhenUsed="0"/>
-    <w:lsdException w:name="Table Classic 3" w:semiHidden="0" w:uiPriority="0" w:unhideWhenUsed="0"/>
-    <w:lsdException w:name="Table Classic 4" w:semiHidden="0" w:uiPriority="0" w:unhideWhenUsed="0"/>
-    <w:lsdException w:name="Table Colorful 1" w:semiHidden="0" w:uiPriority="0" w:unhideWhenUsed="0"/>
-    <w:lsdException w:name="Table Colorful 2" w:semiHidden="0" w:uiPriority="0" w:unhideWhenUsed="0"/>
-    <w:lsdException w:name="Table Colorful 3" w:semiHidden="0" w:uiPriority="0" w:unhideWhenUsed="0"/>
-    <w:lsdException w:name="Table Columns 1" w:semiHidden="0" w:uiPriority="0" w:unhideWhenUsed="0"/>
-    <w:lsdException w:name="Table Columns 2" w:semiHidden="0" w:uiPriority="0" w:unhideWhenUsed="0"/>
-    <w:lsdException w:name="Table Columns 3" w:semiHidden="0" w:uiPriority="0" w:unhideWhenUsed="0"/>
-    <w:lsdException w:name="Table Columns 4" w:semiHidden="0" w:uiPriority="0" w:unhideWhenUsed="0"/>
-    <w:lsdException w:name="Table Columns 5" w:semiHidden="0" w:uiPriority="0" w:unhideWhenUsed="0"/>
-    <w:lsdException w:name="Table Grid 1" w:semiHidden="0" w:uiPriority="0" w:unhideWhenUsed="0"/>
-    <w:lsdException w:name="Table Grid 2" w:semiHidden="0" w:uiPriority="0" w:unhideWhenUsed="0"/>
-    <w:lsdException w:name="Table Grid 3" w:semiHidden="0" w:uiPriority="0" w:unhideWhenUsed="0"/>
-    <w:lsdException w:name="Table Grid 4" w:semiHidden="0" w:uiPriority="0" w:unhideWhenUsed="0"/>
-    <w:lsdException w:name="Table Grid 5" w:semiHidden="0" w:uiPriority="0" w:unhideWhenUsed="0"/>
-    <w:lsdException w:name="Table Grid 6" w:semiHidden="0" w:uiPriority="0" w:unhideWhenUsed="0"/>
-    <w:lsdException w:name="Table Grid 7" w:semiHidden="0" w:uiPriority="0" w:unhideWhenUsed="0"/>
-    <w:lsdException w:name="Table Grid 8" w:semiHidden="0" w:uiPriority="0" w:unhideWhenUsed="0"/>
-    <w:lsdException w:name="Table List 1" w:semiHidden="0" w:uiPriority="0" w:unhideWhenUsed="0"/>
-    <w:lsdException w:name="Table List 2" w:semiHidden="0" w:uiPriority="0" w:unhideWhenUsed="0"/>
-    <w:lsdException w:name="Table List 3" w:semiHidden="0" w:uiPriority="0" w:unhideWhenUsed="0"/>
-    <w:lsdException w:name="Table List 4" w:semiHidden="0" w:uiPriority="0" w:unhideWhenUsed="0"/>
-    <w:lsdException w:name="Table List 5" w:semiHidden="0" w:uiPriority="0" w:unhideWhenUsed="0"/>
-    <w:lsdException w:name="Table List 6" w:semiHidden="0" w:uiPriority="0" w:unhideWhenUsed="0"/>
-    <w:lsdException w:name="Table List 7" w:semiHidden="0" w:uiPriority="0" w:unhideWhenUsed="0"/>
-    <w:lsdException w:name="Table List 8" w:semiHidden="0" w:uiPriority="0" w:unhideWhenUsed="0"/>
-    <w:lsdException w:name="Table 3D effects 1" w:semiHidden="0" w:uiPriority="0" w:unhideWhenUsed="0"/>
-    <w:lsdException w:name="Table 3D effects 2" w:semiHidden="0" w:uiPriority="0" w:unhideWhenUsed="0"/>
-    <w:lsdException w:name="Table 3D effects 3" w:semiHidden="0" w:uiPriority="0" w:unhideWhenUsed="0"/>
-    <w:lsdException w:name="Table Contemporary" w:semiHidden="0" w:uiPriority="0" w:unhideWhenUsed="0"/>
-    <w:lsdException w:name="Table Elegant" w:semiHidden="0" w:uiPriority="0" w:unhideWhenUsed="0"/>
-    <w:lsdException w:name="Table Professional" w:semiHidden="0" w:uiPriority="0" w:unhideWhenUsed="0"/>
-    <w:lsdException w:name="Table Subtle 1" w:semiHidden="0" w:uiPriority="0" w:unhideWhenUsed="0"/>
-    <w:lsdException w:name="Table Subtle 2" w:semiHidden="0" w:uiPriority="0" w:unhideWhenUsed="0"/>
-    <w:lsdException w:name="Table Web 1" w:semiHidden="0" w:uiPriority="0" w:unhideWhenUsed="0"/>
-    <w:lsdException w:name="Table Web 2" w:semiHidden="0" w:uiPriority="0" w:unhideWhenUsed="0"/>
-    <w:lsdException w:name="Table Web 3" w:semiHidden="0" w:uiPriority="0" w:unhideWhenUsed="0"/>
-    <w:lsdException w:name="Balloon Text" w:semiHidden="0" w:uiPriority="0" w:unhideWhenUsed="0"/>
-    <w:lsdException w:name="Table Grid" w:semiHidden="0" w:uiPriority="0" w:unhideWhenUsed="0" w:qFormat="1"/>
-    <w:lsdException w:name="Table Theme" w:semiHidden="0" w:uiPriority="0" w:unhideWhenUsed="0"/>
-    <w:lsdException w:name="Light Shading" w:semiHidden="0" w:uiPriority="60" w:unhideWhenUsed="0"/>
-    <w:lsdException w:name="Light List" w:semiHidden="0" w:uiPriority="61" w:unhideWhenUsed="0"/>
-    <w:lsdException w:name="Light Grid" w:semiHidden="0" w:uiPriority="62" w:unhideWhenUsed="0"/>
-    <w:lsdException w:name="Medium Shading 1" w:semiHidden="0" w:uiPriority="63" w:unhideWhenUsed="0"/>
-    <w:lsdException w:name="Medium Shading 2" w:semiHidden="0" w:uiPriority="64" w:unhideWhenUsed="0"/>
-    <w:lsdException w:name="Medium List 1" w:semiHidden="0" w:uiPriority="65" w:unhideWhenUsed="0"/>
-    <w:lsdException w:name="Medium List 2" w:semiHidden="0" w:uiPriority="66" w:unhideWhenUsed="0"/>
-    <w:lsdException w:name="Medium Grid 1" w:semiHidden="0" w:uiPriority="67" w:unhideWhenUsed="0"/>
-    <w:lsdException w:name="Medium Grid 2" w:semiHidden="0" w:uiPriority="68" w:unhideWhenUsed="0"/>
-    <w:lsdException w:name="Medium Grid 3" w:semiHidden="0" w:uiPriority="69" w:unhideWhenUsed="0"/>
-    <w:lsdException w:name="Dark List" w:semiHidden="0" w:uiPriority="70" w:unhideWhenUsed="0"/>
-    <w:lsdException w:name="Colorful Shading" w:semiHidden="0" w:uiPriority="71" w:unhideWhenUsed="0"/>
-    <w:lsdException w:name="Colorful List" w:semiHidden="0" w:uiPriority="72" w:unhideWhenUsed="0"/>
-    <w:lsdException w:name="Colorful Grid" w:semiHidden="0" w:uiPriority="73" w:unhideWhenUsed="0"/>
-    <w:lsdException w:name="Light Shading Accent 1" w:semiHidden="0" w:uiPriority="60" w:unhideWhenUsed="0"/>
-    <w:lsdException w:name="Light List Accent 1" w:semiHidden="0" w:uiPriority="61" w:unhideWhenUsed="0"/>
-    <w:lsdException w:name="Light Grid Accent 1" w:semiHidden="0" w:uiPriority="62" w:unhideWhenUsed="0"/>
-    <w:lsdException w:name="Medium Shading 1 Accent 1" w:semiHidden="0" w:uiPriority="63" w:unhideWhenUsed="0"/>
-    <w:lsdException w:name="Medium Shading 2 Accent 1" w:semiHidden="0" w:uiPriority="64" w:unhideWhenUsed="0"/>
-    <w:lsdException w:name="Medium List 1 Accent 1" w:semiHidden="0" w:uiPriority="65" w:unhideWhenUsed="0"/>
-    <w:lsdException w:name="Medium List 2 Accent 1" w:semiHidden="0" w:uiPriority="66" w:unhideWhenUsed="0"/>
-    <w:lsdException w:name="Medium Grid 1 Accent 1" w:semiHidden="0" w:uiPriority="67" w:unhideWhenUsed="0"/>
-    <w:lsdException w:name="Medium Grid 2 Accent 1" w:semiHidden="0" w:uiPriority="68" w:unhideWhenUsed="0"/>
-    <w:lsdException w:name="Medium Grid 3 Accent 1" w:semiHidden="0" w:uiPriority="69" w:unhideWhenUsed="0"/>
-    <w:lsdException w:name="Dark List Accent 1" w:semiHidden="0" w:uiPriority="70" w:unhideWhenUsed="0"/>
-    <w:lsdException w:name="Colorful Shading Accent 1" w:semiHidden="0" w:uiPriority="71" w:unhideWhenUsed="0"/>
-    <w:lsdException w:name="Colorful List Accent 1" w:semiHidden="0" w:uiPriority="72" w:unhideWhenUsed="0"/>
-    <w:lsdException w:name="Colorful Grid Accent 1" w:semiHidden="0" w:uiPriority="73" w:unhideWhenUsed="0"/>
-    <w:lsdException w:name="Light Shading Accent 2" w:semiHidden="0" w:uiPriority="60" w:unhideWhenUsed="0"/>
-    <w:lsdException w:name="Light List Accent 2" w:semiHidden="0" w:uiPriority="61" w:unhideWhenUsed="0"/>
-    <w:lsdException w:name="Light Grid Accent 2" w:semiHidden="0" w:uiPriority="62" w:unhideWhenUsed="0"/>
-    <w:lsdException w:name="Medium Shading 1 Accent 2" w:semiHidden="0" w:uiPriority="63" w:unhideWhenUsed="0"/>
-    <w:lsdException w:name="Medium Shading 2 Accent 2" w:semiHidden="0" w:uiPriority="64" w:unhideWhenUsed="0"/>
-    <w:lsdException w:name="Medium List 1 Accent 2" w:semiHidden="0" w:uiPriority="65" w:unhideWhenUsed="0"/>
-    <w:lsdException w:name="Medium List 2 Accent 2" w:semiHidden="0" w:uiPriority="66" w:unhideWhenUsed="0"/>
-    <w:lsdException w:name="Medium Grid 1 Accent 2" w:semiHidden="0" w:uiPriority="67" w:unhideWhenUsed="0"/>
-    <w:lsdException w:name="Medium Grid 2 Accent 2" w:semiHidden="0" w:uiPriority="68" w:unhideWhenUsed="0"/>
-    <w:lsdException w:name="Medium Grid 3 Accent 2" w:semiHidden="0" w:uiPriority="69" w:unhideWhenUsed="0"/>
-    <w:lsdException w:name="Dark List Accent 2" w:semiHidden="0" w:uiPriority="70" w:unhideWhenUsed="0"/>
-    <w:lsdException w:name="Colorful Shading Accent 2" w:semiHidden="0" w:uiPriority="71" w:unhideWhenUsed="0"/>
-    <w:lsdException w:name="Colorful List Accent 2" w:semiHidden="0" w:uiPriority="72" w:unhideWhenUsed="0"/>
-    <w:lsdException w:name="Colorful Grid Accent 2" w:semiHidden="0" w:uiPriority="73" w:unhideWhenUsed="0"/>
-    <w:lsdException w:name="Light Shading Accent 3" w:semiHidden="0" w:uiPriority="60" w:unhideWhenUsed="0"/>
-    <w:lsdException w:name="Light List Accent 3" w:semiHidden="0" w:uiPriority="61" w:unhideWhenUsed="0"/>
-    <w:lsdException w:name="Light Grid Accent 3" w:semiHidden="0" w:uiPriority="62" w:unhideWhenUsed="0"/>
-    <w:lsdException w:name="Medium Shading 1 Accent 3" w:semiHidden="0" w:uiPriority="63" w:unhideWhenUsed="0"/>
-    <w:lsdException w:name="Medium Shading 2 Accent 3" w:semiHidden="0" w:uiPriority="64" w:unhideWhenUsed="0"/>
-    <w:lsdException w:name="Medium List 1 Accent 3" w:semiHidden="0" w:uiPriority="65" w:unhideWhenUsed="0"/>
-    <w:lsdException w:name="Medium List 2 Accent 3" w:semiHidden="0" w:uiPriority="66" w:unhideWhenUsed="0"/>
-    <w:lsdException w:name="Medium Grid 1 Accent 3" w:semiHidden="0" w:uiPriority="67" w:unhideWhenUsed="0"/>
-    <w:lsdException w:name="Medium Grid 2 Accent 3" w:semiHidden="0" w:uiPriority="68" w:unhideWhenUsed="0"/>
-    <w:lsdException w:name="Medium Grid 3 Accent 3" w:semiHidden="0" w:uiPriority="69" w:unhideWhenUsed="0"/>
-    <w:lsdException w:name="Dark List Accent 3" w:semiHidden="0" w:uiPriority="70" w:unhideWhenUsed="0"/>
-    <w:lsdException w:name="Colorful Shading Accent 3" w:semiHidden="0" w:uiPriority="71" w:unhideWhenUsed="0"/>
-    <w:lsdException w:name="Colorful List Accent 3" w:semiHidden="0" w:uiPriority="72" w:unhideWhenUsed="0"/>
-    <w:lsdException w:name="Colorful Grid Accent 3" w:semiHidden="0" w:uiPriority="73" w:unhideWhenUsed="0"/>
-    <w:lsdException w:name="Light Shading Accent 4" w:semiHidden="0" w:uiPriority="60" w:unhideWhenUsed="0"/>
-    <w:lsdException w:name="Light List Accent 4" w:semiHidden="0" w:uiPriority="61" w:unhideWhenUsed="0"/>
-    <w:lsdException w:name="Light Grid Accent 4" w:semiHidden="0" w:uiPriority="62" w:unhideWhenUsed="0"/>
-    <w:lsdException w:name="Medium Shading 1 Accent 4" w:semiHidden="0" w:uiPriority="63" w:unhideWhenUsed="0"/>
-    <w:lsdException w:name="Medium Shading 2 Accent 4" w:semiHidden="0" w:uiPriority="64" w:unhideWhenUsed="0"/>
-    <w:lsdException w:name="Medium List 1 Accent 4" w:semiHidden="0" w:uiPriority="65" w:unhideWhenUsed="0"/>
-    <w:lsdException w:name="Medium List 2 Accent 4" w:semiHidden="0" w:uiPriority="66" w:unhideWhenUsed="0"/>
-    <w:lsdException w:name="Medium Grid 1 Accent 4" w:semiHidden="0" w:uiPriority="67" w:unhideWhenUsed="0"/>
-    <w:lsdException w:name="Medium Grid 2 Accent 4" w:semiHidden="0" w:uiPriority="68" w:unhideWhenUsed="0"/>
-    <w:lsdException w:name="Medium Grid 3 Accent 4" w:semiHidden="0" w:uiPriority="69" w:unhideWhenUsed="0"/>
-    <w:lsdException w:name="Dark List Accent 4" w:semiHidden="0" w:uiPriority="70" w:unhideWhenUsed="0"/>
-    <w:lsdException w:name="Colorful Shading Accent 4" w:semiHidden="0" w:uiPriority="71" w:unhideWhenUsed="0"/>
-    <w:lsdException w:name="Colorful List Accent 4" w:semiHidden="0" w:uiPriority="72" w:unhideWhenUsed="0"/>
-    <w:lsdException w:name="Colorful Grid Accent 4" w:semiHidden="0" w:uiPriority="73" w:unhideWhenUsed="0"/>
-    <w:lsdException w:name="Light Shading Accent 5" w:semiHidden="0" w:uiPriority="60" w:unhideWhenUsed="0"/>
-    <w:lsdException w:name="Light List Accent 5" w:semiHidden="0" w:uiPriority="61" w:unhideWhenUsed="0"/>
-    <w:lsdException w:name="Light Grid Accent 5" w:semiHidden="0" w:uiPriority="62" w:unhideWhenUsed="0"/>
-    <w:lsdException w:name="Medium Shading 1 Accent 5" w:semiHidden="0" w:uiPriority="63" w:unhideWhenUsed="0"/>
-    <w:lsdException w:name="Medium Shading 2 Accent 5" w:semiHidden="0" w:uiPriority="64" w:unhideWhenUsed="0"/>
-    <w:lsdException w:name="Medium List 1 Accent 5" w:semiHidden="0" w:uiPriority="65" w:unhideWhenUsed="0"/>
-    <w:lsdException w:name="Medium List 2 Accent 5" w:semiHidden="0" w:uiPriority="66" w:unhideWhenUsed="0"/>
-    <w:lsdException w:name="Medium Grid 1 Accent 5" w:semiHidden="0" w:uiPriority="67" w:unhideWhenUsed="0"/>
-    <w:lsdException w:name="Medium Grid 2 Accent 5" w:semiHidden="0" w:uiPriority="68" w:unhideWhenUsed="0"/>
-    <w:lsdException w:name="Medium Grid 3 Accent 5" w:semiHidden="0" w:uiPriority="69" w:unhideWhenUsed="0"/>
-    <w:lsdException w:name="Dark List Accent 5" w:semiHidden="0" w:uiPriority="70" w:unhideWhenUsed="0"/>
-    <w:lsdException w:name="Colorful Shading Accent 5" w:semiHidden="0" w:uiPriority="71" w:unhideWhenUsed="0"/>
-    <w:lsdException w:name="Colorful List Accent 5" w:semiHidden="0" w:uiPriority="72" w:unhideWhenUsed="0"/>
-    <w:lsdException w:name="Colorful Grid Accent 5" w:semiHidden="0" w:uiPriority="73" w:unhideWhenUsed="0"/>
-    <w:lsdException w:name="Light Shading Accent 6" w:semiHidden="0" w:uiPriority="60" w:unhideWhenUsed="0"/>
-    <w:lsdException w:name="Light List Accent 6" w:semiHidden="0" w:uiPriority="61" w:unhideWhenUsed="0"/>
-    <w:lsdException w:name="Light Grid Accent 6" w:semiHidden="0" w:uiPriority="62" w:unhideWhenUsed="0"/>
-    <w:lsdException w:name="Medium Shading 1 Accent 6" w:semiHidden="0" w:uiPriority="63" w:unhideWhenUsed="0"/>
-    <w:lsdException w:name="Medium Shading 2 Accent 6" w:semiHidden="0" w:uiPriority="64" w:unhideWhenUsed="0"/>
-    <w:lsdException w:name="Medium List 1 Accent 6" w:semiHidden="0" w:uiPriority="65" w:unhideWhenUsed="0"/>
-    <w:lsdException w:name="Medium List 2 Accent 6" w:semiHidden="0" w:uiPriority="66" w:unhideWhenUsed="0"/>
-    <w:lsdException w:name="Medium Grid 1 Accent 6" w:semiHidden="0" w:uiPriority="67" w:unhideWhenUsed="0"/>
-    <w:lsdException w:name="Medium Grid 2 Accent 6" w:semiHidden="0" w:uiPriority="68" w:unhideWhenUsed="0"/>
-    <w:lsdException w:name="Medium Grid 3 Accent 6" w:semiHidden="0" w:uiPriority="69" w:unhideWhenUsed="0"/>
-    <w:lsdException w:name="Dark List Accent 6" w:semiHidden="0" w:uiPriority="70" w:unhideWhenUsed="0"/>
-    <w:lsdException w:name="Colorful Shading Accent 6" w:semiHidden="0" w:uiPriority="71" w:unhideWhenUsed="0"/>
-    <w:lsdException w:name="Colorful List Accent 6" w:semiHidden="0" w:uiPriority="72" w:unhideWhenUsed="0"/>
-    <w:lsdException w:name="Colorful Grid Accent 6" w:semiHidden="0" w:uiPriority="73" w:unhideWhenUsed="0"/>
+  <w:latentStyles w:count="260" w:defQFormat="0" w:defUnhideWhenUsed="1" w:defSemiHidden="1" w:defUIPriority="99" w:defLockedState="0">
+    <w:lsdException w:qFormat="1" w:unhideWhenUsed="0" w:uiPriority="0" w:semiHidden="0" w:name="Normal"/>
+    <w:lsdException w:qFormat="1" w:unhideWhenUsed="0" w:uiPriority="0" w:semiHidden="0" w:name="heading 1"/>
+    <w:lsdException w:qFormat="1" w:uiPriority="0" w:semiHidden="0" w:name="heading 2"/>
+    <w:lsdException w:qFormat="1" w:uiPriority="0" w:name="heading 3"/>
+    <w:lsdException w:qFormat="1" w:uiPriority="0" w:semiHidden="0" w:name="heading 4"/>
+    <w:lsdException w:qFormat="1" w:uiPriority="0" w:name="heading 5"/>
+    <w:lsdException w:qFormat="1" w:uiPriority="0" w:name="heading 6"/>
+    <w:lsdException w:qFormat="1" w:uiPriority="0" w:name="heading 7"/>
+    <w:lsdException w:qFormat="1" w:uiPriority="0" w:name="heading 8"/>
+    <w:lsdException w:qFormat="1" w:uiPriority="0" w:name="heading 9"/>
+    <w:lsdException w:unhideWhenUsed="0" w:uiPriority="0" w:semiHidden="0" w:name="index 1"/>
+    <w:lsdException w:unhideWhenUsed="0" w:uiPriority="0" w:semiHidden="0" w:name="index 2"/>
+    <w:lsdException w:unhideWhenUsed="0" w:uiPriority="0" w:semiHidden="0" w:name="index 3"/>
+    <w:lsdException w:unhideWhenUsed="0" w:uiPriority="0" w:semiHidden="0" w:name="index 4"/>
+    <w:lsdException w:unhideWhenUsed="0" w:uiPriority="0" w:semiHidden="0" w:name="index 5"/>
+    <w:lsdException w:unhideWhenUsed="0" w:uiPriority="0" w:semiHidden="0" w:name="index 6"/>
+    <w:lsdException w:unhideWhenUsed="0" w:uiPriority="0" w:semiHidden="0" w:name="index 7"/>
+    <w:lsdException w:unhideWhenUsed="0" w:uiPriority="0" w:semiHidden="0" w:name="index 8"/>
+    <w:lsdException w:unhideWhenUsed="0" w:uiPriority="0" w:semiHidden="0" w:name="index 9"/>
+    <w:lsdException w:qFormat="1" w:unhideWhenUsed="0" w:uiPriority="0" w:semiHidden="0" w:name="toc 1"/>
+    <w:lsdException w:qFormat="1" w:unhideWhenUsed="0" w:uiPriority="0" w:semiHidden="0" w:name="toc 2"/>
+    <w:lsdException w:qFormat="1" w:unhideWhenUsed="0" w:uiPriority="0" w:semiHidden="0" w:name="toc 3"/>
+    <w:lsdException w:unhideWhenUsed="0" w:uiPriority="0" w:semiHidden="0" w:name="toc 4"/>
+    <w:lsdException w:unhideWhenUsed="0" w:uiPriority="0" w:semiHidden="0" w:name="toc 5"/>
+    <w:lsdException w:unhideWhenUsed="0" w:uiPriority="0" w:semiHidden="0" w:name="toc 6"/>
+    <w:lsdException w:unhideWhenUsed="0" w:uiPriority="0" w:semiHidden="0" w:name="toc 7"/>
+    <w:lsdException w:unhideWhenUsed="0" w:uiPriority="0" w:semiHidden="0" w:name="toc 8"/>
+    <w:lsdException w:unhideWhenUsed="0" w:uiPriority="0" w:semiHidden="0" w:name="toc 9"/>
+    <w:lsdException w:unhideWhenUsed="0" w:uiPriority="0" w:semiHidden="0" w:name="Normal Indent"/>
+    <w:lsdException w:unhideWhenUsed="0" w:uiPriority="0" w:semiHidden="0" w:name="footnote text"/>
+    <w:lsdException w:qFormat="1" w:unhideWhenUsed="0" w:uiPriority="0" w:semiHidden="0" w:name="annotation text"/>
+    <w:lsdException w:qFormat="1" w:unhideWhenUsed="0" w:uiPriority="0" w:semiHidden="0" w:name="header"/>
+    <w:lsdException w:qFormat="1" w:unhideWhenUsed="0" w:uiPriority="0" w:semiHidden="0" w:name="footer"/>
+    <w:lsdException w:unhideWhenUsed="0" w:uiPriority="0" w:semiHidden="0" w:name="index heading"/>
+    <w:lsdException w:qFormat="1" w:uiPriority="0" w:name="caption"/>
+    <w:lsdException w:unhideWhenUsed="0" w:uiPriority="0" w:semiHidden="0" w:name="table of figures"/>
+    <w:lsdException w:unhideWhenUsed="0" w:uiPriority="0" w:semiHidden="0" w:name="envelope address"/>
+    <w:lsdException w:unhideWhenUsed="0" w:uiPriority="0" w:semiHidden="0" w:name="envelope return"/>
+    <w:lsdException w:unhideWhenUsed="0" w:uiPriority="0" w:semiHidden="0" w:name="footnote reference"/>
+    <w:lsdException w:unhideWhenUsed="0" w:uiPriority="0" w:semiHidden="0" w:name="annotation reference"/>
+    <w:lsdException w:unhideWhenUsed="0" w:uiPriority="0" w:semiHidden="0" w:name="line number"/>
+    <w:lsdException w:unhideWhenUsed="0" w:uiPriority="0" w:semiHidden="0" w:name="page number"/>
+    <w:lsdException w:unhideWhenUsed="0" w:uiPriority="0" w:semiHidden="0" w:name="endnote reference"/>
+    <w:lsdException w:unhideWhenUsed="0" w:uiPriority="0" w:semiHidden="0" w:name="endnote text"/>
+    <w:lsdException w:unhideWhenUsed="0" w:uiPriority="0" w:semiHidden="0" w:name="table of authorities"/>
+    <w:lsdException w:unhideWhenUsed="0" w:uiPriority="0" w:semiHidden="0" w:name="macro"/>
+    <w:lsdException w:unhideWhenUsed="0" w:uiPriority="0" w:semiHidden="0" w:name="toa heading"/>
+    <w:lsdException w:unhideWhenUsed="0" w:uiPriority="0" w:semiHidden="0" w:name="List"/>
+    <w:lsdException w:unhideWhenUsed="0" w:uiPriority="0" w:semiHidden="0" w:name="List Bullet"/>
+    <w:lsdException w:unhideWhenUsed="0" w:uiPriority="0" w:semiHidden="0" w:name="List Number"/>
+    <w:lsdException w:unhideWhenUsed="0" w:uiPriority="0" w:semiHidden="0" w:name="List 2"/>
+    <w:lsdException w:unhideWhenUsed="0" w:uiPriority="0" w:semiHidden="0" w:name="List 3"/>
+    <w:lsdException w:unhideWhenUsed="0" w:uiPriority="0" w:semiHidden="0" w:name="List 4"/>
+    <w:lsdException w:unhideWhenUsed="0" w:uiPriority="0" w:semiHidden="0" w:name="List 5"/>
+    <w:lsdException w:unhideWhenUsed="0" w:uiPriority="0" w:semiHidden="0" w:name="List Bullet 2"/>
+    <w:lsdException w:unhideWhenUsed="0" w:uiPriority="0" w:semiHidden="0" w:name="List Bullet 3"/>
+    <w:lsdException w:unhideWhenUsed="0" w:uiPriority="0" w:semiHidden="0" w:name="List Bullet 4"/>
+    <w:lsdException w:unhideWhenUsed="0" w:uiPriority="0" w:semiHidden="0" w:name="List Bullet 5"/>
+    <w:lsdException w:unhideWhenUsed="0" w:uiPriority="0" w:semiHidden="0" w:name="List Number 2"/>
+    <w:lsdException w:unhideWhenUsed="0" w:uiPriority="0" w:semiHidden="0" w:name="List Number 3"/>
+    <w:lsdException w:unhideWhenUsed="0" w:uiPriority="0" w:semiHidden="0" w:name="List Number 4"/>
+    <w:lsdException w:unhideWhenUsed="0" w:uiPriority="0" w:semiHidden="0" w:name="List Number 5"/>
+    <w:lsdException w:qFormat="1" w:unhideWhenUsed="0" w:uiPriority="0" w:semiHidden="0" w:name="Title"/>
+    <w:lsdException w:unhideWhenUsed="0" w:uiPriority="0" w:semiHidden="0" w:name="Closing"/>
+    <w:lsdException w:unhideWhenUsed="0" w:uiPriority="0" w:semiHidden="0" w:name="Signature"/>
+    <w:lsdException w:qFormat="1" w:unhideWhenUsed="0" w:uiPriority="0" w:name="Default Paragraph Font"/>
+    <w:lsdException w:qFormat="1" w:unhideWhenUsed="0" w:uiPriority="0" w:name="Body Text"/>
+    <w:lsdException w:unhideWhenUsed="0" w:uiPriority="0" w:semiHidden="0" w:name="Body Text Indent"/>
+    <w:lsdException w:unhideWhenUsed="0" w:uiPriority="0" w:semiHidden="0" w:name="List Continue"/>
+    <w:lsdException w:unhideWhenUsed="0" w:uiPriority="0" w:semiHidden="0" w:name="List Continue 2"/>
+    <w:lsdException w:unhideWhenUsed="0" w:uiPriority="0" w:semiHidden="0" w:name="List Continue 3"/>
+    <w:lsdException w:unhideWhenUsed="0" w:uiPriority="0" w:semiHidden="0" w:name="List Continue 4"/>
+    <w:lsdException w:unhideWhenUsed="0" w:uiPriority="0" w:semiHidden="0" w:name="List Continue 5"/>
+    <w:lsdException w:unhideWhenUsed="0" w:uiPriority="0" w:semiHidden="0" w:name="Message Header"/>
+    <w:lsdException w:qFormat="1" w:unhideWhenUsed="0" w:uiPriority="0" w:semiHidden="0" w:name="Subtitle"/>
+    <w:lsdException w:unhideWhenUsed="0" w:uiPriority="0" w:semiHidden="0" w:name="Salutation"/>
+    <w:lsdException w:unhideWhenUsed="0" w:uiPriority="0" w:semiHidden="0" w:name="Date"/>
+    <w:lsdException w:unhideWhenUsed="0" w:uiPriority="0" w:semiHidden="0" w:name="Body Text First Indent"/>
+    <w:lsdException w:unhideWhenUsed="0" w:uiPriority="0" w:semiHidden="0" w:name="Body Text First Indent 2"/>
+    <w:lsdException w:uiPriority="99" w:name="Note Heading"/>
+    <w:lsdException w:unhideWhenUsed="0" w:uiPriority="0" w:semiHidden="0" w:name="Body Text 2"/>
+    <w:lsdException w:unhideWhenUsed="0" w:uiPriority="0" w:semiHidden="0" w:name="Body Text 3"/>
+    <w:lsdException w:unhideWhenUsed="0" w:uiPriority="0" w:semiHidden="0" w:name="Body Text Indent 2"/>
+    <w:lsdException w:unhideWhenUsed="0" w:uiPriority="0" w:semiHidden="0" w:name="Body Text Indent 3"/>
+    <w:lsdException w:unhideWhenUsed="0" w:uiPriority="0" w:semiHidden="0" w:name="Block Text"/>
+    <w:lsdException w:unhideWhenUsed="0" w:uiPriority="0" w:semiHidden="0" w:name="Hyperlink"/>
+    <w:lsdException w:unhideWhenUsed="0" w:uiPriority="0" w:semiHidden="0" w:name="FollowedHyperlink"/>
+    <w:lsdException w:qFormat="1" w:unhideWhenUsed="0" w:uiPriority="0" w:semiHidden="0" w:name="Strong"/>
+    <w:lsdException w:qFormat="1" w:unhideWhenUsed="0" w:uiPriority="0" w:semiHidden="0" w:name="Emphasis"/>
+    <w:lsdException w:unhideWhenUsed="0" w:uiPriority="0" w:semiHidden="0" w:name="Document Map"/>
+    <w:lsdException w:unhideWhenUsed="0" w:uiPriority="0" w:semiHidden="0" w:name="Plain Text"/>
+    <w:lsdException w:unhideWhenUsed="0" w:uiPriority="0" w:semiHidden="0" w:name="E-mail Signature"/>
+    <w:lsdException w:qFormat="1" w:unhideWhenUsed="0" w:uiPriority="0" w:semiHidden="0" w:name="Normal (Web)"/>
+    <w:lsdException w:unhideWhenUsed="0" w:uiPriority="0" w:semiHidden="0" w:name="HTML Acronym"/>
+    <w:lsdException w:unhideWhenUsed="0" w:uiPriority="0" w:semiHidden="0" w:name="HTML Address"/>
+    <w:lsdException w:unhideWhenUsed="0" w:uiPriority="0" w:semiHidden="0" w:name="HTML Cite"/>
+    <w:lsdException w:unhideWhenUsed="0" w:uiPriority="0" w:semiHidden="0" w:name="HTML Code"/>
+    <w:lsdException w:unhideWhenUsed="0" w:uiPriority="0" w:semiHidden="0" w:name="HTML Definition"/>
+    <w:lsdException w:unhideWhenUsed="0" w:uiPriority="0" w:semiHidden="0" w:name="HTML Keyboard"/>
+    <w:lsdException w:unhideWhenUsed="0" w:uiPriority="0" w:semiHidden="0" w:name="HTML Preformatted"/>
+    <w:lsdException w:unhideWhenUsed="0" w:uiPriority="0" w:semiHidden="0" w:name="HTML Sample"/>
+    <w:lsdException w:unhideWhenUsed="0" w:uiPriority="0" w:semiHidden="0" w:name="HTML Typewriter"/>
+    <w:lsdException w:unhideWhenUsed="0" w:uiPriority="0" w:semiHidden="0" w:name="HTML Variable"/>
+    <w:lsdException w:qFormat="1" w:unhideWhenUsed="0" w:uiPriority="0" w:name="Normal Table"/>
+    <w:lsdException w:unhideWhenUsed="0" w:uiPriority="0" w:semiHidden="0" w:name="annotation subject"/>
+    <w:lsdException w:unhideWhenUsed="0" w:uiPriority="0" w:semiHidden="0" w:name="Table Simple 1"/>
+    <w:lsdException w:unhideWhenUsed="0" w:uiPriority="0" w:semiHidden="0" w:name="Table Simple 2"/>
+    <w:lsdException w:unhideWhenUsed="0" w:uiPriority="0" w:semiHidden="0" w:name="Table Simple 3"/>
+    <w:lsdException w:unhideWhenUsed="0" w:uiPriority="0" w:semiHidden="0" w:name="Table Classic 1"/>
+    <w:lsdException w:unhideWhenUsed="0" w:uiPriority="0" w:semiHidden="0" w:name="Table Classic 2"/>
+    <w:lsdException w:unhideWhenUsed="0" w:uiPriority="0" w:semiHidden="0" w:name="Table Classic 3"/>
+    <w:lsdException w:unhideWhenUsed="0" w:uiPriority="0" w:semiHidden="0" w:name="Table Classic 4"/>
+    <w:lsdException w:unhideWhenUsed="0" w:uiPriority="0" w:semiHidden="0" w:name="Table Colorful 1"/>
+    <w:lsdException w:unhideWhenUsed="0" w:uiPriority="0" w:semiHidden="0" w:name="Table Colorful 2"/>
+    <w:lsdException w:unhideWhenUsed="0" w:uiPriority="0" w:semiHidden="0" w:name="Table Colorful 3"/>
+    <w:lsdException w:unhideWhenUsed="0" w:uiPriority="0" w:semiHidden="0" w:name="Table Columns 1"/>
+    <w:lsdException w:unhideWhenUsed="0" w:uiPriority="0" w:semiHidden="0" w:name="Table Columns 2"/>
+    <w:lsdException w:unhideWhenUsed="0" w:uiPriority="0" w:semiHidden="0" w:name="Table Columns 3"/>
+    <w:lsdException w:unhideWhenUsed="0" w:uiPriority="0" w:semiHidden="0" w:name="Table Columns 4"/>
+    <w:lsdException w:unhideWhenUsed="0" w:uiPriority="0" w:semiHidden="0" w:name="Table Columns 5"/>
+    <w:lsdException w:unhideWhenUsed="0" w:uiPriority="0" w:semiHidden="0" w:name="Table Grid 1"/>
+    <w:lsdException w:unhideWhenUsed="0" w:uiPriority="0" w:semiHidden="0" w:name="Table Grid 2"/>
+    <w:lsdException w:unhideWhenUsed="0" w:uiPriority="0" w:semiHidden="0" w:name="Table Grid 3"/>
+    <w:lsdException w:unhideWhenUsed="0" w:uiPriority="0" w:semiHidden="0" w:name="Table Grid 4"/>
+    <w:lsdException w:unhideWhenUsed="0" w:uiPriority="0" w:semiHidden="0" w:name="Table Grid 5"/>
+    <w:lsdException w:unhideWhenUsed="0" w:uiPriority="0" w:semiHidden="0" w:name="Table Grid 6"/>
+    <w:lsdException w:unhideWhenUsed="0" w:uiPriority="0" w:semiHidden="0" w:name="Table Grid 7"/>
+    <w:lsdException w:unhideWhenUsed="0" w:uiPriority="0" w:semiHidden="0" w:name="Table Grid 8"/>
+    <w:lsdException w:unhideWhenUsed="0" w:uiPriority="0" w:semiHidden="0" w:name="Table List 1"/>
+    <w:lsdException w:unhideWhenUsed="0" w:uiPriority="0" w:semiHidden="0" w:name="Table List 2"/>
+    <w:lsdException w:unhideWhenUsed="0" w:uiPriority="0" w:semiHidden="0" w:name="Table List 3"/>
+    <w:lsdException w:unhideWhenUsed="0" w:uiPriority="0" w:semiHidden="0" w:name="Table List 4"/>
+    <w:lsdException w:unhideWhenUsed="0" w:uiPriority="0" w:semiHidden="0" w:name="Table List 5"/>
+    <w:lsdException w:unhideWhenUsed="0" w:uiPriority="0" w:semiHidden="0" w:name="Table List 6"/>
+    <w:lsdException w:unhideWhenUsed="0" w:uiPriority="0" w:semiHidden="0" w:name="Table List 7"/>
+    <w:lsdException w:unhideWhenUsed="0" w:uiPriority="0" w:semiHidden="0" w:name="Table List 8"/>
+    <w:lsdException w:unhideWhenUsed="0" w:uiPriority="0" w:semiHidden="0" w:name="Table 3D effects 1"/>
+    <w:lsdException w:unhideWhenUsed="0" w:uiPriority="0" w:semiHidden="0" w:name="Table 3D effects 2"/>
+    <w:lsdException w:unhideWhenUsed="0" w:uiPriority="0" w:semiHidden="0" w:name="Table 3D effects 3"/>
+    <w:lsdException w:unhideWhenUsed="0" w:uiPriority="0" w:semiHidden="0" w:name="Table Contemporary"/>
+    <w:lsdException w:unhideWhenUsed="0" w:uiPriority="0" w:semiHidden="0" w:name="Table Elegant"/>
+    <w:lsdException w:unhideWhenUsed="0" w:uiPriority="0" w:semiHidden="0" w:name="Table Professional"/>
+    <w:lsdException w:unhideWhenUsed="0" w:uiPriority="0" w:semiHidden="0" w:name="Table Subtle 1"/>
+    <w:lsdException w:unhideWhenUsed="0" w:uiPriority="0" w:semiHidden="0" w:name="Table Subtle 2"/>
+    <w:lsdException w:unhideWhenUsed="0" w:uiPriority="0" w:semiHidden="0" w:name="Table Web 1"/>
+    <w:lsdException w:unhideWhenUsed="0" w:uiPriority="0" w:semiHidden="0" w:name="Table Web 2"/>
+    <w:lsdException w:unhideWhenUsed="0" w:uiPriority="0" w:semiHidden="0" w:name="Table Web 3"/>
+    <w:lsdException w:unhideWhenUsed="0" w:uiPriority="0" w:semiHidden="0" w:name="Balloon Text"/>
+    <w:lsdException w:qFormat="1" w:unhideWhenUsed="0" w:uiPriority="0" w:semiHidden="0" w:name="Table Grid"/>
+    <w:lsdException w:unhideWhenUsed="0" w:uiPriority="0" w:semiHidden="0" w:name="Table Theme"/>
+    <w:lsdException w:unhideWhenUsed="0" w:uiPriority="60" w:semiHidden="0" w:name="Light Shading"/>
+    <w:lsdException w:unhideWhenUsed="0" w:uiPriority="61" w:semiHidden="0" w:name="Light List"/>
+    <w:lsdException w:unhideWhenUsed="0" w:uiPriority="62" w:semiHidden="0" w:name="Light Grid"/>
+    <w:lsdException w:unhideWhenUsed="0" w:uiPriority="63" w:semiHidden="0" w:name="Medium Shading 1"/>
+    <w:lsdException w:unhideWhenUsed="0" w:uiPriority="64" w:semiHidden="0" w:name="Medium Shading 2"/>
+    <w:lsdException w:unhideWhenUsed="0" w:uiPriority="65" w:semiHidden="0" w:name="Medium List 1"/>
+    <w:lsdException w:unhideWhenUsed="0" w:uiPriority="66" w:semiHidden="0" w:name="Medium List 2"/>
+    <w:lsdException w:unhideWhenUsed="0" w:uiPriority="67" w:semiHidden="0" w:name="Medium Grid 1"/>
+    <w:lsdException w:unhideWhenUsed="0" w:uiPriority="68" w:semiHidden="0" w:name="Medium Grid 2"/>
+    <w:lsdException w:unhideWhenUsed="0" w:uiPriority="69" w:semiHidden="0" w:name="Medium Grid 3"/>
+    <w:lsdException w:unhideWhenUsed="0" w:uiPriority="70" w:semiHidden="0" w:name="Dark List"/>
+    <w:lsdException w:unhideWhenUsed="0" w:uiPriority="71" w:semiHidden="0" w:name="Colorful Shading"/>
+    <w:lsdException w:unhideWhenUsed="0" w:uiPriority="72" w:semiHidden="0" w:name="Colorful List"/>
+    <w:lsdException w:unhideWhenUsed="0" w:uiPriority="73" w:semiHidden="0" w:name="Colorful Grid"/>
+    <w:lsdException w:unhideWhenUsed="0" w:uiPriority="60" w:semiHidden="0" w:name="Light Shading Accent 1"/>
+    <w:lsdException w:unhideWhenUsed="0" w:uiPriority="61" w:semiHidden="0" w:name="Light List Accent 1"/>
+    <w:lsdException w:unhideWhenUsed="0" w:uiPriority="62" w:semiHidden="0" w:name="Light Grid Accent 1"/>
+    <w:lsdException w:unhideWhenUsed="0" w:uiPriority="63" w:semiHidden="0" w:name="Medium Shading 1 Accent 1"/>
+    <w:lsdException w:unhideWhenUsed="0" w:uiPriority="64" w:semiHidden="0" w:name="Medium Shading 2 Accent 1"/>
+    <w:lsdException w:unhideWhenUsed="0" w:uiPriority="65" w:semiHidden="0" w:name="Medium List 1 Accent 1"/>
+    <w:lsdException w:unhideWhenUsed="0" w:uiPriority="66" w:semiHidden="0" w:name="Medium List 2 Accent 1"/>
+    <w:lsdException w:unhideWhenUsed="0" w:uiPriority="67" w:semiHidden="0" w:name="Medium Grid 1 Accent 1"/>
+    <w:lsdException w:unhideWhenUsed="0" w:uiPriority="68" w:semiHidden="0" w:name="Medium Grid 2 Accent 1"/>
+    <w:lsdException w:unhideWhenUsed="0" w:uiPriority="69" w:semiHidden="0" w:name="Medium Grid 3 Accent 1"/>
+    <w:lsdException w:unhideWhenUsed="0" w:uiPriority="70" w:semiHidden="0" w:name="Dark List Accent 1"/>
+    <w:lsdException w:unhideWhenUsed="0" w:uiPriority="71" w:semiHidden="0" w:name="Colorful Shading Accent 1"/>
+    <w:lsdException w:unhideWhenUsed="0" w:uiPriority="72" w:semiHidden="0" w:name="Colorful List Accent 1"/>
+    <w:lsdException w:unhideWhenUsed="0" w:uiPriority="73" w:semiHidden="0" w:name="Colorful Grid Accent 1"/>
+    <w:lsdException w:unhideWhenUsed="0" w:uiPriority="60" w:semiHidden="0" w:name="Light Shading Accent 2"/>
+    <w:lsdException w:unhideWhenUsed="0" w:uiPriority="61" w:semiHidden="0" w:name="Light List Accent 2"/>
+    <w:lsdException w:unhideWhenUsed="0" w:uiPriority="62" w:semiHidden="0" w:name="Light Grid Accent 2"/>
+    <w:lsdException w:unhideWhenUsed="0" w:uiPriority="63" w:semiHidden="0" w:name="Medium Shading 1 Accent 2"/>
+    <w:lsdException w:unhideWhenUsed="0" w:uiPriority="64" w:semiHidden="0" w:name="Medium Shading 2 Accent 2"/>
+    <w:lsdException w:unhideWhenUsed="0" w:uiPriority="65" w:semiHidden="0" w:name="Medium List 1 Accent 2"/>
+    <w:lsdException w:unhideWhenUsed="0" w:uiPriority="66" w:semiHidden="0" w:name="Medium List 2 Accent 2"/>
+    <w:lsdException w:unhideWhenUsed="0" w:uiPriority="67" w:semiHidden="0" w:name="Medium Grid 1 Accent 2"/>
+    <w:lsdException w:unhideWhenUsed="0" w:uiPriority="68" w:semiHidden="0" w:name="Medium Grid 2 Accent 2"/>
+    <w:lsdException w:unhideWhenUsed="0" w:uiPriority="69" w:semiHidden="0" w:name="Medium Grid 3 Accent 2"/>
+    <w:lsdException w:unhideWhenUsed="0" w:uiPriority="70" w:semiHidden="0" w:name="Dark List Accent 2"/>
+    <w:lsdException w:unhideWhenUsed="0" w:uiPriority="71" w:semiHidden="0" w:name="Colorful Shading Accent 2"/>
+    <w:lsdException w:unhideWhenUsed="0" w:uiPriority="72" w:semiHidden="0" w:name="Colorful List Accent 2"/>
+    <w:lsdException w:unhideWhenUsed="0" w:uiPriority="73" w:semiHidden="0" w:name="Colorful Grid Accent 2"/>
+    <w:lsdException w:unhideWhenUsed="0" w:uiPriority="60" w:semiHidden="0" w:name="Light Shading Accent 3"/>
+    <w:lsdException w:unhideWhenUsed="0" w:uiPriority="61" w:semiHidden="0" w:name="Light List Accent 3"/>
+    <w:lsdException w:unhideWhenUsed="0" w:uiPriority="62" w:semiHidden="0" w:name="Light Grid Accent 3"/>
+    <w:lsdException w:unhideWhenUsed="0" w:uiPriority="63" w:semiHidden="0" w:name="Medium Shading 1 Accent 3"/>
+    <w:lsdException w:unhideWhenUsed="0" w:uiPriority="64" w:semiHidden="0" w:name="Medium Shading 2 Accent 3"/>
+    <w:lsdException w:unhideWhenUsed="0" w:uiPriority="65" w:semiHidden="0" w:name="Medium List 1 Accent 3"/>
+    <w:lsdException w:unhideWhenUsed="0" w:uiPriority="66" w:semiHidden="0" w:name="Medium List 2 Accent 3"/>
+    <w:lsdException w:unhideWhenUsed="0" w:uiPriority="67" w:semiHidden="0" w:name="Medium Grid 1 Accent 3"/>
+    <w:lsdException w:unhideWhenUsed="0" w:uiPriority="68" w:semiHidden="0" w:name="Medium Grid 2 Accent 3"/>
+    <w:lsdException w:unhideWhenUsed="0" w:uiPriority="69" w:semiHidden="0" w:name="Medium Grid 3 Accent 3"/>
+    <w:lsdException w:unhideWhenUsed="0" w:uiPriority="70" w:semiHidden="0" w:name="Dark List Accent 3"/>
+    <w:lsdException w:unhideWhenUsed="0" w:uiPriority="71" w:semiHidden="0" w:name="Colorful Shading Accent 3"/>
+    <w:lsdException w:unhideWhenUsed="0" w:uiPriority="72" w:semiHidden="0" w:name="Colorful List Accent 3"/>
+    <w:lsdException w:unhideWhenUsed="0" w:uiPriority="73" w:semiHidden="0" w:name="Colorful Grid Accent 3"/>
+    <w:lsdException w:unhideWhenUsed="0" w:uiPriority="60" w:semiHidden="0" w:name="Light Shading Accent 4"/>
+    <w:lsdException w:unhideWhenUsed="0" w:uiPriority="61" w:semiHidden="0" w:name="Light List Accent 4"/>
+    <w:lsdException w:unhideWhenUsed="0" w:uiPriority="62" w:semiHidden="0" w:name="Light Grid Accent 4"/>
+    <w:lsdException w:unhideWhenUsed="0" w:uiPriority="63" w:semiHidden="0" w:name="Medium Shading 1 Accent 4"/>
+    <w:lsdException w:unhideWhenUsed="0" w:uiPriority="64" w:semiHidden="0" w:name="Medium Shading 2 Accent 4"/>
+    <w:lsdException w:unhideWhenUsed="0" w:uiPriority="65" w:semiHidden="0" w:name="Medium List 1 Accent 4"/>
+    <w:lsdException w:unhideWhenUsed="0" w:uiPriority="66" w:semiHidden="0" w:name="Medium List 2 Accent 4"/>
+    <w:lsdException w:unhideWhenUsed="0" w:uiPriority="67" w:semiHidden="0" w:name="Medium Grid 1 Accent 4"/>
+    <w:lsdException w:unhideWhenUsed="0" w:uiPriority="68" w:semiHidden="0" w:name="Medium Grid 2 Accent 4"/>
+    <w:lsdException w:unhideWhenUsed="0" w:uiPriority="69" w:semiHidden="0" w:name="Medium Grid 3 Accent 4"/>
+    <w:lsdException w:unhideWhenUsed="0" w:uiPriority="70" w:semiHidden="0" w:name="Dark List Accent 4"/>
+    <w:lsdException w:unhideWhenUsed="0" w:uiPriority="71" w:semiHidden="0" w:name="Colorful Shading Accent 4"/>
+    <w:lsdException w:unhideWhenUsed="0" w:uiPriority="72" w:semiHidden="0" w:name="Colorful List Accent 4"/>
+    <w:lsdException w:unhideWhenUsed="0" w:uiPriority="73" w:semiHidden="0" w:name="Colorful Grid Accent 4"/>
+    <w:lsdException w:unhideWhenUsed="0" w:uiPriority="60" w:semiHidden="0" w:name="Light Shading Accent 5"/>
+    <w:lsdException w:unhideWhenUsed="0" w:uiPriority="61" w:semiHidden="0" w:name="Light List Accent 5"/>
+    <w:lsdException w:unhideWhenUsed="0" w:uiPriority="62" w:semiHidden="0" w:name="Light Grid Accent 5"/>
+    <w:lsdException w:unhideWhenUsed="0" w:uiPriority="63" w:semiHidden="0" w:name="Medium Shading 1 Accent 5"/>
+    <w:lsdException w:unhideWhenUsed="0" w:uiPriority="64" w:semiHidden="0" w:name="Medium Shading 2 Accent 5"/>
+    <w:lsdException w:unhideWhenUsed="0" w:uiPriority="65" w:semiHidden="0" w:name="Medium List 1 Accent 5"/>
+    <w:lsdException w:unhideWhenUsed="0" w:uiPriority="66" w:semiHidden="0" w:name="Medium List 2 Accent 5"/>
+    <w:lsdException w:unhideWhenUsed="0" w:uiPriority="67" w:semiHidden="0" w:name="Medium Grid 1 Accent 5"/>
+    <w:lsdException w:unhideWhenUsed="0" w:uiPriority="68" w:semiHidden="0" w:name="Medium Grid 2 Accent 5"/>
+    <w:lsdException w:unhideWhenUsed="0" w:uiPriority="69" w:semiHidden="0" w:name="Medium Grid 3 Accent 5"/>
+    <w:lsdException w:unhideWhenUsed="0" w:uiPriority="70" w:semiHidden="0" w:name="Dark List Accent 5"/>
+    <w:lsdException w:unhideWhenUsed="0" w:uiPriority="71" w:semiHidden="0" w:name="Colorful Shading Accent 5"/>
+    <w:lsdException w:unhideWhenUsed="0" w:uiPriority="72" w:semiHidden="0" w:name="Colorful List Accent 5"/>
+    <w:lsdException w:unhideWhenUsed="0" w:uiPriority="73" w:semiHidden="0" w:name="Colorful Grid Accent 5"/>
+    <w:lsdException w:unhideWhenUsed="0" w:uiPriority="60" w:semiHidden="0" w:name="Light Shading Accent 6"/>
+    <w:lsdException w:unhideWhenUsed="0" w:uiPriority="61" w:semiHidden="0" w:name="Light List Accent 6"/>
+    <w:lsdException w:unhideWhenUsed="0" w:uiPriority="62" w:semiHidden="0" w:name="Light Grid Accent 6"/>
+    <w:lsdException w:unhideWhenUsed="0" w:uiPriority="63" w:semiHidden="0" w:name="Medium Shading 1 Accent 6"/>
+    <w:lsdException w:unhideWhenUsed="0" w:uiPriority="64" w:semiHidden="0" w:name="Medium Shading 2 Accent 6"/>
+    <w:lsdException w:unhideWhenUsed="0" w:uiPriority="65" w:semiHidden="0" w:name="Medium List 1 Accent 6"/>
+    <w:lsdException w:unhideWhenUsed="0" w:uiPriority="66" w:semiHidden="0" w:name="Medium List 2 Accent 6"/>
+    <w:lsdException w:unhideWhenUsed="0" w:uiPriority="67" w:semiHidden="0" w:name="Medium Grid 1 Accent 6"/>
+    <w:lsdException w:unhideWhenUsed="0" w:uiPriority="68" w:semiHidden="0" w:name="Medium Grid 2 Accent 6"/>
+    <w:lsdException w:unhideWhenUsed="0" w:uiPriority="69" w:semiHidden="0" w:name="Medium Grid 3 Accent 6"/>
+    <w:lsdException w:unhideWhenUsed="0" w:uiPriority="70" w:semiHidden="0" w:name="Dark List Accent 6"/>
+    <w:lsdException w:unhideWhenUsed="0" w:uiPriority="71" w:semiHidden="0" w:name="Colorful Shading Accent 6"/>
+    <w:lsdException w:unhideWhenUsed="0" w:uiPriority="72" w:semiHidden="0" w:name="Colorful List Accent 6"/>
+    <w:lsdException w:unhideWhenUsed="0" w:uiPriority="73" w:semiHidden="0" w:name="Colorful Grid Accent 6"/>
   </w:latentStyles>
-  <w:style w:type="paragraph" w:default="1" w:styleId="Normal">
+  <w:style w:type="paragraph" w:default="1" w:styleId="1">
     <w:name w:val="Normal"/>
     <w:qFormat/>
+    <w:uiPriority w:val="0"/>
     <w:pPr>
       <w:kinsoku w:val="0"/>
       <w:autoSpaceDE w:val="0"/>
@@ -5690,7 +5981,7 @@
       <w:textAlignment w:val="baseline"/>
     </w:pPr>
     <w:rPr>
-      <w:rFonts w:ascii="Arial" w:eastAsia="宋体" w:hAnsi="Arial" w:cs="Arial"/>
+      <w:rFonts w:ascii="Arial" w:hAnsi="Arial" w:eastAsia="宋体" w:cs="Arial"/>
       <w:snapToGrid w:val="0"/>
       <w:color w:val="000000"/>
       <w:kern w:val="0"/>
@@ -5699,11 +5990,12 @@
       <w:lang w:val="en-US" w:eastAsia="en-US" w:bidi="ar-SA"/>
     </w:rPr>
   </w:style>
-  <w:style w:type="paragraph" w:styleId="Heading1">
+  <w:style w:type="paragraph" w:styleId="2">
     <w:name w:val="heading 1"/>
-    <w:basedOn w:val="Normal"/>
-    <w:next w:val="Normal"/>
+    <w:basedOn w:val="1"/>
+    <w:next w:val="1"/>
     <w:qFormat/>
+    <w:uiPriority w:val="0"/>
     <w:pPr>
       <w:keepNext/>
       <w:keepLines/>
@@ -5721,12 +6013,13 @@
       <w:sz w:val="44"/>
     </w:rPr>
   </w:style>
-  <w:style w:type="paragraph" w:styleId="Heading2">
+  <w:style w:type="paragraph" w:styleId="3">
     <w:name w:val="heading 2"/>
-    <w:basedOn w:val="Normal"/>
-    <w:next w:val="Normal"/>
+    <w:basedOn w:val="1"/>
+    <w:next w:val="1"/>
     <w:unhideWhenUsed/>
     <w:qFormat/>
+    <w:uiPriority w:val="0"/>
     <w:pPr>
       <w:keepNext/>
       <w:keepLines/>
@@ -5739,18 +6032,19 @@
       <w:outlineLvl w:val="1"/>
     </w:pPr>
     <w:rPr>
-      <w:rFonts w:ascii="Arial" w:eastAsia="黑体" w:hAnsi="Arial"/>
+      <w:rFonts w:ascii="Arial" w:hAnsi="Arial" w:eastAsia="黑体"/>
       <w:b/>
       <w:sz w:val="32"/>
     </w:rPr>
   </w:style>
-  <w:style w:type="paragraph" w:styleId="Heading3">
+  <w:style w:type="paragraph" w:styleId="4">
     <w:name w:val="heading 3"/>
-    <w:basedOn w:val="Normal"/>
-    <w:next w:val="Normal"/>
+    <w:basedOn w:val="1"/>
+    <w:next w:val="1"/>
     <w:semiHidden/>
     <w:unhideWhenUsed/>
     <w:qFormat/>
+    <w:uiPriority w:val="0"/>
     <w:pPr>
       <w:keepNext/>
       <w:keepLines/>
@@ -5767,12 +6061,13 @@
       <w:sz w:val="32"/>
     </w:rPr>
   </w:style>
-  <w:style w:type="paragraph" w:styleId="Heading4">
+  <w:style w:type="paragraph" w:styleId="5">
     <w:name w:val="heading 4"/>
-    <w:basedOn w:val="Normal"/>
-    <w:next w:val="Normal"/>
+    <w:basedOn w:val="1"/>
+    <w:next w:val="1"/>
     <w:unhideWhenUsed/>
     <w:qFormat/>
+    <w:uiPriority w:val="0"/>
     <w:pPr>
       <w:keepNext/>
       <w:keepLines/>
@@ -5785,18 +6080,19 @@
       <w:outlineLvl w:val="3"/>
     </w:pPr>
     <w:rPr>
-      <w:rFonts w:ascii="Arial" w:eastAsia="黑体" w:hAnsi="Arial"/>
+      <w:rFonts w:ascii="Arial" w:hAnsi="Arial" w:eastAsia="黑体"/>
       <w:b/>
       <w:sz w:val="28"/>
     </w:rPr>
   </w:style>
-  <w:style w:type="paragraph" w:styleId="Heading5">
+  <w:style w:type="paragraph" w:styleId="6">
     <w:name w:val="heading 5"/>
-    <w:basedOn w:val="Normal"/>
-    <w:next w:val="Normal"/>
+    <w:basedOn w:val="1"/>
+    <w:next w:val="1"/>
     <w:semiHidden/>
     <w:unhideWhenUsed/>
     <w:qFormat/>
+    <w:uiPriority w:val="0"/>
     <w:pPr>
       <w:keepNext/>
       <w:keepLines/>
@@ -5813,13 +6109,14 @@
       <w:sz w:val="28"/>
     </w:rPr>
   </w:style>
-  <w:style w:type="paragraph" w:styleId="Heading6">
+  <w:style w:type="paragraph" w:styleId="7">
     <w:name w:val="heading 6"/>
-    <w:basedOn w:val="Normal"/>
-    <w:next w:val="Normal"/>
+    <w:basedOn w:val="1"/>
+    <w:next w:val="1"/>
     <w:semiHidden/>
     <w:unhideWhenUsed/>
     <w:qFormat/>
+    <w:uiPriority w:val="0"/>
     <w:pPr>
       <w:keepNext/>
       <w:keepLines/>
@@ -5832,18 +6129,19 @@
       <w:outlineLvl w:val="5"/>
     </w:pPr>
     <w:rPr>
-      <w:rFonts w:ascii="Arial" w:eastAsia="黑体" w:hAnsi="Arial"/>
+      <w:rFonts w:ascii="Arial" w:hAnsi="Arial" w:eastAsia="黑体"/>
       <w:b/>
       <w:sz w:val="24"/>
     </w:rPr>
   </w:style>
-  <w:style w:type="paragraph" w:styleId="Heading7">
+  <w:style w:type="paragraph" w:styleId="8">
     <w:name w:val="heading 7"/>
-    <w:basedOn w:val="Normal"/>
-    <w:next w:val="Normal"/>
+    <w:basedOn w:val="1"/>
+    <w:next w:val="1"/>
     <w:semiHidden/>
     <w:unhideWhenUsed/>
     <w:qFormat/>
+    <w:uiPriority w:val="0"/>
     <w:pPr>
       <w:keepNext/>
       <w:keepLines/>
@@ -5860,13 +6158,14 @@
       <w:sz w:val="24"/>
     </w:rPr>
   </w:style>
-  <w:style w:type="paragraph" w:styleId="Heading8">
+  <w:style w:type="paragraph" w:styleId="9">
     <w:name w:val="heading 8"/>
-    <w:basedOn w:val="Normal"/>
-    <w:next w:val="Normal"/>
+    <w:basedOn w:val="1"/>
+    <w:next w:val="1"/>
     <w:semiHidden/>
     <w:unhideWhenUsed/>
     <w:qFormat/>
+    <w:uiPriority w:val="0"/>
     <w:pPr>
       <w:keepNext/>
       <w:keepLines/>
@@ -5879,17 +6178,18 @@
       <w:outlineLvl w:val="7"/>
     </w:pPr>
     <w:rPr>
-      <w:rFonts w:ascii="Arial" w:eastAsia="黑体" w:hAnsi="Arial"/>
+      <w:rFonts w:ascii="Arial" w:hAnsi="Arial" w:eastAsia="黑体"/>
       <w:sz w:val="24"/>
     </w:rPr>
   </w:style>
-  <w:style w:type="paragraph" w:styleId="Heading9">
+  <w:style w:type="paragraph" w:styleId="10">
     <w:name w:val="heading 9"/>
-    <w:basedOn w:val="Normal"/>
-    <w:next w:val="Normal"/>
+    <w:basedOn w:val="1"/>
+    <w:next w:val="1"/>
     <w:semiHidden/>
     <w:unhideWhenUsed/>
     <w:qFormat/>
+    <w:uiPriority w:val="0"/>
     <w:pPr>
       <w:keepNext/>
       <w:keepLines/>
@@ -5902,19 +6202,21 @@
       <w:outlineLvl w:val="8"/>
     </w:pPr>
     <w:rPr>
-      <w:rFonts w:ascii="Arial" w:eastAsia="黑体" w:hAnsi="Arial"/>
+      <w:rFonts w:ascii="Arial" w:hAnsi="Arial" w:eastAsia="黑体"/>
       <w:sz w:val="21"/>
     </w:rPr>
   </w:style>
-  <w:style w:type="character" w:default="1" w:styleId="DefaultParagraphFont">
+  <w:style w:type="character" w:default="1" w:styleId="22">
     <w:name w:val="Default Paragraph Font"/>
     <w:semiHidden/>
     <w:qFormat/>
+    <w:uiPriority w:val="0"/>
   </w:style>
-  <w:style w:type="table" w:default="1" w:styleId="TableNormal">
+  <w:style w:type="table" w:default="1" w:styleId="20">
     <w:name w:val="Normal Table"/>
     <w:semiHidden/>
     <w:qFormat/>
+    <w:uiPriority w:val="0"/>
     <w:tblPr>
       <w:tblCellMar>
         <w:top w:w="0" w:type="dxa"/>
@@ -5924,39 +6226,43 @@
       </w:tblCellMar>
     </w:tblPr>
   </w:style>
-  <w:style w:type="paragraph" w:styleId="CommentText">
+  <w:style w:type="paragraph" w:styleId="11">
     <w:name w:val="annotation text"/>
-    <w:basedOn w:val="Normal"/>
+    <w:basedOn w:val="1"/>
     <w:qFormat/>
+    <w:uiPriority w:val="0"/>
     <w:pPr>
       <w:jc w:val="left"/>
     </w:pPr>
   </w:style>
-  <w:style w:type="paragraph" w:styleId="BodyText">
+  <w:style w:type="paragraph" w:styleId="12">
     <w:name w:val="Body Text"/>
-    <w:basedOn w:val="Normal"/>
+    <w:basedOn w:val="1"/>
     <w:semiHidden/>
     <w:qFormat/>
+    <w:uiPriority w:val="0"/>
     <w:rPr>
-      <w:rFonts w:ascii="Arial" w:eastAsia="Arial" w:hAnsi="Arial" w:cs="Arial"/>
+      <w:rFonts w:ascii="Arial" w:hAnsi="Arial" w:eastAsia="Arial" w:cs="Arial"/>
       <w:sz w:val="21"/>
       <w:szCs w:val="21"/>
       <w:lang w:val="en-US" w:eastAsia="en-US" w:bidi="ar-SA"/>
     </w:rPr>
   </w:style>
-  <w:style w:type="paragraph" w:styleId="TOC3">
+  <w:style w:type="paragraph" w:styleId="13">
     <w:name w:val="toc 3"/>
-    <w:basedOn w:val="Normal"/>
-    <w:next w:val="Normal"/>
+    <w:basedOn w:val="1"/>
+    <w:next w:val="1"/>
     <w:qFormat/>
+    <w:uiPriority w:val="0"/>
     <w:pPr>
       <w:ind w:left="840" w:leftChars="400"/>
     </w:pPr>
   </w:style>
-  <w:style w:type="paragraph" w:styleId="Footer">
+  <w:style w:type="paragraph" w:styleId="14">
     <w:name w:val="footer"/>
-    <w:basedOn w:val="Normal"/>
+    <w:basedOn w:val="1"/>
     <w:qFormat/>
+    <w:uiPriority w:val="0"/>
     <w:pPr>
       <w:tabs>
         <w:tab w:val="center" w:pos="4153"/>
@@ -5969,16 +6275,17 @@
       <w:sz w:val="18"/>
     </w:rPr>
   </w:style>
-  <w:style w:type="paragraph" w:styleId="Header">
+  <w:style w:type="paragraph" w:styleId="15">
     <w:name w:val="header"/>
-    <w:basedOn w:val="Normal"/>
+    <w:basedOn w:val="1"/>
     <w:qFormat/>
+    <w:uiPriority w:val="0"/>
     <w:pPr>
       <w:pBdr>
-        <w:top w:val="nil"/>
-        <w:left w:val="nil"/>
-        <w:bottom w:val="nil"/>
-        <w:right w:val="nil"/>
+        <w:top w:val="none" w:color="auto" w:sz="0" w:space="0"/>
+        <w:left w:val="none" w:color="auto" w:sz="0" w:space="0"/>
+        <w:bottom w:val="none" w:color="auto" w:sz="0" w:space="0"/>
+        <w:right w:val="none" w:color="auto" w:sz="0" w:space="0"/>
       </w:pBdr>
       <w:tabs>
         <w:tab w:val="center" w:pos="4153"/>
@@ -5993,37 +6300,41 @@
       <w:sz w:val="18"/>
     </w:rPr>
   </w:style>
-  <w:style w:type="paragraph" w:styleId="TOC1">
+  <w:style w:type="paragraph" w:styleId="16">
     <w:name w:val="toc 1"/>
-    <w:basedOn w:val="Normal"/>
-    <w:next w:val="Normal"/>
+    <w:basedOn w:val="1"/>
+    <w:next w:val="1"/>
     <w:qFormat/>
+    <w:uiPriority w:val="0"/>
     <w:rPr>
-      <w:rFonts w:ascii="Arial" w:eastAsia="Microsoft JhengHei" w:hAnsi="Arial"/>
+      <w:rFonts w:ascii="Arial" w:hAnsi="Arial" w:eastAsia="Microsoft JhengHei"/>
       <w:sz w:val="24"/>
     </w:rPr>
   </w:style>
-  <w:style w:type="paragraph" w:styleId="TOC2">
+  <w:style w:type="paragraph" w:styleId="17">
     <w:name w:val="toc 2"/>
-    <w:basedOn w:val="Normal"/>
-    <w:next w:val="Normal"/>
+    <w:basedOn w:val="1"/>
+    <w:next w:val="1"/>
     <w:qFormat/>
+    <w:uiPriority w:val="0"/>
     <w:pPr>
       <w:ind w:left="420" w:leftChars="200"/>
     </w:pPr>
   </w:style>
-  <w:style w:type="paragraph" w:styleId="NormalWeb">
+  <w:style w:type="paragraph" w:styleId="18">
     <w:name w:val="Normal (Web)"/>
-    <w:basedOn w:val="Normal"/>
+    <w:basedOn w:val="1"/>
     <w:qFormat/>
+    <w:uiPriority w:val="0"/>
     <w:rPr>
       <w:sz w:val="24"/>
     </w:rPr>
   </w:style>
-  <w:style w:type="paragraph" w:styleId="Title">
+  <w:style w:type="paragraph" w:styleId="19">
     <w:name w:val="Title"/>
-    <w:basedOn w:val="Normal"/>
+    <w:basedOn w:val="1"/>
     <w:qFormat/>
+    <w:uiPriority w:val="0"/>
     <w:pPr>
       <w:spacing w:before="240" w:beforeLines="0" w:beforeAutospacing="0" w:after="60" w:afterLines="0" w:afterAutospacing="0"/>
       <w:jc w:val="center"/>
@@ -6035,68 +6346,73 @@
       <w:sz w:val="32"/>
     </w:rPr>
   </w:style>
-  <w:style w:type="table" w:styleId="TableGrid">
+  <w:style w:type="table" w:styleId="21">
     <w:name w:val="Table Grid"/>
-    <w:basedOn w:val="TableNormal"/>
+    <w:basedOn w:val="20"/>
     <w:qFormat/>
+    <w:uiPriority w:val="0"/>
     <w:pPr>
       <w:widowControl w:val="0"/>
       <w:jc w:val="both"/>
     </w:pPr>
     <w:tblPr>
       <w:tblBorders>
-        <w:top w:val="single" w:sz="4" w:space="0" w:color="auto"/>
-        <w:left w:val="single" w:sz="4" w:space="0" w:color="auto"/>
-        <w:bottom w:val="single" w:sz="4" w:space="0" w:color="auto"/>
-        <w:right w:val="single" w:sz="4" w:space="0" w:color="auto"/>
-        <w:insideH w:val="single" w:sz="4" w:space="0" w:color="auto"/>
-        <w:insideV w:val="single" w:sz="4" w:space="0" w:color="auto"/>
+        <w:top w:val="single" w:color="auto" w:sz="4" w:space="0"/>
+        <w:left w:val="single" w:color="auto" w:sz="4" w:space="0"/>
+        <w:bottom w:val="single" w:color="auto" w:sz="4" w:space="0"/>
+        <w:right w:val="single" w:color="auto" w:sz="4" w:space="0"/>
+        <w:insideH w:val="single" w:color="auto" w:sz="4" w:space="0"/>
+        <w:insideV w:val="single" w:color="auto" w:sz="4" w:space="0"/>
       </w:tblBorders>
     </w:tblPr>
   </w:style>
-  <w:style w:type="character" w:styleId="Strong">
+  <w:style w:type="character" w:styleId="23">
     <w:name w:val="Strong"/>
-    <w:basedOn w:val="DefaultParagraphFont"/>
+    <w:basedOn w:val="22"/>
     <w:qFormat/>
+    <w:uiPriority w:val="0"/>
     <w:rPr>
       <w:b/>
     </w:rPr>
   </w:style>
-  <w:style w:type="paragraph" w:customStyle="1" w:styleId="a">
+  <w:style w:type="paragraph" w:customStyle="1" w:styleId="24">
     <w:name w:val="柴_公司名"/>
-    <w:basedOn w:val="Title"/>
+    <w:basedOn w:val="19"/>
     <w:qFormat/>
+    <w:uiPriority w:val="0"/>
     <w:pPr>
       <w:spacing w:after="600" w:afterLines="600"/>
     </w:pPr>
     <w:rPr>
-      <w:rFonts w:ascii="宋体" w:eastAsia="宋体" w:hAnsi="宋体" w:cs="宋体" w:hint="eastAsia"/>
+      <w:rFonts w:hint="eastAsia" w:ascii="宋体" w:hAnsi="宋体" w:eastAsia="宋体" w:cs="宋体"/>
       <w:bCs/>
       <w:spacing w:val="-6"/>
       <w:sz w:val="52"/>
       <w:szCs w:val="52"/>
     </w:rPr>
   </w:style>
-  <w:style w:type="paragraph" w:customStyle="1" w:styleId="a0">
+  <w:style w:type="paragraph" w:customStyle="1" w:styleId="25">
     <w:name w:val="柴_文档名"/>
-    <w:basedOn w:val="Title"/>
+    <w:basedOn w:val="19"/>
     <w:qFormat/>
+    <w:uiPriority w:val="0"/>
     <w:pPr>
       <w:spacing w:after="900" w:afterLines="900"/>
     </w:pPr>
     <w:rPr>
-      <w:rFonts w:ascii="黑体" w:eastAsia="黑体" w:hAnsi="黑体" w:cs="黑体"/>
+      <w:rFonts w:ascii="黑体" w:hAnsi="黑体" w:eastAsia="黑体" w:cs="黑体"/>
       <w:bCs/>
       <w:spacing w:val="-7"/>
       <w:sz w:val="52"/>
       <w:szCs w:val="52"/>
     </w:rPr>
   </w:style>
-  <w:style w:type="table" w:customStyle="1" w:styleId="TableNormal0">
+  <w:style w:type="table" w:customStyle="1" w:styleId="26">
     <w:name w:val="Table Normal_0"/>
     <w:semiHidden/>
     <w:unhideWhenUsed/>
     <w:qFormat/>
+    <w:uiPriority w:val="0"/>
     <w:tblPr>
       <w:tblCellMar>
         <w:top w:w="0" w:type="dxa"/>
@@ -6106,81 +6422,87 @@
       </w:tblCellMar>
     </w:tblPr>
   </w:style>
-  <w:style w:type="paragraph" w:customStyle="1" w:styleId="TableText">
+  <w:style w:type="paragraph" w:customStyle="1" w:styleId="27">
     <w:name w:val="Table Text"/>
-    <w:basedOn w:val="Normal"/>
+    <w:basedOn w:val="1"/>
     <w:semiHidden/>
     <w:qFormat/>
+    <w:uiPriority w:val="0"/>
     <w:rPr>
-      <w:rFonts w:ascii="宋体" w:eastAsia="宋体" w:hAnsi="宋体" w:cs="宋体"/>
+      <w:rFonts w:ascii="宋体" w:hAnsi="宋体" w:eastAsia="宋体" w:cs="宋体"/>
       <w:sz w:val="21"/>
       <w:szCs w:val="21"/>
       <w:lang w:val="en-US" w:eastAsia="en-US" w:bidi="ar-SA"/>
     </w:rPr>
   </w:style>
-  <w:style w:type="paragraph" w:customStyle="1" w:styleId="1">
+  <w:style w:type="paragraph" w:customStyle="1" w:styleId="28">
     <w:name w:val="柴_标题1"/>
-    <w:basedOn w:val="Heading1"/>
-    <w:next w:val="a1"/>
-    <w:link w:val="1Char"/>
+    <w:basedOn w:val="2"/>
+    <w:next w:val="29"/>
+    <w:link w:val="38"/>
     <w:qFormat/>
+    <w:uiPriority w:val="0"/>
     <w:pPr>
       <w:spacing w:before="100" w:after="90" w:line="360" w:lineRule="auto"/>
     </w:pPr>
     <w:rPr>
-      <w:rFonts w:ascii="Arial" w:eastAsia="宋体" w:hAnsi="Arial"/>
+      <w:rFonts w:ascii="Arial" w:hAnsi="Arial" w:eastAsia="宋体"/>
       <w:sz w:val="32"/>
     </w:rPr>
   </w:style>
-  <w:style w:type="paragraph" w:customStyle="1" w:styleId="a1">
+  <w:style w:type="paragraph" w:customStyle="1" w:styleId="29">
     <w:name w:val="柴_正文"/>
-    <w:basedOn w:val="BodyText"/>
-    <w:link w:val="Char"/>
+    <w:basedOn w:val="12"/>
+    <w:link w:val="42"/>
     <w:qFormat/>
+    <w:uiPriority w:val="0"/>
     <w:pPr>
       <w:spacing w:line="360" w:lineRule="auto"/>
       <w:ind w:firstLine="470" w:firstLineChars="200"/>
     </w:pPr>
     <w:rPr>
-      <w:rFonts w:ascii="Arial" w:eastAsia="宋体" w:hAnsi="Arial"/>
+      <w:rFonts w:ascii="Arial" w:hAnsi="Arial" w:eastAsia="宋体"/>
       <w:sz w:val="24"/>
       <w:lang w:eastAsia="zh-CN"/>
     </w:rPr>
   </w:style>
-  <w:style w:type="paragraph" w:customStyle="1" w:styleId="2">
+  <w:style w:type="paragraph" w:customStyle="1" w:styleId="30">
     <w:name w:val="柴_标题2"/>
-    <w:basedOn w:val="Heading2"/>
-    <w:next w:val="a1"/>
+    <w:basedOn w:val="3"/>
+    <w:next w:val="29"/>
     <w:qFormat/>
+    <w:uiPriority w:val="0"/>
     <w:pPr>
       <w:spacing w:line="360" w:lineRule="auto"/>
     </w:pPr>
     <w:rPr>
-      <w:rFonts w:ascii="Arial" w:eastAsia="宋体" w:hAnsi="Arial"/>
+      <w:rFonts w:ascii="Arial" w:hAnsi="Arial" w:eastAsia="宋体"/>
       <w:sz w:val="28"/>
     </w:rPr>
   </w:style>
-  <w:style w:type="paragraph" w:customStyle="1" w:styleId="3">
+  <w:style w:type="paragraph" w:customStyle="1" w:styleId="31">
     <w:name w:val="柴_标题3"/>
-    <w:basedOn w:val="Heading3"/>
-    <w:next w:val="a1"/>
+    <w:basedOn w:val="4"/>
+    <w:next w:val="29"/>
     <w:qFormat/>
+    <w:uiPriority w:val="0"/>
     <w:pPr>
       <w:spacing w:line="360" w:lineRule="auto"/>
       <w:ind w:left="0" w:firstLine="472" w:firstLineChars="200"/>
     </w:pPr>
     <w:rPr>
-      <w:rFonts w:ascii="宋体" w:eastAsia="宋体" w:hAnsi="宋体" w:cs="宋体"/>
+      <w:rFonts w:ascii="宋体" w:hAnsi="宋体" w:eastAsia="宋体" w:cs="宋体"/>
       <w:spacing w:val="-2"/>
       <w:sz w:val="24"/>
       <w:szCs w:val="24"/>
     </w:rPr>
   </w:style>
-  <w:style w:type="paragraph" w:customStyle="1" w:styleId="a2">
+  <w:style w:type="paragraph" w:customStyle="1" w:styleId="32">
     <w:name w:val="柴_目录"/>
-    <w:basedOn w:val="Normal"/>
-    <w:next w:val="BodyText"/>
+    <w:basedOn w:val="1"/>
+    <w:next w:val="12"/>
     <w:qFormat/>
+    <w:uiPriority w:val="0"/>
     <w:pPr>
       <w:tabs>
         <w:tab w:val="right" w:leader="dot" w:pos="8442"/>
@@ -6188,59 +6510,64 @@
       <w:ind w:left="0" w:leftChars="0"/>
     </w:pPr>
     <w:rPr>
-      <w:rFonts w:ascii="Arial" w:eastAsia="Microsoft JhengHei" w:hAnsi="Arial"/>
+      <w:rFonts w:ascii="Arial" w:hAnsi="Arial" w:eastAsia="Microsoft JhengHei"/>
       <w:sz w:val="24"/>
     </w:rPr>
   </w:style>
-  <w:style w:type="paragraph" w:customStyle="1" w:styleId="WPSOffice1">
+  <w:style w:type="paragraph" w:customStyle="1" w:styleId="33">
     <w:name w:val="WPSOffice手动目录 1"/>
     <w:qFormat/>
+    <w:uiPriority w:val="0"/>
     <w:pPr>
       <w:ind w:leftChars="0"/>
     </w:pPr>
     <w:rPr>
-      <w:rFonts w:ascii="Times New Roman" w:eastAsia="宋体" w:hAnsi="Times New Roman" w:cs="Times New Roman"/>
+      <w:rFonts w:ascii="Times New Roman" w:hAnsi="Times New Roman" w:eastAsia="宋体" w:cs="Times New Roman"/>
       <w:sz w:val="20"/>
       <w:szCs w:val="20"/>
     </w:rPr>
   </w:style>
-  <w:style w:type="paragraph" w:customStyle="1" w:styleId="WPSOffice2">
+  <w:style w:type="paragraph" w:customStyle="1" w:styleId="34">
     <w:name w:val="WPSOffice手动目录 2"/>
     <w:qFormat/>
+    <w:uiPriority w:val="0"/>
     <w:pPr>
       <w:ind w:leftChars="200"/>
     </w:pPr>
     <w:rPr>
-      <w:rFonts w:ascii="Times New Roman" w:eastAsia="宋体" w:hAnsi="Times New Roman" w:cs="Times New Roman"/>
+      <w:rFonts w:ascii="Times New Roman" w:hAnsi="Times New Roman" w:eastAsia="宋体" w:cs="Times New Roman"/>
       <w:sz w:val="20"/>
       <w:szCs w:val="20"/>
     </w:rPr>
   </w:style>
-  <w:style w:type="paragraph" w:customStyle="1" w:styleId="WPSOffice3">
+  <w:style w:type="paragraph" w:customStyle="1" w:styleId="35">
     <w:name w:val="WPSOffice手动目录 3"/>
     <w:qFormat/>
+    <w:uiPriority w:val="0"/>
     <w:pPr>
       <w:ind w:leftChars="400"/>
     </w:pPr>
     <w:rPr>
-      <w:rFonts w:ascii="Times New Roman" w:eastAsia="宋体" w:hAnsi="Times New Roman" w:cs="Times New Roman"/>
+      <w:rFonts w:ascii="Times New Roman" w:hAnsi="Times New Roman" w:eastAsia="宋体" w:cs="Times New Roman"/>
       <w:sz w:val="20"/>
       <w:szCs w:val="20"/>
     </w:rPr>
   </w:style>
-  <w:style w:type="paragraph" w:customStyle="1" w:styleId="Compact">
+  <w:style w:type="paragraph" w:customStyle="1" w:styleId="36">
     <w:name w:val="Compact"/>
-    <w:basedOn w:val="BodyText"/>
+    <w:basedOn w:val="12"/>
     <w:qFormat/>
+    <w:uiPriority w:val="0"/>
     <w:pPr>
       <w:spacing w:before="36" w:after="36"/>
     </w:pPr>
   </w:style>
-  <w:style w:type="table" w:customStyle="1" w:styleId="Table">
+  <w:style w:type="table" w:customStyle="1" w:styleId="37">
     <w:name w:val="Table"/>
     <w:semiHidden/>
     <w:unhideWhenUsed/>
     <w:qFormat/>
+    <w:uiPriority w:val="0"/>
     <w:tblPr>
       <w:tblCellMar>
         <w:top w:w="0" w:type="dxa"/>
@@ -6252,26 +6579,28 @@
     <w:tblStylePr w:type="firstRow">
       <w:tcPr>
         <w:tcBorders>
-          <w:bottom w:val="single" w:sz="0" w:space="0" w:color="auto"/>
+          <w:bottom w:val="single" w:color="auto" w:sz="0" w:space="0"/>
         </w:tcBorders>
         <w:vAlign w:val="bottom"/>
       </w:tcPr>
     </w:tblStylePr>
   </w:style>
-  <w:style w:type="character" w:customStyle="1" w:styleId="1Char">
+  <w:style w:type="character" w:customStyle="1" w:styleId="38">
     <w:name w:val="柴_标题1 Char"/>
-    <w:link w:val="1"/>
+    <w:link w:val="28"/>
     <w:qFormat/>
+    <w:uiPriority w:val="0"/>
     <w:rPr>
-      <w:rFonts w:ascii="Arial" w:eastAsia="宋体" w:hAnsi="Arial"/>
+      <w:rFonts w:ascii="Arial" w:hAnsi="Arial" w:eastAsia="宋体"/>
       <w:sz w:val="32"/>
     </w:rPr>
   </w:style>
-  <w:style w:type="table" w:customStyle="1" w:styleId="TableNormal1">
+  <w:style w:type="table" w:customStyle="1" w:styleId="39">
     <w:name w:val="Table Normal_1"/>
     <w:semiHidden/>
     <w:unhideWhenUsed/>
     <w:qFormat/>
+    <w:uiPriority w:val="0"/>
     <w:tblPr>
       <w:tblCellMar>
         <w:top w:w="0" w:type="dxa"/>
@@ -6281,10 +6610,11 @@
       </w:tblCellMar>
     </w:tblPr>
   </w:style>
-  <w:style w:type="paragraph" w:customStyle="1" w:styleId="a3">
+  <w:style w:type="paragraph" w:customStyle="1" w:styleId="40">
     <w:name w:val="柴_正文_无缩进"/>
-    <w:basedOn w:val="Normal"/>
+    <w:basedOn w:val="1"/>
     <w:qFormat/>
+    <w:uiPriority w:val="0"/>
     <w:pPr>
       <w:ind w:firstLine="0" w:firstLineChars="0"/>
     </w:pPr>
@@ -6294,29 +6624,31 @@
       <w:lang w:eastAsia="zh-CN"/>
     </w:rPr>
   </w:style>
-  <w:style w:type="paragraph" w:customStyle="1" w:styleId="4">
+  <w:style w:type="paragraph" w:customStyle="1" w:styleId="41">
     <w:name w:val="柴_标题4"/>
-    <w:basedOn w:val="Heading4"/>
-    <w:next w:val="Normal"/>
+    <w:basedOn w:val="5"/>
+    <w:next w:val="1"/>
     <w:qFormat/>
+    <w:uiPriority w:val="0"/>
     <w:pPr>
       <w:widowControl w:val="0"/>
       <w:spacing w:before="160" w:line="360" w:lineRule="auto"/>
-      <w:ind w:left="981" w:hanging="862" w:leftChars="300"/>
+      <w:ind w:left="981" w:leftChars="300" w:hanging="862"/>
     </w:pPr>
     <w:rPr>
-      <w:rFonts w:ascii="Calibri" w:eastAsia="宋体" w:hAnsi="Calibri" w:cs="宋体" w:hint="eastAsia"/>
+      <w:rFonts w:hint="eastAsia" w:ascii="Calibri" w:hAnsi="Calibri" w:eastAsia="宋体" w:cs="宋体"/>
       <w:sz w:val="24"/>
       <w:szCs w:val="24"/>
       <w:lang w:eastAsia="zh-CN" w:bidi="zh-CN"/>
     </w:rPr>
   </w:style>
-  <w:style w:type="character" w:customStyle="1" w:styleId="Char">
+  <w:style w:type="character" w:customStyle="1" w:styleId="42">
     <w:name w:val="柴_正文 Char"/>
-    <w:link w:val="a1"/>
+    <w:link w:val="29"/>
     <w:qFormat/>
+    <w:uiPriority w:val="0"/>
     <w:rPr>
-      <w:rFonts w:ascii="Arial" w:eastAsia="宋体" w:hAnsi="Arial"/>
+      <w:rFonts w:ascii="Arial" w:hAnsi="Arial" w:eastAsia="宋体"/>
       <w:sz w:val="24"/>
       <w:lang w:eastAsia="zh-CN"/>
     </w:rPr>
